--- a/2027春节安徽.docx
+++ b/2027春节安徽.docx
@@ -509,6 +509,7 @@
           <w:numId w:val="2"/>
         </w:numPr>
         <w:pBdr/>
+        <w:ind/>
         <w:rPr>
           <w:kern w:val="2"/>
         </w:rPr>
@@ -573,6 +574,82 @@
           <w:u w:val="none"/>
         </w:rPr>
         <w:t>（饼子夹肉）</w:t>
+      </w:r>
+    </w:p>
+    <w:p>
+      <w:pPr>
+        <w:pStyle w:val="000001"/>
+        <w:numPr>
+          <w:ilvl w:val="0"/>
+          <w:numId w:val="2"/>
+        </w:numPr>
+        <w:pBdr/>
+        <w:rPr>
+          <w:rFonts w:hint="eastAsia"/>
+          <w:b w:val="1"/>
+          <w:i w:val="0"/>
+          <w:strike w:val="0"/>
+          <w:color w:val="FF0000"/>
+          <w:spacing w:val="0"/>
+          <w:kern w:val="2"/>
+          <w:u w:val="none"/>
+        </w:rPr>
+      </w:pPr>
+      <w:r>
+        <w:rPr>
+          <w:rFonts w:hint="eastAsia"/>
+          <w:b w:val="1"/>
+          <w:i w:val="0"/>
+          <w:strike w:val="0"/>
+          <w:color w:val="FF0000"/>
+          <w:spacing w:val="0"/>
+          <w:kern w:val="2"/>
+          <w:u w:val="none"/>
+        </w:rPr>
+        <w:t>酒店已定（同程，入住日18：00前可以取消。）</w:t>
+      </w:r>
+      <w:r>
+        <w:rPr>
+          <w:rFonts w:hint="eastAsia"/>
+          <w:b w:val="0"/>
+          <w:i w:val="0"/>
+          <w:strike w:val="0"/>
+          <w:color w:val="FF0000"/>
+          <w:spacing w:val="0"/>
+          <w:kern w:val="2"/>
+          <w:u w:val="none"/>
+        </w:rPr>
+        <w:drawing>
+          <wp:inline distT="0" distB="0" distL="0" distR="0">
+            <wp:extent cx="2550160" cy="2938721"/>
+            <wp:effectExtent l="0" t="0" r="0" b="0"/>
+            <wp:docPr id="11" name="picture" descr="descript"/>
+            <wp:cNvGraphicFramePr/>
+            <a:graphic>
+              <a:graphicData uri="http://schemas.openxmlformats.org/drawingml/2006/picture">
+                <pic:pic>
+                  <pic:nvPicPr>
+                    <pic:cNvPr id="12" name="picture" descr="descript"/>
+                    <pic:cNvPicPr/>
+                  </pic:nvPicPr>
+                  <pic:blipFill rotWithShape="1">
+                    <a:blip r:embed="rId8"/>
+                    <a:stretch/>
+                  </pic:blipFill>
+                  <pic:spPr>
+                    <a:xfrm flipH="0" flipV="0">
+                      <a:off x="0" y="0"/>
+                      <a:ext cx="2550160" cy="2938721"/>
+                    </a:xfrm>
+                    <a:prstGeom prst="rect">
+                      <a:avLst/>
+                    </a:prstGeom>
+                  </pic:spPr>
+                </pic:pic>
+              </a:graphicData>
+            </a:graphic>
+          </wp:inline>
+        </w:drawing>
       </w:r>
     </w:p>
     <w:p>
@@ -1084,12 +1161,105 @@
     </w:p>
     <w:p>
       <w:pPr>
+        <w:pStyle w:val="000001"/>
+        <w:pBdr/>
+        <w:ind w:left="336"/>
+        <w:rPr>
+          <w:rFonts w:hint="eastAsia"/>
+          <w:b w:val="0"/>
+          <w:i w:val="0"/>
+          <w:strike w:val="0"/>
+          <w:color w:val="FF0000"/>
+          <w:spacing w:val="0"/>
+          <w:kern w:val="2"/>
+          <w:u w:val="none"/>
+        </w:rPr>
+      </w:pPr>
+      <w:r>
+        <w:rPr>
+          <w:rFonts w:hint="eastAsia"/>
+          <w:b w:val="0"/>
+          <w:i w:val="0"/>
+          <w:strike w:val="0"/>
+          <w:color w:val="FF0000"/>
+          <w:spacing w:val="0"/>
+          <w:kern w:val="2"/>
+          <w:u w:val="none"/>
+        </w:rPr>
+        <w:t>酒店已定。6份早餐。（入住日12:00前可以取消）</w:t>
+      </w:r>
+    </w:p>
+    <w:p>
+      <w:pPr>
+        <w:pStyle w:val="000001"/>
+        <w:numPr>
+          <w:ilvl w:val="0"/>
+          <w:numId w:val="5"/>
+        </w:numPr>
+        <w:pBdr/>
+        <w:ind/>
+        <w:rPr>
+          <w:rFonts w:hint="eastAsia"/>
+          <w:b w:val="0"/>
+          <w:i w:val="0"/>
+          <w:strike w:val="1"/>
+          <w:spacing w:val="0"/>
+          <w:kern w:val="2"/>
+          <w:u w:val="none"/>
+        </w:rPr>
+      </w:pPr>
+      <w:r>
+        <w:rPr>
+          <w:rFonts w:hint="eastAsia"/>
+          <w:b w:val="0"/>
+          <w:i w:val="0"/>
+          <w:strike w:val="1"/>
+          <w:spacing w:val="0"/>
+          <w:kern w:val="2"/>
+          <w:u w:val="none"/>
+        </w:rPr>
+        <w:drawing>
+          <wp:inline distT="0" distB="0" distL="0" distR="0">
+            <wp:extent cx="5064760" cy="3118976"/>
+            <wp:effectExtent l="0" t="0" r="0" b="0"/>
+            <wp:docPr id="14" name="picture" descr="descript"/>
+            <wp:cNvGraphicFramePr/>
+            <a:graphic>
+              <a:graphicData uri="http://schemas.openxmlformats.org/drawingml/2006/picture">
+                <pic:pic>
+                  <pic:nvPicPr>
+                    <pic:cNvPr id="15" name="picture" descr="descript"/>
+                    <pic:cNvPicPr/>
+                  </pic:nvPicPr>
+                  <pic:blipFill rotWithShape="1">
+                    <a:blip r:embed="rId9"/>
+                    <a:stretch/>
+                  </pic:blipFill>
+                  <pic:spPr>
+                    <a:xfrm>
+                      <a:off x="0" y="0"/>
+                      <a:ext cx="5064760" cy="3118976"/>
+                    </a:xfrm>
+                    <a:prstGeom prst="rect">
+                      <a:avLst/>
+                    </a:prstGeom>
+                  </pic:spPr>
+                </pic:pic>
+              </a:graphicData>
+            </a:graphic>
+          </wp:inline>
+        </w:drawing>
+      </w:r>
+    </w:p>
+    <w:p>
+      <w:pPr>
         <w:pStyle w:val="000003"/>
         <w:numPr/>
         <w:pBdr/>
         <w:ind/>
         <w:rPr>
           <w:rFonts w:hint="eastAsia"/>
+          <w:strike w:val="1"/>
           <w:kern w:val="2"/>
         </w:rPr>
       </w:pPr>
@@ -1105,7 +1275,15 @@
           <w:rFonts w:hint="eastAsia"/>
           <w:kern w:val="2"/>
         </w:rPr>
-        <w:t>----桐城--km--安庆（住安庆）</w:t>
+        <w:t xml:space="preserve">----桐城--km--池州（住） </w:t>
+      </w:r>
+      <w:r>
+        <w:rPr>
+          <w:rFonts w:hint="eastAsia"/>
+          <w:strike w:val="1"/>
+          <w:kern w:val="2"/>
+        </w:rPr>
+        <w:t>安庆（住安庆）</w:t>
       </w:r>
     </w:p>
     <w:p>
@@ -1408,15 +1586,35 @@
         <w:pBdr/>
         <w:ind/>
         <w:rPr>
-          <w:kern w:val="2"/>
-        </w:rPr>
-      </w:pPr>
-      <w:r>
-        <w:rPr>
-          <w:rFonts w:hint="eastAsia"/>
+          <w:strike w:val="1"/>
+          <w:color w:val="FF0000"/>
+          <w:kern w:val="2"/>
+        </w:rPr>
+      </w:pPr>
+      <w:r>
+        <w:rPr>
+          <w:rFonts w:hint="eastAsia"/>
+          <w:strike w:val="1"/>
           <w:kern w:val="2"/>
         </w:rPr>
         <w:t>桐城</w:t>
+      </w:r>
+      <w:r>
+        <w:rPr>
+          <w:rFonts w:hint="eastAsia"/>
+          <w:strike w:val="1"/>
+          <w:kern w:val="2"/>
+        </w:rPr>
+        <w:t xml:space="preserve"> </w:t>
+      </w:r>
+      <w:r>
+        <w:rPr>
+          <w:rFonts w:hint="eastAsia"/>
+          <w:strike w:val="1"/>
+          <w:color w:val="FF0000"/>
+          <w:kern w:val="2"/>
+        </w:rPr>
+        <w:t xml:space="preserve"> 改住池州，这样第二天走s218可以节省一小时。</w:t>
       </w:r>
     </w:p>
     <w:p>
@@ -1429,6 +1627,7 @@
         <w:pBdr/>
         <w:ind/>
         <w:rPr>
+          <w:strike w:val="1"/>
           <w:shd w:val="clear" w:color="auto" w:fill="92D050"/>
         </w:rPr>
       </w:pPr>
@@ -1437,7 +1636,7 @@
           <w:rFonts w:hint="eastAsia"/>
           <w:b w:val="0"/>
           <w:i w:val="0"/>
-          <w:strike w:val="0"/>
+          <w:strike w:val="1"/>
           <w:spacing w:val="0"/>
           <w:u w:val="none"/>
           <w:shd w:val="clear" w:color="auto" w:fill="92D050"/>
@@ -1449,7 +1648,7 @@
           <w:rFonts w:hint="eastAsia"/>
           <w:b w:val="0"/>
           <w:i w:val="0"/>
-          <w:strike w:val="0"/>
+          <w:strike w:val="1"/>
           <w:spacing w:val="0"/>
           <w:u w:val="none"/>
           <w:shd w:val="clear" w:color="auto" w:fill="92D050"/>
@@ -1458,6 +1657,7 @@
       </w:r>
       <w:r>
         <w:rPr>
+          <w:strike w:val="1"/>
           <w:shd w:val="clear" w:color="auto" w:fill="92D050"/>
         </w:rPr>
         <w:br w:type="textWrapping"/>
@@ -1465,6 +1665,7 @@
       <w:r>
         <w:rPr>
           <w:rFonts w:hint="eastAsia"/>
+          <w:strike w:val="1"/>
           <w:shd w:val="clear" w:color="auto" w:fill="92D050"/>
         </w:rPr>
         <w:t>景区很小，纯粹路过一下。</w:t>
@@ -1477,9 +1678,12 @@
           <w:ilvl w:val="0"/>
           <w:numId w:val="7"/>
         </w:numPr>
-        <w:pBdr/>
-        <w:ind/>
-        <w:rPr>
+        <w:pBdr>
+          <w:bottom/>
+        </w:pBdr>
+        <w:ind/>
+        <w:rPr>
+          <w:strike w:val="1"/>
           <w:kern w:val="2"/>
           <w:shd w:val="clear" w:color="auto" w:fill="92D050"/>
         </w:rPr>
@@ -1487,6 +1691,7 @@
       <w:r>
         <w:rPr>
           <w:rFonts w:hint="eastAsia"/>
+          <w:strike w:val="1"/>
           <w:kern w:val="2"/>
           <w:shd w:val="clear" w:color="auto" w:fill="92D050"/>
         </w:rPr>
@@ -1496,7 +1701,7 @@
         <w:rPr>
           <w:rFonts w:hint="eastAsia"/>
           <w:i w:val="0"/>
-          <w:strike w:val="0"/>
+          <w:strike w:val="1"/>
           <w:color w:val="000000"/>
           <w:u w:val="none"/>
           <w:shd w:val="clear" w:color="auto" w:fill="92D050"/>
@@ -1507,7 +1712,7 @@
         <w:rPr>
           <w:rFonts w:hint="eastAsia"/>
           <w:i w:val="0"/>
-          <w:strike w:val="0"/>
+          <w:strike w:val="1"/>
           <w:color w:val="000000"/>
           <w:u w:val="none"/>
           <w:shd w:val="clear" w:color="auto" w:fill="92D050"/>
@@ -1518,7 +1723,7 @@
         <w:rPr>
           <w:rFonts w:hint="eastAsia"/>
           <w:i w:val="0"/>
-          <w:strike w:val="0"/>
+          <w:strike w:val="1"/>
           <w:color w:val="000000"/>
           <w:u w:val="none"/>
           <w:shd w:val="clear" w:color="auto" w:fill="92D050"/>
@@ -1529,7 +1734,7 @@
         <w:rPr>
           <w:rFonts w:hint="eastAsia"/>
           <w:i w:val="0"/>
-          <w:strike w:val="0"/>
+          <w:strike w:val="1"/>
           <w:color w:val="000000"/>
           <w:u w:val="none"/>
           <w:shd w:val="clear" w:color="auto" w:fill="92D050"/>
@@ -1539,6 +1744,92 @@
     </w:p>
     <w:p>
       <w:pPr>
+        <w:pStyle w:val="000001"/>
+        <w:pBdr/>
+        <w:ind w:left="0"/>
+        <w:rPr>
+          <w:rFonts w:hint="eastAsia"/>
+          <w:i w:val="0"/>
+          <w:strike w:val="0"/>
+          <w:color w:val="FF0000"/>
+          <w:kern w:val="2"/>
+          <w:u w:val="none"/>
+          <w:shd w:val="clear" w:color="auto" w:fill="FFFFFF"/>
+        </w:rPr>
+      </w:pPr>
+      <w:r>
+        <w:rPr>
+          <w:rFonts w:hint="eastAsia"/>
+          <w:i w:val="0"/>
+          <w:strike w:val="0"/>
+          <w:color w:val="FF0000"/>
+          <w:kern w:val="2"/>
+          <w:u w:val="none"/>
+          <w:shd w:val="clear" w:color="auto" w:fill="FFFFFF"/>
+        </w:rPr>
+        <w:t>无早 2月5日12:00前可以免费取消</w:t>
+      </w:r>
+    </w:p>
+    <w:p>
+      <w:pPr>
+        <w:pStyle w:val="000001"/>
+        <w:pBdr/>
+        <w:ind w:left="0"/>
+        <w:rPr>
+          <w:rFonts w:hint="eastAsia"/>
+          <w:i w:val="0"/>
+          <w:strike w:val="1"/>
+          <w:color w:val="000000"/>
+          <w:kern w:val="2"/>
+          <w:u w:val="none"/>
+          <w:shd w:val="clear" w:color="auto" w:fill="92D050"/>
+        </w:rPr>
+      </w:pPr>
+      <w:r>
+        <w:rPr>
+          <w:rFonts w:hint="eastAsia"/>
+          <w:i w:val="0"/>
+          <w:strike w:val="1"/>
+          <w:color w:val="000000"/>
+          <w:kern w:val="2"/>
+          <w:u w:val="none"/>
+          <w:shd w:val="clear" w:color="auto" w:fill="92D050"/>
+        </w:rPr>
+        <w:drawing>
+          <wp:inline distT="0" distB="0" distL="0" distR="0">
+            <wp:extent cx="5278120" cy="5190430"/>
+            <wp:effectExtent l="0" t="0" r="0" b="0"/>
+            <wp:docPr id="17" name="picture" descr="descript"/>
+            <wp:cNvGraphicFramePr/>
+            <a:graphic>
+              <a:graphicData uri="http://schemas.openxmlformats.org/drawingml/2006/picture">
+                <pic:pic>
+                  <pic:nvPicPr>
+                    <pic:cNvPr id="18" name="picture" descr="descript"/>
+                    <pic:cNvPicPr/>
+                  </pic:nvPicPr>
+                  <pic:blipFill rotWithShape="1">
+                    <a:blip r:embed="rId10"/>
+                    <a:stretch/>
+                  </pic:blipFill>
+                  <pic:spPr>
+                    <a:xfrm>
+                      <a:off x="0" y="0"/>
+                      <a:ext cx="5278120" cy="5190430"/>
+                    </a:xfrm>
+                    <a:prstGeom prst="rect">
+                      <a:avLst/>
+                    </a:prstGeom>
+                  </pic:spPr>
+                </pic:pic>
+              </a:graphicData>
+            </a:graphic>
+          </wp:inline>
+        </w:drawing>
+      </w:r>
+    </w:p>
+    <w:p>
+      <w:pPr>
         <w:pStyle w:val="000003"/>
         <w:pBdr/>
         <w:ind/>
@@ -1553,7 +1844,21 @@
           <w:rFonts w:hint="eastAsia"/>
           <w:kern w:val="2"/>
         </w:rPr>
-        <w:t>D3（2.7） 安庆--S218国道</w:t>
+        <w:t xml:space="preserve">D3（2.7） </w:t>
+      </w:r>
+      <w:r>
+        <w:rPr>
+          <w:rFonts w:hint="eastAsia"/>
+          <w:kern w:val="2"/>
+        </w:rPr>
+        <w:t>池州</w:t>
+      </w:r>
+      <w:r>
+        <w:rPr>
+          <w:rFonts w:hint="eastAsia"/>
+          <w:kern w:val="2"/>
+        </w:rPr>
+        <w:t>--S218国道</w:t>
       </w:r>
       <w:r>
         <w:rPr>
@@ -1573,7 +1878,7 @@
           <w:rFonts w:hint="eastAsia"/>
           <w:kern w:val="2"/>
         </w:rPr>
-        <w:t>黄山风景区</w:t>
+        <w:t xml:space="preserve">黄山风景区 </w:t>
       </w:r>
       <w:r>
         <w:rPr>
@@ -1629,6 +1934,7 @@
     <w:p>
       <w:pPr>
         <w:pStyle w:val="000003"/>
+        <w:pBdr/>
         <w:ind/>
         <w:rPr>
           <w:kern w:val="2"/>
@@ -1639,16 +1945,16 @@
           <wp:inline distT="0" distB="0" distL="0" distR="0">
             <wp:extent cx="1685925" cy="3419475"/>
             <wp:effectExtent l="0" t="0" r="0" b="0"/>
-            <wp:docPr id="11" name="picture"/>
+            <wp:docPr id="20" name="picture"/>
             <a:graphic>
               <a:graphicData uri="http://schemas.openxmlformats.org/drawingml/2006/picture">
                 <pic:pic>
                   <pic:nvPicPr>
-                    <pic:cNvPr id="12" name="picture"/>
+                    <pic:cNvPr id="21" name="picture"/>
                     <pic:cNvPicPr/>
                   </pic:nvPicPr>
                   <pic:blipFill rotWithShape="1">
-                    <a:blip r:embed="rId8"/>
+                    <a:blip r:embed="rId11"/>
                     <a:stretch>
                       <a:fillRect/>
                     </a:stretch>
@@ -1672,236 +1978,334 @@
     <w:p>
       <w:pPr>
         <w:pStyle w:val="000001"/>
-        <w:numPr/>
-        <w:pBdr/>
-        <w:ind w:left="0"/>
-        <w:rPr>
-          <w:rFonts w:hint="eastAsia"/>
-          <w:i w:val="0"/>
-          <w:strike w:val="0"/>
-          <w:color w:val="000000"/>
-          <w:kern w:val="2"/>
-          <w:u w:val="none"/>
-        </w:rPr>
-      </w:pPr>
-      <w:r>
-        <w:rPr>
-          <w:rFonts w:hint="eastAsia"/>
-          <w:i w:val="0"/>
-          <w:strike w:val="0"/>
-          <w:color w:val="000000"/>
-          <w:kern w:val="2"/>
-          <w:u w:val="none"/>
-        </w:rPr>
-        <w:t>高德连接：</w:t>
-      </w:r>
-      <w:r>
-        <w:rPr>
-          <w:rStyle w:val="000015"/>
-          <w:color/>
-        </w:rPr>
-        <w:fldChar w:fldCharType="begin"/>
-      </w:r>
-      <w:r>
-        <w:rPr>
-          <w:rStyle w:val="000015"/>
-          <w:color/>
-        </w:rPr>
-        <w:instrText xml:space="preserve">HYPERLINK https://surl.amap.com/1As9D3DwO3vx normalLink \tdkey amiih6 \tdfe -10 \tdfn https%3A//surl.amap.com/1As9D3DwO3vx \tdfu https://surl.amap.com/1As9D3DwO3vx \tdlt inline </w:instrText>
-      </w:r>
-      <w:r>
-        <w:rPr>
-          <w:rStyle w:val="000015"/>
-          <w:color/>
-        </w:rPr>
-        <w:fldChar w:fldCharType="separate"/>
-      </w:r>
-      <w:r>
-        <w:rPr>
-          <w:rStyle w:val="000015"/>
-          <w:color/>
-        </w:rPr>
-        <w:t>https://surl.amap.com/1As9D3DwO3vx</w:t>
-      </w:r>
-      <w:r>
-        <w:rPr>
-          <w:rStyle w:val="000015"/>
-          <w:color/>
-        </w:rPr>
-        <w:fldChar w:fldCharType="end"/>
-      </w:r>
-    </w:p>
-    <w:p>
-      <w:pPr>
-        <w:pStyle w:val="000001"/>
-        <w:numPr>
-          <w:ilvl w:val="0"/>
-          <w:numId w:val="8"/>
-        </w:numPr>
-        <w:pBdr/>
-        <w:ind/>
-        <w:rPr>
-          <w:rFonts w:hint="eastAsia"/>
-          <w:i w:val="0"/>
-          <w:strike w:val="0"/>
-          <w:color w:val="000000"/>
-          <w:kern w:val="2"/>
-          <w:u w:val="none"/>
-        </w:rPr>
-      </w:pPr>
-      <w:r>
-        <w:rPr>
-          <w:rFonts w:hint="eastAsia"/>
-          <w:i w:val="0"/>
-          <w:strike w:val="0"/>
-          <w:color w:val="000000"/>
-          <w:kern w:val="2"/>
-          <w:u w:val="none"/>
-        </w:rPr>
-        <w:t>远眺九华山</w:t>
-      </w:r>
-    </w:p>
-    <w:p>
-      <w:pPr>
-        <w:pStyle w:val="000001"/>
-        <w:numPr>
-          <w:ilvl w:val="0"/>
-          <w:numId w:val="8"/>
-        </w:numPr>
-        <w:pBdr/>
-        <w:rPr>
-          <w:rFonts w:hint="eastAsia"/>
-          <w:i w:val="0"/>
-          <w:strike w:val="0"/>
-          <w:color w:val="000000"/>
-          <w:kern w:val="2"/>
-          <w:u w:val="none"/>
-        </w:rPr>
-      </w:pPr>
-      <w:r>
-        <w:rPr>
-          <w:rFonts w:hint="eastAsia"/>
-          <w:i w:val="0"/>
-          <w:strike w:val="0"/>
-          <w:color w:val="000000"/>
-          <w:kern w:val="2"/>
-          <w:u w:val="none"/>
-        </w:rPr>
-        <w:t>S218路上有很多徽派村落，西递、宏村就在这条线路上。</w:t>
-      </w:r>
-    </w:p>
-    <w:p>
-      <w:pPr>
-        <w:pStyle w:val="000001"/>
-        <w:numPr>
-          <w:ilvl w:val="0"/>
-          <w:numId w:val="9"/>
-        </w:numPr>
-        <w:pBdr/>
-        <w:ind/>
-        <w:rPr>
-          <w:rFonts w:hint="eastAsia"/>
-          <w:i w:val="0"/>
-          <w:strike w:val="0"/>
-          <w:color w:val="000000"/>
-          <w:u w:val="none"/>
-        </w:rPr>
-      </w:pPr>
-      <w:r>
-        <w:rPr>
-          <w:rFonts w:hint="eastAsia"/>
-          <w:i w:val="0"/>
-          <w:strike w:val="0"/>
-          <w:color w:val="000000"/>
-          <w:u w:val="none"/>
-        </w:rPr>
-        <w:t>中间在</w:t>
-      </w:r>
-      <w:r>
-        <w:rPr>
-          <w:rFonts w:hint="eastAsia"/>
-          <w:i w:val="0"/>
-          <w:strike w:val="0"/>
-          <w:color w:val="000000"/>
-          <w:u w:val="none"/>
-        </w:rPr>
-        <w:t>黟县</w:t>
-      </w:r>
-      <w:r>
-        <w:rPr>
-          <w:rFonts w:hint="eastAsia"/>
-          <w:i w:val="0"/>
-          <w:strike w:val="0"/>
-          <w:color w:val="000000"/>
-          <w:u w:val="none"/>
-        </w:rPr>
-        <w:t>吃饭</w:t>
-      </w:r>
-    </w:p>
-    <w:p>
-      <w:pPr>
-        <w:pStyle w:val="000001"/>
-        <w:numPr>
-          <w:ilvl w:val="0"/>
-          <w:numId w:val="9"/>
-        </w:numPr>
-        <w:pBdr/>
-        <w:rPr>
-          <w:rFonts w:hint="eastAsia"/>
-          <w:i w:val="0"/>
-          <w:strike w:val="0"/>
-          <w:color w:val="000000"/>
-          <w:u w:val="none"/>
-        </w:rPr>
-      </w:pPr>
-      <w:r>
-        <w:rPr>
-          <w:rFonts w:hint="eastAsia"/>
-          <w:i w:val="0"/>
-          <w:strike w:val="0"/>
-          <w:color w:val="000000"/>
-          <w:u w:val="none"/>
-        </w:rPr>
-        <w:t>晚上看秀里鱼灯 10元/人</w:t>
-      </w:r>
-    </w:p>
-    <w:p>
-      <w:pPr>
-        <w:pStyle w:val="000001"/>
-        <w:numPr/>
-        <w:pBdr/>
-        <w:ind w:left="0"/>
-        <w:rPr>
-          <w:rFonts w:hint="eastAsia"/>
-          <w:i w:val="0"/>
-          <w:strike w:val="0"/>
-          <w:color w:val="000000"/>
-          <w:u w:val="none"/>
-        </w:rPr>
-      </w:pPr>
-      <w:r>
-        <w:rPr>
-          <w:rFonts w:hint="eastAsia"/>
-          <w:i w:val="0"/>
-          <w:strike w:val="0"/>
-          <w:color w:val="000000"/>
-          <w:u w:val="none"/>
+        <w:pBdr/>
+        <w:ind/>
+        <w:rPr>
+          <w:rFonts w:hint="eastAsia"/>
+          <w:color w:val="FF0000"/>
+          <w:kern w:val="2"/>
+        </w:rPr>
+      </w:pPr>
+      <w:r>
+        <w:rPr>
+          <w:rFonts w:hint="eastAsia"/>
+          <w:color w:val="FF0000"/>
+          <w:kern w:val="2"/>
+        </w:rPr>
+        <w:t>艺龙瑞云 黄山南大门 2月7日18:00前免费退。 入住后找同程。</w:t>
+      </w:r>
+    </w:p>
+    <w:p>
+      <w:pPr>
+        <w:pStyle w:val="000001"/>
+        <w:ind/>
+        <w:rPr>
+          <w:kern w:val="2"/>
+        </w:rPr>
+      </w:pPr>
+      <w:r>
+        <w:rPr>
+          <w:rFonts w:hint="eastAsia"/>
+          <w:kern w:val="2"/>
         </w:rPr>
         <w:drawing>
           <wp:inline distT="0" distB="0" distL="0" distR="0">
-            <wp:extent cx="5278120" cy="3094645"/>
+            <wp:extent cx="5278120" cy="5871445"/>
             <wp:effectExtent l="0" t="0" r="0" b="0"/>
-            <wp:docPr id="14" name="picture" descr="descript"/>
+            <wp:docPr id="23" name="picture" descr="descript"/>
             <wp:cNvGraphicFramePr/>
             <a:graphic>
               <a:graphicData uri="http://schemas.openxmlformats.org/drawingml/2006/picture">
                 <pic:pic>
                   <pic:nvPicPr>
-                    <pic:cNvPr id="15" name="picture" descr="descript"/>
+                    <pic:cNvPr id="24" name="picture" descr="descript"/>
                     <pic:cNvPicPr/>
                   </pic:nvPicPr>
                   <pic:blipFill rotWithShape="1">
-                    <a:blip r:embed="rId9"/>
+                    <a:blip r:embed="rId12"/>
+                    <a:stretch/>
+                  </pic:blipFill>
+                  <pic:spPr>
+                    <a:xfrm>
+                      <a:off x="0" y="0"/>
+                      <a:ext cx="5278120" cy="5871445"/>
+                    </a:xfrm>
+                    <a:prstGeom prst="rect">
+                      <a:avLst/>
+                    </a:prstGeom>
+                  </pic:spPr>
+                </pic:pic>
+              </a:graphicData>
+            </a:graphic>
+          </wp:inline>
+        </w:drawing>
+      </w:r>
+    </w:p>
+    <w:p>
+      <w:pPr>
+        <w:pStyle w:val="000001"/>
+        <w:numPr/>
+        <w:pBdr/>
+        <w:ind w:left="0"/>
+        <w:rPr>
+          <w:rFonts w:hint="eastAsia"/>
+          <w:i w:val="0"/>
+          <w:strike w:val="0"/>
+          <w:color w:val="000000"/>
+          <w:kern w:val="2"/>
+          <w:u w:val="none"/>
+        </w:rPr>
+      </w:pPr>
+      <w:r>
+        <w:rPr>
+          <w:rFonts w:hint="eastAsia"/>
+          <w:i w:val="0"/>
+          <w:strike w:val="0"/>
+          <w:color w:val="000000"/>
+          <w:kern w:val="2"/>
+          <w:u w:val="none"/>
+        </w:rPr>
+        <w:t>高德连接：</w:t>
+      </w:r>
+      <w:r>
+        <w:rPr>
+          <w:rStyle w:val="000015"/>
+          <w:color/>
+        </w:rPr>
+        <w:fldChar w:fldCharType="begin"/>
+      </w:r>
+      <w:r>
+        <w:rPr>
+          <w:rStyle w:val="000015"/>
+          <w:color/>
+        </w:rPr>
+        <w:instrText xml:space="preserve">HYPERLINK https://surl.amap.com/1As9D3DwO3vx normalLink \tdkey amiih6 \tdfe -10 \tdfn https%3A//surl.amap.com/1As9D3DwO3vx \tdfu https://surl.amap.com/1As9D3DwO3vx \tdlt inline </w:instrText>
+      </w:r>
+      <w:r>
+        <w:rPr>
+          <w:rStyle w:val="000015"/>
+          <w:color/>
+        </w:rPr>
+        <w:fldChar w:fldCharType="separate"/>
+      </w:r>
+      <w:r>
+        <w:rPr>
+          <w:rStyle w:val="000015"/>
+          <w:color/>
+        </w:rPr>
+        <w:t>https://surl.amap.com/1As9D3DwO3vx</w:t>
+      </w:r>
+      <w:r>
+        <w:rPr>
+          <w:rStyle w:val="000015"/>
+          <w:color/>
+        </w:rPr>
+        <w:fldChar w:fldCharType="end"/>
+      </w:r>
+    </w:p>
+    <w:p>
+      <w:pPr>
+        <w:pStyle w:val="000001"/>
+        <w:numPr>
+          <w:ilvl w:val="0"/>
+          <w:numId w:val="8"/>
+        </w:numPr>
+        <w:pBdr/>
+        <w:ind/>
+        <w:rPr>
+          <w:rFonts w:hint="eastAsia"/>
+          <w:i w:val="0"/>
+          <w:strike w:val="0"/>
+          <w:color w:val="000000"/>
+          <w:kern w:val="2"/>
+          <w:u w:val="none"/>
+          <w:shd w:val="clear" w:color="auto" w:fill="92D050"/>
+        </w:rPr>
+      </w:pPr>
+      <w:r>
+        <w:rPr>
+          <w:rFonts w:hint="eastAsia"/>
+          <w:i w:val="0"/>
+          <w:strike w:val="0"/>
+          <w:color w:val="000000"/>
+          <w:spacing w:val="0"/>
+          <w:u w:val="none"/>
+          <w:shd w:val="clear" w:color="auto" w:fill="92D050"/>
+        </w:rPr>
+        <w:t>池州杏花村</w:t>
+      </w:r>
+    </w:p>
+    <w:p>
+      <w:pPr>
+        <w:pStyle w:val="000001"/>
+        <w:numPr>
+          <w:ilvl w:val="0"/>
+          <w:numId w:val="8"/>
+        </w:numPr>
+        <w:pBdr/>
+        <w:ind/>
+        <w:rPr>
+          <w:rFonts w:hint="eastAsia"/>
+          <w:i w:val="0"/>
+          <w:strike w:val="0"/>
+          <w:color w:val="000000"/>
+          <w:kern w:val="2"/>
+          <w:u w:val="none"/>
+        </w:rPr>
+      </w:pPr>
+      <w:r>
+        <w:rPr>
+          <w:rFonts w:hint="eastAsia"/>
+          <w:i w:val="0"/>
+          <w:strike w:val="0"/>
+          <w:color w:val="000000"/>
+          <w:kern w:val="2"/>
+          <w:u w:val="none"/>
+        </w:rPr>
+        <w:t>远眺九华山</w:t>
+      </w:r>
+    </w:p>
+    <w:p>
+      <w:pPr>
+        <w:pStyle w:val="000001"/>
+        <w:numPr>
+          <w:ilvl w:val="0"/>
+          <w:numId w:val="8"/>
+        </w:numPr>
+        <w:pBdr/>
+        <w:rPr>
+          <w:rFonts w:hint="eastAsia"/>
+          <w:i w:val="0"/>
+          <w:strike w:val="0"/>
+          <w:color w:val="000000"/>
+          <w:kern w:val="2"/>
+          <w:u w:val="none"/>
+        </w:rPr>
+      </w:pPr>
+      <w:r>
+        <w:rPr>
+          <w:rFonts w:hint="eastAsia"/>
+          <w:i w:val="0"/>
+          <w:strike w:val="0"/>
+          <w:color w:val="000000"/>
+          <w:kern w:val="2"/>
+          <w:u w:val="none"/>
+        </w:rPr>
+        <w:t>S218路上有很多徽派村落，西递、宏村就在这条线路上。</w:t>
+      </w:r>
+    </w:p>
+    <w:p>
+      <w:pPr>
+        <w:pStyle w:val="000001"/>
+        <w:numPr>
+          <w:ilvl w:val="0"/>
+          <w:numId w:val="9"/>
+        </w:numPr>
+        <w:pBdr/>
+        <w:ind/>
+        <w:rPr>
+          <w:rFonts w:hint="eastAsia"/>
+          <w:i w:val="0"/>
+          <w:strike w:val="0"/>
+          <w:color w:val="000000"/>
+          <w:u w:val="none"/>
+        </w:rPr>
+      </w:pPr>
+      <w:r>
+        <w:rPr>
+          <w:rFonts w:hint="eastAsia"/>
+          <w:i w:val="0"/>
+          <w:strike w:val="0"/>
+          <w:color w:val="000000"/>
+          <w:u w:val="none"/>
+        </w:rPr>
+        <w:t>中间在</w:t>
+      </w:r>
+      <w:r>
+        <w:rPr>
+          <w:rFonts w:hint="eastAsia"/>
+          <w:i w:val="0"/>
+          <w:strike w:val="0"/>
+          <w:color w:val="000000"/>
+          <w:u w:val="none"/>
+        </w:rPr>
+        <w:t>黟县</w:t>
+      </w:r>
+      <w:r>
+        <w:rPr>
+          <w:rFonts w:hint="eastAsia"/>
+          <w:i w:val="0"/>
+          <w:strike w:val="0"/>
+          <w:color w:val="000000"/>
+          <w:u w:val="none"/>
+        </w:rPr>
+        <w:t>吃饭</w:t>
+      </w:r>
+    </w:p>
+    <w:p>
+      <w:pPr>
+        <w:pStyle w:val="000001"/>
+        <w:numPr>
+          <w:ilvl w:val="0"/>
+          <w:numId w:val="9"/>
+        </w:numPr>
+        <w:pBdr/>
+        <w:rPr>
+          <w:rFonts w:hint="eastAsia"/>
+          <w:i w:val="0"/>
+          <w:strike w:val="0"/>
+          <w:color w:val="000000"/>
+          <w:u w:val="none"/>
+        </w:rPr>
+      </w:pPr>
+      <w:r>
+        <w:rPr>
+          <w:rFonts w:hint="eastAsia"/>
+          <w:i w:val="0"/>
+          <w:strike w:val="0"/>
+          <w:color w:val="000000"/>
+          <w:u w:val="none"/>
+        </w:rPr>
+        <w:t>晚上看秀里鱼灯 10元/人</w:t>
+      </w:r>
+    </w:p>
+    <w:p>
+      <w:pPr>
+        <w:pStyle w:val="000001"/>
+        <w:numPr/>
+        <w:pBdr/>
+        <w:ind w:left="0"/>
+        <w:rPr>
+          <w:rFonts w:hint="eastAsia"/>
+          <w:i w:val="0"/>
+          <w:strike w:val="0"/>
+          <w:color w:val="000000"/>
+          <w:u w:val="none"/>
+        </w:rPr>
+      </w:pPr>
+      <w:r>
+        <w:rPr>
+          <w:rFonts w:hint="eastAsia"/>
+          <w:i w:val="0"/>
+          <w:strike w:val="0"/>
+          <w:color w:val="000000"/>
+          <w:u w:val="none"/>
+        </w:rPr>
+        <w:drawing>
+          <wp:inline distT="0" distB="0" distL="0" distR="0">
+            <wp:extent cx="5278120" cy="3094645"/>
+            <wp:effectExtent l="0" t="0" r="0" b="0"/>
+            <wp:docPr id="26" name="picture" descr="descript"/>
+            <wp:cNvGraphicFramePr/>
+            <a:graphic>
+              <a:graphicData uri="http://schemas.openxmlformats.org/drawingml/2006/picture">
+                <pic:pic>
+                  <pic:nvPicPr>
+                    <pic:cNvPr id="27" name="picture" descr="descript"/>
+                    <pic:cNvPicPr/>
+                  </pic:nvPicPr>
+                  <pic:blipFill rotWithShape="1">
+                    <a:blip r:embed="rId13"/>
                     <a:stretch/>
                   </pic:blipFill>
                   <pic:spPr>
@@ -2188,428 +2592,552 @@
           <w:ilvl w:val="0"/>
           <w:numId w:val="11"/>
         </w:numPr>
+        <w:pBdr/>
+        <w:ind/>
+        <w:rPr>
+          <w:rFonts w:hint="eastAsia"/>
+          <w:i w:val="0"/>
+          <w:strike w:val="0"/>
+          <w:color w:val="000000"/>
+          <w:kern w:val="2"/>
+          <w:u w:val="none"/>
+        </w:rPr>
+      </w:pPr>
+      <w:r>
+        <w:rPr>
+          <w:rFonts w:hint="eastAsia"/>
+          <w:i w:val="0"/>
+          <w:strike w:val="0"/>
+          <w:color w:val="000000"/>
+          <w:spacing w:val="0"/>
+          <w:u w:val="none"/>
+        </w:rPr>
+        <w:t>瞻淇村</w:t>
+      </w:r>
+      <w:r>
+        <w:rPr>
+          <w:rFonts w:hint="eastAsia"/>
+          <w:i w:val="0"/>
+          <w:strike w:val="0"/>
+          <w:color w:val="000000"/>
+          <w:spacing w:val="0"/>
+          <w:u w:val="none"/>
+        </w:rPr>
+        <w:t xml:space="preserve">   -- 鱼灯。免费，每晚18：30开演，人山人海。并夕夕买自己做一个带上。</w:t>
+      </w:r>
+    </w:p>
+    <w:p>
+      <w:pPr>
+        <w:pStyle w:val="000001"/>
+        <w:pBdr/>
+        <w:ind w:left="0"/>
+        <w:rPr>
+          <w:rFonts w:hint="eastAsia"/>
+          <w:i w:val="0"/>
+          <w:strike w:val="0"/>
+          <w:color w:val="FF0000"/>
+          <w:spacing w:val="0"/>
+          <w:kern w:val="2"/>
+          <w:u w:val="none"/>
+        </w:rPr>
+      </w:pPr>
+      <w:r>
+        <w:rPr>
+          <w:rFonts w:hint="eastAsia"/>
+          <w:i w:val="0"/>
+          <w:strike w:val="0"/>
+          <w:color w:val="FF0000"/>
+          <w:spacing w:val="0"/>
+          <w:kern w:val="2"/>
+          <w:u w:val="none"/>
+        </w:rPr>
+        <w:t>去哪儿 1份早餐 2月7日12:00前免费取消。</w:t>
+      </w:r>
+    </w:p>
+    <w:p>
+      <w:pPr>
+        <w:pStyle w:val="000001"/>
         <w:pBdr>
           <w:bottom/>
         </w:pBdr>
-        <w:ind/>
-        <w:rPr>
-          <w:rFonts w:hint="eastAsia"/>
-          <w:i w:val="0"/>
-          <w:strike w:val="0"/>
-          <w:color w:val="000000"/>
-          <w:kern w:val="2"/>
-          <w:u w:val="none"/>
-        </w:rPr>
-      </w:pPr>
-      <w:r>
-        <w:rPr>
-          <w:rFonts w:hint="eastAsia"/>
-          <w:i w:val="0"/>
-          <w:strike w:val="0"/>
-          <w:color w:val="000000"/>
-          <w:spacing w:val="0"/>
-          <w:u w:val="none"/>
-        </w:rPr>
-        <w:t>瞻淇村</w:t>
-      </w:r>
-      <w:r>
-        <w:rPr>
-          <w:rFonts w:hint="eastAsia"/>
-          <w:i w:val="0"/>
-          <w:strike w:val="0"/>
-          <w:color w:val="000000"/>
-          <w:spacing w:val="0"/>
-          <w:u w:val="none"/>
-        </w:rPr>
-        <w:t xml:space="preserve">   -- 鱼灯。免费，每晚18：30开演，人山人海。并夕夕买自己做一个带上。</w:t>
-      </w:r>
-    </w:p>
-    <w:p>
-      <w:pPr>
-        <w:pStyle w:val="000003"/>
-        <w:numPr/>
-        <w:ind/>
-        <w:rPr>
-          <w:rFonts w:hint="eastAsia"/>
-          <w:strike w:val="0"/>
-          <w:kern w:val="2"/>
-          <w:shd w:val="clear" w:color="auto" w:fill="00A3F5"/>
-        </w:rPr>
-      </w:pPr>
-      <w:r>
-        <w:rPr>
-          <w:rFonts w:hint="eastAsia"/>
-          <w:strike w:val="0"/>
-          <w:kern w:val="2"/>
-          <w:shd w:val="clear" w:color="auto" w:fill="00A3F5"/>
-        </w:rPr>
-        <w:t>D5(2.9)黄山--379km/6.5h--溧水区</w:t>
-      </w:r>
-    </w:p>
-    <w:p>
-      <w:pPr>
-        <w:pStyle w:val="000001"/>
-        <w:numPr/>
-        <w:pBdr/>
         <w:ind w:left="0"/>
         <w:rPr>
-          <w:i w:val="0"/>
-          <w:strike w:val="0"/>
-          <w:color w:val="000000"/>
-          <w:u w:val="none"/>
-          <w:shd w:val="clear" w:color="auto" w:fill="FFFFFF"/>
-        </w:rPr>
-      </w:pPr>
-      <w:r>
-        <w:rPr>
-          <w:rFonts w:hint="eastAsia"/>
-          <w:i w:val="0"/>
-          <w:strike w:val="0"/>
-          <w:color w:val="000000"/>
-          <w:u w:val="none"/>
-          <w:shd w:val="clear" w:color="auto" w:fill="FFFFFF"/>
-        </w:rPr>
-        <w:t>歙县</w:t>
-      </w:r>
-    </w:p>
-    <w:p>
-      <w:pPr>
-        <w:pStyle w:val="000001"/>
-        <w:numPr>
-          <w:ilvl w:val="0"/>
-          <w:numId w:val="12"/>
-        </w:numPr>
-        <w:pBdr/>
-        <w:ind/>
-        <w:rPr>
-          <w:i w:val="0"/>
-          <w:strike w:val="0"/>
-          <w:color w:val="000000"/>
-          <w:kern w:val="2"/>
-          <w:u w:val="none"/>
-          <w:shd w:val="clear" w:color="auto" w:fill="FFFFFF"/>
-        </w:rPr>
-      </w:pPr>
-      <w:r>
-        <w:rPr>
-          <w:rFonts w:hint="eastAsia"/>
-          <w:i w:val="0"/>
-          <w:strike w:val="0"/>
-          <w:color w:val="000000"/>
-          <w:kern w:val="2"/>
-          <w:u w:val="none"/>
-          <w:shd w:val="clear" w:color="auto" w:fill="FFFFFF"/>
-        </w:rPr>
-        <w:t>徽州古城 -- 四大古城（平遥、丽江、</w:t>
-      </w:r>
-      <w:r>
-        <w:rPr>
-          <w:rFonts w:hint="eastAsia"/>
-          <w:i w:val="0"/>
-          <w:strike w:val="0"/>
-          <w:color w:val="000000"/>
-          <w:u w:val="none"/>
-          <w:shd w:val="clear" w:color="auto" w:fill="FFFFFF"/>
-        </w:rPr>
-        <w:t>阆中</w:t>
-      </w:r>
-      <w:r>
-        <w:rPr>
-          <w:rFonts w:hint="eastAsia"/>
-          <w:i w:val="0"/>
-          <w:strike w:val="0"/>
-          <w:color w:val="000000"/>
-          <w:kern w:val="2"/>
-          <w:u w:val="none"/>
-          <w:shd w:val="clear" w:color="auto" w:fill="FFFFFF"/>
-        </w:rPr>
-        <w:t>）之一。 免费，和平遥一样。</w:t>
-      </w:r>
-    </w:p>
-    <w:p>
-      <w:pPr>
-        <w:pStyle w:val="000001"/>
-        <w:numPr>
-          <w:ilvl w:val="0"/>
-          <w:numId w:val="12"/>
-        </w:numPr>
-        <w:pBdr/>
-        <w:ind/>
-        <w:rPr>
-          <w:rFonts w:hint="eastAsia"/>
-          <w:i w:val="0"/>
-          <w:strike w:val="0"/>
-          <w:color w:val="000000"/>
-          <w:kern w:val="2"/>
-          <w:u w:val="none"/>
-          <w:shd w:val="clear" w:color="auto" w:fill="FFFFFF"/>
-        </w:rPr>
-      </w:pPr>
-      <w:r>
-        <w:rPr>
-          <w:rFonts w:hint="eastAsia"/>
-          <w:i w:val="0"/>
-          <w:strike w:val="0"/>
-          <w:color w:val="000000"/>
-          <w:spacing w:val="0"/>
-          <w:u w:val="none"/>
-          <w:shd w:val="clear" w:color="auto" w:fill="FFFFFF"/>
-        </w:rPr>
-        <w:t>黄山市徽州曹素功墨厂</w:t>
-      </w:r>
-      <w:r>
-        <w:rPr>
-          <w:rFonts w:hint="eastAsia"/>
-          <w:i w:val="0"/>
-          <w:strike w:val="0"/>
-          <w:color w:val="000000"/>
-          <w:spacing w:val="0"/>
-          <w:u w:val="none"/>
-          <w:shd w:val="clear" w:color="auto" w:fill="FFFFFF"/>
-        </w:rPr>
-        <w:t xml:space="preserve">  -- 可以自己制墨。40</w:t>
-      </w:r>
-    </w:p>
-    <w:p>
-      <w:pPr>
-        <w:pStyle w:val="000001"/>
-        <w:numPr>
-          <w:ilvl w:val="0"/>
-          <w:numId w:val="12"/>
-        </w:numPr>
-        <w:pBdr/>
-        <w:ind/>
-        <w:rPr>
-          <w:rFonts w:hint="eastAsia"/>
-          <w:i w:val="0"/>
-          <w:strike w:val="0"/>
-          <w:color w:val="000000"/>
-          <w:kern w:val="2"/>
-          <w:u w:val="none"/>
-          <w:shd w:val="clear" w:color="auto" w:fill="FFFFFF"/>
-        </w:rPr>
-      </w:pPr>
-      <w:r>
-        <w:rPr>
-          <w:rFonts w:hint="eastAsia"/>
-          <w:i w:val="0"/>
-          <w:strike w:val="0"/>
-          <w:color w:val="000000"/>
-          <w:u w:val="none"/>
-          <w:shd w:val="clear" w:color="auto" w:fill="FFFFFF"/>
-        </w:rPr>
-        <w:t>雄村</w:t>
-      </w:r>
-      <w:r>
-        <w:rPr>
-          <w:rFonts w:hint="eastAsia"/>
-          <w:i w:val="0"/>
-          <w:strike w:val="0"/>
-          <w:color w:val="000000"/>
-          <w:u w:val="none"/>
-          <w:shd w:val="clear" w:color="auto" w:fill="FFFFFF"/>
-        </w:rPr>
-        <w:t xml:space="preserve">     -- 免费。景色估计类似都是徽派建筑。</w:t>
-      </w:r>
-    </w:p>
-    <w:p>
-      <w:pPr>
-        <w:pStyle w:val="000001"/>
-        <w:numPr>
-          <w:ilvl w:val="0"/>
-          <w:numId w:val="12"/>
-        </w:numPr>
-        <w:pBdr/>
-        <w:ind/>
-        <w:rPr>
-          <w:rFonts w:hint="eastAsia"/>
-          <w:i w:val="0"/>
-          <w:strike w:val="0"/>
-          <w:color w:val="000000"/>
-          <w:kern w:val="2"/>
-          <w:u w:val="none"/>
-          <w:shd w:val="clear" w:color="auto" w:fill="FFFFFF"/>
-        </w:rPr>
-      </w:pPr>
-      <w:r>
-        <w:rPr>
-          <w:rFonts w:hint="eastAsia"/>
-          <w:i w:val="0"/>
-          <w:strike w:val="0"/>
-          <w:color w:val="000000"/>
-          <w:kern w:val="2"/>
-          <w:u w:val="none"/>
-          <w:shd w:val="clear" w:color="auto" w:fill="FFFFFF"/>
-        </w:rPr>
-        <w:t>卖花渔村 -- 正月是梅花盛花期。免费，但是旺季私家车禁止驶入，摆渡车30/人，走上去40分钟。</w:t>
-      </w:r>
-    </w:p>
-    <w:p>
-      <w:pPr>
-        <w:pStyle w:val="000001"/>
-        <w:numPr>
-          <w:ilvl w:val="0"/>
-          <w:numId w:val="12"/>
-        </w:numPr>
-        <w:pBdr/>
-        <w:ind/>
-        <w:rPr>
-          <w:rFonts w:hint="eastAsia"/>
-          <w:kern w:val="2"/>
-        </w:rPr>
-      </w:pPr>
-      <w:r>
-        <w:rPr>
-          <w:rFonts w:hint="eastAsia"/>
-          <w:kern w:val="2"/>
-        </w:rPr>
-        <w:t>宣纸文化园 宣纸博物馆  60,半票30</w:t>
-      </w:r>
-    </w:p>
-    <w:p>
-      <w:pPr>
-        <w:pStyle w:val="000001"/>
-        <w:numPr>
-          <w:ilvl w:val="0"/>
-          <w:numId w:val="12"/>
-        </w:numPr>
-        <w:pBdr/>
-        <w:ind/>
-        <w:rPr>
-          <w:rFonts w:hint="eastAsia"/>
-          <w:kern w:val="2"/>
-        </w:rPr>
-      </w:pPr>
-      <w:r>
-        <w:rPr>
-          <w:rFonts w:hint="eastAsia"/>
-          <w:kern w:val="2"/>
-        </w:rPr>
-        <w:t>皖南川藏线 --- 车多，团雾，山阴处暗冰。有观景台就停，随缘。如果出发时堵车就走G205去宣城。</w:t>
-      </w:r>
-    </w:p>
-    <w:p>
-      <w:pPr>
-        <w:pStyle w:val="000001"/>
-        <w:numPr>
-          <w:ilvl w:val="0"/>
-          <w:numId w:val="12"/>
-        </w:numPr>
-        <w:pBdr/>
-        <w:ind/>
-        <w:rPr>
-          <w:rFonts w:hint="eastAsia"/>
-          <w:kern w:val="2"/>
-        </w:rPr>
-      </w:pPr>
-      <w:r>
-        <w:rPr>
-          <w:rFonts w:hint="eastAsia"/>
-          <w:kern w:val="2"/>
-        </w:rPr>
-        <w:t>宣城吃饭，宣城距离溧水区1小时路程。</w:t>
-      </w:r>
-    </w:p>
-    <w:p>
-      <w:pPr>
-        <w:pStyle w:val="000001"/>
-        <w:pBdr/>
-        <w:ind w:left="0"/>
-        <w:rPr>
-          <w:rFonts w:hint="eastAsia"/>
-          <w:i w:val="0"/>
-          <w:strike w:val="0"/>
-          <w:color w:val="000000"/>
-          <w:kern w:val="2"/>
-          <w:u w:val="none"/>
-          <w:shd w:val="clear" w:color="auto" w:fill="FFFFFF"/>
-        </w:rPr>
-      </w:pPr>
-      <w:r>
-        <w:rPr>
-          <w:rStyle w:val="000015"/>
-          <w:strike w:val="0"/>
-          <w:color/>
-        </w:rPr>
-        <w:fldChar w:fldCharType="begin"/>
-      </w:r>
-      <w:r>
-        <w:rPr>
-          <w:rStyle w:val="000015"/>
-          <w:strike w:val="0"/>
-          <w:color/>
-        </w:rPr>
-        <w:instrText xml:space="preserve">HYPERLINK https://surl.amap.com/1cijiZX4142E3 normalLink \tdkey kupm1h \tdfe -10 \tdfn https%3A//surl.amap.com/1cijiZX4142E3 \tdfu https://surl.amap.com/1cijiZX4142E3 \tdlt inline </w:instrText>
-      </w:r>
-      <w:r>
-        <w:rPr>
-          <w:rStyle w:val="000015"/>
-          <w:strike w:val="0"/>
-          <w:color/>
-        </w:rPr>
-        <w:fldChar w:fldCharType="separate"/>
-      </w:r>
-      <w:r>
-        <w:rPr>
-          <w:rStyle w:val="000015"/>
-          <w:strike w:val="0"/>
-          <w:color/>
-        </w:rPr>
-        <w:t>https://surl.amap.com/1cijiZX4142E3</w:t>
-      </w:r>
-      <w:r>
-        <w:rPr>
-          <w:rStyle w:val="000015"/>
-          <w:strike w:val="0"/>
-          <w:color/>
-        </w:rPr>
-        <w:fldChar w:fldCharType="end"/>
-      </w:r>
-    </w:p>
-    <w:p>
-      <w:pPr>
-        <w:pStyle w:val="000001"/>
-        <w:numPr>
-          <w:ilvl w:val="0"/>
-          <w:numId w:val="12"/>
-        </w:numPr>
-        <w:pBdr/>
-        <w:ind/>
-        <w:rPr>
-          <w:rFonts w:hint="eastAsia"/>
-          <w:i w:val="0"/>
-          <w:strike w:val="1"/>
-          <w:color w:val="000000"/>
-          <w:kern w:val="2"/>
-          <w:u w:val="none"/>
-          <w:shd w:val="clear" w:color="auto" w:fill="FFFFFF"/>
-        </w:rPr>
-      </w:pPr>
-      <w:r>
-        <w:rPr>
-          <w:rFonts w:hint="eastAsia"/>
-          <w:i w:val="0"/>
-          <w:strike w:val="1"/>
-          <w:color w:val="000000"/>
-          <w:kern w:val="2"/>
-          <w:u w:val="none"/>
-          <w:shd w:val="clear" w:color="auto" w:fill="FFFFFF"/>
+          <w:rFonts w:hint="eastAsia"/>
+          <w:i w:val="0"/>
+          <w:strike w:val="0"/>
+          <w:color w:val="000000"/>
+          <w:spacing w:val="0"/>
+          <w:kern w:val="2"/>
+          <w:u w:val="none"/>
+        </w:rPr>
+      </w:pPr>
+      <w:r>
+        <w:rPr>
+          <w:rFonts w:hint="eastAsia"/>
+          <w:i w:val="0"/>
+          <w:strike w:val="0"/>
+          <w:color w:val="000000"/>
+          <w:spacing w:val="0"/>
+          <w:kern w:val="2"/>
+          <w:u w:val="none"/>
         </w:rPr>
         <w:drawing>
           <wp:inline distT="0" distB="0" distL="0" distR="0">
-            <wp:extent cx="5064760" cy="5387206"/>
+            <wp:extent cx="2649220" cy="3427146"/>
             <wp:effectExtent l="0" t="0" r="0" b="0"/>
-            <wp:docPr id="17" name="picture" descr="descript"/>
+            <wp:docPr id="29" name="picture" descr="descript"/>
             <wp:cNvGraphicFramePr/>
             <a:graphic>
               <a:graphicData uri="http://schemas.openxmlformats.org/drawingml/2006/picture">
                 <pic:pic>
                   <pic:nvPicPr>
-                    <pic:cNvPr id="18" name="picture" descr="descript"/>
+                    <pic:cNvPr id="30" name="picture" descr="descript"/>
                     <pic:cNvPicPr/>
                   </pic:nvPicPr>
                   <pic:blipFill rotWithShape="1">
-                    <a:blip r:embed="rId10"/>
+                    <a:blip r:embed="rId14"/>
+                    <a:stretch/>
+                  </pic:blipFill>
+                  <pic:spPr>
+                    <a:xfrm flipH="0" flipV="0">
+                      <a:off x="0" y="0"/>
+                      <a:ext cx="2649220" cy="3427146"/>
+                    </a:xfrm>
+                    <a:prstGeom prst="rect">
+                      <a:avLst/>
+                    </a:prstGeom>
+                  </pic:spPr>
+                </pic:pic>
+              </a:graphicData>
+            </a:graphic>
+          </wp:inline>
+        </w:drawing>
+      </w:r>
+    </w:p>
+    <w:p>
+      <w:pPr>
+        <w:pStyle w:val="000003"/>
+        <w:numPr/>
+        <w:ind/>
+        <w:rPr>
+          <w:rFonts w:hint="eastAsia"/>
+          <w:strike w:val="0"/>
+          <w:kern w:val="2"/>
+          <w:shd w:val="clear" w:color="auto" w:fill="00A3F5"/>
+        </w:rPr>
+      </w:pPr>
+      <w:r>
+        <w:rPr>
+          <w:rFonts w:hint="eastAsia"/>
+          <w:strike w:val="0"/>
+          <w:kern w:val="2"/>
+          <w:shd w:val="clear" w:color="auto" w:fill="00A3F5"/>
+        </w:rPr>
+        <w:t>D5(2.9)黄山--379km/6.5h--溧水区</w:t>
+      </w:r>
+    </w:p>
+    <w:p>
+      <w:pPr>
+        <w:pStyle w:val="000001"/>
+        <w:numPr/>
+        <w:pBdr/>
+        <w:ind w:left="0"/>
+        <w:rPr>
+          <w:i w:val="0"/>
+          <w:strike w:val="0"/>
+          <w:color w:val="000000"/>
+          <w:u w:val="none"/>
+          <w:shd w:val="clear" w:color="auto" w:fill="FFFFFF"/>
+        </w:rPr>
+      </w:pPr>
+      <w:r>
+        <w:rPr>
+          <w:rFonts w:hint="eastAsia"/>
+          <w:i w:val="0"/>
+          <w:strike w:val="0"/>
+          <w:color w:val="000000"/>
+          <w:u w:val="none"/>
+          <w:shd w:val="clear" w:color="auto" w:fill="FFFFFF"/>
+        </w:rPr>
+        <w:t>歙县</w:t>
+      </w:r>
+    </w:p>
+    <w:p>
+      <w:pPr>
+        <w:pStyle w:val="000001"/>
+        <w:numPr>
+          <w:ilvl w:val="0"/>
+          <w:numId w:val="12"/>
+        </w:numPr>
+        <w:pBdr/>
+        <w:ind/>
+        <w:rPr>
+          <w:i w:val="0"/>
+          <w:strike w:val="0"/>
+          <w:color w:val="000000"/>
+          <w:kern w:val="2"/>
+          <w:u w:val="none"/>
+          <w:shd w:val="clear" w:color="auto" w:fill="FFFFFF"/>
+        </w:rPr>
+      </w:pPr>
+      <w:r>
+        <w:rPr>
+          <w:rFonts w:hint="eastAsia"/>
+          <w:i w:val="0"/>
+          <w:strike w:val="0"/>
+          <w:color w:val="000000"/>
+          <w:kern w:val="2"/>
+          <w:u w:val="none"/>
+          <w:shd w:val="clear" w:color="auto" w:fill="FFFFFF"/>
+        </w:rPr>
+        <w:t>徽州古城 -- 四大古城（平遥、丽江、</w:t>
+      </w:r>
+      <w:r>
+        <w:rPr>
+          <w:rFonts w:hint="eastAsia"/>
+          <w:i w:val="0"/>
+          <w:strike w:val="0"/>
+          <w:color w:val="000000"/>
+          <w:u w:val="none"/>
+          <w:shd w:val="clear" w:color="auto" w:fill="FFFFFF"/>
+        </w:rPr>
+        <w:t>阆中</w:t>
+      </w:r>
+      <w:r>
+        <w:rPr>
+          <w:rFonts w:hint="eastAsia"/>
+          <w:i w:val="0"/>
+          <w:strike w:val="0"/>
+          <w:color w:val="000000"/>
+          <w:kern w:val="2"/>
+          <w:u w:val="none"/>
+          <w:shd w:val="clear" w:color="auto" w:fill="FFFFFF"/>
+        </w:rPr>
+        <w:t>）之一。 免费，和平遥一样。</w:t>
+      </w:r>
+    </w:p>
+    <w:p>
+      <w:pPr>
+        <w:pStyle w:val="000001"/>
+        <w:numPr>
+          <w:ilvl w:val="0"/>
+          <w:numId w:val="12"/>
+        </w:numPr>
+        <w:pBdr/>
+        <w:ind/>
+        <w:rPr>
+          <w:rFonts w:hint="eastAsia"/>
+          <w:i w:val="0"/>
+          <w:strike w:val="0"/>
+          <w:color w:val="000000"/>
+          <w:kern w:val="2"/>
+          <w:u w:val="none"/>
+          <w:shd w:val="clear" w:color="auto" w:fill="FFFFFF"/>
+        </w:rPr>
+      </w:pPr>
+      <w:r>
+        <w:rPr>
+          <w:rFonts w:hint="eastAsia"/>
+          <w:i w:val="0"/>
+          <w:strike w:val="0"/>
+          <w:color w:val="000000"/>
+          <w:spacing w:val="0"/>
+          <w:u w:val="none"/>
+          <w:shd w:val="clear" w:color="auto" w:fill="FFFFFF"/>
+        </w:rPr>
+        <w:t>黄山市徽州曹素功墨厂</w:t>
+      </w:r>
+      <w:r>
+        <w:rPr>
+          <w:rFonts w:hint="eastAsia"/>
+          <w:i w:val="0"/>
+          <w:strike w:val="0"/>
+          <w:color w:val="000000"/>
+          <w:spacing w:val="0"/>
+          <w:u w:val="none"/>
+          <w:shd w:val="clear" w:color="auto" w:fill="FFFFFF"/>
+        </w:rPr>
+        <w:t xml:space="preserve">  -- 可以自己制墨。40</w:t>
+      </w:r>
+    </w:p>
+    <w:p>
+      <w:pPr>
+        <w:pStyle w:val="000001"/>
+        <w:numPr>
+          <w:ilvl w:val="0"/>
+          <w:numId w:val="12"/>
+        </w:numPr>
+        <w:pBdr/>
+        <w:ind/>
+        <w:rPr>
+          <w:rFonts w:hint="eastAsia"/>
+          <w:i w:val="0"/>
+          <w:strike w:val="0"/>
+          <w:color w:val="000000"/>
+          <w:kern w:val="2"/>
+          <w:u w:val="none"/>
+          <w:shd w:val="clear" w:color="auto" w:fill="FFFFFF"/>
+        </w:rPr>
+      </w:pPr>
+      <w:r>
+        <w:rPr>
+          <w:rFonts w:hint="eastAsia"/>
+          <w:i w:val="0"/>
+          <w:strike w:val="0"/>
+          <w:color w:val="000000"/>
+          <w:u w:val="none"/>
+          <w:shd w:val="clear" w:color="auto" w:fill="FFFFFF"/>
+        </w:rPr>
+        <w:t>雄村</w:t>
+      </w:r>
+      <w:r>
+        <w:rPr>
+          <w:rFonts w:hint="eastAsia"/>
+          <w:i w:val="0"/>
+          <w:strike w:val="0"/>
+          <w:color w:val="000000"/>
+          <w:u w:val="none"/>
+          <w:shd w:val="clear" w:color="auto" w:fill="FFFFFF"/>
+        </w:rPr>
+        <w:t xml:space="preserve">     -- 免费。景色估计类似都是徽派建筑。</w:t>
+      </w:r>
+    </w:p>
+    <w:p>
+      <w:pPr>
+        <w:pStyle w:val="000001"/>
+        <w:numPr>
+          <w:ilvl w:val="0"/>
+          <w:numId w:val="12"/>
+        </w:numPr>
+        <w:pBdr/>
+        <w:ind/>
+        <w:rPr>
+          <w:rFonts w:hint="eastAsia"/>
+          <w:i w:val="0"/>
+          <w:strike w:val="0"/>
+          <w:color w:val="000000"/>
+          <w:kern w:val="2"/>
+          <w:u w:val="none"/>
+          <w:shd w:val="clear" w:color="auto" w:fill="FFFFFF"/>
+        </w:rPr>
+      </w:pPr>
+      <w:r>
+        <w:rPr>
+          <w:rFonts w:hint="eastAsia"/>
+          <w:i w:val="0"/>
+          <w:strike w:val="0"/>
+          <w:color w:val="000000"/>
+          <w:kern w:val="2"/>
+          <w:u w:val="none"/>
+          <w:shd w:val="clear" w:color="auto" w:fill="FFFFFF"/>
+        </w:rPr>
+        <w:t>卖花渔村 -- 正月是梅花盛花期。免费，但是旺季私家车禁止驶入，摆渡车30/人，走上去40分钟。</w:t>
+      </w:r>
+    </w:p>
+    <w:p>
+      <w:pPr>
+        <w:pStyle w:val="000001"/>
+        <w:numPr>
+          <w:ilvl w:val="0"/>
+          <w:numId w:val="12"/>
+        </w:numPr>
+        <w:pBdr/>
+        <w:ind/>
+        <w:rPr>
+          <w:rFonts w:hint="eastAsia"/>
+          <w:kern w:val="2"/>
+        </w:rPr>
+      </w:pPr>
+      <w:r>
+        <w:rPr>
+          <w:rFonts w:hint="eastAsia"/>
+          <w:kern w:val="2"/>
+        </w:rPr>
+        <w:t>宣纸文化园 宣纸博物馆  60,半票30</w:t>
+      </w:r>
+    </w:p>
+    <w:p>
+      <w:pPr>
+        <w:pStyle w:val="000001"/>
+        <w:numPr>
+          <w:ilvl w:val="0"/>
+          <w:numId w:val="12"/>
+        </w:numPr>
+        <w:pBdr/>
+        <w:ind/>
+        <w:rPr>
+          <w:rFonts w:hint="eastAsia"/>
+          <w:kern w:val="2"/>
+          <w:shd w:val="clear" w:color="auto" w:fill="92D050"/>
+        </w:rPr>
+      </w:pPr>
+      <w:r>
+        <w:rPr>
+          <w:rFonts w:hint="eastAsia"/>
+          <w:i w:val="0"/>
+          <w:strike w:val="0"/>
+          <w:spacing w:val="0"/>
+          <w:u w:val="none"/>
+          <w:shd w:val="clear" w:color="auto" w:fill="92D050"/>
+        </w:rPr>
+        <w:t>皖南事变</w:t>
+      </w:r>
+      <w:r>
+        <w:rPr>
+          <w:rFonts w:hint="eastAsia"/>
+          <w:i w:val="0"/>
+          <w:strike w:val="0"/>
+          <w:spacing w:val="0"/>
+          <w:u w:val="none"/>
+          <w:shd w:val="clear" w:color="auto" w:fill="92D050"/>
+        </w:rPr>
+        <w:t>纪念馆 -- 泾县 不太顺路。</w:t>
+      </w:r>
+    </w:p>
+    <w:p>
+      <w:pPr>
+        <w:pStyle w:val="000001"/>
+        <w:numPr>
+          <w:ilvl w:val="0"/>
+          <w:numId w:val="12"/>
+        </w:numPr>
+        <w:pBdr/>
+        <w:ind/>
+        <w:rPr>
+          <w:rFonts w:hint="eastAsia"/>
+          <w:kern w:val="2"/>
+        </w:rPr>
+      </w:pPr>
+      <w:r>
+        <w:rPr>
+          <w:rFonts w:hint="eastAsia"/>
+          <w:kern w:val="2"/>
+        </w:rPr>
+        <w:t>皖南川藏线 --- 车多，团雾，山阴处暗冰。有观景台就停，随缘。如果出发时堵车就走G205去宣城。</w:t>
+      </w:r>
+    </w:p>
+    <w:p>
+      <w:pPr>
+        <w:pStyle w:val="000001"/>
+        <w:numPr>
+          <w:ilvl w:val="0"/>
+          <w:numId w:val="12"/>
+        </w:numPr>
+        <w:pBdr/>
+        <w:ind/>
+        <w:rPr>
+          <w:rFonts w:hint="eastAsia"/>
+          <w:kern w:val="2"/>
+        </w:rPr>
+      </w:pPr>
+      <w:r>
+        <w:rPr>
+          <w:rFonts w:hint="eastAsia"/>
+          <w:kern w:val="2"/>
+        </w:rPr>
+        <w:t>宣城吃饭，宣城距离溧水区1小时路程。</w:t>
+      </w:r>
+    </w:p>
+    <w:p>
+      <w:pPr>
+        <w:pStyle w:val="000001"/>
+        <w:pBdr/>
+        <w:ind w:left="0"/>
+        <w:rPr>
+          <w:rFonts w:hint="eastAsia"/>
+          <w:i w:val="0"/>
+          <w:strike w:val="0"/>
+          <w:color w:val="000000"/>
+          <w:kern w:val="2"/>
+          <w:u w:val="none"/>
+          <w:shd w:val="clear" w:color="auto" w:fill="FFFFFF"/>
+        </w:rPr>
+      </w:pPr>
+      <w:r>
+        <w:rPr>
+          <w:rStyle w:val="000015"/>
+          <w:strike w:val="0"/>
+          <w:color/>
+        </w:rPr>
+        <w:fldChar w:fldCharType="begin"/>
+      </w:r>
+      <w:r>
+        <w:rPr>
+          <w:rStyle w:val="000015"/>
+          <w:strike w:val="0"/>
+          <w:color/>
+        </w:rPr>
+        <w:instrText xml:space="preserve">HYPERLINK https://surl.amap.com/1cijiZX4142E3 normalLink \tdkey kupm1h \tdfe -10 \tdfn https%3A//surl.amap.com/1cijiZX4142E3 \tdfu https://surl.amap.com/1cijiZX4142E3 \tdlt inline </w:instrText>
+      </w:r>
+      <w:r>
+        <w:rPr>
+          <w:rStyle w:val="000015"/>
+          <w:strike w:val="0"/>
+          <w:color/>
+        </w:rPr>
+        <w:fldChar w:fldCharType="separate"/>
+      </w:r>
+      <w:r>
+        <w:rPr>
+          <w:rStyle w:val="000015"/>
+          <w:strike w:val="0"/>
+          <w:color/>
+        </w:rPr>
+        <w:t>https://surl.amap.com/1cijiZX4142E3</w:t>
+      </w:r>
+      <w:r>
+        <w:rPr>
+          <w:rStyle w:val="000015"/>
+          <w:strike w:val="0"/>
+          <w:color/>
+        </w:rPr>
+        <w:fldChar w:fldCharType="end"/>
+      </w:r>
+    </w:p>
+    <w:p>
+      <w:pPr>
+        <w:pStyle w:val="000001"/>
+        <w:numPr>
+          <w:ilvl w:val="0"/>
+          <w:numId w:val="12"/>
+        </w:numPr>
+        <w:pBdr/>
+        <w:ind/>
+        <w:rPr>
+          <w:rFonts w:hint="eastAsia"/>
+          <w:i w:val="0"/>
+          <w:strike w:val="1"/>
+          <w:color w:val="000000"/>
+          <w:kern w:val="2"/>
+          <w:u w:val="none"/>
+          <w:shd w:val="clear" w:color="auto" w:fill="FFFFFF"/>
+        </w:rPr>
+      </w:pPr>
+      <w:r>
+        <w:rPr>
+          <w:rFonts w:hint="eastAsia"/>
+          <w:i w:val="0"/>
+          <w:strike w:val="1"/>
+          <w:color w:val="000000"/>
+          <w:kern w:val="2"/>
+          <w:u w:val="none"/>
+          <w:shd w:val="clear" w:color="auto" w:fill="FFFFFF"/>
+        </w:rPr>
+        <w:drawing>
+          <wp:inline distT="0" distB="0" distL="0" distR="0">
+            <wp:extent cx="5064760" cy="5387206"/>
+            <wp:effectExtent l="0" t="0" r="0" b="0"/>
+            <wp:docPr id="32" name="picture" descr="descript"/>
+            <wp:cNvGraphicFramePr/>
+            <a:graphic>
+              <a:graphicData uri="http://schemas.openxmlformats.org/drawingml/2006/picture">
+                <pic:pic>
+                  <pic:nvPicPr>
+                    <pic:cNvPr id="33" name="picture" descr="descript"/>
+                    <pic:cNvPicPr/>
+                  </pic:nvPicPr>
+                  <pic:blipFill rotWithShape="1">
+                    <a:blip r:embed="rId15"/>
                     <a:stretch/>
                   </pic:blipFill>
                   <pic:spPr>
@@ -2896,12 +3424,14 @@
         <w:ind/>
         <w:rPr>
           <w:rFonts w:hint="eastAsia"/>
+          <w:strike w:val="1"/>
           <w:kern w:val="2"/>
           <w:shd w:val="clear" w:color="auto" w:fill="FDEBFF"/>
         </w:rPr>
       </w:pPr>
       <w:r>
         <w:rPr>
+          <w:strike w:val="1"/>
           <w:kern w:val="2"/>
           <w:shd w:val="clear" w:color="auto" w:fill="FDEBFF"/>
         </w:rPr>
@@ -2910,6 +3440,7 @@
       <w:r>
         <w:rPr>
           <w:rFonts w:hint="eastAsia"/>
+          <w:strike w:val="1"/>
           <w:kern w:val="2"/>
           <w:shd w:val="clear" w:color="auto" w:fill="FDEBFF"/>
         </w:rPr>
@@ -2926,12 +3457,14 @@
         <w:pBdr/>
         <w:ind/>
         <w:rPr>
-          <w:kern w:val="2"/>
-        </w:rPr>
-      </w:pPr>
-      <w:r>
-        <w:rPr>
-          <w:rFonts w:hint="eastAsia"/>
+          <w:strike w:val="1"/>
+          <w:kern w:val="2"/>
+        </w:rPr>
+      </w:pPr>
+      <w:r>
+        <w:rPr>
+          <w:rFonts w:hint="eastAsia"/>
+          <w:strike w:val="1"/>
           <w:kern w:val="2"/>
         </w:rPr>
         <w:t>爬黄山</w:t>
@@ -2948,12 +3481,14 @@
         <w:ind/>
         <w:rPr>
           <w:rFonts w:hint="eastAsia"/>
-          <w:kern w:val="2"/>
-        </w:rPr>
-      </w:pPr>
-      <w:r>
-        <w:rPr>
-          <w:rFonts w:hint="eastAsia"/>
+          <w:strike w:val="1"/>
+          <w:kern w:val="2"/>
+        </w:rPr>
+      </w:pPr>
+      <w:r>
+        <w:rPr>
+          <w:rFonts w:hint="eastAsia"/>
+          <w:strike w:val="1"/>
           <w:kern w:val="2"/>
         </w:rPr>
         <w:t>徽洲古城</w:t>
@@ -2970,12 +3505,14 @@
         <w:ind/>
         <w:rPr>
           <w:rFonts w:hint="eastAsia"/>
-          <w:kern w:val="2"/>
-        </w:rPr>
-      </w:pPr>
-      <w:r>
-        <w:rPr>
-          <w:rFonts w:hint="eastAsia"/>
+          <w:strike w:val="1"/>
+          <w:kern w:val="2"/>
+        </w:rPr>
+      </w:pPr>
+      <w:r>
+        <w:rPr>
+          <w:rFonts w:hint="eastAsia"/>
+          <w:strike w:val="1"/>
           <w:kern w:val="2"/>
         </w:rPr>
         <w:t>下山之后看鱼灯，如果不看，就得在这再呆一晚上等鱼灯。</w:t>
@@ -2990,17 +3527,17 @@
         <w:rPr>
           <w:rFonts w:hint="eastAsia"/>
           <w:i w:val="0"/>
-          <w:strike w:val="0"/>
-          <w:color w:val="000000"/>
-          <w:kern w:val="2"/>
-          <w:u w:val="none"/>
-        </w:rPr>
-      </w:pPr>
-      <w:r>
-        <w:rPr>
-          <w:rFonts w:hint="eastAsia"/>
-          <w:i w:val="0"/>
-          <w:strike w:val="0"/>
+          <w:strike w:val="1"/>
+          <w:color w:val="000000"/>
+          <w:kern w:val="2"/>
+          <w:u w:val="none"/>
+        </w:rPr>
+      </w:pPr>
+      <w:r>
+        <w:rPr>
+          <w:rFonts w:hint="eastAsia"/>
+          <w:i w:val="0"/>
+          <w:strike w:val="1"/>
           <w:color w:val="000000"/>
           <w:kern w:val="2"/>
           <w:u w:val="none"/>
@@ -3020,17 +3557,17 @@
         <w:rPr>
           <w:rFonts w:hint="eastAsia"/>
           <w:i w:val="0"/>
-          <w:strike w:val="0"/>
-          <w:color w:val="000000"/>
-          <w:kern w:val="2"/>
-          <w:u w:val="none"/>
-        </w:rPr>
-      </w:pPr>
-      <w:r>
-        <w:rPr>
-          <w:rFonts w:hint="eastAsia"/>
-          <w:i w:val="0"/>
-          <w:strike w:val="0"/>
+          <w:strike w:val="1"/>
+          <w:color w:val="000000"/>
+          <w:kern w:val="2"/>
+          <w:u w:val="none"/>
+        </w:rPr>
+      </w:pPr>
+      <w:r>
+        <w:rPr>
+          <w:rFonts w:hint="eastAsia"/>
+          <w:i w:val="0"/>
+          <w:strike w:val="1"/>
           <w:color w:val="000000"/>
           <w:spacing w:val="0"/>
           <w:u w:val="none"/>
@@ -3041,7 +3578,7 @@
         <w:rPr>
           <w:rFonts w:hint="eastAsia"/>
           <w:i w:val="0"/>
-          <w:strike w:val="0"/>
+          <w:strike w:val="1"/>
           <w:color w:val="000000"/>
           <w:spacing w:val="0"/>
           <w:u w:val="none"/>
@@ -3061,7 +3598,7 @@
         <w:rPr>
           <w:rFonts w:hint="eastAsia"/>
           <w:i w:val="0"/>
-          <w:strike w:val="0"/>
+          <w:strike w:val="1"/>
           <w:color w:val="000000"/>
           <w:spacing w:val="0"/>
           <w:kern w:val="2"/>
@@ -3073,7 +3610,7 @@
         <w:rPr>
           <w:rFonts w:hint="eastAsia"/>
           <w:i w:val="0"/>
-          <w:strike w:val="0"/>
+          <w:strike w:val="1"/>
           <w:color w:val="000000"/>
           <w:u w:val="none"/>
           <w:shd w:val="clear" w:color="auto" w:fill="92D050"/>
@@ -3084,7 +3621,7 @@
         <w:rPr>
           <w:rFonts w:hint="eastAsia"/>
           <w:i w:val="0"/>
-          <w:strike w:val="0"/>
+          <w:strike w:val="1"/>
           <w:color w:val="000000"/>
           <w:u w:val="none"/>
           <w:shd w:val="clear" w:color="auto" w:fill="92D050"/>
@@ -3104,7 +3641,7 @@
         <w:rPr>
           <w:rFonts w:hint="eastAsia"/>
           <w:i w:val="0"/>
-          <w:strike w:val="0"/>
+          <w:strike w:val="1"/>
           <w:color w:val="000000"/>
           <w:spacing w:val="0"/>
           <w:kern w:val="2"/>
@@ -3116,7 +3653,7 @@
         <w:rPr>
           <w:rFonts w:hint="eastAsia"/>
           <w:i w:val="0"/>
-          <w:strike w:val="0"/>
+          <w:strike w:val="1"/>
           <w:color w:val="000000"/>
           <w:spacing w:val="0"/>
           <w:kern w:val="2"/>
@@ -3129,7 +3666,7 @@
         <w:rPr>
           <w:rFonts w:hint="eastAsia" w:ascii="system-ui" w:hAnsi="system-ui" w:eastAsia="system-ui" w:cs="system-ui"/>
           <w:i w:val="0"/>
-          <w:strike w:val="0"/>
+          <w:strike w:val="1"/>
           <w:color w:val="333333"/>
           <w:spacing w:val="0"/>
           <w:sz w:val="24"/>
@@ -3199,7 +3736,7 @@
         <w:rPr>
           <w:rFonts w:hint="eastAsia"/>
           <w:i w:val="0"/>
-          <w:strike w:val="0"/>
+          <w:strike w:val="1"/>
           <w:color w:val="000000"/>
           <w:spacing w:val="0"/>
           <w:kern w:val="2"/>
@@ -3211,7 +3748,7 @@
         <w:rPr>
           <w:rFonts w:hint="eastAsia"/>
           <w:i w:val="0"/>
-          <w:strike w:val="0"/>
+          <w:strike w:val="1"/>
           <w:color w:val="000000"/>
           <w:spacing w:val="0"/>
           <w:kern w:val="2"/>
@@ -3224,7 +3761,7 @@
         <w:rPr>
           <w:rFonts w:hint="eastAsia"/>
           <w:i w:val="0"/>
-          <w:strike w:val="0"/>
+          <w:strike w:val="1"/>
           <w:color w:val="000000"/>
           <w:u w:val="none"/>
           <w:shd w:val="clear" w:color="auto" w:fill="92D050"/>
@@ -3239,6 +3776,7 @@
         <w:ind w:left="776"/>
         <w:rPr>
           <w:rFonts w:hint="eastAsia"/>
+          <w:strike w:val="1"/>
           <w:kern w:val="2"/>
         </w:rPr>
       </w:pPr>
@@ -3251,6 +3789,7 @@
         </w:pBdr>
         <w:ind/>
         <w:rPr>
+          <w:strike w:val="1"/>
           <w:kern w:val="2"/>
           <w:shd w:val="clear" w:color="auto" w:fill="FDEBFF"/>
         </w:rPr>
@@ -3258,6 +3797,7 @@
       <w:r>
         <w:rPr>
           <w:rFonts w:hint="eastAsia"/>
+          <w:strike w:val="1"/>
           <w:kern w:val="2"/>
           <w:shd w:val="clear" w:color="auto" w:fill="FDEBFF"/>
         </w:rPr>
@@ -3266,6 +3806,7 @@
       <w:r>
         <w:rPr>
           <w:rFonts w:hint="eastAsia"/>
+          <w:strike w:val="1"/>
           <w:kern w:val="2"/>
           <w:shd w:val="clear" w:color="auto" w:fill="FDEBFF"/>
         </w:rPr>
@@ -3274,6 +3815,7 @@
       <w:r>
         <w:rPr>
           <w:rFonts w:hint="eastAsia"/>
+          <w:strike w:val="1"/>
           <w:kern w:val="2"/>
           <w:shd w:val="clear" w:color="auto" w:fill="FDEBFF"/>
         </w:rPr>
@@ -3282,6 +3824,7 @@
       <w:r>
         <w:rPr>
           <w:rFonts w:hint="eastAsia"/>
+          <w:strike w:val="1"/>
           <w:kern w:val="2"/>
           <w:shd w:val="clear" w:color="auto" w:fill="FDEBFF"/>
         </w:rPr>
@@ -3295,12 +3838,14 @@
         <w:ind/>
         <w:rPr>
           <w:rFonts w:hint="eastAsia"/>
+          <w:strike w:val="1"/>
           <w:kern w:val="2"/>
         </w:rPr>
       </w:pPr>
       <w:r>
         <w:rPr>
           <w:rStyle w:val="000015"/>
+          <w:strike w:val="1"/>
           <w:color/>
         </w:rPr>
         <w:fldChar w:fldCharType="begin"/>
@@ -3308,6 +3853,7 @@
       <w:r>
         <w:rPr>
           <w:rStyle w:val="000015"/>
+          <w:strike w:val="1"/>
           <w:color/>
         </w:rPr>
         <w:instrText xml:space="preserve">HYPERLINK https://surl.amap.com/2jgcp3IaC1U0 normalLink \tdkey c28qgd \tdfe -10 \tdfn https%3A//surl.amap.com/2jgcp3IaC1U0 \tdfu https://surl.amap.com/2jgcp3IaC1U0 \tdlt inline </w:instrText>
@@ -3315,6 +3861,7 @@
       <w:r>
         <w:rPr>
           <w:rStyle w:val="000015"/>
+          <w:strike w:val="1"/>
           <w:color/>
         </w:rPr>
         <w:fldChar w:fldCharType="separate"/>
@@ -3322,6 +3869,7 @@
       <w:r>
         <w:rPr>
           <w:rStyle w:val="000015"/>
+          <w:strike w:val="1"/>
           <w:color/>
         </w:rPr>
         <w:t>https://surl.amap.com/2jgcp3IaC1U0</w:t>
@@ -3329,6 +3877,7 @@
       <w:r>
         <w:rPr>
           <w:rStyle w:val="000015"/>
+          <w:strike w:val="1"/>
           <w:color/>
         </w:rPr>
         <w:fldChar w:fldCharType="end"/>
@@ -3336,6 +3885,7 @@
       <w:r>
         <w:rPr>
           <w:rFonts w:hint="eastAsia"/>
+          <w:strike w:val="1"/>
           <w:kern w:val="2"/>
         </w:rPr>
         <w:t>走一段皖南川藏线</w:t>
@@ -3352,12 +3902,14 @@
         <w:ind/>
         <w:rPr>
           <w:rFonts w:hint="eastAsia"/>
-          <w:kern w:val="2"/>
-        </w:rPr>
-      </w:pPr>
-      <w:r>
-        <w:rPr>
-          <w:rFonts w:hint="eastAsia"/>
+          <w:strike w:val="1"/>
+          <w:kern w:val="2"/>
+        </w:rPr>
+      </w:pPr>
+      <w:r>
+        <w:rPr>
+          <w:rFonts w:hint="eastAsia"/>
+          <w:strike w:val="1"/>
           <w:kern w:val="2"/>
         </w:rPr>
         <w:t>宣纸文化园 宣纸博物馆  60,半票30</w:t>
@@ -3374,12 +3926,14 @@
         <w:ind/>
         <w:rPr>
           <w:rFonts w:hint="eastAsia"/>
-          <w:kern w:val="2"/>
-        </w:rPr>
-      </w:pPr>
-      <w:r>
-        <w:rPr>
-          <w:rFonts w:hint="eastAsia"/>
+          <w:strike w:val="1"/>
+          <w:kern w:val="2"/>
+        </w:rPr>
+      </w:pPr>
+      <w:r>
+        <w:rPr>
+          <w:rFonts w:hint="eastAsia"/>
+          <w:strike w:val="1"/>
           <w:kern w:val="2"/>
         </w:rPr>
         <w:t>皖南川藏线 --- 车多，团雾，山阴处暗冰。有观景台就停，随缘。如果出发时堵车就走G205去宣城。</w:t>
@@ -3399,7 +3953,7 @@
         <w:rPr>
           <w:rFonts w:hint="eastAsia"/>
           <w:i w:val="0"/>
-          <w:strike w:val="0"/>
+          <w:strike w:val="1"/>
           <w:color w:val="000000"/>
           <w:spacing w:val="0"/>
           <w:kern w:val="2"/>
@@ -3411,7 +3965,7 @@
         <w:rPr>
           <w:rFonts w:hint="eastAsia"/>
           <w:i w:val="0"/>
-          <w:strike w:val="0"/>
+          <w:strike w:val="1"/>
           <w:color w:val="000000"/>
           <w:spacing w:val="0"/>
           <w:kern w:val="2"/>
@@ -3428,12 +3982,14 @@
         <w:ind w:left="0"/>
         <w:rPr>
           <w:rFonts w:hint="eastAsia"/>
-          <w:kern w:val="2"/>
-        </w:rPr>
-      </w:pPr>
-      <w:r>
-        <w:rPr>
-          <w:rFonts w:hint="eastAsia"/>
+          <w:strike w:val="1"/>
+          <w:kern w:val="2"/>
+        </w:rPr>
+      </w:pPr>
+      <w:r>
+        <w:rPr>
+          <w:rFonts w:hint="eastAsia"/>
+          <w:strike w:val="1"/>
           <w:kern w:val="2"/>
         </w:rPr>
         <w:t>南京溧水区</w:t>
@@ -3451,7 +4007,7 @@
         <w:rPr>
           <w:rFonts w:hint="eastAsia"/>
           <w:i w:val="0"/>
-          <w:strike w:val="0"/>
+          <w:strike w:val="1"/>
           <w:color w:val="000000"/>
           <w:u w:val="none"/>
           <w:shd w:val="clear" w:color="auto" w:fill="92D050"/>
@@ -3461,7 +4017,7 @@
         <w:rPr>
           <w:rFonts w:hint="eastAsia"/>
           <w:i w:val="0"/>
-          <w:strike w:val="0"/>
+          <w:strike w:val="1"/>
           <w:color w:val="000000"/>
           <w:u w:val="none"/>
           <w:shd w:val="clear" w:color="auto" w:fill="92D050"/>
@@ -3481,7 +4037,7 @@
         <w:rPr>
           <w:rFonts w:hint="eastAsia"/>
           <w:i w:val="0"/>
-          <w:strike w:val="0"/>
+          <w:strike w:val="1"/>
           <w:color w:val="000000"/>
           <w:u w:val="none"/>
           <w:shd w:val="clear" w:color="auto" w:fill="92D050"/>
@@ -3491,7 +4047,7 @@
         <w:rPr>
           <w:rFonts w:hint="eastAsia"/>
           <w:i w:val="0"/>
-          <w:strike w:val="0"/>
+          <w:strike w:val="1"/>
           <w:color w:val="000000"/>
           <w:u w:val="none"/>
           <w:shd w:val="clear" w:color="auto" w:fill="92D050"/>
@@ -3511,7 +4067,7 @@
         <w:rPr>
           <w:rFonts w:hint="eastAsia"/>
           <w:i w:val="0"/>
-          <w:strike w:val="0"/>
+          <w:strike w:val="1"/>
           <w:color w:val="000000"/>
           <w:spacing w:val="0"/>
           <w:kern w:val="2"/>
@@ -3523,7 +4079,7 @@
         <w:rPr>
           <w:rFonts w:hint="eastAsia"/>
           <w:i w:val="0"/>
-          <w:strike w:val="0"/>
+          <w:strike w:val="1"/>
           <w:color w:val="000000"/>
           <w:u w:val="none"/>
           <w:shd w:val="clear" w:color="auto" w:fill="92D050"/>
@@ -3534,7 +4090,7 @@
         <w:rPr>
           <w:rFonts w:hint="eastAsia"/>
           <w:i w:val="0"/>
-          <w:strike w:val="0"/>
+          <w:strike w:val="1"/>
           <w:color w:val="000000"/>
           <w:u w:val="none"/>
           <w:shd w:val="clear" w:color="auto" w:fill="92D050"/>
@@ -3641,1298 +4197,1396 @@
     <w:p>
       <w:pPr>
         <w:pStyle w:val="000003"/>
+        <w:pBdr/>
+        <w:ind/>
+        <w:rPr>
+          <w:rFonts w:hint="eastAsia"/>
+          <w:kern w:val="2"/>
+          <w:shd w:val="clear" w:color="auto" w:fill="FFFFFF"/>
+        </w:rPr>
+      </w:pPr>
+      <w:r>
+        <w:rPr>
+          <w:rFonts w:hint="eastAsia"/>
+          <w:kern w:val="2"/>
+          <w:shd w:val="clear" w:color="auto" w:fill="FFFFFF"/>
+        </w:rPr>
+        <w:t>D6/D7(2.10/11)南京（住）</w:t>
+      </w:r>
+    </w:p>
+    <w:p>
+      <w:pPr>
+        <w:pStyle w:val="000001"/>
+        <w:pBdr/>
+        <w:ind/>
+        <w:rPr>
+          <w:rFonts w:hint="eastAsia"/>
+          <w:kern w:val="2"/>
+        </w:rPr>
+      </w:pPr>
+      <w:r>
+        <w:rPr>
+          <w:rFonts w:hint="eastAsia"/>
+          <w:kern w:val="2"/>
+        </w:rPr>
+        <w:t>华住 2月9日12:00前壳免费取消。 金会员早饭。</w:t>
+      </w:r>
+    </w:p>
+    <w:p>
+      <w:pPr>
+        <w:pStyle w:val="000001"/>
         <w:pBdr>
           <w:bottom/>
         </w:pBdr>
         <w:ind/>
         <w:rPr>
-          <w:rFonts w:hint="eastAsia"/>
-          <w:kern w:val="2"/>
-          <w:shd w:val="clear" w:color="auto" w:fill="FFFFFF"/>
-        </w:rPr>
-      </w:pPr>
-      <w:r>
-        <w:rPr>
-          <w:rFonts w:hint="eastAsia"/>
-          <w:kern w:val="2"/>
-          <w:shd w:val="clear" w:color="auto" w:fill="FFFFFF"/>
-        </w:rPr>
-        <w:t>D6/D7(2.10/11)南京（住）</w:t>
-      </w:r>
-    </w:p>
-    <w:p>
-      <w:pPr>
-        <w:pStyle w:val="000001"/>
-        <w:numPr>
-          <w:ilvl w:val="0"/>
-          <w:numId w:val="18"/>
-        </w:numPr>
-        <w:pBdr/>
-        <w:ind/>
-        <w:rPr>
-          <w:kern w:val="2"/>
-        </w:rPr>
-      </w:pPr>
-      <w:r>
-        <w:rPr>
-          <w:rFonts w:hint="eastAsia"/>
-          <w:kern w:val="2"/>
-        </w:rPr>
-        <w:t>南京博物院 -- 预约</w:t>
-      </w:r>
-    </w:p>
-    <w:p>
-      <w:pPr>
-        <w:pStyle w:val="000001"/>
-        <w:numPr>
-          <w:ilvl w:val="0"/>
-          <w:numId w:val="18"/>
-        </w:numPr>
-        <w:pBdr/>
-        <w:ind/>
-        <w:rPr>
-          <w:rFonts w:hint="eastAsia"/>
-          <w:kern w:val="2"/>
-        </w:rPr>
-      </w:pPr>
-      <w:r>
-        <w:rPr>
-          <w:rFonts w:hint="eastAsia"/>
-        </w:rPr>
-        <w:t>侵华日军南京大屠杀遇难同胞纪念馆</w:t>
-      </w:r>
-      <w:r>
-        <w:rPr>
-          <w:rFonts w:hint="eastAsia"/>
-        </w:rPr>
-        <w:t>（3个馆，前两馆在一起。） --预约</w:t>
-      </w:r>
-    </w:p>
-    <w:p>
-      <w:pPr>
-        <w:pStyle w:val="000001"/>
-        <w:numPr>
-          <w:ilvl w:val="0"/>
-          <w:numId w:val="18"/>
-        </w:numPr>
-        <w:pBdr/>
-        <w:ind/>
-        <w:rPr>
-          <w:rFonts w:hint="eastAsia"/>
-          <w:kern w:val="2"/>
-        </w:rPr>
-      </w:pPr>
-      <w:r>
-        <w:rPr>
-          <w:rFonts w:hint="eastAsia"/>
-          <w:kern w:val="2"/>
-        </w:rPr>
-        <w:t>总统府 -- 35</w:t>
-      </w:r>
-    </w:p>
-    <w:p>
-      <w:pPr>
-        <w:pStyle w:val="000001"/>
-        <w:numPr>
-          <w:ilvl w:val="0"/>
-          <w:numId w:val="18"/>
-        </w:numPr>
-        <w:pBdr/>
-        <w:ind/>
-        <w:rPr>
-          <w:rFonts w:hint="eastAsia"/>
-          <w:kern w:val="2"/>
-        </w:rPr>
-      </w:pPr>
-      <w:r>
-        <w:rPr>
-          <w:rFonts w:hint="eastAsia"/>
-          <w:kern w:val="2"/>
-        </w:rPr>
-        <w:t>中山陵 -- 预约</w:t>
-      </w:r>
-    </w:p>
-    <w:p>
-      <w:pPr>
-        <w:pStyle w:val="000001"/>
-        <w:numPr>
-          <w:ilvl w:val="0"/>
-          <w:numId w:val="18"/>
-        </w:numPr>
-        <w:pBdr/>
-        <w:ind/>
-        <w:rPr>
-          <w:rFonts w:hint="eastAsia"/>
-          <w:kern w:val="2"/>
-          <w:shd w:val="clear" w:color="auto" w:fill="92D050"/>
-        </w:rPr>
-      </w:pPr>
-      <w:r>
-        <w:rPr>
-          <w:rFonts w:hint="eastAsia"/>
-          <w:kern w:val="2"/>
-          <w:shd w:val="clear" w:color="auto" w:fill="92D050"/>
-        </w:rPr>
-        <w:t>明孝陵 -- 70 与十三陵规制一样。</w:t>
-      </w:r>
-    </w:p>
-    <w:p>
-      <w:pPr>
-        <w:pStyle w:val="000001"/>
-        <w:numPr>
-          <w:ilvl w:val="0"/>
-          <w:numId w:val="18"/>
-        </w:numPr>
-        <w:pBdr/>
-        <w:ind/>
-        <w:rPr>
-          <w:rFonts w:hint="eastAsia"/>
-          <w:kern w:val="2"/>
-          <w:shd w:val="clear" w:color="auto" w:fill="92D050"/>
-        </w:rPr>
-      </w:pPr>
-      <w:r>
-        <w:rPr>
-          <w:rFonts w:hint="eastAsia"/>
-          <w:kern w:val="2"/>
-          <w:shd w:val="clear" w:color="auto" w:fill="92D050"/>
-        </w:rPr>
-        <w:t xml:space="preserve">大报恩寺 </w:t>
-      </w:r>
-      <w:r>
-        <w:rPr>
-          <w:rFonts w:hint="eastAsia"/>
-          <w:kern w:val="2"/>
-          <w:shd w:val="clear" w:color="auto" w:fill="FFFFFF"/>
-        </w:rPr>
-        <w:t>90，太坑，远眺琉璃塔即可。</w:t>
-      </w:r>
-    </w:p>
-    <w:p>
-      <w:pPr>
-        <w:pStyle w:val="000001"/>
-        <w:numPr>
-          <w:ilvl w:val="0"/>
-          <w:numId w:val="18"/>
-        </w:numPr>
-        <w:pBdr/>
-        <w:ind/>
-        <w:rPr>
-          <w:rFonts w:hint="eastAsia"/>
-          <w:kern w:val="2"/>
-          <w:shd w:val="clear" w:color="auto" w:fill="92D050"/>
-        </w:rPr>
-      </w:pPr>
-      <w:r>
-        <w:rPr>
-          <w:rFonts w:hint="eastAsia"/>
-          <w:kern w:val="2"/>
-          <w:shd w:val="clear" w:color="auto" w:fill="92D050"/>
-        </w:rPr>
-        <w:t>玄武湖</w:t>
-      </w:r>
-    </w:p>
-    <w:p>
-      <w:pPr>
-        <w:pStyle w:val="000001"/>
-        <w:numPr>
-          <w:ilvl w:val="0"/>
-          <w:numId w:val="18"/>
-        </w:numPr>
-        <w:pBdr/>
-        <w:ind/>
-        <w:rPr>
-          <w:rFonts w:hint="eastAsia"/>
-          <w:kern w:val="2"/>
-        </w:rPr>
-      </w:pPr>
-      <w:r>
-        <w:rPr>
-          <w:rFonts w:hint="eastAsia"/>
-          <w:kern w:val="2"/>
-        </w:rPr>
-        <w:t>夫子庙秦淮河（夜）</w:t>
-      </w:r>
-    </w:p>
-    <w:p>
-      <w:pPr>
-        <w:pStyle w:val="000001"/>
-        <w:numPr>
-          <w:ilvl w:val="0"/>
-          <w:numId w:val="18"/>
-        </w:numPr>
-        <w:pBdr/>
-        <w:ind/>
-        <w:rPr>
-          <w:rFonts w:hint="eastAsia"/>
-          <w:kern w:val="2"/>
-          <w:shd w:val="clear" w:color="auto" w:fill="92D050"/>
-        </w:rPr>
-      </w:pPr>
-      <w:r>
-        <w:rPr>
-          <w:rFonts w:hint="eastAsia"/>
-          <w:kern w:val="2"/>
-          <w:shd w:val="clear" w:color="auto" w:fill="92D050"/>
-        </w:rPr>
-        <w:t xml:space="preserve">牛首山 </w:t>
-      </w:r>
-      <w:r>
-        <w:rPr>
-          <w:rFonts w:hint="eastAsia"/>
-          <w:kern w:val="2"/>
-          <w:shd w:val="clear" w:color="auto" w:fill="FFFFFF"/>
-        </w:rPr>
-        <w:t>145</w:t>
-      </w:r>
-    </w:p>
-    <w:p>
-      <w:pPr>
-        <w:pStyle w:val="000001"/>
-        <w:numPr>
-          <w:ilvl w:val="0"/>
-          <w:numId w:val="18"/>
-        </w:numPr>
-        <w:pBdr/>
-        <w:ind/>
-        <w:rPr>
-          <w:rFonts w:hint="eastAsia"/>
-          <w:kern w:val="2"/>
-          <w:shd w:val="clear" w:color="auto" w:fill="FFFFFF"/>
-        </w:rPr>
-      </w:pPr>
-      <w:r>
-        <w:rPr>
-          <w:rFonts w:hint="eastAsia"/>
-          <w:kern w:val="2"/>
-          <w:shd w:val="clear" w:color="auto" w:fill="FFFFFF"/>
-        </w:rPr>
-        <w:t>六朝博物馆 --30</w:t>
-      </w:r>
-    </w:p>
-    <w:p>
-      <w:pPr>
-        <w:pStyle w:val="000001"/>
-        <w:numPr>
-          <w:ilvl w:val="0"/>
-          <w:numId w:val="18"/>
-        </w:numPr>
-        <w:pBdr/>
-        <w:ind/>
-        <w:rPr>
-          <w:rFonts w:hint="eastAsia"/>
-          <w:kern w:val="2"/>
-          <w:shd w:val="clear" w:color="auto" w:fill="FFFFFF"/>
-        </w:rPr>
-      </w:pPr>
-      <w:r>
-        <w:rPr>
-          <w:rFonts w:hint="eastAsia"/>
-          <w:kern w:val="2"/>
-          <w:shd w:val="clear" w:color="auto" w:fill="FFFFFF"/>
-        </w:rPr>
-        <w:t>鸡鸣寺 -- 10 南朝四百八十寺</w:t>
-      </w:r>
-    </w:p>
-    <w:p>
-      <w:pPr>
-        <w:pStyle w:val="000001"/>
-        <w:numPr>
-          <w:ilvl w:val="0"/>
-          <w:numId w:val="18"/>
-        </w:numPr>
-        <w:pBdr/>
-        <w:ind/>
-        <w:rPr>
-          <w:rFonts w:hint="eastAsia"/>
-          <w:kern w:val="2"/>
-          <w:shd w:val="clear" w:color="auto" w:fill="FFFFFF"/>
-        </w:rPr>
-      </w:pPr>
-      <w:r>
-        <w:rPr>
-          <w:rFonts w:hint="eastAsia"/>
-          <w:kern w:val="2"/>
-          <w:shd w:val="clear" w:color="auto" w:fill="FFFFFF"/>
-        </w:rPr>
-        <w:t>南京城墙 -- 30</w:t>
-      </w:r>
-    </w:p>
-    <w:p>
-      <w:pPr>
-        <w:pStyle w:val="000001"/>
-        <w:numPr>
-          <w:ilvl w:val="0"/>
-          <w:numId w:val="18"/>
-        </w:numPr>
-        <w:pBdr/>
-        <w:ind/>
-        <w:rPr>
-          <w:rFonts w:hint="eastAsia"/>
-          <w:kern w:val="2"/>
-          <w:shd w:val="clear" w:color="auto" w:fill="FFFFFF"/>
-        </w:rPr>
-      </w:pPr>
-      <w:r>
-        <w:rPr>
-          <w:rFonts w:hint="eastAsia"/>
-          <w:kern w:val="2"/>
-          <w:shd w:val="clear" w:color="auto" w:fill="FFFFFF"/>
-        </w:rPr>
-        <w:t>中华门 -- 开车路过</w:t>
-      </w:r>
-    </w:p>
-    <w:p>
-      <w:pPr>
-        <w:pStyle w:val="000001"/>
-        <w:numPr>
-          <w:ilvl w:val="0"/>
-          <w:numId w:val="18"/>
-        </w:numPr>
-        <w:pBdr>
-          <w:bottom/>
-        </w:pBdr>
-        <w:ind/>
-        <w:rPr>
-          <w:rFonts w:hint="eastAsia"/>
-          <w:kern w:val="2"/>
-          <w:shd w:val="clear" w:color="auto" w:fill="FFFFFF"/>
-        </w:rPr>
-      </w:pPr>
-      <w:r>
-        <w:rPr>
-          <w:rFonts w:hint="eastAsia"/>
-          <w:kern w:val="2"/>
-          <w:shd w:val="clear" w:color="auto" w:fill="auto"/>
-        </w:rPr>
-        <w:t>美龄宫</w:t>
-      </w:r>
-    </w:p>
-    <w:p>
-      <w:pPr>
-        <w:pStyle w:val="000001"/>
-        <w:pBdr/>
-        <w:ind w:left="0"/>
-        <w:rPr>
-          <w:rFonts w:hint="eastAsia"/>
-          <w:i w:val="0"/>
-          <w:strike w:val="0"/>
-          <w:color w:val="000000"/>
-          <w:spacing w:val="0"/>
-          <w:kern w:val="2"/>
-          <w:u w:val="none"/>
-        </w:rPr>
-      </w:pPr>
-      <w:r>
-        <w:rPr>
-          <w:rFonts w:hint="eastAsia"/>
-          <w:i w:val="0"/>
-          <w:strike w:val="0"/>
-          <w:color w:val="000000"/>
-          <w:spacing w:val="0"/>
-          <w:kern w:val="2"/>
-          <w:u w:val="none"/>
-        </w:rPr>
-        <w:t>最好是两个馆一天去了，两馆之间有地铁，30分钟。</w:t>
-      </w:r>
-    </w:p>
-    <w:p>
-      <w:pPr>
-        <w:pStyle w:val="000001"/>
-        <w:pBdr/>
-        <w:ind w:left="0"/>
-        <w:rPr>
-          <w:rFonts w:hint="eastAsia"/>
-          <w:i w:val="0"/>
-          <w:strike w:val="0"/>
-          <w:color w:val="000000"/>
-          <w:spacing w:val="0"/>
-          <w:kern w:val="2"/>
-          <w:u w:val="none"/>
-        </w:rPr>
-      </w:pPr>
-      <w:r>
-        <w:rPr>
-          <w:rFonts w:hint="eastAsia"/>
-          <w:i w:val="0"/>
-          <w:strike w:val="0"/>
-          <w:color w:val="000000"/>
-          <w:spacing w:val="0"/>
-          <w:kern w:val="2"/>
-          <w:u w:val="none"/>
-        </w:rPr>
-        <w:t>中山陵、明孝陵在一起。</w:t>
-      </w:r>
-      <w:r>
-        <w:rPr>
-          <w:rFonts w:hint="eastAsia"/>
-          <w:i w:val="0"/>
-          <w:strike w:val="0"/>
-          <w:color w:val="000000"/>
-          <w:spacing w:val="0"/>
-          <w:kern w:val="2"/>
-          <w:u w:val="none"/>
-        </w:rPr>
-        <w:br w:type="textWrapping"/>
-      </w:r>
-      <w:r>
-        <w:rPr>
-          <w:rFonts w:hint="eastAsia"/>
-          <w:i w:val="0"/>
-          <w:strike w:val="0"/>
-          <w:color w:val="000000"/>
-          <w:spacing w:val="0"/>
-          <w:kern w:val="2"/>
-          <w:u w:val="none"/>
-        </w:rPr>
-        <w:t>也可以南京博物馆+中山陵+明孝陵，相距5km。城市不大都挺近。</w:t>
-      </w:r>
-    </w:p>
-    <w:p>
-      <w:pPr>
-        <w:pStyle w:val="000005"/>
-        <w:numPr>
-          <w:ilvl w:val="0"/>
-          <w:numId w:val="19"/>
-        </w:numPr>
-        <w:rPr>
-          <w:kern w:val="2"/>
-        </w:rPr>
-      </w:pPr>
-      <w:r>
-        <w:rPr>
-          <w:rFonts w:hint="eastAsia"/>
-          <w:kern w:val="2"/>
-        </w:rPr>
-        <w:t>南京博物院 每日18：00放票  2.3 预约 2.10</w:t>
-      </w:r>
-    </w:p>
-    <w:p>
-      <w:pPr>
-        <w:pStyle w:val="000001"/>
-        <w:numPr>
-          <w:ilvl w:val="1"/>
-          <w:numId w:val="19"/>
-        </w:numPr>
-        <w:pBdr/>
-        <w:rPr>
-          <w:rFonts w:hint="eastAsia"/>
-          <w:i w:val="0"/>
-          <w:strike w:val="0"/>
-          <w:color w:val="FF0000"/>
-          <w:spacing w:val="0"/>
-          <w:kern w:val="2"/>
-          <w:u w:val="none"/>
-          <w:shd w:val="clear" w:color="auto" w:fill="F5C400"/>
-        </w:rPr>
-      </w:pPr>
-      <w:r>
-        <w:rPr>
-          <w:rFonts w:hint="eastAsia"/>
-          <w:i w:val="0"/>
-          <w:strike w:val="0"/>
-          <w:color w:val="000000"/>
-          <w:spacing w:val="0"/>
-          <w:kern w:val="2"/>
-          <w:u w:val="none"/>
-          <w:shd w:val="clear" w:color="auto" w:fill="F5C400"/>
-        </w:rPr>
-        <w:t>提前</w:t>
-      </w:r>
-      <w:r>
-        <w:rPr>
-          <w:rFonts w:hint="eastAsia"/>
-          <w:i w:val="0"/>
-          <w:strike w:val="0"/>
-          <w:color w:val="FF0000"/>
-          <w:spacing w:val="0"/>
-          <w:kern w:val="2"/>
-          <w:u w:val="none"/>
-          <w:shd w:val="clear" w:color="auto" w:fill="F5C400"/>
-        </w:rPr>
-        <w:t>7日预约</w:t>
-      </w:r>
-      <w:r>
-        <w:rPr>
-          <w:rFonts w:hint="eastAsia"/>
-          <w:i w:val="0"/>
-          <w:strike w:val="0"/>
-          <w:color w:val="000000"/>
-          <w:spacing w:val="0"/>
-          <w:kern w:val="2"/>
-          <w:u w:val="none"/>
-          <w:shd w:val="clear" w:color="auto" w:fill="F5C400"/>
-        </w:rPr>
-        <w:t>（不含当日）</w:t>
-      </w:r>
-      <w:r>
-        <w:rPr>
-          <w:rFonts w:hint="eastAsia"/>
-          <w:i w:val="0"/>
-          <w:strike w:val="0"/>
-          <w:color w:val="FF0000"/>
-          <w:spacing w:val="0"/>
-          <w:kern w:val="2"/>
-          <w:sz w:val="36"/>
-          <w:u w:val="none"/>
-          <w:shd w:val="clear" w:color="auto" w:fill="F5C400"/>
-        </w:rPr>
-        <w:t>2.3号预约10号的票</w:t>
-      </w:r>
-      <w:r>
-        <w:rPr>
-          <w:rFonts w:hint="eastAsia"/>
-          <w:i w:val="0"/>
-          <w:strike w:val="0"/>
-          <w:color w:val="000000"/>
-          <w:spacing w:val="0"/>
-          <w:kern w:val="2"/>
-          <w:u w:val="none"/>
-          <w:shd w:val="clear" w:color="auto" w:fill="F5C400"/>
-        </w:rPr>
-        <w:t>。</w:t>
-      </w:r>
-    </w:p>
-    <w:p>
-      <w:pPr>
-        <w:pStyle w:val="000001"/>
-        <w:numPr>
-          <w:ilvl w:val="1"/>
-          <w:numId w:val="19"/>
-        </w:numPr>
-        <w:pBdr/>
-        <w:rPr>
-          <w:rFonts w:hint="eastAsia"/>
-          <w:i w:val="0"/>
-          <w:strike w:val="0"/>
-          <w:color w:val="FF0000"/>
-          <w:spacing w:val="0"/>
-          <w:kern w:val="2"/>
-          <w:u w:val="none"/>
-          <w:shd w:val="clear" w:color="auto" w:fill="F5C400"/>
-        </w:rPr>
-      </w:pPr>
-      <w:r>
-        <w:rPr>
-          <w:rFonts w:hint="eastAsia"/>
-          <w:i w:val="0"/>
-          <w:strike w:val="0"/>
-          <w:color w:val="000000"/>
-          <w:spacing w:val="0"/>
-          <w:kern w:val="2"/>
-          <w:u w:val="none"/>
-          <w:shd w:val="clear" w:color="auto" w:fill="F5C400"/>
-        </w:rPr>
-        <w:t>定了行程之后定日历闹钟。</w:t>
-      </w:r>
-    </w:p>
-    <w:p>
-      <w:pPr>
-        <w:pStyle w:val="000001"/>
-        <w:numPr>
-          <w:ilvl w:val="1"/>
-          <w:numId w:val="19"/>
-        </w:numPr>
-        <w:pBdr/>
-        <w:rPr>
-          <w:rFonts w:hint="eastAsia"/>
-          <w:i w:val="0"/>
-          <w:strike w:val="0"/>
-          <w:color w:val="FF0000"/>
-          <w:spacing w:val="0"/>
-          <w:kern w:val="2"/>
-          <w:u w:val="none"/>
-          <w:shd w:val="clear" w:color="auto" w:fill="F5C400"/>
-        </w:rPr>
-      </w:pPr>
-      <w:r>
-        <w:rPr>
-          <w:rFonts w:hint="eastAsia"/>
-          <w:i w:val="0"/>
-          <w:strike w:val="0"/>
-          <w:color w:val="000000"/>
-          <w:spacing w:val="0"/>
-          <w:kern w:val="2"/>
-          <w:u w:val="none"/>
-          <w:shd w:val="clear" w:color="auto" w:fill="F5C400"/>
-        </w:rPr>
-        <w:t>上午票必须13：00前进入，下午16：00后禁止入馆。</w:t>
-      </w:r>
-    </w:p>
-    <w:p>
-      <w:pPr>
-        <w:pStyle w:val="000001"/>
-        <w:numPr>
-          <w:ilvl w:val="1"/>
-          <w:numId w:val="19"/>
-        </w:numPr>
-        <w:pBdr/>
-        <w:rPr>
-          <w:rFonts w:hint="eastAsia"/>
-          <w:i w:val="0"/>
-          <w:strike w:val="0"/>
-          <w:color w:val="FF0000"/>
-          <w:spacing w:val="0"/>
-          <w:kern w:val="2"/>
-          <w:u w:val="none"/>
-          <w:shd w:val="clear" w:color="auto" w:fill="F5C400"/>
-        </w:rPr>
-      </w:pPr>
-      <w:r>
-        <w:rPr>
-          <w:rFonts w:hint="eastAsia"/>
-          <w:i w:val="0"/>
-          <w:strike w:val="0"/>
-          <w:color w:val="000000"/>
-          <w:spacing w:val="0"/>
-          <w:kern w:val="2"/>
-          <w:u w:val="none"/>
-          <w:shd w:val="clear" w:color="auto" w:fill="F5C400"/>
-        </w:rPr>
-        <w:t>所有免门票提</w:t>
-      </w:r>
-      <w:r>
-        <w:rPr>
-          <w:rFonts w:hint="eastAsia"/>
-          <w:i w:val="0"/>
-          <w:strike w:val="0"/>
-          <w:color w:val="FF0000"/>
-          <w:spacing w:val="0"/>
-          <w:kern w:val="2"/>
-          <w:u w:val="none"/>
-          <w:shd w:val="clear" w:color="auto" w:fill="F5C400"/>
-        </w:rPr>
-        <w:t>7天一次性发放</w:t>
-      </w:r>
-      <w:r>
-        <w:rPr>
-          <w:rFonts w:hint="eastAsia"/>
-          <w:i w:val="0"/>
-          <w:strike w:val="0"/>
-          <w:color w:val="000000"/>
-          <w:spacing w:val="0"/>
-          <w:kern w:val="2"/>
-          <w:u w:val="none"/>
-          <w:shd w:val="clear" w:color="auto" w:fill="F5C400"/>
-        </w:rPr>
-        <w:t>。</w:t>
-      </w:r>
-    </w:p>
-    <w:p>
-      <w:pPr>
-        <w:pStyle w:val="000001"/>
-        <w:numPr>
-          <w:ilvl w:val="1"/>
-          <w:numId w:val="19"/>
-        </w:numPr>
-        <w:pBdr/>
-        <w:rPr>
-          <w:rFonts w:hint="eastAsia"/>
-          <w:i w:val="0"/>
-          <w:strike w:val="0"/>
-          <w:color w:val="FF0000"/>
-          <w:spacing w:val="0"/>
-          <w:kern w:val="2"/>
-          <w:u w:val="none"/>
-          <w:shd w:val="clear" w:color="auto" w:fill="F5C400"/>
-        </w:rPr>
-      </w:pPr>
-      <w:r>
-        <w:rPr>
-          <w:rFonts w:hint="eastAsia"/>
-          <w:i w:val="0"/>
-          <w:strike w:val="0"/>
-          <w:color w:val="000000"/>
-          <w:spacing w:val="0"/>
-          <w:kern w:val="2"/>
-          <w:u w:val="none"/>
-          <w:shd w:val="clear" w:color="auto" w:fill="F5C400"/>
-        </w:rPr>
-        <w:t>同一账号30天内最多预约5人，7天内最多预约2次。14岁以下不得单独预约。</w:t>
-      </w:r>
-    </w:p>
-    <w:p>
-      <w:pPr>
-        <w:pStyle w:val="000001"/>
-        <w:numPr>
-          <w:ilvl w:val="1"/>
-          <w:numId w:val="19"/>
-        </w:numPr>
-        <w:pBdr/>
-        <w:rPr>
-          <w:rFonts w:hint="eastAsia"/>
-          <w:i w:val="0"/>
-          <w:strike w:val="0"/>
-          <w:color w:val="FF0000"/>
-          <w:spacing w:val="0"/>
-          <w:kern w:val="2"/>
-          <w:u w:val="none"/>
-          <w:shd w:val="clear" w:color="auto" w:fill="F5C400"/>
-        </w:rPr>
-      </w:pPr>
-      <w:r>
-        <w:rPr>
-          <w:rFonts w:hint="eastAsia"/>
-          <w:i w:val="0"/>
-          <w:strike w:val="0"/>
-          <w:color w:val="000000"/>
-          <w:spacing w:val="0"/>
-          <w:kern w:val="2"/>
-          <w:u w:val="none"/>
-          <w:shd w:val="clear" w:color="auto" w:fill="F5C400"/>
-        </w:rPr>
-        <w:t>需要选</w:t>
-      </w:r>
-      <w:r>
-        <w:rPr>
-          <w:rFonts w:hint="eastAsia"/>
-          <w:i w:val="0"/>
-          <w:strike w:val="0"/>
-          <w:color w:val="FF0000"/>
-          <w:spacing w:val="0"/>
-          <w:kern w:val="2"/>
-          <w:u w:val="none"/>
-          <w:shd w:val="clear" w:color="auto" w:fill="F5C400"/>
-        </w:rPr>
-        <w:t>亲子预约</w:t>
-      </w:r>
-    </w:p>
-    <w:p>
-      <w:pPr>
-        <w:pStyle w:val="000001"/>
-        <w:pBdr/>
-        <w:ind w:left="336"/>
-        <w:rPr>
-          <w:rFonts w:hint="eastAsia"/>
-          <w:i w:val="0"/>
-          <w:strike w:val="0"/>
-          <w:color w:val="FF0000"/>
-          <w:spacing w:val="0"/>
-          <w:kern w:val="2"/>
-          <w:u w:val="none"/>
-          <w:shd w:val="clear" w:color="auto" w:fill="F5C400"/>
-        </w:rPr>
-      </w:pPr>
-      <w:r>
-        <w:rPr>
-          <w:rFonts w:hint="eastAsia"/>
-          <w:i w:val="0"/>
-          <w:strike w:val="0"/>
-          <w:color w:val="000000"/>
-          <w:spacing w:val="0"/>
-          <w:kern w:val="2"/>
-          <w:u w:val="none"/>
-          <w:shd w:val="clear" w:color="auto" w:fill="F5C400"/>
-        </w:rPr>
-        <w:br w:type="textWrapping"/>
-      </w:r>
-      <w:r>
-        <w:rPr>
-          <w:rFonts w:hint="eastAsia"/>
-          <w:i w:val="0"/>
-          <w:strike w:val="0"/>
-          <w:color w:val="000000"/>
-          <w:spacing w:val="0"/>
-          <w:kern w:val="2"/>
-          <w:u w:val="none"/>
-          <w:shd w:val="clear" w:color="auto" w:fill="F5C400"/>
-        </w:rPr>
-        <w:t>无偿献血证可以通过有待观众预约。</w:t>
-      </w:r>
-      <w:r>
-        <w:rPr>
-          <w:rFonts w:hint="eastAsia"/>
-          <w:i w:val="0"/>
-          <w:strike w:val="0"/>
-          <w:color w:val="FF0000"/>
-          <w:spacing w:val="0"/>
-          <w:kern w:val="2"/>
-          <w:u w:val="none"/>
-          <w:shd w:val="clear" w:color="auto" w:fill="F5C400"/>
-        </w:rPr>
-        <w:t>抓紧时间去献血</w:t>
-      </w:r>
-    </w:p>
-    <w:p>
-      <w:pPr>
-        <w:pStyle w:val="000005"/>
-        <w:numPr>
-          <w:ilvl w:val="0"/>
-          <w:numId w:val="19"/>
-        </w:numPr>
-        <w:rPr>
-          <w:kern w:val="2"/>
-        </w:rPr>
-      </w:pPr>
-      <w:r>
-        <w:rPr>
-          <w:rFonts w:hint="eastAsia"/>
-        </w:rPr>
-        <w:t>侵华日军南京大屠杀遇难同胞纪念馆 每日 8：00、17：00 放两次票</w:t>
-      </w:r>
-    </w:p>
-    <w:p>
-      <w:pPr>
-        <w:pStyle w:val="000001"/>
-        <w:numPr>
-          <w:ilvl w:val="0"/>
-          <w:numId w:val="19"/>
-        </w:numPr>
-        <w:pBdr/>
-        <w:ind/>
-        <w:rPr>
-          <w:rFonts w:hint="eastAsia"/>
-          <w:b w:val="1"/>
-          <w:i w:val="0"/>
-          <w:strike w:val="0"/>
-          <w:color w:val="FF0000"/>
-          <w:spacing w:val="0"/>
-          <w:kern w:val="2"/>
-          <w:sz w:val="28"/>
-          <w:u w:val="none"/>
-          <w:shd w:val="clear" w:color="auto" w:fill="F5C400"/>
-        </w:rPr>
-      </w:pPr>
-      <w:r>
-        <w:rPr>
-          <w:rFonts w:hint="eastAsia"/>
-          <w:i w:val="0"/>
-          <w:strike w:val="0"/>
-          <w:color w:val="000000"/>
-          <w:spacing w:val="0"/>
-          <w:u w:val="none"/>
-          <w:shd w:val="clear" w:color="auto" w:fill="F5C400"/>
+          <w:kern w:val="2"/>
+        </w:rPr>
+      </w:pPr>
+      <w:r>
+        <w:rPr>
+          <w:rFonts w:hint="eastAsia"/>
+          <w:kern w:val="2"/>
         </w:rPr>
         <w:t xml:space="preserve"> </w:t>
       </w:r>
       <w:r>
         <w:rPr>
           <w:rFonts w:hint="eastAsia"/>
-          <w:b w:val="1"/>
-          <w:i w:val="0"/>
-          <w:strike w:val="0"/>
-          <w:color w:val="FF0000"/>
-          <w:spacing w:val="0"/>
-          <w:sz w:val="28"/>
-          <w:u w:val="none"/>
-          <w:shd w:val="clear" w:color="auto" w:fill="F5C400"/>
-        </w:rPr>
-        <w:t>每日 8：00、17：00 放两次票</w:t>
-      </w:r>
-    </w:p>
-    <w:p>
-      <w:pPr>
-        <w:pStyle w:val="000001"/>
-        <w:numPr/>
-        <w:pBdr/>
-        <w:ind w:left="336"/>
-        <w:rPr>
-          <w:rFonts w:hint="eastAsia"/>
-          <w:i w:val="0"/>
-          <w:strike w:val="0"/>
-          <w:color w:val="000000"/>
-          <w:spacing w:val="0"/>
-          <w:kern w:val="2"/>
-          <w:u w:val="none"/>
-          <w:shd w:val="clear" w:color="auto" w:fill="F5C400"/>
-        </w:rPr>
-      </w:pPr>
-      <w:r>
-        <w:rPr>
-          <w:rFonts w:hint="eastAsia"/>
-          <w:i w:val="0"/>
-          <w:strike w:val="0"/>
-          <w:color w:val="000000"/>
-          <w:spacing w:val="0"/>
-          <w:kern w:val="2"/>
-          <w:u w:val="none"/>
-          <w:shd w:val="clear" w:color="auto" w:fill="F5C400"/>
-        </w:rPr>
-        <w:t>一共三个馆，1.南京大屠杀史实展，2三个必胜馆 在一起。 利济巷慰安所旧址陈列馆在另一个地方。</w:t>
-      </w:r>
-      <w:r>
-        <w:rPr>
-          <w:rFonts w:hint="eastAsia"/>
-          <w:i w:val="0"/>
-          <w:strike w:val="0"/>
-          <w:color w:val="000000"/>
-          <w:spacing w:val="0"/>
-          <w:kern w:val="2"/>
-          <w:u w:val="none"/>
-          <w:shd w:val="clear" w:color="auto" w:fill="F5C400"/>
-        </w:rPr>
-        <w:br w:type="textWrapping"/>
-      </w:r>
-      <w:r>
-        <w:rPr>
-          <w:rFonts w:hint="eastAsia"/>
-          <w:i w:val="0"/>
-          <w:strike w:val="0"/>
-          <w:color w:val="000000"/>
-          <w:spacing w:val="0"/>
-          <w:kern w:val="2"/>
-          <w:u w:val="none"/>
-          <w:shd w:val="clear" w:color="auto" w:fill="F5C400"/>
-        </w:rPr>
-        <w:t>预约1，2</w:t>
-      </w:r>
-    </w:p>
-    <w:p>
-      <w:pPr>
-        <w:pStyle w:val="000001"/>
-        <w:numPr/>
-        <w:pBdr/>
-        <w:ind w:left="336"/>
-        <w:rPr>
-          <w:rFonts w:hint="eastAsia"/>
-          <w:i w:val="0"/>
-          <w:strike w:val="0"/>
-          <w:color w:val="FF0000"/>
-          <w:spacing w:val="0"/>
-          <w:kern w:val="2"/>
-          <w:u w:val="none"/>
-          <w:shd w:val="clear" w:color="auto" w:fill="F5C400"/>
-        </w:rPr>
-      </w:pPr>
-      <w:r>
-        <w:rPr>
-          <w:rFonts w:hint="eastAsia"/>
-          <w:i w:val="0"/>
-          <w:strike w:val="0"/>
-          <w:color w:val="000000"/>
-          <w:spacing w:val="0"/>
-          <w:kern w:val="2"/>
-          <w:u w:val="none"/>
-          <w:shd w:val="clear" w:color="auto" w:fill="F5C400"/>
-        </w:rPr>
-        <w:t>需要选</w:t>
-      </w:r>
-      <w:r>
-        <w:rPr>
-          <w:rFonts w:hint="eastAsia"/>
-          <w:i w:val="0"/>
-          <w:strike w:val="0"/>
-          <w:color w:val="FF0000"/>
-          <w:spacing w:val="0"/>
-          <w:kern w:val="2"/>
-          <w:u w:val="none"/>
-          <w:shd w:val="clear" w:color="auto" w:fill="F5C400"/>
-        </w:rPr>
-        <w:t>亲子预约</w:t>
-      </w:r>
-    </w:p>
-    <w:p>
-      <w:pPr>
-        <w:pStyle w:val="000001"/>
-        <w:numPr>
-          <w:ilvl w:val="1"/>
-          <w:numId w:val="19"/>
-        </w:numPr>
-        <w:pBdr/>
-        <w:ind/>
-        <w:rPr>
-          <w:rFonts w:hint="eastAsia"/>
-          <w:i w:val="0"/>
-          <w:strike w:val="0"/>
-          <w:color w:val="000000"/>
-          <w:spacing w:val="0"/>
-          <w:kern w:val="2"/>
-          <w:u w:val="none"/>
-          <w:shd w:val="clear" w:color="auto" w:fill="F5C400"/>
-        </w:rPr>
-      </w:pPr>
-      <w:r>
-        <w:rPr>
-          <w:rFonts w:hint="eastAsia"/>
-          <w:i w:val="0"/>
-          <w:strike w:val="0"/>
-          <w:color w:val="000000"/>
-          <w:spacing w:val="0"/>
-          <w:kern w:val="2"/>
-          <w:u w:val="none"/>
-          <w:shd w:val="clear" w:color="auto" w:fill="F5C400"/>
-        </w:rPr>
-        <w:t>16：30禁止入馆</w:t>
-      </w:r>
-    </w:p>
-    <w:p>
-      <w:pPr>
-        <w:pStyle w:val="000001"/>
-        <w:numPr>
-          <w:ilvl w:val="1"/>
-          <w:numId w:val="19"/>
-        </w:numPr>
-        <w:pBdr/>
-        <w:ind/>
-        <w:rPr>
-          <w:rFonts w:hint="eastAsia"/>
-          <w:i w:val="0"/>
-          <w:strike w:val="0"/>
-          <w:color w:val="000000"/>
-          <w:spacing w:val="0"/>
-          <w:kern w:val="2"/>
-          <w:u w:val="none"/>
-          <w:shd w:val="clear" w:color="auto" w:fill="F5C400"/>
-        </w:rPr>
-      </w:pPr>
-      <w:r>
-        <w:rPr>
-          <w:rFonts w:hint="eastAsia"/>
-          <w:i w:val="0"/>
-          <w:strike w:val="0"/>
-          <w:color w:val="000000"/>
-          <w:spacing w:val="0"/>
-          <w:kern w:val="2"/>
-          <w:u w:val="none"/>
-          <w:shd w:val="clear" w:color="auto" w:fill="F5C400"/>
-        </w:rPr>
-        <w:t>三个展馆分开预约。</w:t>
-      </w:r>
-      <w:r>
-        <w:rPr>
-          <w:rFonts w:hint="eastAsia"/>
-          <w:i w:val="0"/>
-          <w:strike w:val="0"/>
-          <w:color w:val="FF0000"/>
-          <w:spacing w:val="0"/>
-          <w:kern w:val="2"/>
-          <w:u w:val="none"/>
-          <w:shd w:val="clear" w:color="auto" w:fill="F5C400"/>
-        </w:rPr>
-        <w:t>提前7天，每天8点放票</w:t>
-      </w:r>
-      <w:r>
-        <w:rPr>
-          <w:rFonts w:hint="eastAsia"/>
-          <w:i w:val="0"/>
-          <w:strike w:val="0"/>
-          <w:color w:val="000000"/>
-          <w:spacing w:val="0"/>
-          <w:kern w:val="2"/>
-          <w:u w:val="none"/>
-          <w:shd w:val="clear" w:color="auto" w:fill="F5C400"/>
-        </w:rPr>
-        <w:t>。</w:t>
-      </w:r>
-    </w:p>
-    <w:p>
-      <w:pPr>
-        <w:pStyle w:val="000001"/>
-        <w:numPr>
-          <w:ilvl w:val="1"/>
-          <w:numId w:val="19"/>
-        </w:numPr>
-        <w:pBdr/>
-        <w:ind/>
-        <w:rPr>
-          <w:rFonts w:hint="eastAsia"/>
-          <w:i w:val="0"/>
-          <w:strike w:val="0"/>
-          <w:color w:val="000000"/>
-          <w:spacing w:val="0"/>
-          <w:kern w:val="2"/>
-          <w:u w:val="none"/>
-          <w:shd w:val="clear" w:color="auto" w:fill="F5C400"/>
-        </w:rPr>
-      </w:pPr>
-      <w:r>
-        <w:rPr>
-          <w:rFonts w:hint="eastAsia"/>
-          <w:i w:val="0"/>
-          <w:strike w:val="0"/>
-          <w:color w:val="000000"/>
-          <w:spacing w:val="0"/>
-          <w:kern w:val="2"/>
-          <w:u w:val="none"/>
-          <w:shd w:val="clear" w:color="auto" w:fill="F5C400"/>
-        </w:rPr>
-        <w:t>上午票最迟13：00入馆</w:t>
-      </w:r>
-    </w:p>
-    <w:p>
-      <w:pPr>
-        <w:pStyle w:val="000001"/>
-        <w:numPr>
-          <w:ilvl w:val="1"/>
-          <w:numId w:val="19"/>
-        </w:numPr>
-        <w:pBdr/>
-        <w:ind/>
-        <w:rPr>
-          <w:rFonts w:hint="eastAsia"/>
-          <w:i w:val="0"/>
-          <w:strike w:val="0"/>
-          <w:color w:val="000000"/>
-          <w:spacing w:val="0"/>
-          <w:kern w:val="2"/>
-          <w:u w:val="none"/>
-          <w:shd w:val="clear" w:color="auto" w:fill="F5C400"/>
-        </w:rPr>
-      </w:pPr>
-      <w:r>
-        <w:rPr>
-          <w:rFonts w:hint="eastAsia"/>
-          <w:i w:val="0"/>
-          <w:strike w:val="0"/>
-          <w:color w:val="FF0000"/>
-          <w:spacing w:val="0"/>
-          <w:kern w:val="2"/>
-          <w:u w:val="none"/>
-          <w:shd w:val="clear" w:color="auto" w:fill="F5C400"/>
-        </w:rPr>
-        <w:t>每日8点会</w:t>
-      </w:r>
-      <w:r>
-        <w:rPr>
-          <w:rFonts w:hint="eastAsia"/>
-          <w:i w:val="0"/>
-          <w:strike w:val="0"/>
-          <w:color w:val="000000"/>
-          <w:spacing w:val="0"/>
-          <w:kern w:val="2"/>
-          <w:u w:val="none"/>
-          <w:shd w:val="clear" w:color="auto" w:fill="F5C400"/>
-        </w:rPr>
-        <w:t>放一次票，当日不放票。</w:t>
-      </w:r>
-    </w:p>
-    <w:p>
-      <w:pPr>
-        <w:pStyle w:val="000005"/>
-        <w:numPr>
-          <w:ilvl w:val="0"/>
-          <w:numId w:val="19"/>
-        </w:numPr>
-        <w:rPr>
-          <w:kern w:val="2"/>
-        </w:rPr>
-      </w:pPr>
-      <w:r>
-        <w:rPr>
-          <w:rFonts w:hint="eastAsia"/>
-          <w:kern w:val="2"/>
-        </w:rPr>
-        <w:t>中山陵</w:t>
-      </w:r>
-    </w:p>
-    <w:p>
-      <w:pPr>
-        <w:pStyle w:val="000001"/>
-        <w:numPr>
-          <w:ilvl w:val="1"/>
-          <w:numId w:val="19"/>
-        </w:numPr>
-        <w:pBdr/>
-        <w:ind/>
-        <w:rPr>
-          <w:rFonts w:hint="eastAsia"/>
-          <w:i w:val="0"/>
-          <w:strike w:val="0"/>
-          <w:color w:val="000000"/>
-          <w:spacing w:val="0"/>
-          <w:kern w:val="2"/>
-          <w:u w:val="none"/>
-          <w:shd w:val="clear" w:color="auto" w:fill="F5C400"/>
-        </w:rPr>
-      </w:pPr>
-      <w:r>
-        <w:rPr>
-          <w:rFonts w:hint="eastAsia"/>
-          <w:i w:val="0"/>
-          <w:strike w:val="0"/>
-          <w:color w:val="000000"/>
-          <w:spacing w:val="0"/>
-          <w:kern w:val="2"/>
-          <w:u w:val="none"/>
-          <w:shd w:val="clear" w:color="auto" w:fill="F5C400"/>
-        </w:rPr>
-        <w:t>提前   7天   的   16:00   准时放票</w:t>
-      </w:r>
-    </w:p>
-    <w:p>
-      <w:pPr>
-        <w:pStyle w:val="000001"/>
-        <w:numPr>
-          <w:ilvl w:val="1"/>
-          <w:numId w:val="19"/>
-        </w:numPr>
-        <w:pBdr>
-          <w:bottom/>
-        </w:pBdr>
-        <w:ind/>
-        <w:rPr>
-          <w:rFonts w:hint="eastAsia"/>
-          <w:i w:val="0"/>
-          <w:strike w:val="0"/>
-          <w:color w:val="000000"/>
-          <w:spacing w:val="0"/>
-          <w:kern w:val="2"/>
-          <w:u w:val="none"/>
-          <w:shd w:val="clear" w:color="auto" w:fill="F5C400"/>
-        </w:rPr>
-      </w:pPr>
-      <w:r>
-        <w:rPr>
-          <w:rFonts w:hint="eastAsia"/>
-          <w:i w:val="0"/>
-          <w:strike w:val="0"/>
-          <w:color w:val="000000"/>
-          <w:spacing w:val="0"/>
-          <w:kern w:val="2"/>
-          <w:u w:val="none"/>
-          <w:shd w:val="clear" w:color="auto" w:fill="F5C400"/>
-        </w:rPr>
-        <w:t>停车也需要预约。</w:t>
-      </w:r>
-    </w:p>
-    <w:p>
-      <w:pPr>
-        <w:pStyle w:val="000001"/>
-        <w:numPr>
-          <w:ilvl w:val="1"/>
-          <w:numId w:val="19"/>
-        </w:numPr>
-        <w:pBdr>
-          <w:bottom/>
-        </w:pBdr>
-        <w:ind/>
-        <w:rPr>
-          <w:rFonts w:hint="eastAsia"/>
-          <w:i w:val="0"/>
-          <w:strike w:val="0"/>
-          <w:color w:val="000000"/>
-          <w:spacing w:val="0"/>
-          <w:kern w:val="2"/>
-          <w:u w:val="none"/>
-          <w:shd w:val="clear" w:color="auto" w:fill="F5C400"/>
-        </w:rPr>
-      </w:pPr>
-      <w:r>
-        <w:rPr>
-          <w:rFonts w:hint="eastAsia"/>
-          <w:i w:val="0"/>
-          <w:strike w:val="0"/>
-          <w:color w:val="000000"/>
-          <w:spacing w:val="0"/>
-          <w:kern w:val="2"/>
-          <w:u w:val="none"/>
-          <w:shd w:val="clear" w:color="auto" w:fill="F5C400"/>
+          <w:kern w:val="2"/>
         </w:rPr>
         <w:drawing>
           <wp:inline distT="0" distB="0" distL="0" distR="0">
-            <wp:extent cx="4785360" cy="2241857"/>
+            <wp:extent cx="5278120" cy="4888683"/>
             <wp:effectExtent l="0" t="0" r="0" b="0"/>
-            <wp:docPr id="20" name="picture" descr="descript"/>
+            <wp:docPr id="35" name="picture" descr="descript"/>
             <wp:cNvGraphicFramePr/>
             <a:graphic>
               <a:graphicData uri="http://schemas.openxmlformats.org/drawingml/2006/picture">
                 <pic:pic>
                   <pic:nvPicPr>
-                    <pic:cNvPr id="21" name="picture" descr="descript"/>
+                    <pic:cNvPr id="36" name="picture" descr="descript"/>
                     <pic:cNvPicPr/>
                   </pic:nvPicPr>
                   <pic:blipFill rotWithShape="1">
-                    <a:blip r:embed="rId11"/>
+                    <a:blip r:embed="rId16"/>
+                    <a:stretch/>
+                  </pic:blipFill>
+                  <pic:spPr>
+                    <a:xfrm>
+                      <a:off x="0" y="0"/>
+                      <a:ext cx="5278120" cy="4888683"/>
+                    </a:xfrm>
+                    <a:prstGeom prst="rect">
+                      <a:avLst/>
+                    </a:prstGeom>
+                  </pic:spPr>
+                </pic:pic>
+              </a:graphicData>
+            </a:graphic>
+          </wp:inline>
+        </w:drawing>
+      </w:r>
+    </w:p>
+    <w:p>
+      <w:pPr>
+        <w:pStyle w:val="000001"/>
+        <w:numPr>
+          <w:ilvl w:val="0"/>
+          <w:numId w:val="18"/>
+        </w:numPr>
+        <w:pBdr/>
+        <w:ind/>
+        <w:rPr>
+          <w:kern w:val="2"/>
+        </w:rPr>
+      </w:pPr>
+      <w:r>
+        <w:rPr>
+          <w:rFonts w:hint="eastAsia"/>
+          <w:kern w:val="2"/>
+        </w:rPr>
+        <w:t>南京博物院 -- 预约</w:t>
+      </w:r>
+    </w:p>
+    <w:p>
+      <w:pPr>
+        <w:pStyle w:val="000001"/>
+        <w:numPr>
+          <w:ilvl w:val="0"/>
+          <w:numId w:val="18"/>
+        </w:numPr>
+        <w:pBdr/>
+        <w:ind/>
+        <w:rPr>
+          <w:rFonts w:hint="eastAsia"/>
+          <w:kern w:val="2"/>
+        </w:rPr>
+      </w:pPr>
+      <w:r>
+        <w:rPr>
+          <w:rFonts w:hint="eastAsia"/>
+        </w:rPr>
+        <w:t>侵华日军南京大屠杀遇难同胞纪念馆</w:t>
+      </w:r>
+      <w:r>
+        <w:rPr>
+          <w:rFonts w:hint="eastAsia"/>
+        </w:rPr>
+        <w:t>（3个馆，前两馆在一起。） --预约</w:t>
+      </w:r>
+    </w:p>
+    <w:p>
+      <w:pPr>
+        <w:pStyle w:val="000001"/>
+        <w:numPr>
+          <w:ilvl w:val="0"/>
+          <w:numId w:val="18"/>
+        </w:numPr>
+        <w:pBdr/>
+        <w:ind/>
+        <w:rPr>
+          <w:rFonts w:hint="eastAsia"/>
+          <w:kern w:val="2"/>
+        </w:rPr>
+      </w:pPr>
+      <w:r>
+        <w:rPr>
+          <w:rFonts w:hint="eastAsia"/>
+          <w:kern w:val="2"/>
+        </w:rPr>
+        <w:t>总统府 -- 35</w:t>
+      </w:r>
+    </w:p>
+    <w:p>
+      <w:pPr>
+        <w:pStyle w:val="000001"/>
+        <w:numPr>
+          <w:ilvl w:val="0"/>
+          <w:numId w:val="18"/>
+        </w:numPr>
+        <w:pBdr/>
+        <w:ind/>
+        <w:rPr>
+          <w:rFonts w:hint="eastAsia"/>
+          <w:kern w:val="2"/>
+        </w:rPr>
+      </w:pPr>
+      <w:r>
+        <w:rPr>
+          <w:rFonts w:hint="eastAsia"/>
+          <w:kern w:val="2"/>
+        </w:rPr>
+        <w:t>中山陵 -- 预约</w:t>
+      </w:r>
+    </w:p>
+    <w:p>
+      <w:pPr>
+        <w:pStyle w:val="000001"/>
+        <w:numPr>
+          <w:ilvl w:val="0"/>
+          <w:numId w:val="18"/>
+        </w:numPr>
+        <w:pBdr/>
+        <w:ind/>
+        <w:rPr>
+          <w:rFonts w:hint="eastAsia"/>
+          <w:kern w:val="2"/>
+          <w:shd w:val="clear" w:color="auto" w:fill="92D050"/>
+        </w:rPr>
+      </w:pPr>
+      <w:r>
+        <w:rPr>
+          <w:rFonts w:hint="eastAsia"/>
+          <w:kern w:val="2"/>
+          <w:shd w:val="clear" w:color="auto" w:fill="92D050"/>
+        </w:rPr>
+        <w:t>明孝陵 -- 70 与十三陵规制一样。</w:t>
+      </w:r>
+    </w:p>
+    <w:p>
+      <w:pPr>
+        <w:pStyle w:val="000001"/>
+        <w:numPr>
+          <w:ilvl w:val="0"/>
+          <w:numId w:val="18"/>
+        </w:numPr>
+        <w:pBdr/>
+        <w:ind/>
+        <w:rPr>
+          <w:rFonts w:hint="eastAsia"/>
+          <w:kern w:val="2"/>
+          <w:shd w:val="clear" w:color="auto" w:fill="92D050"/>
+        </w:rPr>
+      </w:pPr>
+      <w:r>
+        <w:rPr>
+          <w:rFonts w:hint="eastAsia"/>
+          <w:kern w:val="2"/>
+          <w:shd w:val="clear" w:color="auto" w:fill="92D050"/>
+        </w:rPr>
+        <w:t xml:space="preserve">大报恩寺 </w:t>
+      </w:r>
+      <w:r>
+        <w:rPr>
+          <w:rFonts w:hint="eastAsia"/>
+          <w:kern w:val="2"/>
+          <w:shd w:val="clear" w:color="auto" w:fill="FFFFFF"/>
+        </w:rPr>
+        <w:t>90，太坑，远眺琉璃塔即可。</w:t>
+      </w:r>
+    </w:p>
+    <w:p>
+      <w:pPr>
+        <w:pStyle w:val="000001"/>
+        <w:numPr>
+          <w:ilvl w:val="0"/>
+          <w:numId w:val="18"/>
+        </w:numPr>
+        <w:pBdr/>
+        <w:ind/>
+        <w:rPr>
+          <w:rFonts w:hint="eastAsia"/>
+          <w:kern w:val="2"/>
+          <w:shd w:val="clear" w:color="auto" w:fill="92D050"/>
+        </w:rPr>
+      </w:pPr>
+      <w:r>
+        <w:rPr>
+          <w:rFonts w:hint="eastAsia"/>
+          <w:kern w:val="2"/>
+          <w:shd w:val="clear" w:color="auto" w:fill="92D050"/>
+        </w:rPr>
+        <w:t>玄武湖</w:t>
+      </w:r>
+    </w:p>
+    <w:p>
+      <w:pPr>
+        <w:pStyle w:val="000001"/>
+        <w:numPr>
+          <w:ilvl w:val="0"/>
+          <w:numId w:val="18"/>
+        </w:numPr>
+        <w:pBdr/>
+        <w:ind/>
+        <w:rPr>
+          <w:rFonts w:hint="eastAsia"/>
+          <w:kern w:val="2"/>
+        </w:rPr>
+      </w:pPr>
+      <w:r>
+        <w:rPr>
+          <w:rFonts w:hint="eastAsia"/>
+          <w:kern w:val="2"/>
+        </w:rPr>
+        <w:t>夫子庙秦淮河（夜）</w:t>
+      </w:r>
+    </w:p>
+    <w:p>
+      <w:pPr>
+        <w:pStyle w:val="000001"/>
+        <w:numPr>
+          <w:ilvl w:val="0"/>
+          <w:numId w:val="18"/>
+        </w:numPr>
+        <w:pBdr/>
+        <w:ind/>
+        <w:rPr>
+          <w:rFonts w:hint="eastAsia"/>
+          <w:kern w:val="2"/>
+          <w:shd w:val="clear" w:color="auto" w:fill="92D050"/>
+        </w:rPr>
+      </w:pPr>
+      <w:r>
+        <w:rPr>
+          <w:rFonts w:hint="eastAsia"/>
+          <w:kern w:val="2"/>
+          <w:shd w:val="clear" w:color="auto" w:fill="92D050"/>
+        </w:rPr>
+        <w:t xml:space="preserve">牛首山 </w:t>
+      </w:r>
+      <w:r>
+        <w:rPr>
+          <w:rFonts w:hint="eastAsia"/>
+          <w:kern w:val="2"/>
+          <w:shd w:val="clear" w:color="auto" w:fill="FFFFFF"/>
+        </w:rPr>
+        <w:t>145</w:t>
+      </w:r>
+    </w:p>
+    <w:p>
+      <w:pPr>
+        <w:pStyle w:val="000001"/>
+        <w:numPr>
+          <w:ilvl w:val="0"/>
+          <w:numId w:val="18"/>
+        </w:numPr>
+        <w:pBdr/>
+        <w:ind/>
+        <w:rPr>
+          <w:rFonts w:hint="eastAsia"/>
+          <w:kern w:val="2"/>
+          <w:shd w:val="clear" w:color="auto" w:fill="FFFFFF"/>
+        </w:rPr>
+      </w:pPr>
+      <w:r>
+        <w:rPr>
+          <w:rFonts w:hint="eastAsia"/>
+          <w:kern w:val="2"/>
+          <w:shd w:val="clear" w:color="auto" w:fill="FFFFFF"/>
+        </w:rPr>
+        <w:t>六朝博物馆 --30</w:t>
+      </w:r>
+    </w:p>
+    <w:p>
+      <w:pPr>
+        <w:pStyle w:val="000001"/>
+        <w:numPr>
+          <w:ilvl w:val="0"/>
+          <w:numId w:val="18"/>
+        </w:numPr>
+        <w:pBdr/>
+        <w:ind/>
+        <w:rPr>
+          <w:rFonts w:hint="eastAsia"/>
+          <w:kern w:val="2"/>
+          <w:shd w:val="clear" w:color="auto" w:fill="FFFFFF"/>
+        </w:rPr>
+      </w:pPr>
+      <w:r>
+        <w:rPr>
+          <w:rFonts w:hint="eastAsia"/>
+          <w:kern w:val="2"/>
+          <w:shd w:val="clear" w:color="auto" w:fill="FFFFFF"/>
+        </w:rPr>
+        <w:t>鸡鸣寺 -- 10 南朝四百八十寺</w:t>
+      </w:r>
+    </w:p>
+    <w:p>
+      <w:pPr>
+        <w:pStyle w:val="000001"/>
+        <w:numPr>
+          <w:ilvl w:val="0"/>
+          <w:numId w:val="18"/>
+        </w:numPr>
+        <w:pBdr/>
+        <w:ind/>
+        <w:rPr>
+          <w:rFonts w:hint="eastAsia"/>
+          <w:kern w:val="2"/>
+          <w:shd w:val="clear" w:color="auto" w:fill="FFFFFF"/>
+        </w:rPr>
+      </w:pPr>
+      <w:r>
+        <w:rPr>
+          <w:rFonts w:hint="eastAsia"/>
+          <w:kern w:val="2"/>
+          <w:shd w:val="clear" w:color="auto" w:fill="FFFFFF"/>
+        </w:rPr>
+        <w:t>南京城墙 -- 30</w:t>
+      </w:r>
+    </w:p>
+    <w:p>
+      <w:pPr>
+        <w:pStyle w:val="000001"/>
+        <w:numPr>
+          <w:ilvl w:val="0"/>
+          <w:numId w:val="18"/>
+        </w:numPr>
+        <w:pBdr/>
+        <w:ind/>
+        <w:rPr>
+          <w:rFonts w:hint="eastAsia"/>
+          <w:kern w:val="2"/>
+          <w:shd w:val="clear" w:color="auto" w:fill="FFFFFF"/>
+        </w:rPr>
+      </w:pPr>
+      <w:r>
+        <w:rPr>
+          <w:rFonts w:hint="eastAsia"/>
+          <w:kern w:val="2"/>
+          <w:shd w:val="clear" w:color="auto" w:fill="FFFFFF"/>
+        </w:rPr>
+        <w:t>中华门 -- 开车路过</w:t>
+      </w:r>
+    </w:p>
+    <w:p>
+      <w:pPr>
+        <w:pStyle w:val="000001"/>
+        <w:numPr>
+          <w:ilvl w:val="0"/>
+          <w:numId w:val="18"/>
+        </w:numPr>
+        <w:pBdr/>
+        <w:ind/>
+        <w:rPr>
+          <w:rFonts w:hint="eastAsia"/>
+          <w:kern w:val="2"/>
+          <w:shd w:val="clear" w:color="auto" w:fill="FFFFFF"/>
+        </w:rPr>
+      </w:pPr>
+      <w:r>
+        <w:rPr>
+          <w:rFonts w:hint="eastAsia"/>
+          <w:kern w:val="2"/>
+          <w:shd w:val="clear" w:color="auto" w:fill="auto"/>
+        </w:rPr>
+        <w:t>美龄宫</w:t>
+      </w:r>
+    </w:p>
+    <w:p>
+      <w:pPr>
+        <w:pStyle w:val="000001"/>
+        <w:numPr>
+          <w:ilvl w:val="0"/>
+          <w:numId w:val="18"/>
+        </w:numPr>
+        <w:pBdr>
+          <w:bottom/>
+        </w:pBdr>
+        <w:ind/>
+        <w:rPr>
+          <w:rFonts w:hint="eastAsia"/>
+          <w:kern w:val="2"/>
+          <w:shd w:val="clear" w:color="auto" w:fill="auto"/>
+        </w:rPr>
+      </w:pPr>
+      <w:r>
+        <w:rPr>
+          <w:rFonts w:hint="eastAsia"/>
+          <w:i w:val="0"/>
+          <w:strike w:val="0"/>
+          <w:spacing w:val="0"/>
+          <w:u w:val="none"/>
+        </w:rPr>
+        <w:t>渡江胜利纪念馆</w:t>
+      </w:r>
+    </w:p>
+    <w:p>
+      <w:pPr>
+        <w:pStyle w:val="000001"/>
+        <w:pBdr/>
+        <w:ind w:left="0"/>
+        <w:rPr>
+          <w:rFonts w:hint="eastAsia"/>
+          <w:i w:val="0"/>
+          <w:strike w:val="0"/>
+          <w:color w:val="000000"/>
+          <w:spacing w:val="0"/>
+          <w:kern w:val="2"/>
+          <w:u w:val="none"/>
+        </w:rPr>
+      </w:pPr>
+      <w:r>
+        <w:rPr>
+          <w:rFonts w:hint="eastAsia"/>
+          <w:i w:val="0"/>
+          <w:strike w:val="0"/>
+          <w:color w:val="000000"/>
+          <w:spacing w:val="0"/>
+          <w:kern w:val="2"/>
+          <w:u w:val="none"/>
+        </w:rPr>
+        <w:t>最好是两个馆一天去了，两馆之间有地铁，30分钟。</w:t>
+      </w:r>
+    </w:p>
+    <w:p>
+      <w:pPr>
+        <w:pStyle w:val="000001"/>
+        <w:pBdr/>
+        <w:ind w:left="0"/>
+        <w:rPr>
+          <w:rFonts w:hint="eastAsia"/>
+          <w:i w:val="0"/>
+          <w:strike w:val="0"/>
+          <w:color w:val="000000"/>
+          <w:spacing w:val="0"/>
+          <w:kern w:val="2"/>
+          <w:u w:val="none"/>
+        </w:rPr>
+      </w:pPr>
+      <w:r>
+        <w:rPr>
+          <w:rFonts w:hint="eastAsia"/>
+          <w:i w:val="0"/>
+          <w:strike w:val="0"/>
+          <w:color w:val="000000"/>
+          <w:spacing w:val="0"/>
+          <w:kern w:val="2"/>
+          <w:u w:val="none"/>
+        </w:rPr>
+        <w:t>中山陵、明孝陵在一起。</w:t>
+      </w:r>
+      <w:r>
+        <w:rPr>
+          <w:rFonts w:hint="eastAsia"/>
+          <w:i w:val="0"/>
+          <w:strike w:val="0"/>
+          <w:color w:val="000000"/>
+          <w:spacing w:val="0"/>
+          <w:kern w:val="2"/>
+          <w:u w:val="none"/>
+        </w:rPr>
+        <w:br w:type="textWrapping"/>
+      </w:r>
+      <w:r>
+        <w:rPr>
+          <w:rFonts w:hint="eastAsia"/>
+          <w:i w:val="0"/>
+          <w:strike w:val="0"/>
+          <w:color w:val="000000"/>
+          <w:spacing w:val="0"/>
+          <w:kern w:val="2"/>
+          <w:u w:val="none"/>
+        </w:rPr>
+        <w:t>也可以南京博物馆+中山陵+明孝陵，相距5km。城市不大都挺近。</w:t>
+      </w:r>
+    </w:p>
+    <w:p>
+      <w:pPr>
+        <w:pStyle w:val="000005"/>
+        <w:numPr>
+          <w:ilvl w:val="0"/>
+          <w:numId w:val="19"/>
+        </w:numPr>
+        <w:rPr>
+          <w:kern w:val="2"/>
+        </w:rPr>
+      </w:pPr>
+      <w:r>
+        <w:rPr>
+          <w:rFonts w:hint="eastAsia"/>
+          <w:kern w:val="2"/>
+        </w:rPr>
+        <w:t>南京博物院 每日18：00放票  2.3 预约 2.10</w:t>
+      </w:r>
+    </w:p>
+    <w:p>
+      <w:pPr>
+        <w:pStyle w:val="000001"/>
+        <w:numPr>
+          <w:ilvl w:val="1"/>
+          <w:numId w:val="19"/>
+        </w:numPr>
+        <w:pBdr/>
+        <w:rPr>
+          <w:rFonts w:hint="eastAsia"/>
+          <w:i w:val="0"/>
+          <w:strike w:val="0"/>
+          <w:color w:val="FF0000"/>
+          <w:spacing w:val="0"/>
+          <w:kern w:val="2"/>
+          <w:u w:val="none"/>
+          <w:shd w:val="clear" w:color="auto" w:fill="F5C400"/>
+        </w:rPr>
+      </w:pPr>
+      <w:r>
+        <w:rPr>
+          <w:rFonts w:hint="eastAsia"/>
+          <w:i w:val="0"/>
+          <w:strike w:val="0"/>
+          <w:color w:val="000000"/>
+          <w:spacing w:val="0"/>
+          <w:kern w:val="2"/>
+          <w:u w:val="none"/>
+          <w:shd w:val="clear" w:color="auto" w:fill="F5C400"/>
+        </w:rPr>
+        <w:t>提前</w:t>
+      </w:r>
+      <w:r>
+        <w:rPr>
+          <w:rFonts w:hint="eastAsia"/>
+          <w:i w:val="0"/>
+          <w:strike w:val="0"/>
+          <w:color w:val="FF0000"/>
+          <w:spacing w:val="0"/>
+          <w:kern w:val="2"/>
+          <w:u w:val="none"/>
+          <w:shd w:val="clear" w:color="auto" w:fill="F5C400"/>
+        </w:rPr>
+        <w:t>7日预约</w:t>
+      </w:r>
+      <w:r>
+        <w:rPr>
+          <w:rFonts w:hint="eastAsia"/>
+          <w:i w:val="0"/>
+          <w:strike w:val="0"/>
+          <w:color w:val="000000"/>
+          <w:spacing w:val="0"/>
+          <w:kern w:val="2"/>
+          <w:u w:val="none"/>
+          <w:shd w:val="clear" w:color="auto" w:fill="F5C400"/>
+        </w:rPr>
+        <w:t>（不含当日）</w:t>
+      </w:r>
+      <w:r>
+        <w:rPr>
+          <w:rFonts w:hint="eastAsia"/>
+          <w:i w:val="0"/>
+          <w:strike w:val="0"/>
+          <w:color w:val="FF0000"/>
+          <w:spacing w:val="0"/>
+          <w:kern w:val="2"/>
+          <w:sz w:val="36"/>
+          <w:u w:val="none"/>
+          <w:shd w:val="clear" w:color="auto" w:fill="F5C400"/>
+        </w:rPr>
+        <w:t>2.3号预约10号的票</w:t>
+      </w:r>
+      <w:r>
+        <w:rPr>
+          <w:rFonts w:hint="eastAsia"/>
+          <w:i w:val="0"/>
+          <w:strike w:val="0"/>
+          <w:color w:val="000000"/>
+          <w:spacing w:val="0"/>
+          <w:kern w:val="2"/>
+          <w:u w:val="none"/>
+          <w:shd w:val="clear" w:color="auto" w:fill="F5C400"/>
+        </w:rPr>
+        <w:t>。</w:t>
+      </w:r>
+    </w:p>
+    <w:p>
+      <w:pPr>
+        <w:pStyle w:val="000001"/>
+        <w:numPr>
+          <w:ilvl w:val="1"/>
+          <w:numId w:val="19"/>
+        </w:numPr>
+        <w:pBdr/>
+        <w:rPr>
+          <w:rFonts w:hint="eastAsia"/>
+          <w:i w:val="0"/>
+          <w:strike w:val="0"/>
+          <w:color w:val="FF0000"/>
+          <w:spacing w:val="0"/>
+          <w:kern w:val="2"/>
+          <w:u w:val="none"/>
+          <w:shd w:val="clear" w:color="auto" w:fill="F5C400"/>
+        </w:rPr>
+      </w:pPr>
+      <w:r>
+        <w:rPr>
+          <w:rFonts w:hint="eastAsia"/>
+          <w:i w:val="0"/>
+          <w:strike w:val="0"/>
+          <w:color w:val="000000"/>
+          <w:spacing w:val="0"/>
+          <w:kern w:val="2"/>
+          <w:u w:val="none"/>
+          <w:shd w:val="clear" w:color="auto" w:fill="F5C400"/>
+        </w:rPr>
+        <w:t>定了行程之后定日历闹钟。</w:t>
+      </w:r>
+    </w:p>
+    <w:p>
+      <w:pPr>
+        <w:pStyle w:val="000001"/>
+        <w:numPr>
+          <w:ilvl w:val="1"/>
+          <w:numId w:val="19"/>
+        </w:numPr>
+        <w:pBdr/>
+        <w:rPr>
+          <w:rFonts w:hint="eastAsia"/>
+          <w:i w:val="0"/>
+          <w:strike w:val="0"/>
+          <w:color w:val="FF0000"/>
+          <w:spacing w:val="0"/>
+          <w:kern w:val="2"/>
+          <w:u w:val="none"/>
+          <w:shd w:val="clear" w:color="auto" w:fill="F5C400"/>
+        </w:rPr>
+      </w:pPr>
+      <w:r>
+        <w:rPr>
+          <w:rFonts w:hint="eastAsia"/>
+          <w:i w:val="0"/>
+          <w:strike w:val="0"/>
+          <w:color w:val="000000"/>
+          <w:spacing w:val="0"/>
+          <w:kern w:val="2"/>
+          <w:u w:val="none"/>
+          <w:shd w:val="clear" w:color="auto" w:fill="F5C400"/>
+        </w:rPr>
+        <w:t>上午票必须13：00前进入，下午16：00后禁止入馆。</w:t>
+      </w:r>
+    </w:p>
+    <w:p>
+      <w:pPr>
+        <w:pStyle w:val="000001"/>
+        <w:numPr>
+          <w:ilvl w:val="1"/>
+          <w:numId w:val="19"/>
+        </w:numPr>
+        <w:pBdr/>
+        <w:rPr>
+          <w:rFonts w:hint="eastAsia"/>
+          <w:i w:val="0"/>
+          <w:strike w:val="0"/>
+          <w:color w:val="FF0000"/>
+          <w:spacing w:val="0"/>
+          <w:kern w:val="2"/>
+          <w:u w:val="none"/>
+          <w:shd w:val="clear" w:color="auto" w:fill="F5C400"/>
+        </w:rPr>
+      </w:pPr>
+      <w:r>
+        <w:rPr>
+          <w:rFonts w:hint="eastAsia"/>
+          <w:i w:val="0"/>
+          <w:strike w:val="0"/>
+          <w:color w:val="000000"/>
+          <w:spacing w:val="0"/>
+          <w:kern w:val="2"/>
+          <w:u w:val="none"/>
+          <w:shd w:val="clear" w:color="auto" w:fill="F5C400"/>
+        </w:rPr>
+        <w:t>所有免门票提</w:t>
+      </w:r>
+      <w:r>
+        <w:rPr>
+          <w:rFonts w:hint="eastAsia"/>
+          <w:i w:val="0"/>
+          <w:strike w:val="0"/>
+          <w:color w:val="FF0000"/>
+          <w:spacing w:val="0"/>
+          <w:kern w:val="2"/>
+          <w:u w:val="none"/>
+          <w:shd w:val="clear" w:color="auto" w:fill="F5C400"/>
+        </w:rPr>
+        <w:t>7天一次性发放</w:t>
+      </w:r>
+      <w:r>
+        <w:rPr>
+          <w:rFonts w:hint="eastAsia"/>
+          <w:i w:val="0"/>
+          <w:strike w:val="0"/>
+          <w:color w:val="000000"/>
+          <w:spacing w:val="0"/>
+          <w:kern w:val="2"/>
+          <w:u w:val="none"/>
+          <w:shd w:val="clear" w:color="auto" w:fill="F5C400"/>
+        </w:rPr>
+        <w:t>。</w:t>
+      </w:r>
+    </w:p>
+    <w:p>
+      <w:pPr>
+        <w:pStyle w:val="000001"/>
+        <w:numPr>
+          <w:ilvl w:val="1"/>
+          <w:numId w:val="19"/>
+        </w:numPr>
+        <w:pBdr/>
+        <w:rPr>
+          <w:rFonts w:hint="eastAsia"/>
+          <w:i w:val="0"/>
+          <w:strike w:val="0"/>
+          <w:color w:val="FF0000"/>
+          <w:spacing w:val="0"/>
+          <w:kern w:val="2"/>
+          <w:u w:val="none"/>
+          <w:shd w:val="clear" w:color="auto" w:fill="F5C400"/>
+        </w:rPr>
+      </w:pPr>
+      <w:r>
+        <w:rPr>
+          <w:rFonts w:hint="eastAsia"/>
+          <w:i w:val="0"/>
+          <w:strike w:val="0"/>
+          <w:color w:val="000000"/>
+          <w:spacing w:val="0"/>
+          <w:kern w:val="2"/>
+          <w:u w:val="none"/>
+          <w:shd w:val="clear" w:color="auto" w:fill="F5C400"/>
+        </w:rPr>
+        <w:t>同一账号30天内最多预约5人，7天内最多预约2次。14岁以下不得单独预约。</w:t>
+      </w:r>
+    </w:p>
+    <w:p>
+      <w:pPr>
+        <w:pStyle w:val="000001"/>
+        <w:numPr>
+          <w:ilvl w:val="1"/>
+          <w:numId w:val="19"/>
+        </w:numPr>
+        <w:pBdr/>
+        <w:rPr>
+          <w:rFonts w:hint="eastAsia"/>
+          <w:i w:val="0"/>
+          <w:strike w:val="0"/>
+          <w:color w:val="FF0000"/>
+          <w:spacing w:val="0"/>
+          <w:kern w:val="2"/>
+          <w:u w:val="none"/>
+          <w:shd w:val="clear" w:color="auto" w:fill="F5C400"/>
+        </w:rPr>
+      </w:pPr>
+      <w:r>
+        <w:rPr>
+          <w:rFonts w:hint="eastAsia"/>
+          <w:i w:val="0"/>
+          <w:strike w:val="0"/>
+          <w:color w:val="000000"/>
+          <w:spacing w:val="0"/>
+          <w:kern w:val="2"/>
+          <w:u w:val="none"/>
+          <w:shd w:val="clear" w:color="auto" w:fill="F5C400"/>
+        </w:rPr>
+        <w:t>需要选</w:t>
+      </w:r>
+      <w:r>
+        <w:rPr>
+          <w:rFonts w:hint="eastAsia"/>
+          <w:i w:val="0"/>
+          <w:strike w:val="0"/>
+          <w:color w:val="FF0000"/>
+          <w:spacing w:val="0"/>
+          <w:kern w:val="2"/>
+          <w:u w:val="none"/>
+          <w:shd w:val="clear" w:color="auto" w:fill="F5C400"/>
+        </w:rPr>
+        <w:t>亲子预约</w:t>
+      </w:r>
+    </w:p>
+    <w:p>
+      <w:pPr>
+        <w:pStyle w:val="000001"/>
+        <w:pBdr/>
+        <w:ind w:left="336"/>
+        <w:rPr>
+          <w:rFonts w:hint="eastAsia"/>
+          <w:i w:val="0"/>
+          <w:strike w:val="0"/>
+          <w:color w:val="FF0000"/>
+          <w:spacing w:val="0"/>
+          <w:kern w:val="2"/>
+          <w:u w:val="none"/>
+          <w:shd w:val="clear" w:color="auto" w:fill="F5C400"/>
+        </w:rPr>
+      </w:pPr>
+      <w:r>
+        <w:rPr>
+          <w:rFonts w:hint="eastAsia"/>
+          <w:i w:val="0"/>
+          <w:strike w:val="0"/>
+          <w:color w:val="000000"/>
+          <w:spacing w:val="0"/>
+          <w:kern w:val="2"/>
+          <w:u w:val="none"/>
+          <w:shd w:val="clear" w:color="auto" w:fill="F5C400"/>
+        </w:rPr>
+        <w:br w:type="textWrapping"/>
+      </w:r>
+      <w:r>
+        <w:rPr>
+          <w:rFonts w:hint="eastAsia"/>
+          <w:i w:val="0"/>
+          <w:strike w:val="0"/>
+          <w:color w:val="000000"/>
+          <w:spacing w:val="0"/>
+          <w:kern w:val="2"/>
+          <w:u w:val="none"/>
+          <w:shd w:val="clear" w:color="auto" w:fill="F5C400"/>
+        </w:rPr>
+        <w:t>无偿献血证可以通过优待观众预约。</w:t>
+      </w:r>
+      <w:r>
+        <w:rPr>
+          <w:rFonts w:hint="eastAsia"/>
+          <w:i w:val="0"/>
+          <w:strike w:val="0"/>
+          <w:color w:val="FF0000"/>
+          <w:spacing w:val="0"/>
+          <w:kern w:val="2"/>
+          <w:u w:val="none"/>
+          <w:shd w:val="clear" w:color="auto" w:fill="F5C400"/>
+        </w:rPr>
+        <w:t>抓紧时间去献血</w:t>
+      </w:r>
+    </w:p>
+    <w:p>
+      <w:pPr>
+        <w:pStyle w:val="000005"/>
+        <w:numPr>
+          <w:ilvl w:val="0"/>
+          <w:numId w:val="19"/>
+        </w:numPr>
+        <w:rPr>
+          <w:kern w:val="2"/>
+        </w:rPr>
+      </w:pPr>
+      <w:r>
+        <w:rPr>
+          <w:rFonts w:hint="eastAsia"/>
+        </w:rPr>
+        <w:t>侵华日军南京大屠杀遇难同胞纪念馆 每日 8：00、17：00 放两次票</w:t>
+      </w:r>
+    </w:p>
+    <w:p>
+      <w:pPr>
+        <w:pStyle w:val="000001"/>
+        <w:numPr>
+          <w:ilvl w:val="0"/>
+          <w:numId w:val="19"/>
+        </w:numPr>
+        <w:pBdr/>
+        <w:ind/>
+        <w:rPr>
+          <w:rFonts w:hint="eastAsia"/>
+          <w:b w:val="1"/>
+          <w:i w:val="0"/>
+          <w:strike w:val="0"/>
+          <w:color w:val="FF0000"/>
+          <w:spacing w:val="0"/>
+          <w:kern w:val="2"/>
+          <w:sz w:val="28"/>
+          <w:u w:val="none"/>
+          <w:shd w:val="clear" w:color="auto" w:fill="F5C400"/>
+        </w:rPr>
+      </w:pPr>
+      <w:r>
+        <w:rPr>
+          <w:rFonts w:hint="eastAsia"/>
+          <w:i w:val="0"/>
+          <w:strike w:val="0"/>
+          <w:color w:val="000000"/>
+          <w:spacing w:val="0"/>
+          <w:u w:val="none"/>
+          <w:shd w:val="clear" w:color="auto" w:fill="F5C400"/>
+        </w:rPr>
+        <w:t xml:space="preserve"> </w:t>
+      </w:r>
+      <w:r>
+        <w:rPr>
+          <w:rFonts w:hint="eastAsia"/>
+          <w:b w:val="1"/>
+          <w:i w:val="0"/>
+          <w:strike w:val="0"/>
+          <w:color w:val="FF0000"/>
+          <w:spacing w:val="0"/>
+          <w:sz w:val="28"/>
+          <w:u w:val="none"/>
+          <w:shd w:val="clear" w:color="auto" w:fill="F5C400"/>
+        </w:rPr>
+        <w:t>每日 8：00、17：00 放两次票</w:t>
+      </w:r>
+    </w:p>
+    <w:p>
+      <w:pPr>
+        <w:pStyle w:val="000001"/>
+        <w:numPr/>
+        <w:pBdr/>
+        <w:ind w:left="336"/>
+        <w:rPr>
+          <w:rFonts w:hint="eastAsia"/>
+          <w:i w:val="0"/>
+          <w:strike w:val="0"/>
+          <w:color w:val="000000"/>
+          <w:spacing w:val="0"/>
+          <w:kern w:val="2"/>
+          <w:u w:val="none"/>
+          <w:shd w:val="clear" w:color="auto" w:fill="F5C400"/>
+        </w:rPr>
+      </w:pPr>
+      <w:r>
+        <w:rPr>
+          <w:rFonts w:hint="eastAsia"/>
+          <w:i w:val="0"/>
+          <w:strike w:val="0"/>
+          <w:color w:val="000000"/>
+          <w:spacing w:val="0"/>
+          <w:kern w:val="2"/>
+          <w:u w:val="none"/>
+          <w:shd w:val="clear" w:color="auto" w:fill="F5C400"/>
+        </w:rPr>
+        <w:t>一共三个馆，1.南京大屠杀史实展，2三个必胜馆 在一起。 利济巷慰安所旧址陈列馆在另一个地方。</w:t>
+      </w:r>
+      <w:r>
+        <w:rPr>
+          <w:rFonts w:hint="eastAsia"/>
+          <w:i w:val="0"/>
+          <w:strike w:val="0"/>
+          <w:color w:val="000000"/>
+          <w:spacing w:val="0"/>
+          <w:kern w:val="2"/>
+          <w:u w:val="none"/>
+          <w:shd w:val="clear" w:color="auto" w:fill="F5C400"/>
+        </w:rPr>
+        <w:br w:type="textWrapping"/>
+      </w:r>
+      <w:r>
+        <w:rPr>
+          <w:rFonts w:hint="eastAsia"/>
+          <w:i w:val="0"/>
+          <w:strike w:val="0"/>
+          <w:color w:val="000000"/>
+          <w:spacing w:val="0"/>
+          <w:kern w:val="2"/>
+          <w:u w:val="none"/>
+          <w:shd w:val="clear" w:color="auto" w:fill="F5C400"/>
+        </w:rPr>
+        <w:t>预约1，2</w:t>
+      </w:r>
+    </w:p>
+    <w:p>
+      <w:pPr>
+        <w:pStyle w:val="000001"/>
+        <w:numPr/>
+        <w:pBdr/>
+        <w:ind w:left="336"/>
+        <w:rPr>
+          <w:rFonts w:hint="eastAsia"/>
+          <w:i w:val="0"/>
+          <w:strike w:val="0"/>
+          <w:color w:val="FF0000"/>
+          <w:spacing w:val="0"/>
+          <w:kern w:val="2"/>
+          <w:u w:val="none"/>
+          <w:shd w:val="clear" w:color="auto" w:fill="F5C400"/>
+        </w:rPr>
+      </w:pPr>
+      <w:r>
+        <w:rPr>
+          <w:rFonts w:hint="eastAsia"/>
+          <w:i w:val="0"/>
+          <w:strike w:val="0"/>
+          <w:color w:val="000000"/>
+          <w:spacing w:val="0"/>
+          <w:kern w:val="2"/>
+          <w:u w:val="none"/>
+          <w:shd w:val="clear" w:color="auto" w:fill="F5C400"/>
+        </w:rPr>
+        <w:t>需要选</w:t>
+      </w:r>
+      <w:r>
+        <w:rPr>
+          <w:rFonts w:hint="eastAsia"/>
+          <w:i w:val="0"/>
+          <w:strike w:val="0"/>
+          <w:color w:val="FF0000"/>
+          <w:spacing w:val="0"/>
+          <w:kern w:val="2"/>
+          <w:u w:val="none"/>
+          <w:shd w:val="clear" w:color="auto" w:fill="F5C400"/>
+        </w:rPr>
+        <w:t>亲子预约</w:t>
+      </w:r>
+    </w:p>
+    <w:p>
+      <w:pPr>
+        <w:pStyle w:val="000001"/>
+        <w:numPr>
+          <w:ilvl w:val="1"/>
+          <w:numId w:val="19"/>
+        </w:numPr>
+        <w:pBdr/>
+        <w:ind/>
+        <w:rPr>
+          <w:rFonts w:hint="eastAsia"/>
+          <w:i w:val="0"/>
+          <w:strike w:val="0"/>
+          <w:color w:val="000000"/>
+          <w:spacing w:val="0"/>
+          <w:kern w:val="2"/>
+          <w:u w:val="none"/>
+          <w:shd w:val="clear" w:color="auto" w:fill="F5C400"/>
+        </w:rPr>
+      </w:pPr>
+      <w:r>
+        <w:rPr>
+          <w:rFonts w:hint="eastAsia"/>
+          <w:i w:val="0"/>
+          <w:strike w:val="0"/>
+          <w:color w:val="000000"/>
+          <w:spacing w:val="0"/>
+          <w:kern w:val="2"/>
+          <w:u w:val="none"/>
+          <w:shd w:val="clear" w:color="auto" w:fill="F5C400"/>
+        </w:rPr>
+        <w:t>16：30禁止入馆</w:t>
+      </w:r>
+    </w:p>
+    <w:p>
+      <w:pPr>
+        <w:pStyle w:val="000001"/>
+        <w:numPr>
+          <w:ilvl w:val="1"/>
+          <w:numId w:val="19"/>
+        </w:numPr>
+        <w:pBdr/>
+        <w:ind/>
+        <w:rPr>
+          <w:rFonts w:hint="eastAsia"/>
+          <w:i w:val="0"/>
+          <w:strike w:val="0"/>
+          <w:color w:val="000000"/>
+          <w:spacing w:val="0"/>
+          <w:kern w:val="2"/>
+          <w:u w:val="none"/>
+          <w:shd w:val="clear" w:color="auto" w:fill="F5C400"/>
+        </w:rPr>
+      </w:pPr>
+      <w:r>
+        <w:rPr>
+          <w:rFonts w:hint="eastAsia"/>
+          <w:i w:val="0"/>
+          <w:strike w:val="0"/>
+          <w:color w:val="000000"/>
+          <w:spacing w:val="0"/>
+          <w:kern w:val="2"/>
+          <w:u w:val="none"/>
+          <w:shd w:val="clear" w:color="auto" w:fill="F5C400"/>
+        </w:rPr>
+        <w:t>三个展馆分开预约。</w:t>
+      </w:r>
+      <w:r>
+        <w:rPr>
+          <w:rFonts w:hint="eastAsia"/>
+          <w:i w:val="0"/>
+          <w:strike w:val="0"/>
+          <w:color w:val="FF0000"/>
+          <w:spacing w:val="0"/>
+          <w:kern w:val="2"/>
+          <w:u w:val="none"/>
+          <w:shd w:val="clear" w:color="auto" w:fill="F5C400"/>
+        </w:rPr>
+        <w:t>提前7天，每天8点放票</w:t>
+      </w:r>
+      <w:r>
+        <w:rPr>
+          <w:rFonts w:hint="eastAsia"/>
+          <w:i w:val="0"/>
+          <w:strike w:val="0"/>
+          <w:color w:val="000000"/>
+          <w:spacing w:val="0"/>
+          <w:kern w:val="2"/>
+          <w:u w:val="none"/>
+          <w:shd w:val="clear" w:color="auto" w:fill="F5C400"/>
+        </w:rPr>
+        <w:t>。</w:t>
+      </w:r>
+    </w:p>
+    <w:p>
+      <w:pPr>
+        <w:pStyle w:val="000001"/>
+        <w:numPr>
+          <w:ilvl w:val="1"/>
+          <w:numId w:val="19"/>
+        </w:numPr>
+        <w:pBdr/>
+        <w:ind/>
+        <w:rPr>
+          <w:rFonts w:hint="eastAsia"/>
+          <w:i w:val="0"/>
+          <w:strike w:val="0"/>
+          <w:color w:val="000000"/>
+          <w:spacing w:val="0"/>
+          <w:kern w:val="2"/>
+          <w:u w:val="none"/>
+          <w:shd w:val="clear" w:color="auto" w:fill="F5C400"/>
+        </w:rPr>
+      </w:pPr>
+      <w:r>
+        <w:rPr>
+          <w:rFonts w:hint="eastAsia"/>
+          <w:i w:val="0"/>
+          <w:strike w:val="0"/>
+          <w:color w:val="000000"/>
+          <w:spacing w:val="0"/>
+          <w:kern w:val="2"/>
+          <w:u w:val="none"/>
+          <w:shd w:val="clear" w:color="auto" w:fill="F5C400"/>
+        </w:rPr>
+        <w:t>上午票最迟13：00入馆</w:t>
+      </w:r>
+    </w:p>
+    <w:p>
+      <w:pPr>
+        <w:pStyle w:val="000001"/>
+        <w:numPr>
+          <w:ilvl w:val="1"/>
+          <w:numId w:val="19"/>
+        </w:numPr>
+        <w:pBdr/>
+        <w:ind/>
+        <w:rPr>
+          <w:rFonts w:hint="eastAsia"/>
+          <w:i w:val="0"/>
+          <w:strike w:val="0"/>
+          <w:color w:val="000000"/>
+          <w:spacing w:val="0"/>
+          <w:kern w:val="2"/>
+          <w:u w:val="none"/>
+          <w:shd w:val="clear" w:color="auto" w:fill="F5C400"/>
+        </w:rPr>
+      </w:pPr>
+      <w:r>
+        <w:rPr>
+          <w:rFonts w:hint="eastAsia"/>
+          <w:i w:val="0"/>
+          <w:strike w:val="0"/>
+          <w:color w:val="FF0000"/>
+          <w:spacing w:val="0"/>
+          <w:kern w:val="2"/>
+          <w:u w:val="none"/>
+          <w:shd w:val="clear" w:color="auto" w:fill="F5C400"/>
+        </w:rPr>
+        <w:t>每日8点会</w:t>
+      </w:r>
+      <w:r>
+        <w:rPr>
+          <w:rFonts w:hint="eastAsia"/>
+          <w:i w:val="0"/>
+          <w:strike w:val="0"/>
+          <w:color w:val="000000"/>
+          <w:spacing w:val="0"/>
+          <w:kern w:val="2"/>
+          <w:u w:val="none"/>
+          <w:shd w:val="clear" w:color="auto" w:fill="F5C400"/>
+        </w:rPr>
+        <w:t>放一次票，当日不放票。</w:t>
+      </w:r>
+    </w:p>
+    <w:p>
+      <w:pPr>
+        <w:pStyle w:val="000005"/>
+        <w:numPr>
+          <w:ilvl w:val="0"/>
+          <w:numId w:val="19"/>
+        </w:numPr>
+        <w:rPr>
+          <w:kern w:val="2"/>
+        </w:rPr>
+      </w:pPr>
+      <w:r>
+        <w:rPr>
+          <w:rFonts w:hint="eastAsia"/>
+          <w:kern w:val="2"/>
+        </w:rPr>
+        <w:t>中山陵</w:t>
+      </w:r>
+    </w:p>
+    <w:p>
+      <w:pPr>
+        <w:pStyle w:val="000001"/>
+        <w:numPr>
+          <w:ilvl w:val="1"/>
+          <w:numId w:val="19"/>
+        </w:numPr>
+        <w:pBdr/>
+        <w:ind/>
+        <w:rPr>
+          <w:rFonts w:hint="eastAsia"/>
+          <w:i w:val="0"/>
+          <w:strike w:val="0"/>
+          <w:color w:val="000000"/>
+          <w:spacing w:val="0"/>
+          <w:kern w:val="2"/>
+          <w:u w:val="none"/>
+          <w:shd w:val="clear" w:color="auto" w:fill="F5C400"/>
+        </w:rPr>
+      </w:pPr>
+      <w:r>
+        <w:rPr>
+          <w:rFonts w:hint="eastAsia"/>
+          <w:i w:val="0"/>
+          <w:strike w:val="0"/>
+          <w:color w:val="000000"/>
+          <w:spacing w:val="0"/>
+          <w:kern w:val="2"/>
+          <w:u w:val="none"/>
+          <w:shd w:val="clear" w:color="auto" w:fill="F5C400"/>
+        </w:rPr>
+        <w:t>提前   7天   的   16:00   准时放票</w:t>
+      </w:r>
+    </w:p>
+    <w:p>
+      <w:pPr>
+        <w:pStyle w:val="000001"/>
+        <w:numPr>
+          <w:ilvl w:val="1"/>
+          <w:numId w:val="19"/>
+        </w:numPr>
+        <w:pBdr>
+          <w:bottom/>
+        </w:pBdr>
+        <w:ind/>
+        <w:rPr>
+          <w:rFonts w:hint="eastAsia"/>
+          <w:i w:val="0"/>
+          <w:strike w:val="0"/>
+          <w:color w:val="000000"/>
+          <w:spacing w:val="0"/>
+          <w:kern w:val="2"/>
+          <w:u w:val="none"/>
+          <w:shd w:val="clear" w:color="auto" w:fill="F5C400"/>
+        </w:rPr>
+      </w:pPr>
+      <w:r>
+        <w:rPr>
+          <w:rFonts w:hint="eastAsia"/>
+          <w:i w:val="0"/>
+          <w:strike w:val="0"/>
+          <w:color w:val="000000"/>
+          <w:spacing w:val="0"/>
+          <w:kern w:val="2"/>
+          <w:u w:val="none"/>
+          <w:shd w:val="clear" w:color="auto" w:fill="F5C400"/>
+        </w:rPr>
+        <w:t>停车也需要预约。</w:t>
+      </w:r>
+    </w:p>
+    <w:p>
+      <w:pPr>
+        <w:pStyle w:val="000001"/>
+        <w:numPr>
+          <w:ilvl w:val="1"/>
+          <w:numId w:val="19"/>
+        </w:numPr>
+        <w:pBdr>
+          <w:bottom/>
+        </w:pBdr>
+        <w:ind/>
+        <w:rPr>
+          <w:rFonts w:hint="eastAsia"/>
+          <w:i w:val="0"/>
+          <w:strike w:val="0"/>
+          <w:color w:val="000000"/>
+          <w:spacing w:val="0"/>
+          <w:kern w:val="2"/>
+          <w:u w:val="none"/>
+          <w:shd w:val="clear" w:color="auto" w:fill="F5C400"/>
+        </w:rPr>
+      </w:pPr>
+      <w:r>
+        <w:rPr>
+          <w:rFonts w:hint="eastAsia"/>
+          <w:i w:val="0"/>
+          <w:strike w:val="0"/>
+          <w:color w:val="000000"/>
+          <w:spacing w:val="0"/>
+          <w:kern w:val="2"/>
+          <w:u w:val="none"/>
+          <w:shd w:val="clear" w:color="auto" w:fill="F5C400"/>
+        </w:rPr>
+        <w:drawing>
+          <wp:inline distT="0" distB="0" distL="0" distR="0">
+            <wp:extent cx="4785360" cy="2241857"/>
+            <wp:effectExtent l="0" t="0" r="0" b="0"/>
+            <wp:docPr id="38" name="picture" descr="descript"/>
+            <wp:cNvGraphicFramePr/>
+            <a:graphic>
+              <a:graphicData uri="http://schemas.openxmlformats.org/drawingml/2006/picture">
+                <pic:pic>
+                  <pic:nvPicPr>
+                    <pic:cNvPr id="39" name="picture" descr="descript"/>
+                    <pic:cNvPicPr/>
+                  </pic:nvPicPr>
+                  <pic:blipFill rotWithShape="1">
+                    <a:blip r:embed="rId17"/>
                     <a:stretch/>
                   </pic:blipFill>
                   <pic:spPr>
@@ -5149,15 +5803,24 @@
         <w:pBdr/>
         <w:ind/>
         <w:rPr>
-          <w:kern w:val="2"/>
-        </w:rPr>
-      </w:pPr>
-      <w:r>
-        <w:rPr>
-          <w:rFonts w:hint="eastAsia"/>
-          <w:kern w:val="2"/>
-        </w:rPr>
-        <w:t>徐州博物馆  -- 金缕玉衣，陶俑</w:t>
+          <w:color w:val="FF0000"/>
+          <w:kern w:val="2"/>
+        </w:rPr>
+      </w:pPr>
+      <w:r>
+        <w:rPr>
+          <w:rFonts w:hint="eastAsia"/>
+          <w:kern w:val="2"/>
+        </w:rPr>
+        <w:t xml:space="preserve">徐州博物馆  -- 金缕玉衣，陶俑 提前7天 不含当天 </w:t>
+      </w:r>
+      <w:r>
+        <w:rPr>
+          <w:rFonts w:hint="eastAsia"/>
+          <w:color w:val="FF0000"/>
+          <w:kern w:val="2"/>
+        </w:rPr>
+        <w:t>6号预约12号的票 无停车场</w:t>
       </w:r>
     </w:p>
     <w:p>
@@ -5177,9 +5840,22 @@
       <w:r>
         <w:rPr>
           <w:rFonts w:hint="eastAsia"/>
-          <w:kern w:val="2"/>
-        </w:rPr>
-        <w:t>龟山汉墓 -- 80</w:t>
+          <w:i w:val="0"/>
+          <w:strike w:val="0"/>
+          <w:spacing w:val="0"/>
+          <w:u w:val="none"/>
+        </w:rPr>
+        <w:t>淮海战役纪念馆</w:t>
+      </w:r>
+      <w:r>
+        <w:rPr>
+          <w:rFonts w:hint="eastAsia"/>
+          <w:i w:val="0"/>
+          <w:strike w:val="0"/>
+          <w:spacing w:val="0"/>
+          <w:u w:val="none"/>
+        </w:rPr>
+        <w:t xml:space="preserve"> -- 无需预约，带身份证 16：15停止入馆</w:t>
       </w:r>
     </w:p>
     <w:p>
@@ -5194,6 +5870,28 @@
         <w:rPr>
           <w:rFonts w:hint="eastAsia"/>
           <w:kern w:val="2"/>
+        </w:rPr>
+      </w:pPr>
+      <w:r>
+        <w:rPr>
+          <w:rFonts w:hint="eastAsia"/>
+          <w:kern w:val="2"/>
+        </w:rPr>
+        <w:t>龟山汉墓 -- 单独40  + 圣旨博物馆联票80</w:t>
+      </w:r>
+    </w:p>
+    <w:p>
+      <w:pPr>
+        <w:pStyle w:val="000001"/>
+        <w:numPr>
+          <w:ilvl w:val="0"/>
+          <w:numId w:val="20"/>
+        </w:numPr>
+        <w:pBdr/>
+        <w:ind/>
+        <w:rPr>
+          <w:rFonts w:hint="eastAsia"/>
+          <w:kern w:val="2"/>
           <w:shd w:val="clear" w:color="auto" w:fill="92D050"/>
         </w:rPr>
       </w:pPr>
@@ -5203,7 +5901,7 @@
           <w:kern w:val="2"/>
           <w:shd w:val="clear" w:color="auto" w:fill="92D050"/>
         </w:rPr>
-        <w:t>宝莲寺</w:t>
+        <w:t>宝莲寺 --免费</w:t>
       </w:r>
     </w:p>
     <w:p>
@@ -5327,6 +6025,29 @@
 <file path=word/numbering.xml><?xml version="1.0" encoding="utf-8"?>
 <w:numbering xmlns:w="http://schemas.openxmlformats.org/wordprocessingml/2006/main">
   <w:abstractNum w:abstractNumId="0">
+    <w:lvl w:ilvl="2">
+      <w:start w:val="1"/>
+      <w:numFmt w:val="bullet"/>
+      <w:lvlText w:val=""/>
+      <w:lvlJc w:val="left"/>
+      <w:pPr>
+        <w:ind w:left="1216" w:hanging="336"/>
+      </w:pPr>
+      <w:rPr>
+        <w:rFonts w:hint="default" w:ascii="wingdings" w:hAnsi="wingdings" w:cs="wingdings"/>
+      </w:rPr>
+    </w:lvl>
+    <w:lvl w:ilvl="6">
+      <w:start w:val="1"/>
+      <w:numFmt w:val="bullet"/>
+      <w:lvlText w:val=""/>
+      <w:pPr>
+        <w:ind w:left="2976" w:hanging="336"/>
+      </w:pPr>
+      <w:rPr>
+        <w:rFonts w:hint="default" w:ascii="wingdings" w:hAnsi="wingdings" w:cs="wingdings"/>
+      </w:rPr>
+    </w:lvl>
     <w:lvl w:ilvl="8">
       <w:start w:val="1"/>
       <w:numFmt w:val="bullet"/>
@@ -5338,12 +6059,23 @@
         <w:rFonts w:hint="default" w:ascii="wingdings" w:hAnsi="wingdings" w:cs="wingdings"/>
       </w:rPr>
     </w:lvl>
-    <w:lvl w:ilvl="6">
+    <w:lvl w:ilvl="7">
+      <w:start w:val="1"/>
+      <w:numFmt w:val="bullet"/>
+      <w:lvlText w:val="¡"/>
+      <w:pPr>
+        <w:ind w:left="3416" w:hanging="336"/>
+      </w:pPr>
+      <w:rPr>
+        <w:rFonts w:hint="default" w:ascii="wingdings" w:hAnsi="wingdings" w:cs="wingdings"/>
+      </w:rPr>
+    </w:lvl>
+    <w:lvl w:ilvl="3">
       <w:start w:val="1"/>
       <w:numFmt w:val="bullet"/>
       <w:lvlText w:val=""/>
       <w:pPr>
-        <w:ind w:left="2976" w:hanging="336"/>
+        <w:ind w:left="1656" w:hanging="336"/>
       </w:pPr>
       <w:rPr>
         <w:rFonts w:hint="default" w:ascii="wingdings" w:hAnsi="wingdings" w:cs="wingdings"/>
@@ -5361,39 +6093,6 @@
         <w:rFonts w:hint="default" w:ascii="wingdings" w:hAnsi="wingdings" w:cs="wingdings"/>
       </w:rPr>
     </w:lvl>
-    <w:lvl w:ilvl="5">
-      <w:start w:val="1"/>
-      <w:numFmt w:val="bullet"/>
-      <w:lvlText w:val=""/>
-      <w:pPr>
-        <w:ind w:left="2536" w:hanging="336"/>
-      </w:pPr>
-      <w:rPr>
-        <w:rFonts w:hint="default" w:ascii="wingdings" w:hAnsi="wingdings" w:cs="wingdings"/>
-      </w:rPr>
-    </w:lvl>
-    <w:lvl w:ilvl="3">
-      <w:start w:val="1"/>
-      <w:numFmt w:val="bullet"/>
-      <w:lvlText w:val=""/>
-      <w:pPr>
-        <w:ind w:left="1656" w:hanging="336"/>
-      </w:pPr>
-      <w:rPr>
-        <w:rFonts w:hint="default" w:ascii="wingdings" w:hAnsi="wingdings" w:cs="wingdings"/>
-      </w:rPr>
-    </w:lvl>
-    <w:lvl w:ilvl="7">
-      <w:start w:val="1"/>
-      <w:numFmt w:val="bullet"/>
-      <w:lvlText w:val="¡"/>
-      <w:pPr>
-        <w:ind w:left="3416" w:hanging="336"/>
-      </w:pPr>
-      <w:rPr>
-        <w:rFonts w:hint="default" w:ascii="wingdings" w:hAnsi="wingdings" w:cs="wingdings"/>
-      </w:rPr>
-    </w:lvl>
     <w:lvl w:ilvl="4">
       <w:start w:val="1"/>
       <w:numFmt w:val="bullet"/>
@@ -5417,6 +6116,30 @@
         <w:rFonts w:hint="default" w:ascii="wingdings" w:hAnsi="wingdings" w:cs="wingdings"/>
       </w:rPr>
     </w:lvl>
+    <w:lvl w:ilvl="5">
+      <w:start w:val="1"/>
+      <w:numFmt w:val="bullet"/>
+      <w:lvlText w:val=""/>
+      <w:pPr>
+        <w:ind w:left="2536" w:hanging="336"/>
+      </w:pPr>
+      <w:rPr>
+        <w:rFonts w:hint="default" w:ascii="wingdings" w:hAnsi="wingdings" w:cs="wingdings"/>
+      </w:rPr>
+    </w:lvl>
+  </w:abstractNum>
+  <w:abstractNum w:abstractNumId="1">
+    <w:lvl w:ilvl="4">
+      <w:start w:val="1"/>
+      <w:numFmt w:val="bullet"/>
+      <w:lvlText w:val="¡"/>
+      <w:pPr>
+        <w:ind w:left="2096" w:hanging="336"/>
+      </w:pPr>
+      <w:rPr>
+        <w:rFonts w:hint="default" w:ascii="wingdings" w:hAnsi="wingdings" w:cs="wingdings"/>
+      </w:rPr>
+    </w:lvl>
     <w:lvl w:ilvl="2">
       <w:start w:val="1"/>
       <w:numFmt w:val="bullet"/>
@@ -5429,14 +6152,12 @@
         <w:rFonts w:hint="default" w:ascii="wingdings" w:hAnsi="wingdings" w:cs="wingdings"/>
       </w:rPr>
     </w:lvl>
-  </w:abstractNum>
-  <w:abstractNum w:abstractNumId="1">
-    <w:lvl w:ilvl="8">
-      <w:start w:val="1"/>
-      <w:numFmt w:val="bullet"/>
-      <w:lvlText w:val=""/>
-      <w:pPr>
-        <w:ind w:left="3856" w:hanging="336"/>
+    <w:lvl w:ilvl="6">
+      <w:start w:val="1"/>
+      <w:numFmt w:val="bullet"/>
+      <w:lvlText w:val=""/>
+      <w:pPr>
+        <w:ind w:left="2976" w:hanging="336"/>
       </w:pPr>
       <w:rPr>
         <w:rFonts w:hint="default" w:ascii="wingdings" w:hAnsi="wingdings" w:cs="wingdings"/>
@@ -5454,6 +6175,17 @@
         <w:rFonts w:hint="default" w:ascii="wingdings" w:hAnsi="wingdings" w:cs="wingdings"/>
       </w:rPr>
     </w:lvl>
+    <w:lvl w:ilvl="5">
+      <w:start w:val="1"/>
+      <w:numFmt w:val="bullet"/>
+      <w:lvlText w:val=""/>
+      <w:pPr>
+        <w:ind w:left="2536" w:hanging="336"/>
+      </w:pPr>
+      <w:rPr>
+        <w:rFonts w:hint="default" w:ascii="wingdings" w:hAnsi="wingdings" w:cs="wingdings"/>
+      </w:rPr>
+    </w:lvl>
     <w:lvl w:ilvl="0">
       <w:start w:val="1"/>
       <w:numFmt w:val="bullet"/>
@@ -5466,6 +6198,52 @@
         <w:rFonts w:hint="default" w:ascii="wingdings" w:hAnsi="wingdings" w:cs="wingdings"/>
       </w:rPr>
     </w:lvl>
+    <w:lvl w:ilvl="3">
+      <w:start w:val="1"/>
+      <w:numFmt w:val="bullet"/>
+      <w:lvlText w:val=""/>
+      <w:pPr>
+        <w:ind w:left="1656" w:hanging="336"/>
+      </w:pPr>
+      <w:rPr>
+        <w:rFonts w:hint="default" w:ascii="wingdings" w:hAnsi="wingdings" w:cs="wingdings"/>
+      </w:rPr>
+    </w:lvl>
+    <w:lvl w:ilvl="8">
+      <w:start w:val="1"/>
+      <w:numFmt w:val="bullet"/>
+      <w:lvlText w:val=""/>
+      <w:pPr>
+        <w:ind w:left="3856" w:hanging="336"/>
+      </w:pPr>
+      <w:rPr>
+        <w:rFonts w:hint="default" w:ascii="wingdings" w:hAnsi="wingdings" w:cs="wingdings"/>
+      </w:rPr>
+    </w:lvl>
+    <w:lvl w:ilvl="7">
+      <w:start w:val="1"/>
+      <w:numFmt w:val="bullet"/>
+      <w:lvlText w:val="¡"/>
+      <w:pPr>
+        <w:ind w:left="3416" w:hanging="336"/>
+      </w:pPr>
+      <w:rPr>
+        <w:rFonts w:hint="default" w:ascii="wingdings" w:hAnsi="wingdings" w:cs="wingdings"/>
+      </w:rPr>
+    </w:lvl>
+  </w:abstractNum>
+  <w:abstractNum w:abstractNumId="2">
+    <w:lvl w:ilvl="5">
+      <w:start w:val="1"/>
+      <w:numFmt w:val="bullet"/>
+      <w:lvlText w:val=""/>
+      <w:pPr>
+        <w:ind w:left="2536" w:hanging="336"/>
+      </w:pPr>
+      <w:rPr>
+        <w:rFonts w:hint="default" w:ascii="wingdings" w:hAnsi="wingdings" w:cs="wingdings"/>
+      </w:rPr>
+    </w:lvl>
     <w:lvl w:ilvl="6">
       <w:start w:val="1"/>
       <w:numFmt w:val="bullet"/>
@@ -5477,6 +6255,29 @@
         <w:rFonts w:hint="default" w:ascii="wingdings" w:hAnsi="wingdings" w:cs="wingdings"/>
       </w:rPr>
     </w:lvl>
+    <w:lvl w:ilvl="0">
+      <w:start w:val="1"/>
+      <w:numFmt w:val="bullet"/>
+      <w:lvlText w:val=""/>
+      <w:lvlJc w:val="left"/>
+      <w:pPr>
+        <w:ind w:left="336" w:hanging="336"/>
+      </w:pPr>
+      <w:rPr>
+        <w:rFonts w:hint="default" w:ascii="wingdings" w:hAnsi="wingdings" w:cs="wingdings"/>
+      </w:rPr>
+    </w:lvl>
+    <w:lvl w:ilvl="8">
+      <w:start w:val="1"/>
+      <w:numFmt w:val="bullet"/>
+      <w:lvlText w:val=""/>
+      <w:pPr>
+        <w:ind w:left="3856" w:hanging="336"/>
+      </w:pPr>
+      <w:rPr>
+        <w:rFonts w:hint="default" w:ascii="wingdings" w:hAnsi="wingdings" w:cs="wingdings"/>
+      </w:rPr>
+    </w:lvl>
     <w:lvl w:ilvl="4">
       <w:start w:val="1"/>
       <w:numFmt w:val="bullet"/>
@@ -5494,6 +6295,18 @@
       <w:lvlText w:val=""/>
       <w:pPr>
         <w:ind w:left="1656" w:hanging="336"/>
+      </w:pPr>
+      <w:rPr>
+        <w:rFonts w:hint="default" w:ascii="wingdings" w:hAnsi="wingdings" w:cs="wingdings"/>
+      </w:rPr>
+    </w:lvl>
+    <w:lvl w:ilvl="1">
+      <w:start w:val="1"/>
+      <w:numFmt w:val="bullet"/>
+      <w:lvlText w:val="¡"/>
+      <w:lvlJc w:val="left"/>
+      <w:pPr>
+        <w:ind w:left="776" w:hanging="336"/>
       </w:pPr>
       <w:rPr>
         <w:rFonts w:hint="default" w:ascii="wingdings" w:hAnsi="wingdings" w:cs="wingdings"/>
@@ -5511,80 +6324,58 @@
         <w:rFonts w:hint="default" w:ascii="wingdings" w:hAnsi="wingdings" w:cs="wingdings"/>
       </w:rPr>
     </w:lvl>
+    <w:lvl w:ilvl="7">
+      <w:start w:val="1"/>
+      <w:numFmt w:val="bullet"/>
+      <w:lvlText w:val="¡"/>
+      <w:pPr>
+        <w:ind w:left="3416" w:hanging="336"/>
+      </w:pPr>
+      <w:rPr>
+        <w:rFonts w:hint="default" w:ascii="wingdings" w:hAnsi="wingdings" w:cs="wingdings"/>
+      </w:rPr>
+    </w:lvl>
+  </w:abstractNum>
+  <w:abstractNum w:abstractNumId="3">
+    <w:lvl w:ilvl="7">
+      <w:start w:val="1"/>
+      <w:numFmt w:val="bullet"/>
+      <w:lvlText w:val="¡"/>
+      <w:pPr>
+        <w:ind w:left="3416" w:hanging="336"/>
+      </w:pPr>
+      <w:rPr>
+        <w:rFonts w:hint="default" w:ascii="wingdings" w:hAnsi="wingdings" w:cs="wingdings"/>
+      </w:rPr>
+    </w:lvl>
+    <w:lvl w:ilvl="6">
+      <w:start w:val="1"/>
+      <w:numFmt w:val="bullet"/>
+      <w:lvlText w:val=""/>
+      <w:pPr>
+        <w:ind w:left="2976" w:hanging="336"/>
+      </w:pPr>
+      <w:rPr>
+        <w:rFonts w:hint="default" w:ascii="wingdings" w:hAnsi="wingdings" w:cs="wingdings"/>
+      </w:rPr>
+    </w:lvl>
+    <w:lvl w:ilvl="8">
+      <w:start w:val="1"/>
+      <w:numFmt w:val="bullet"/>
+      <w:lvlText w:val=""/>
+      <w:pPr>
+        <w:ind w:left="3856" w:hanging="336"/>
+      </w:pPr>
+      <w:rPr>
+        <w:rFonts w:hint="default" w:ascii="wingdings" w:hAnsi="wingdings" w:cs="wingdings"/>
+      </w:rPr>
+    </w:lvl>
     <w:lvl w:ilvl="5">
       <w:start w:val="1"/>
       <w:numFmt w:val="bullet"/>
       <w:lvlText w:val=""/>
       <w:pPr>
         <w:ind w:left="2536" w:hanging="336"/>
-      </w:pPr>
-      <w:rPr>
-        <w:rFonts w:hint="default" w:ascii="wingdings" w:hAnsi="wingdings" w:cs="wingdings"/>
-      </w:rPr>
-    </w:lvl>
-    <w:lvl w:ilvl="7">
-      <w:start w:val="1"/>
-      <w:numFmt w:val="bullet"/>
-      <w:lvlText w:val="¡"/>
-      <w:pPr>
-        <w:ind w:left="3416" w:hanging="336"/>
-      </w:pPr>
-      <w:rPr>
-        <w:rFonts w:hint="default" w:ascii="wingdings" w:hAnsi="wingdings" w:cs="wingdings"/>
-      </w:rPr>
-    </w:lvl>
-  </w:abstractNum>
-  <w:abstractNum w:abstractNumId="2">
-    <w:lvl w:ilvl="6">
-      <w:start w:val="1"/>
-      <w:numFmt w:val="bullet"/>
-      <w:lvlText w:val=""/>
-      <w:pPr>
-        <w:ind w:left="2976" w:hanging="336"/>
-      </w:pPr>
-      <w:rPr>
-        <w:rFonts w:hint="default" w:ascii="wingdings" w:hAnsi="wingdings" w:cs="wingdings"/>
-      </w:rPr>
-    </w:lvl>
-    <w:lvl w:ilvl="7">
-      <w:start w:val="1"/>
-      <w:numFmt w:val="bullet"/>
-      <w:lvlText w:val="¡"/>
-      <w:pPr>
-        <w:ind w:left="3416" w:hanging="336"/>
-      </w:pPr>
-      <w:rPr>
-        <w:rFonts w:hint="default" w:ascii="wingdings" w:hAnsi="wingdings" w:cs="wingdings"/>
-      </w:rPr>
-    </w:lvl>
-    <w:lvl w:ilvl="8">
-      <w:start w:val="1"/>
-      <w:numFmt w:val="bullet"/>
-      <w:lvlText w:val=""/>
-      <w:pPr>
-        <w:ind w:left="3856" w:hanging="336"/>
-      </w:pPr>
-      <w:rPr>
-        <w:rFonts w:hint="default" w:ascii="wingdings" w:hAnsi="wingdings" w:cs="wingdings"/>
-      </w:rPr>
-    </w:lvl>
-    <w:lvl w:ilvl="3">
-      <w:start w:val="1"/>
-      <w:numFmt w:val="bullet"/>
-      <w:lvlText w:val=""/>
-      <w:pPr>
-        <w:ind w:left="1656" w:hanging="336"/>
-      </w:pPr>
-      <w:rPr>
-        <w:rFonts w:hint="default" w:ascii="wingdings" w:hAnsi="wingdings" w:cs="wingdings"/>
-      </w:rPr>
-    </w:lvl>
-    <w:lvl w:ilvl="4">
-      <w:start w:val="1"/>
-      <w:numFmt w:val="bullet"/>
-      <w:lvlText w:val="¡"/>
-      <w:pPr>
-        <w:ind w:left="2096" w:hanging="336"/>
       </w:pPr>
       <w:rPr>
         <w:rFonts w:hint="default" w:ascii="wingdings" w:hAnsi="wingdings" w:cs="wingdings"/>
@@ -5596,7 +6387,43 @@
       <w:lvlText w:val=""/>
       <w:lvlJc w:val="left"/>
       <w:pPr>
+        <w:tabs/>
         <w:ind w:left="336" w:hanging="336"/>
+      </w:pPr>
+      <w:rPr>
+        <w:rFonts w:hint="default" w:ascii="wingdings" w:hAnsi="wingdings" w:cs="wingdings"/>
+        <w:u/>
+      </w:rPr>
+    </w:lvl>
+    <w:lvl w:ilvl="3">
+      <w:start w:val="1"/>
+      <w:numFmt w:val="bullet"/>
+      <w:lvlText w:val=""/>
+      <w:pPr>
+        <w:ind w:left="1656" w:hanging="336"/>
+      </w:pPr>
+      <w:rPr>
+        <w:rFonts w:hint="default" w:ascii="wingdings" w:hAnsi="wingdings" w:cs="wingdings"/>
+      </w:rPr>
+    </w:lvl>
+    <w:lvl w:ilvl="4">
+      <w:start w:val="1"/>
+      <w:numFmt w:val="bullet"/>
+      <w:lvlText w:val="¡"/>
+      <w:pPr>
+        <w:ind w:left="2096" w:hanging="336"/>
+      </w:pPr>
+      <w:rPr>
+        <w:rFonts w:hint="default" w:ascii="wingdings" w:hAnsi="wingdings" w:cs="wingdings"/>
+      </w:rPr>
+    </w:lvl>
+    <w:lvl w:ilvl="2">
+      <w:start w:val="1"/>
+      <w:numFmt w:val="bullet"/>
+      <w:lvlText w:val=""/>
+      <w:lvlJc w:val="left"/>
+      <w:pPr>
+        <w:ind w:left="1216" w:hanging="336"/>
       </w:pPr>
       <w:rPr>
         <w:rFonts w:hint="default" w:ascii="wingdings" w:hAnsi="wingdings" w:cs="wingdings"/>
@@ -5614,6 +6441,87 @@
         <w:rFonts w:hint="default" w:ascii="wingdings" w:hAnsi="wingdings" w:cs="wingdings"/>
       </w:rPr>
     </w:lvl>
+  </w:abstractNum>
+  <w:abstractNum w:abstractNumId="4">
+    <w:lvl w:ilvl="0">
+      <w:start w:val="1"/>
+      <w:numFmt w:val="bullet"/>
+      <w:lvlText w:val=""/>
+      <w:lvlJc w:val="left"/>
+      <w:pPr>
+        <w:ind w:left="336" w:hanging="336"/>
+      </w:pPr>
+      <w:rPr>
+        <w:rFonts w:hint="default" w:ascii="wingdings" w:hAnsi="wingdings" w:cs="wingdings"/>
+      </w:rPr>
+    </w:lvl>
+    <w:lvl w:ilvl="7">
+      <w:start w:val="1"/>
+      <w:numFmt w:val="bullet"/>
+      <w:lvlText w:val="¡"/>
+      <w:pPr>
+        <w:ind w:left="3416" w:hanging="336"/>
+      </w:pPr>
+      <w:rPr>
+        <w:rFonts w:hint="default" w:ascii="wingdings" w:hAnsi="wingdings" w:cs="wingdings"/>
+      </w:rPr>
+    </w:lvl>
+    <w:lvl w:ilvl="8">
+      <w:start w:val="1"/>
+      <w:numFmt w:val="bullet"/>
+      <w:lvlText w:val=""/>
+      <w:pPr>
+        <w:ind w:left="3856" w:hanging="336"/>
+      </w:pPr>
+      <w:rPr>
+        <w:rFonts w:hint="default" w:ascii="wingdings" w:hAnsi="wingdings" w:cs="wingdings"/>
+      </w:rPr>
+    </w:lvl>
+    <w:lvl w:ilvl="4">
+      <w:start w:val="1"/>
+      <w:numFmt w:val="bullet"/>
+      <w:lvlText w:val="¡"/>
+      <w:pPr>
+        <w:ind w:left="2096" w:hanging="336"/>
+      </w:pPr>
+      <w:rPr>
+        <w:rFonts w:hint="default" w:ascii="wingdings" w:hAnsi="wingdings" w:cs="wingdings"/>
+      </w:rPr>
+    </w:lvl>
+    <w:lvl w:ilvl="3">
+      <w:start w:val="1"/>
+      <w:numFmt w:val="bullet"/>
+      <w:lvlText w:val=""/>
+      <w:pPr>
+        <w:ind w:left="1656" w:hanging="336"/>
+      </w:pPr>
+      <w:rPr>
+        <w:rFonts w:hint="default" w:ascii="wingdings" w:hAnsi="wingdings" w:cs="wingdings"/>
+      </w:rPr>
+    </w:lvl>
+    <w:lvl w:ilvl="1">
+      <w:start w:val="1"/>
+      <w:numFmt w:val="bullet"/>
+      <w:lvlText w:val="¡"/>
+      <w:lvlJc w:val="left"/>
+      <w:pPr>
+        <w:ind w:left="776" w:hanging="336"/>
+      </w:pPr>
+      <w:rPr>
+        <w:rFonts w:hint="default" w:ascii="wingdings" w:hAnsi="wingdings" w:cs="wingdings"/>
+      </w:rPr>
+    </w:lvl>
+    <w:lvl w:ilvl="6">
+      <w:start w:val="1"/>
+      <w:numFmt w:val="bullet"/>
+      <w:lvlText w:val=""/>
+      <w:pPr>
+        <w:ind w:left="2976" w:hanging="336"/>
+      </w:pPr>
+      <w:rPr>
+        <w:rFonts w:hint="default" w:ascii="wingdings" w:hAnsi="wingdings" w:cs="wingdings"/>
+      </w:rPr>
+    </w:lvl>
     <w:lvl w:ilvl="5">
       <w:start w:val="1"/>
       <w:numFmt w:val="bullet"/>
@@ -5638,7 +6546,53 @@
       </w:rPr>
     </w:lvl>
   </w:abstractNum>
-  <w:abstractNum w:abstractNumId="3">
+  <w:abstractNum w:abstractNumId="5">
+    <w:lvl w:ilvl="1">
+      <w:start w:val="1"/>
+      <w:numFmt w:val="bullet"/>
+      <w:lvlText w:val="¡"/>
+      <w:lvlJc w:val="left"/>
+      <w:pPr>
+        <w:ind w:left="776" w:hanging="336"/>
+      </w:pPr>
+      <w:rPr>
+        <w:rFonts w:hint="default" w:ascii="wingdings" w:hAnsi="wingdings" w:cs="wingdings"/>
+      </w:rPr>
+    </w:lvl>
+    <w:lvl w:ilvl="8">
+      <w:start w:val="1"/>
+      <w:numFmt w:val="bullet"/>
+      <w:lvlText w:val=""/>
+      <w:pPr>
+        <w:ind w:left="3856" w:hanging="336"/>
+      </w:pPr>
+      <w:rPr>
+        <w:rFonts w:hint="default" w:ascii="wingdings" w:hAnsi="wingdings" w:cs="wingdings"/>
+      </w:rPr>
+    </w:lvl>
+    <w:lvl w:ilvl="2">
+      <w:start w:val="1"/>
+      <w:numFmt w:val="bullet"/>
+      <w:lvlText w:val=""/>
+      <w:lvlJc w:val="left"/>
+      <w:pPr>
+        <w:ind w:left="1216" w:hanging="336"/>
+      </w:pPr>
+      <w:rPr>
+        <w:rFonts w:hint="default" w:ascii="wingdings" w:hAnsi="wingdings" w:cs="wingdings"/>
+      </w:rPr>
+    </w:lvl>
+    <w:lvl w:ilvl="3">
+      <w:start w:val="1"/>
+      <w:numFmt w:val="bullet"/>
+      <w:lvlText w:val=""/>
+      <w:pPr>
+        <w:ind w:left="1656" w:hanging="336"/>
+      </w:pPr>
+      <w:rPr>
+        <w:rFonts w:hint="default" w:ascii="wingdings" w:hAnsi="wingdings" w:cs="wingdings"/>
+      </w:rPr>
+    </w:lvl>
     <w:lvl w:ilvl="0">
       <w:start w:val="1"/>
       <w:numFmt w:val="bullet"/>
@@ -5651,6 +6605,17 @@
         <w:rFonts w:hint="default" w:ascii="wingdings" w:hAnsi="wingdings" w:cs="wingdings"/>
       </w:rPr>
     </w:lvl>
+    <w:lvl w:ilvl="7">
+      <w:start w:val="1"/>
+      <w:numFmt w:val="bullet"/>
+      <w:lvlText w:val="¡"/>
+      <w:pPr>
+        <w:ind w:left="3416" w:hanging="336"/>
+      </w:pPr>
+      <w:rPr>
+        <w:rFonts w:hint="default" w:ascii="wingdings" w:hAnsi="wingdings" w:cs="wingdings"/>
+      </w:rPr>
+    </w:lvl>
     <w:lvl w:ilvl="5">
       <w:start w:val="1"/>
       <w:numFmt w:val="bullet"/>
@@ -5662,6 +6627,17 @@
         <w:rFonts w:hint="default" w:ascii="wingdings" w:hAnsi="wingdings" w:cs="wingdings"/>
       </w:rPr>
     </w:lvl>
+    <w:lvl w:ilvl="4">
+      <w:start w:val="1"/>
+      <w:numFmt w:val="bullet"/>
+      <w:lvlText w:val="¡"/>
+      <w:pPr>
+        <w:ind w:left="2096" w:hanging="336"/>
+      </w:pPr>
+      <w:rPr>
+        <w:rFonts w:hint="default" w:ascii="wingdings" w:hAnsi="wingdings" w:cs="wingdings"/>
+      </w:rPr>
+    </w:lvl>
     <w:lvl w:ilvl="6">
       <w:start w:val="1"/>
       <w:numFmt w:val="bullet"/>
@@ -5673,12 +6649,71 @@
         <w:rFonts w:hint="default" w:ascii="wingdings" w:hAnsi="wingdings" w:cs="wingdings"/>
       </w:rPr>
     </w:lvl>
-    <w:lvl w:ilvl="4">
+  </w:abstractNum>
+  <w:abstractNum w:abstractNumId="6">
+    <w:lvl w:ilvl="8">
+      <w:start w:val="1"/>
+      <w:numFmt w:val="bullet"/>
+      <w:lvlText w:val=""/>
+      <w:pPr>
+        <w:ind w:left="3856" w:hanging="336"/>
+      </w:pPr>
+      <w:rPr>
+        <w:rFonts w:hint="default" w:ascii="wingdings" w:hAnsi="wingdings" w:cs="wingdings"/>
+      </w:rPr>
+    </w:lvl>
+    <w:lvl w:ilvl="5">
+      <w:start w:val="1"/>
+      <w:numFmt w:val="bullet"/>
+      <w:lvlText w:val=""/>
+      <w:pPr>
+        <w:ind w:left="2536" w:hanging="336"/>
+      </w:pPr>
+      <w:rPr>
+        <w:rFonts w:hint="default" w:ascii="wingdings" w:hAnsi="wingdings" w:cs="wingdings"/>
+      </w:rPr>
+    </w:lvl>
+    <w:lvl w:ilvl="2">
+      <w:start w:val="1"/>
+      <w:numFmt w:val="bullet"/>
+      <w:lvlText w:val=""/>
+      <w:lvlJc w:val="left"/>
+      <w:pPr>
+        <w:ind w:left="1216" w:hanging="336"/>
+      </w:pPr>
+      <w:rPr>
+        <w:rFonts w:hint="default" w:ascii="wingdings" w:hAnsi="wingdings" w:cs="wingdings"/>
+      </w:rPr>
+    </w:lvl>
+    <w:lvl w:ilvl="6">
+      <w:start w:val="1"/>
+      <w:numFmt w:val="bullet"/>
+      <w:lvlText w:val=""/>
+      <w:pPr>
+        <w:ind w:left="2976" w:hanging="336"/>
+      </w:pPr>
+      <w:rPr>
+        <w:rFonts w:hint="default" w:ascii="wingdings" w:hAnsi="wingdings" w:cs="wingdings"/>
+      </w:rPr>
+    </w:lvl>
+    <w:lvl w:ilvl="0">
+      <w:start w:val="1"/>
+      <w:numFmt w:val="bullet"/>
+      <w:lvlText w:val=""/>
+      <w:lvlJc w:val="left"/>
+      <w:pPr>
+        <w:ind w:left="336" w:hanging="336"/>
+      </w:pPr>
+      <w:rPr>
+        <w:rFonts w:hint="default" w:ascii="wingdings" w:hAnsi="wingdings" w:cs="wingdings"/>
+      </w:rPr>
+    </w:lvl>
+    <w:lvl w:ilvl="7">
       <w:start w:val="1"/>
       <w:numFmt w:val="bullet"/>
       <w:lvlText w:val="¡"/>
       <w:pPr>
-        <w:ind w:left="2096" w:hanging="336"/>
+        <w:ind w:left="3416" w:hanging="336"/>
       </w:pPr>
       <w:rPr>
         <w:rFonts w:hint="default" w:ascii="wingdings" w:hAnsi="wingdings" w:cs="wingdings"/>
@@ -5707,23 +6742,81 @@
         <w:rFonts w:hint="default" w:ascii="wingdings" w:hAnsi="wingdings" w:cs="wingdings"/>
       </w:rPr>
     </w:lvl>
+    <w:lvl w:ilvl="4">
+      <w:start w:val="1"/>
+      <w:numFmt w:val="bullet"/>
+      <w:lvlText w:val="¡"/>
+      <w:pPr>
+        <w:ind w:left="2096" w:hanging="336"/>
+      </w:pPr>
+      <w:rPr>
+        <w:rFonts w:hint="default" w:ascii="wingdings" w:hAnsi="wingdings" w:cs="wingdings"/>
+      </w:rPr>
+    </w:lvl>
+  </w:abstractNum>
+  <w:abstractNum w:abstractNumId="7">
+    <w:lvl w:ilvl="4">
+      <w:start w:val="1"/>
+      <w:numFmt w:val="bullet"/>
+      <w:lvlText w:val="¡"/>
+      <w:pPr>
+        <w:ind w:left="2096" w:hanging="336"/>
+      </w:pPr>
+      <w:rPr>
+        <w:rFonts w:hint="default" w:ascii="wingdings" w:hAnsi="wingdings" w:cs="wingdings"/>
+      </w:rPr>
+    </w:lvl>
+    <w:lvl w:ilvl="6">
+      <w:start w:val="1"/>
+      <w:numFmt w:val="bullet"/>
+      <w:lvlText w:val=""/>
+      <w:pPr>
+        <w:ind w:left="2976" w:hanging="336"/>
+      </w:pPr>
+      <w:rPr>
+        <w:rFonts w:hint="default" w:ascii="wingdings" w:hAnsi="wingdings" w:cs="wingdings"/>
+      </w:rPr>
+    </w:lvl>
+    <w:lvl w:ilvl="5">
+      <w:start w:val="1"/>
+      <w:numFmt w:val="bullet"/>
+      <w:lvlText w:val=""/>
+      <w:pPr>
+        <w:ind w:left="2536" w:hanging="336"/>
+      </w:pPr>
+      <w:rPr>
+        <w:rFonts w:hint="default" w:ascii="wingdings" w:hAnsi="wingdings" w:cs="wingdings"/>
+      </w:rPr>
+    </w:lvl>
+    <w:lvl w:ilvl="7">
+      <w:start w:val="1"/>
+      <w:numFmt w:val="bullet"/>
+      <w:lvlText w:val="¡"/>
+      <w:pPr>
+        <w:ind w:left="3416" w:hanging="336"/>
+      </w:pPr>
+      <w:rPr>
+        <w:rFonts w:hint="default" w:ascii="wingdings" w:hAnsi="wingdings" w:cs="wingdings"/>
+      </w:rPr>
+    </w:lvl>
+    <w:lvl w:ilvl="1">
+      <w:start w:val="1"/>
+      <w:numFmt w:val="bullet"/>
+      <w:lvlText w:val="¡"/>
+      <w:lvlJc w:val="left"/>
+      <w:pPr>
+        <w:ind w:left="776" w:hanging="336"/>
+      </w:pPr>
+      <w:rPr>
+        <w:rFonts w:hint="default" w:ascii="wingdings" w:hAnsi="wingdings" w:cs="wingdings"/>
+      </w:rPr>
+    </w:lvl>
     <w:lvl w:ilvl="8">
       <w:start w:val="1"/>
       <w:numFmt w:val="bullet"/>
       <w:lvlText w:val=""/>
       <w:pPr>
         <w:ind w:left="3856" w:hanging="336"/>
-      </w:pPr>
-      <w:rPr>
-        <w:rFonts w:hint="default" w:ascii="wingdings" w:hAnsi="wingdings" w:cs="wingdings"/>
-      </w:rPr>
-    </w:lvl>
-    <w:lvl w:ilvl="7">
-      <w:start w:val="1"/>
-      <w:numFmt w:val="bullet"/>
-      <w:lvlText w:val="¡"/>
-      <w:pPr>
-        <w:ind w:left="3416" w:hanging="336"/>
       </w:pPr>
       <w:rPr>
         <w:rFonts w:hint="default" w:ascii="wingdings" w:hAnsi="wingdings" w:cs="wingdings"/>
@@ -5741,8 +6834,53 @@
         <w:rFonts w:hint="default" w:ascii="wingdings" w:hAnsi="wingdings" w:cs="wingdings"/>
       </w:rPr>
     </w:lvl>
+    <w:lvl w:ilvl="0">
+      <w:start w:val="1"/>
+      <w:numFmt w:val="bullet"/>
+      <w:lvlText w:val=""/>
+      <w:lvlJc w:val="left"/>
+      <w:pPr>
+        <w:ind w:left="336" w:hanging="336"/>
+      </w:pPr>
+      <w:rPr>
+        <w:rFonts w:hint="default" w:ascii="wingdings" w:hAnsi="wingdings" w:cs="wingdings"/>
+      </w:rPr>
+    </w:lvl>
+    <w:lvl w:ilvl="3">
+      <w:start w:val="1"/>
+      <w:numFmt w:val="bullet"/>
+      <w:lvlText w:val=""/>
+      <w:pPr>
+        <w:ind w:left="1656" w:hanging="336"/>
+      </w:pPr>
+      <w:rPr>
+        <w:rFonts w:hint="default" w:ascii="wingdings" w:hAnsi="wingdings" w:cs="wingdings"/>
+      </w:rPr>
+    </w:lvl>
   </w:abstractNum>
-  <w:abstractNum w:abstractNumId="4">
+  <w:abstractNum w:abstractNumId="8">
+    <w:lvl w:ilvl="8">
+      <w:start w:val="1"/>
+      <w:numFmt w:val="bullet"/>
+      <w:lvlText w:val=""/>
+      <w:pPr>
+        <w:ind w:left="3856" w:hanging="336"/>
+      </w:pPr>
+      <w:rPr>
+        <w:rFonts w:hint="default" w:ascii="wingdings" w:hAnsi="wingdings" w:cs="wingdings"/>
+      </w:rPr>
+    </w:lvl>
+    <w:lvl w:ilvl="7">
+      <w:start w:val="1"/>
+      <w:numFmt w:val="bullet"/>
+      <w:lvlText w:val="¡"/>
+      <w:pPr>
+        <w:ind w:left="3416" w:hanging="336"/>
+      </w:pPr>
+      <w:rPr>
+        <w:rFonts w:hint="default" w:ascii="wingdings" w:hAnsi="wingdings" w:cs="wingdings"/>
+      </w:rPr>
+    </w:lvl>
     <w:lvl w:ilvl="2">
       <w:start w:val="1"/>
       <w:numFmt w:val="bullet"/>
@@ -5767,23 +6905,12 @@
         <w:rFonts w:hint="default" w:ascii="wingdings" w:hAnsi="wingdings" w:cs="wingdings"/>
       </w:rPr>
     </w:lvl>
-    <w:lvl w:ilvl="6">
-      <w:start w:val="1"/>
-      <w:numFmt w:val="bullet"/>
-      <w:lvlText w:val=""/>
-      <w:pPr>
-        <w:ind w:left="2976" w:hanging="336"/>
-      </w:pPr>
-      <w:rPr>
-        <w:rFonts w:hint="default" w:ascii="wingdings" w:hAnsi="wingdings" w:cs="wingdings"/>
-      </w:rPr>
-    </w:lvl>
-    <w:lvl w:ilvl="4">
-      <w:start w:val="1"/>
-      <w:numFmt w:val="bullet"/>
-      <w:lvlText w:val="¡"/>
-      <w:pPr>
-        <w:ind w:left="2096" w:hanging="336"/>
+    <w:lvl w:ilvl="5">
+      <w:start w:val="1"/>
+      <w:numFmt w:val="bullet"/>
+      <w:lvlText w:val=""/>
+      <w:pPr>
+        <w:ind w:left="2536" w:hanging="336"/>
       </w:pPr>
       <w:rPr>
         <w:rFonts w:hint="default" w:ascii="wingdings" w:hAnsi="wingdings" w:cs="wingdings"/>
@@ -5801,6 +6928,75 @@
         <w:rFonts w:hint="default" w:ascii="wingdings" w:hAnsi="wingdings" w:cs="wingdings"/>
       </w:rPr>
     </w:lvl>
+    <w:lvl w:ilvl="6">
+      <w:start w:val="1"/>
+      <w:numFmt w:val="bullet"/>
+      <w:lvlText w:val=""/>
+      <w:pPr>
+        <w:ind w:left="2976" w:hanging="336"/>
+      </w:pPr>
+      <w:rPr>
+        <w:rFonts w:hint="default" w:ascii="wingdings" w:hAnsi="wingdings" w:cs="wingdings"/>
+      </w:rPr>
+    </w:lvl>
+    <w:lvl w:ilvl="3">
+      <w:start w:val="1"/>
+      <w:numFmt w:val="bullet"/>
+      <w:lvlText w:val=""/>
+      <w:pPr>
+        <w:ind w:left="1656" w:hanging="336"/>
+      </w:pPr>
+      <w:rPr>
+        <w:rFonts w:hint="default" w:ascii="wingdings" w:hAnsi="wingdings" w:cs="wingdings"/>
+      </w:rPr>
+    </w:lvl>
+    <w:lvl w:ilvl="4">
+      <w:start w:val="1"/>
+      <w:numFmt w:val="bullet"/>
+      <w:lvlText w:val="¡"/>
+      <w:pPr>
+        <w:ind w:left="2096" w:hanging="336"/>
+      </w:pPr>
+      <w:rPr>
+        <w:rFonts w:hint="default" w:ascii="wingdings" w:hAnsi="wingdings" w:cs="wingdings"/>
+      </w:rPr>
+    </w:lvl>
+  </w:abstractNum>
+  <w:abstractNum w:abstractNumId="9">
+    <w:lvl w:ilvl="0">
+      <w:start w:val="1"/>
+      <w:numFmt w:val="bullet"/>
+      <w:lvlText w:val=""/>
+      <w:lvlJc w:val="left"/>
+      <w:pPr>
+        <w:ind w:left="336" w:hanging="336"/>
+      </w:pPr>
+      <w:rPr>
+        <w:rFonts w:hint="default" w:ascii="wingdings" w:hAnsi="wingdings" w:cs="wingdings"/>
+      </w:rPr>
+    </w:lvl>
+    <w:lvl w:ilvl="6">
+      <w:start w:val="1"/>
+      <w:numFmt w:val="bullet"/>
+      <w:lvlText w:val=""/>
+      <w:pPr>
+        <w:ind w:left="2976" w:hanging="336"/>
+      </w:pPr>
+      <w:rPr>
+        <w:rFonts w:hint="default" w:ascii="wingdings" w:hAnsi="wingdings" w:cs="wingdings"/>
+      </w:rPr>
+    </w:lvl>
+    <w:lvl w:ilvl="5">
+      <w:start w:val="1"/>
+      <w:numFmt w:val="bullet"/>
+      <w:lvlText w:val=""/>
+      <w:pPr>
+        <w:ind w:left="2536" w:hanging="336"/>
+      </w:pPr>
+      <w:rPr>
+        <w:rFonts w:hint="default" w:ascii="wingdings" w:hAnsi="wingdings" w:cs="wingdings"/>
+      </w:rPr>
+    </w:lvl>
     <w:lvl w:ilvl="7">
       <w:start w:val="1"/>
       <w:numFmt w:val="bullet"/>
@@ -5812,47 +7008,34 @@
         <w:rFonts w:hint="default" w:ascii="wingdings" w:hAnsi="wingdings" w:cs="wingdings"/>
       </w:rPr>
     </w:lvl>
-    <w:lvl w:ilvl="5">
+    <w:lvl w:ilvl="8">
       <w:start w:val="1"/>
       <w:numFmt w:val="bullet"/>
       <w:lvlText w:val=""/>
       <w:pPr>
-        <w:ind w:left="2536" w:hanging="336"/>
-      </w:pPr>
-      <w:rPr>
-        <w:rFonts w:hint="default" w:ascii="wingdings" w:hAnsi="wingdings" w:cs="wingdings"/>
-      </w:rPr>
-    </w:lvl>
-    <w:lvl w:ilvl="8">
-      <w:start w:val="1"/>
-      <w:numFmt w:val="bullet"/>
-      <w:lvlText w:val=""/>
-      <w:pPr>
         <w:ind w:left="3856" w:hanging="336"/>
       </w:pPr>
       <w:rPr>
         <w:rFonts w:hint="default" w:ascii="wingdings" w:hAnsi="wingdings" w:cs="wingdings"/>
       </w:rPr>
     </w:lvl>
+    <w:lvl w:ilvl="4">
+      <w:start w:val="1"/>
+      <w:numFmt w:val="bullet"/>
+      <w:lvlText w:val="¡"/>
+      <w:pPr>
+        <w:ind w:left="2096" w:hanging="336"/>
+      </w:pPr>
+      <w:rPr>
+        <w:rFonts w:hint="default" w:ascii="wingdings" w:hAnsi="wingdings" w:cs="wingdings"/>
+      </w:rPr>
+    </w:lvl>
     <w:lvl w:ilvl="3">
       <w:start w:val="1"/>
       <w:numFmt w:val="bullet"/>
       <w:lvlText w:val=""/>
       <w:pPr>
         <w:ind w:left="1656" w:hanging="336"/>
-      </w:pPr>
-      <w:rPr>
-        <w:rFonts w:hint="default" w:ascii="wingdings" w:hAnsi="wingdings" w:cs="wingdings"/>
-      </w:rPr>
-    </w:lvl>
-  </w:abstractNum>
-  <w:abstractNum w:abstractNumId="5">
-    <w:lvl w:ilvl="6">
-      <w:start w:val="1"/>
-      <w:numFmt w:val="bullet"/>
-      <w:lvlText w:val=""/>
-      <w:pPr>
-        <w:ind w:left="2976" w:hanging="336"/>
       </w:pPr>
       <w:rPr>
         <w:rFonts w:hint="default" w:ascii="wingdings" w:hAnsi="wingdings" w:cs="wingdings"/>
@@ -5870,50 +7053,6 @@
         <w:rFonts w:hint="default" w:ascii="wingdings" w:hAnsi="wingdings" w:cs="wingdings"/>
       </w:rPr>
     </w:lvl>
-    <w:lvl w:ilvl="3">
-      <w:start w:val="1"/>
-      <w:numFmt w:val="bullet"/>
-      <w:lvlText w:val=""/>
-      <w:pPr>
-        <w:ind w:left="1656" w:hanging="336"/>
-      </w:pPr>
-      <w:rPr>
-        <w:rFonts w:hint="default" w:ascii="wingdings" w:hAnsi="wingdings" w:cs="wingdings"/>
-      </w:rPr>
-    </w:lvl>
-    <w:lvl w:ilvl="7">
-      <w:start w:val="1"/>
-      <w:numFmt w:val="bullet"/>
-      <w:lvlText w:val="¡"/>
-      <w:pPr>
-        <w:ind w:left="3416" w:hanging="336"/>
-      </w:pPr>
-      <w:rPr>
-        <w:rFonts w:hint="default" w:ascii="wingdings" w:hAnsi="wingdings" w:cs="wingdings"/>
-      </w:rPr>
-    </w:lvl>
-    <w:lvl w:ilvl="4">
-      <w:start w:val="1"/>
-      <w:numFmt w:val="bullet"/>
-      <w:lvlText w:val="¡"/>
-      <w:pPr>
-        <w:ind w:left="2096" w:hanging="336"/>
-      </w:pPr>
-      <w:rPr>
-        <w:rFonts w:hint="default" w:ascii="wingdings" w:hAnsi="wingdings" w:cs="wingdings"/>
-      </w:rPr>
-    </w:lvl>
-    <w:lvl w:ilvl="5">
-      <w:start w:val="1"/>
-      <w:numFmt w:val="bullet"/>
-      <w:lvlText w:val=""/>
-      <w:pPr>
-        <w:ind w:left="2536" w:hanging="336"/>
-      </w:pPr>
-      <w:rPr>
-        <w:rFonts w:hint="default" w:ascii="wingdings" w:hAnsi="wingdings" w:cs="wingdings"/>
-      </w:rPr>
-    </w:lvl>
     <w:lvl w:ilvl="2">
       <w:start w:val="1"/>
       <w:numFmt w:val="bullet"/>
@@ -5926,6 +7065,87 @@
         <w:rFonts w:hint="default" w:ascii="wingdings" w:hAnsi="wingdings" w:cs="wingdings"/>
       </w:rPr>
     </w:lvl>
+  </w:abstractNum>
+  <w:abstractNum w:abstractNumId="10">
+    <w:lvl w:ilvl="7">
+      <w:start w:val="1"/>
+      <w:numFmt w:val="bullet"/>
+      <w:lvlText w:val="¡"/>
+      <w:pPr>
+        <w:ind w:left="3416" w:hanging="336"/>
+      </w:pPr>
+      <w:rPr>
+        <w:rFonts w:hint="default" w:ascii="wingdings" w:hAnsi="wingdings" w:cs="wingdings"/>
+      </w:rPr>
+    </w:lvl>
+    <w:lvl w:ilvl="2">
+      <w:start w:val="1"/>
+      <w:numFmt w:val="bullet"/>
+      <w:lvlText w:val=""/>
+      <w:lvlJc w:val="left"/>
+      <w:pPr>
+        <w:ind w:left="1216" w:hanging="336"/>
+      </w:pPr>
+      <w:rPr>
+        <w:rFonts w:hint="default" w:ascii="wingdings" w:hAnsi="wingdings" w:cs="wingdings"/>
+      </w:rPr>
+    </w:lvl>
+    <w:lvl w:ilvl="4">
+      <w:start w:val="1"/>
+      <w:numFmt w:val="bullet"/>
+      <w:lvlText w:val="¡"/>
+      <w:pPr>
+        <w:ind w:left="2096" w:hanging="336"/>
+      </w:pPr>
+      <w:rPr>
+        <w:rFonts w:hint="default" w:ascii="wingdings" w:hAnsi="wingdings" w:cs="wingdings"/>
+      </w:rPr>
+    </w:lvl>
+    <w:lvl w:ilvl="6">
+      <w:start w:val="1"/>
+      <w:numFmt w:val="bullet"/>
+      <w:lvlText w:val=""/>
+      <w:pPr>
+        <w:ind w:left="2976" w:hanging="336"/>
+      </w:pPr>
+      <w:rPr>
+        <w:rFonts w:hint="default" w:ascii="wingdings" w:hAnsi="wingdings" w:cs="wingdings"/>
+      </w:rPr>
+    </w:lvl>
+    <w:lvl w:ilvl="1">
+      <w:start w:val="1"/>
+      <w:numFmt w:val="bullet"/>
+      <w:lvlText w:val="¡"/>
+      <w:lvlJc w:val="left"/>
+      <w:pPr>
+        <w:ind w:left="776" w:hanging="336"/>
+      </w:pPr>
+      <w:rPr>
+        <w:rFonts w:hint="default" w:ascii="wingdings" w:hAnsi="wingdings" w:cs="wingdings"/>
+      </w:rPr>
+    </w:lvl>
+    <w:lvl w:ilvl="8">
+      <w:start w:val="1"/>
+      <w:numFmt w:val="bullet"/>
+      <w:lvlText w:val=""/>
+      <w:pPr>
+        <w:ind w:left="3856" w:hanging="336"/>
+      </w:pPr>
+      <w:rPr>
+        <w:rFonts w:hint="default" w:ascii="wingdings" w:hAnsi="wingdings" w:cs="wingdings"/>
+      </w:rPr>
+    </w:lvl>
+    <w:lvl w:ilvl="5">
+      <w:start w:val="1"/>
+      <w:numFmt w:val="bullet"/>
+      <w:lvlText w:val=""/>
+      <w:pPr>
+        <w:ind w:left="2536" w:hanging="336"/>
+      </w:pPr>
+      <w:rPr>
+        <w:rFonts w:hint="default" w:ascii="wingdings" w:hAnsi="wingdings" w:cs="wingdings"/>
+      </w:rPr>
+    </w:lvl>
     <w:lvl w:ilvl="0">
       <w:start w:val="1"/>
       <w:numFmt w:val="bullet"/>
@@ -5938,6 +7158,86 @@
         <w:rFonts w:hint="default" w:ascii="wingdings" w:hAnsi="wingdings" w:cs="wingdings"/>
       </w:rPr>
     </w:lvl>
+    <w:lvl w:ilvl="3">
+      <w:start w:val="1"/>
+      <w:numFmt w:val="bullet"/>
+      <w:lvlText w:val=""/>
+      <w:pPr>
+        <w:ind w:left="1656" w:hanging="336"/>
+      </w:pPr>
+      <w:rPr>
+        <w:rFonts w:hint="default" w:ascii="wingdings" w:hAnsi="wingdings" w:cs="wingdings"/>
+      </w:rPr>
+    </w:lvl>
+  </w:abstractNum>
+  <w:abstractNum w:abstractNumId="11">
+    <w:lvl w:ilvl="3">
+      <w:start w:val="1"/>
+      <w:numFmt w:val="bullet"/>
+      <w:lvlText w:val=""/>
+      <w:pPr>
+        <w:ind w:left="1656" w:hanging="336"/>
+      </w:pPr>
+      <w:rPr>
+        <w:rFonts w:hint="default" w:ascii="wingdings" w:hAnsi="wingdings" w:cs="wingdings"/>
+      </w:rPr>
+    </w:lvl>
+    <w:lvl w:ilvl="5">
+      <w:start w:val="1"/>
+      <w:numFmt w:val="bullet"/>
+      <w:lvlText w:val=""/>
+      <w:pPr>
+        <w:ind w:left="2536" w:hanging="336"/>
+      </w:pPr>
+      <w:rPr>
+        <w:rFonts w:hint="default" w:ascii="wingdings" w:hAnsi="wingdings" w:cs="wingdings"/>
+      </w:rPr>
+    </w:lvl>
+    <w:lvl w:ilvl="7">
+      <w:start w:val="1"/>
+      <w:numFmt w:val="bullet"/>
+      <w:lvlText w:val="¡"/>
+      <w:pPr>
+        <w:ind w:left="3416" w:hanging="336"/>
+      </w:pPr>
+      <w:rPr>
+        <w:rFonts w:hint="default" w:ascii="wingdings" w:hAnsi="wingdings" w:cs="wingdings"/>
+      </w:rPr>
+    </w:lvl>
+    <w:lvl w:ilvl="0">
+      <w:start w:val="1"/>
+      <w:numFmt w:val="bullet"/>
+      <w:lvlText w:val=""/>
+      <w:lvlJc w:val="left"/>
+      <w:pPr>
+        <w:ind w:left="336" w:hanging="336"/>
+      </w:pPr>
+      <w:rPr>
+        <w:rFonts w:hint="default" w:ascii="wingdings" w:hAnsi="wingdings" w:cs="wingdings"/>
+      </w:rPr>
+    </w:lvl>
+    <w:lvl w:ilvl="4">
+      <w:start w:val="1"/>
+      <w:numFmt w:val="bullet"/>
+      <w:lvlText w:val="¡"/>
+      <w:pPr>
+        <w:ind w:left="2096" w:hanging="336"/>
+      </w:pPr>
+      <w:rPr>
+        <w:rFonts w:hint="default" w:ascii="wingdings" w:hAnsi="wingdings" w:cs="wingdings"/>
+      </w:rPr>
+    </w:lvl>
+    <w:lvl w:ilvl="6">
+      <w:start w:val="1"/>
+      <w:numFmt w:val="bullet"/>
+      <w:lvlText w:val=""/>
+      <w:pPr>
+        <w:ind w:left="2976" w:hanging="336"/>
+      </w:pPr>
+      <w:rPr>
+        <w:rFonts w:hint="default" w:ascii="wingdings" w:hAnsi="wingdings" w:cs="wingdings"/>
+      </w:rPr>
+    </w:lvl>
     <w:lvl w:ilvl="8">
       <w:start w:val="1"/>
       <w:numFmt w:val="bullet"/>
@@ -5949,8 +7249,18 @@
         <w:rFonts w:hint="default" w:ascii="wingdings" w:hAnsi="wingdings" w:cs="wingdings"/>
       </w:rPr>
     </w:lvl>
-  </w:abstractNum>
-  <w:abstractNum w:abstractNumId="6">
+    <w:lvl w:ilvl="2">
+      <w:start w:val="1"/>
+      <w:numFmt w:val="bullet"/>
+      <w:lvlText w:val=""/>
+      <w:lvlJc w:val="left"/>
+      <w:pPr>
+        <w:ind w:left="1216" w:hanging="336"/>
+      </w:pPr>
+      <w:rPr>
+        <w:rFonts w:hint="default" w:ascii="wingdings" w:hAnsi="wingdings" w:cs="wingdings"/>
+      </w:rPr>
+    </w:lvl>
     <w:lvl w:ilvl="1">
       <w:start w:val="1"/>
       <w:numFmt w:val="bullet"/>
@@ -5963,17 +7273,8 @@
         <w:rFonts w:hint="default" w:ascii="wingdings" w:hAnsi="wingdings" w:cs="wingdings"/>
       </w:rPr>
     </w:lvl>
-    <w:lvl w:ilvl="3">
-      <w:start w:val="1"/>
-      <w:numFmt w:val="bullet"/>
-      <w:lvlText w:val=""/>
-      <w:pPr>
-        <w:ind w:left="1656" w:hanging="336"/>
-      </w:pPr>
-      <w:rPr>
-        <w:rFonts w:hint="default" w:ascii="wingdings" w:hAnsi="wingdings" w:cs="wingdings"/>
-      </w:rPr>
-    </w:lvl>
+  </w:abstractNum>
+  <w:abstractNum w:abstractNumId="12">
     <w:lvl w:ilvl="0">
       <w:start w:val="1"/>
       <w:numFmt w:val="bullet"/>
@@ -5986,12 +7287,35 @@
         <w:rFonts w:hint="default" w:ascii="wingdings" w:hAnsi="wingdings" w:cs="wingdings"/>
       </w:rPr>
     </w:lvl>
-    <w:lvl w:ilvl="8">
+    <w:lvl w:ilvl="1">
+      <w:start w:val="1"/>
+      <w:numFmt w:val="bullet"/>
+      <w:lvlText w:val="¡"/>
+      <w:lvlJc w:val="left"/>
+      <w:pPr>
+        <w:ind w:left="776" w:hanging="336"/>
+      </w:pPr>
+      <w:rPr>
+        <w:rFonts w:hint="default" w:ascii="wingdings" w:hAnsi="wingdings" w:cs="wingdings"/>
+      </w:rPr>
+    </w:lvl>
+    <w:lvl w:ilvl="3">
+      <w:start w:val="1"/>
+      <w:numFmt w:val="bullet"/>
+      <w:lvlText w:val=""/>
+      <w:pPr>
+        <w:ind w:left="1656" w:hanging="336"/>
+      </w:pPr>
+      <w:rPr>
+        <w:rFonts w:hint="default" w:ascii="wingdings" w:hAnsi="wingdings" w:cs="wingdings"/>
+      </w:rPr>
+    </w:lvl>
+    <w:lvl w:ilvl="5">
       <w:start w:val="1"/>
       <w:numFmt w:val="bullet"/>
       <w:lvlText w:val=""/>
       <w:pPr>
-        <w:ind w:left="3856" w:hanging="336"/>
+        <w:ind w:left="2536" w:hanging="336"/>
       </w:pPr>
       <w:rPr>
         <w:rFonts w:hint="default" w:ascii="wingdings" w:hAnsi="wingdings" w:cs="wingdings"/>
@@ -6014,28 +7338,6 @@
       <w:lvlText w:val=""/>
       <w:pPr>
         <w:ind w:left="2976" w:hanging="336"/>
-      </w:pPr>
-      <w:rPr>
-        <w:rFonts w:hint="default" w:ascii="wingdings" w:hAnsi="wingdings" w:cs="wingdings"/>
-      </w:rPr>
-    </w:lvl>
-    <w:lvl w:ilvl="7">
-      <w:start w:val="1"/>
-      <w:numFmt w:val="bullet"/>
-      <w:lvlText w:val="¡"/>
-      <w:pPr>
-        <w:ind w:left="3416" w:hanging="336"/>
-      </w:pPr>
-      <w:rPr>
-        <w:rFonts w:hint="default" w:ascii="wingdings" w:hAnsi="wingdings" w:cs="wingdings"/>
-      </w:rPr>
-    </w:lvl>
-    <w:lvl w:ilvl="5">
-      <w:start w:val="1"/>
-      <w:numFmt w:val="bullet"/>
-      <w:lvlText w:val=""/>
-      <w:pPr>
-        <w:ind w:left="2536" w:hanging="336"/>
       </w:pPr>
       <w:rPr>
         <w:rFonts w:hint="default" w:ascii="wingdings" w:hAnsi="wingdings" w:cs="wingdings"/>
@@ -6053,14 +7355,115 @@
         <w:rFonts w:hint="default" w:ascii="wingdings" w:hAnsi="wingdings" w:cs="wingdings"/>
       </w:rPr>
     </w:lvl>
+    <w:lvl w:ilvl="8">
+      <w:start w:val="1"/>
+      <w:numFmt w:val="bullet"/>
+      <w:lvlText w:val=""/>
+      <w:pPr>
+        <w:ind w:left="3856" w:hanging="336"/>
+      </w:pPr>
+      <w:rPr>
+        <w:rFonts w:hint="default" w:ascii="wingdings" w:hAnsi="wingdings" w:cs="wingdings"/>
+      </w:rPr>
+    </w:lvl>
+    <w:lvl w:ilvl="7">
+      <w:start w:val="1"/>
+      <w:numFmt w:val="bullet"/>
+      <w:lvlText w:val="¡"/>
+      <w:pPr>
+        <w:ind w:left="3416" w:hanging="336"/>
+      </w:pPr>
+      <w:rPr>
+        <w:rFonts w:hint="default" w:ascii="wingdings" w:hAnsi="wingdings" w:cs="wingdings"/>
+      </w:rPr>
+    </w:lvl>
   </w:abstractNum>
-  <w:abstractNum w:abstractNumId="7">
+  <w:abstractNum w:abstractNumId="13">
     <w:lvl w:ilvl="6">
       <w:start w:val="1"/>
       <w:numFmt w:val="bullet"/>
       <w:lvlText w:val=""/>
       <w:pPr>
         <w:ind w:left="2976" w:hanging="336"/>
+      </w:pPr>
+      <w:rPr>
+        <w:rFonts w:hint="default" w:ascii="wingdings" w:hAnsi="wingdings" w:cs="wingdings"/>
+      </w:rPr>
+    </w:lvl>
+    <w:lvl w:ilvl="5">
+      <w:start w:val="1"/>
+      <w:numFmt w:val="bullet"/>
+      <w:lvlText w:val=""/>
+      <w:pPr>
+        <w:ind w:left="2536" w:hanging="336"/>
+      </w:pPr>
+      <w:rPr>
+        <w:rFonts w:hint="default" w:ascii="wingdings" w:hAnsi="wingdings" w:cs="wingdings"/>
+      </w:rPr>
+    </w:lvl>
+    <w:lvl w:ilvl="8">
+      <w:start w:val="1"/>
+      <w:numFmt w:val="bullet"/>
+      <w:lvlText w:val=""/>
+      <w:pPr>
+        <w:ind w:left="3856" w:hanging="336"/>
+      </w:pPr>
+      <w:rPr>
+        <w:rFonts w:hint="default" w:ascii="wingdings" w:hAnsi="wingdings" w:cs="wingdings"/>
+      </w:rPr>
+    </w:lvl>
+    <w:lvl w:ilvl="4">
+      <w:start w:val="1"/>
+      <w:numFmt w:val="bullet"/>
+      <w:lvlText w:val="¡"/>
+      <w:pPr>
+        <w:ind w:left="2096" w:hanging="336"/>
+      </w:pPr>
+      <w:rPr>
+        <w:rFonts w:hint="default" w:ascii="wingdings" w:hAnsi="wingdings" w:cs="wingdings"/>
+      </w:rPr>
+    </w:lvl>
+    <w:lvl w:ilvl="2">
+      <w:start w:val="1"/>
+      <w:numFmt w:val="bullet"/>
+      <w:lvlText w:val=""/>
+      <w:lvlJc w:val="left"/>
+      <w:pPr>
+        <w:ind w:left="1216" w:hanging="336"/>
+      </w:pPr>
+      <w:rPr>
+        <w:rFonts w:hint="default" w:ascii="wingdings" w:hAnsi="wingdings" w:cs="wingdings"/>
+      </w:rPr>
+    </w:lvl>
+    <w:lvl w:ilvl="7">
+      <w:start w:val="1"/>
+      <w:numFmt w:val="bullet"/>
+      <w:lvlText w:val="¡"/>
+      <w:pPr>
+        <w:ind w:left="3416" w:hanging="336"/>
+      </w:pPr>
+      <w:rPr>
+        <w:rFonts w:hint="default" w:ascii="wingdings" w:hAnsi="wingdings" w:cs="wingdings"/>
+      </w:rPr>
+    </w:lvl>
+    <w:lvl w:ilvl="0">
+      <w:start w:val="1"/>
+      <w:numFmt w:val="bullet"/>
+      <w:lvlText w:val=""/>
+      <w:lvlJc w:val="left"/>
+      <w:pPr>
+        <w:ind w:left="336" w:hanging="336"/>
+      </w:pPr>
+      <w:rPr>
+        <w:rFonts w:hint="default" w:ascii="wingdings" w:hAnsi="wingdings" w:cs="wingdings"/>
+      </w:rPr>
+    </w:lvl>
+    <w:lvl w:ilvl="3">
+      <w:start w:val="1"/>
+      <w:numFmt w:val="bullet"/>
+      <w:lvlText w:val=""/>
+      <w:pPr>
+        <w:ind w:left="1656" w:hanging="336"/>
       </w:pPr>
       <w:rPr>
         <w:rFonts w:hint="default" w:ascii="wingdings" w:hAnsi="wingdings" w:cs="wingdings"/>
@@ -6078,6 +7481,76 @@
         <w:rFonts w:hint="default" w:ascii="wingdings" w:hAnsi="wingdings" w:cs="wingdings"/>
       </w:rPr>
     </w:lvl>
+  </w:abstractNum>
+  <w:abstractNum w:abstractNumId="14">
+    <w:lvl w:ilvl="6">
+      <w:start w:val="1"/>
+      <w:numFmt w:val="bullet"/>
+      <w:lvlText w:val=""/>
+      <w:pPr>
+        <w:ind w:left="2976" w:hanging="336"/>
+      </w:pPr>
+      <w:rPr>
+        <w:rFonts w:hint="default" w:ascii="wingdings" w:hAnsi="wingdings" w:cs="wingdings"/>
+      </w:rPr>
+    </w:lvl>
+    <w:lvl w:ilvl="2">
+      <w:start w:val="1"/>
+      <w:numFmt w:val="bullet"/>
+      <w:lvlText w:val=""/>
+      <w:lvlJc w:val="left"/>
+      <w:pPr>
+        <w:ind w:left="1216" w:hanging="336"/>
+      </w:pPr>
+      <w:rPr>
+        <w:rFonts w:hint="default" w:ascii="wingdings" w:hAnsi="wingdings" w:cs="wingdings"/>
+      </w:rPr>
+    </w:lvl>
+    <w:lvl w:ilvl="8">
+      <w:start w:val="1"/>
+      <w:numFmt w:val="bullet"/>
+      <w:lvlText w:val=""/>
+      <w:pPr>
+        <w:ind w:left="3856" w:hanging="336"/>
+      </w:pPr>
+      <w:rPr>
+        <w:rFonts w:hint="default" w:ascii="wingdings" w:hAnsi="wingdings" w:cs="wingdings"/>
+      </w:rPr>
+    </w:lvl>
+    <w:lvl w:ilvl="1">
+      <w:start w:val="1"/>
+      <w:numFmt w:val="bullet"/>
+      <w:lvlText w:val="¡"/>
+      <w:lvlJc w:val="left"/>
+      <w:pPr>
+        <w:ind w:left="776" w:hanging="336"/>
+      </w:pPr>
+      <w:rPr>
+        <w:rFonts w:hint="default" w:ascii="wingdings" w:hAnsi="wingdings" w:cs="wingdings"/>
+      </w:rPr>
+    </w:lvl>
+    <w:lvl w:ilvl="5">
+      <w:start w:val="1"/>
+      <w:numFmt w:val="bullet"/>
+      <w:lvlText w:val=""/>
+      <w:pPr>
+        <w:ind w:left="2536" w:hanging="336"/>
+      </w:pPr>
+      <w:rPr>
+        <w:rFonts w:hint="default" w:ascii="wingdings" w:hAnsi="wingdings" w:cs="wingdings"/>
+      </w:rPr>
+    </w:lvl>
+    <w:lvl w:ilvl="3">
+      <w:start w:val="1"/>
+      <w:numFmt w:val="bullet"/>
+      <w:lvlText w:val=""/>
+      <w:pPr>
+        <w:ind w:left="1656" w:hanging="336"/>
+      </w:pPr>
+      <w:rPr>
+        <w:rFonts w:hint="default" w:ascii="wingdings" w:hAnsi="wingdings" w:cs="wingdings"/>
+      </w:rPr>
+    </w:lvl>
     <w:lvl w:ilvl="0">
       <w:start w:val="1"/>
       <w:numFmt w:val="bullet"/>
@@ -6112,10 +7585,38 @@
         <w:rFonts w:hint="default" w:ascii="wingdings" w:hAnsi="wingdings" w:cs="wingdings"/>
       </w:rPr>
     </w:lvl>
+  </w:abstractNum>
+  <w:abstractNum w:abstractNumId="15">
+    <w:lvl w:ilvl="6">
+      <w:start w:val="1"/>
+      <w:numFmt w:val="bullet"/>
+      <w:lvlText w:val=""/>
+      <w:lvlJc w:val="left"/>
+      <w:pPr>
+        <w:ind w:left="2976" w:hanging="336"/>
+      </w:pPr>
+      <w:rPr>
+        <w:rFonts w:hint="default" w:ascii="wingdings" w:hAnsi="wingdings" w:cs="wingdings"/>
+      </w:rPr>
+    </w:lvl>
+    <w:lvl w:ilvl="0">
+      <w:start w:val="1"/>
+      <w:numFmt w:val="bullet"/>
+      <w:lvlText w:val=""/>
+      <w:lvlJc w:val="left"/>
+      <w:pPr>
+        <w:tabs/>
+        <w:ind w:left="336" w:hanging="336"/>
+      </w:pPr>
+      <w:rPr>
+        <w:rFonts w:hint="default" w:ascii="wingdings" w:hAnsi="wingdings" w:cs="wingdings"/>
+      </w:rPr>
+    </w:lvl>
     <w:lvl w:ilvl="3">
       <w:start w:val="1"/>
       <w:numFmt w:val="bullet"/>
       <w:lvlText w:val=""/>
+      <w:lvlJc w:val="left"/>
       <w:pPr>
         <w:ind w:left="1656" w:hanging="336"/>
       </w:pPr>
@@ -6135,70 +7636,96 @@
         <w:rFonts w:hint="default" w:ascii="wingdings" w:hAnsi="wingdings" w:cs="wingdings"/>
       </w:rPr>
     </w:lvl>
-    <w:lvl w:ilvl="5">
-      <w:start w:val="1"/>
-      <w:numFmt w:val="bullet"/>
-      <w:lvlText w:val=""/>
-      <w:pPr>
-        <w:ind w:left="2536" w:hanging="336"/>
-      </w:pPr>
-      <w:rPr>
-        <w:rFonts w:hint="default" w:ascii="wingdings" w:hAnsi="wingdings" w:cs="wingdings"/>
-      </w:rPr>
-    </w:lvl>
-    <w:lvl w:ilvl="8">
-      <w:start w:val="1"/>
-      <w:numFmt w:val="bullet"/>
-      <w:lvlText w:val=""/>
-      <w:pPr>
-        <w:ind w:left="3856" w:hanging="336"/>
-      </w:pPr>
-      <w:rPr>
-        <w:rFonts w:hint="default" w:ascii="wingdings" w:hAnsi="wingdings" w:cs="wingdings"/>
-      </w:rPr>
-    </w:lvl>
-  </w:abstractNum>
-  <w:abstractNum w:abstractNumId="8">
-    <w:lvl w:ilvl="4">
-      <w:start w:val="1"/>
-      <w:numFmt w:val="bullet"/>
-      <w:lvlText w:val="¡"/>
-      <w:pPr>
-        <w:ind w:left="2096" w:hanging="336"/>
-      </w:pPr>
-      <w:rPr>
-        <w:rFonts w:hint="default" w:ascii="wingdings" w:hAnsi="wingdings" w:cs="wingdings"/>
-      </w:rPr>
-    </w:lvl>
-    <w:lvl w:ilvl="3">
-      <w:start w:val="1"/>
-      <w:numFmt w:val="bullet"/>
-      <w:lvlText w:val=""/>
-      <w:pPr>
-        <w:ind w:left="1656" w:hanging="336"/>
-      </w:pPr>
-      <w:rPr>
-        <w:rFonts w:hint="default" w:ascii="wingdings" w:hAnsi="wingdings" w:cs="wingdings"/>
-      </w:rPr>
-    </w:lvl>
-    <w:lvl w:ilvl="1">
+    <w:lvl w:ilvl="7">
       <w:start w:val="1"/>
       <w:numFmt w:val="bullet"/>
       <w:lvlText w:val="¡"/>
       <w:lvlJc w:val="left"/>
       <w:pPr>
+        <w:ind w:left="3416" w:hanging="336"/>
+      </w:pPr>
+      <w:rPr>
+        <w:rFonts w:hint="default" w:ascii="wingdings" w:hAnsi="wingdings" w:cs="wingdings"/>
+      </w:rPr>
+    </w:lvl>
+    <w:lvl w:ilvl="1">
+      <w:start w:val="1"/>
+      <w:numFmt w:val="bullet"/>
+      <w:lvlText w:val="¡"/>
+      <w:lvlJc w:val="left"/>
+      <w:pPr>
         <w:ind w:left="776" w:hanging="336"/>
       </w:pPr>
       <w:rPr>
         <w:rFonts w:hint="default" w:ascii="wingdings" w:hAnsi="wingdings" w:cs="wingdings"/>
       </w:rPr>
     </w:lvl>
+    <w:lvl w:ilvl="5">
+      <w:start w:val="1"/>
+      <w:numFmt w:val="bullet"/>
+      <w:lvlText w:val=""/>
+      <w:lvlJc w:val="left"/>
+      <w:pPr>
+        <w:ind w:left="2536" w:hanging="336"/>
+      </w:pPr>
+      <w:rPr>
+        <w:rFonts w:hint="default" w:ascii="wingdings" w:hAnsi="wingdings" w:cs="wingdings"/>
+      </w:rPr>
+    </w:lvl>
     <w:lvl w:ilvl="8">
       <w:start w:val="1"/>
       <w:numFmt w:val="bullet"/>
       <w:lvlText w:val=""/>
+      <w:lvlJc w:val="left"/>
       <w:pPr>
         <w:ind w:left="3856" w:hanging="336"/>
+      </w:pPr>
+      <w:rPr>
+        <w:rFonts w:hint="default" w:ascii="wingdings" w:hAnsi="wingdings" w:cs="wingdings"/>
+      </w:rPr>
+    </w:lvl>
+    <w:lvl w:ilvl="4">
+      <w:start w:val="1"/>
+      <w:numFmt w:val="bullet"/>
+      <w:lvlText w:val="¡"/>
+      <w:lvlJc w:val="left"/>
+      <w:pPr>
+        <w:ind w:left="2096" w:hanging="336"/>
+      </w:pPr>
+      <w:rPr>
+        <w:rFonts w:hint="default" w:ascii="wingdings" w:hAnsi="wingdings" w:cs="wingdings"/>
+      </w:rPr>
+    </w:lvl>
+  </w:abstractNum>
+  <w:abstractNum w:abstractNumId="16">
+    <w:lvl w:ilvl="4">
+      <w:start w:val="1"/>
+      <w:numFmt w:val="bullet"/>
+      <w:lvlText w:val="¡"/>
+      <w:pPr>
+        <w:ind w:left="2096" w:hanging="336"/>
+      </w:pPr>
+      <w:rPr>
+        <w:rFonts w:hint="default" w:ascii="wingdings" w:hAnsi="wingdings" w:cs="wingdings"/>
+      </w:rPr>
+    </w:lvl>
+    <w:lvl w:ilvl="8">
+      <w:start w:val="1"/>
+      <w:numFmt w:val="bullet"/>
+      <w:lvlText w:val=""/>
+      <w:pPr>
+        <w:ind w:left="3856" w:hanging="336"/>
+      </w:pPr>
+      <w:rPr>
+        <w:rFonts w:hint="default" w:ascii="wingdings" w:hAnsi="wingdings" w:cs="wingdings"/>
+      </w:rPr>
+    </w:lvl>
+    <w:lvl w:ilvl="3">
+      <w:start w:val="1"/>
+      <w:numFmt w:val="bullet"/>
+      <w:lvlText w:val=""/>
+      <w:pPr>
+        <w:ind w:left="1656" w:hanging="336"/>
       </w:pPr>
       <w:rPr>
         <w:rFonts w:hint="default" w:ascii="wingdings" w:hAnsi="wingdings" w:cs="wingdings"/>
@@ -6216,12 +7743,13 @@
         <w:rFonts w:hint="default" w:ascii="wingdings" w:hAnsi="wingdings" w:cs="wingdings"/>
       </w:rPr>
     </w:lvl>
-    <w:lvl w:ilvl="7">
+    <w:lvl w:ilvl="1">
       <w:start w:val="1"/>
       <w:numFmt w:val="bullet"/>
       <w:lvlText w:val="¡"/>
-      <w:pPr>
-        <w:ind w:left="3416" w:hanging="336"/>
+      <w:lvlJc w:val="left"/>
+      <w:pPr>
+        <w:ind w:left="776" w:hanging="336"/>
       </w:pPr>
       <w:rPr>
         <w:rFonts w:hint="default" w:ascii="wingdings" w:hAnsi="wingdings" w:cs="wingdings"/>
@@ -6250,6 +7778,17 @@
         <w:rFonts w:hint="default" w:ascii="wingdings" w:hAnsi="wingdings" w:cs="wingdings"/>
       </w:rPr>
     </w:lvl>
+    <w:lvl w:ilvl="7">
+      <w:start w:val="1"/>
+      <w:numFmt w:val="bullet"/>
+      <w:lvlText w:val="¡"/>
+      <w:pPr>
+        <w:ind w:left="3416" w:hanging="336"/>
+      </w:pPr>
+      <w:rPr>
+        <w:rFonts w:hint="default" w:ascii="wingdings" w:hAnsi="wingdings" w:cs="wingdings"/>
+      </w:rPr>
+    </w:lvl>
     <w:lvl w:ilvl="5">
       <w:start w:val="1"/>
       <w:numFmt w:val="bullet"/>
@@ -6262,7 +7801,19 @@
       </w:rPr>
     </w:lvl>
   </w:abstractNum>
-  <w:abstractNum w:abstractNumId="9">
+  <w:abstractNum w:abstractNumId="17">
+    <w:lvl w:ilvl="1">
+      <w:start w:val="1"/>
+      <w:numFmt w:val="bullet"/>
+      <w:lvlText w:val="¡"/>
+      <w:lvlJc w:val="left"/>
+      <w:pPr>
+        <w:ind w:left="776" w:hanging="336"/>
+      </w:pPr>
+      <w:rPr>
+        <w:rFonts w:hint="default" w:ascii="wingdings" w:hAnsi="wingdings" w:cs="wingdings"/>
+      </w:rPr>
+    </w:lvl>
     <w:lvl w:ilvl="2">
       <w:start w:val="1"/>
       <w:numFmt w:val="bullet"/>
@@ -6275,6 +7826,40 @@
         <w:rFonts w:hint="default" w:ascii="wingdings" w:hAnsi="wingdings" w:cs="wingdings"/>
       </w:rPr>
     </w:lvl>
+    <w:lvl w:ilvl="0">
+      <w:start w:val="1"/>
+      <w:numFmt w:val="bullet"/>
+      <w:lvlText w:val=""/>
+      <w:lvlJc w:val="left"/>
+      <w:pPr>
+        <w:ind w:left="336" w:hanging="336"/>
+      </w:pPr>
+      <w:rPr>
+        <w:rFonts w:hint="default" w:ascii="wingdings" w:hAnsi="wingdings" w:cs="wingdings"/>
+      </w:rPr>
+    </w:lvl>
+    <w:lvl w:ilvl="4">
+      <w:start w:val="1"/>
+      <w:numFmt w:val="bullet"/>
+      <w:lvlText w:val="¡"/>
+      <w:pPr>
+        <w:ind w:left="2096" w:hanging="336"/>
+      </w:pPr>
+      <w:rPr>
+        <w:rFonts w:hint="default" w:ascii="wingdings" w:hAnsi="wingdings" w:cs="wingdings"/>
+      </w:rPr>
+    </w:lvl>
+    <w:lvl w:ilvl="6">
+      <w:start w:val="1"/>
+      <w:numFmt w:val="bullet"/>
+      <w:lvlText w:val=""/>
+      <w:pPr>
+        <w:ind w:left="2976" w:hanging="336"/>
+      </w:pPr>
+      <w:rPr>
+        <w:rFonts w:hint="default" w:ascii="wingdings" w:hAnsi="wingdings" w:cs="wingdings"/>
+      </w:rPr>
+    </w:lvl>
     <w:lvl w:ilvl="3">
       <w:start w:val="1"/>
       <w:numFmt w:val="bullet"/>
@@ -6286,6 +7871,17 @@
         <w:rFonts w:hint="default" w:ascii="wingdings" w:hAnsi="wingdings" w:cs="wingdings"/>
       </w:rPr>
     </w:lvl>
+    <w:lvl w:ilvl="7">
+      <w:start w:val="1"/>
+      <w:numFmt w:val="bullet"/>
+      <w:lvlText w:val="¡"/>
+      <w:pPr>
+        <w:ind w:left="3416" w:hanging="336"/>
+      </w:pPr>
+      <w:rPr>
+        <w:rFonts w:hint="default" w:ascii="wingdings" w:hAnsi="wingdings" w:cs="wingdings"/>
+      </w:rPr>
+    </w:lvl>
     <w:lvl w:ilvl="5">
       <w:start w:val="1"/>
       <w:numFmt w:val="bullet"/>
@@ -6297,12 +7893,81 @@
         <w:rFonts w:hint="default" w:ascii="wingdings" w:hAnsi="wingdings" w:cs="wingdings"/>
       </w:rPr>
     </w:lvl>
+    <w:lvl w:ilvl="8">
+      <w:start w:val="1"/>
+      <w:numFmt w:val="bullet"/>
+      <w:lvlText w:val=""/>
+      <w:pPr>
+        <w:ind w:left="3856" w:hanging="336"/>
+      </w:pPr>
+      <w:rPr>
+        <w:rFonts w:hint="default" w:ascii="wingdings" w:hAnsi="wingdings" w:cs="wingdings"/>
+      </w:rPr>
+    </w:lvl>
+  </w:abstractNum>
+  <w:abstractNum w:abstractNumId="18">
+    <w:lvl w:ilvl="8">
+      <w:start w:val="1"/>
+      <w:numFmt w:val="bullet"/>
+      <w:lvlText w:val=""/>
+      <w:pPr>
+        <w:ind w:left="3856" w:hanging="336"/>
+      </w:pPr>
+      <w:rPr>
+        <w:rFonts w:hint="default" w:ascii="wingdings" w:hAnsi="wingdings" w:cs="wingdings"/>
+      </w:rPr>
+    </w:lvl>
+    <w:lvl w:ilvl="7">
+      <w:start w:val="1"/>
+      <w:numFmt w:val="bullet"/>
+      <w:lvlText w:val="¡"/>
+      <w:pPr>
+        <w:ind w:left="3416" w:hanging="336"/>
+      </w:pPr>
+      <w:rPr>
+        <w:rFonts w:hint="default" w:ascii="wingdings" w:hAnsi="wingdings" w:cs="wingdings"/>
+      </w:rPr>
+    </w:lvl>
+    <w:lvl w:ilvl="3">
+      <w:start w:val="1"/>
+      <w:numFmt w:val="bullet"/>
+      <w:lvlText w:val=""/>
+      <w:pPr>
+        <w:ind w:left="1656" w:hanging="336"/>
+      </w:pPr>
+      <w:rPr>
+        <w:rFonts w:hint="default" w:ascii="wingdings" w:hAnsi="wingdings" w:cs="wingdings"/>
+      </w:rPr>
+    </w:lvl>
     <w:lvl w:ilvl="6">
       <w:start w:val="1"/>
       <w:numFmt w:val="bullet"/>
       <w:lvlText w:val=""/>
       <w:pPr>
         <w:ind w:left="2976" w:hanging="336"/>
+      </w:pPr>
+      <w:rPr>
+        <w:rFonts w:hint="default" w:ascii="wingdings" w:hAnsi="wingdings" w:cs="wingdings"/>
+      </w:rPr>
+    </w:lvl>
+    <w:lvl w:ilvl="5">
+      <w:start w:val="1"/>
+      <w:numFmt w:val="bullet"/>
+      <w:lvlText w:val=""/>
+      <w:pPr>
+        <w:ind w:left="2536" w:hanging="336"/>
+      </w:pPr>
+      <w:rPr>
+        <w:rFonts w:hint="default" w:ascii="wingdings" w:hAnsi="wingdings" w:cs="wingdings"/>
+      </w:rPr>
+    </w:lvl>
+    <w:lvl w:ilvl="0">
+      <w:start w:val="1"/>
+      <w:numFmt w:val="bullet"/>
+      <w:lvlText w:val=""/>
+      <w:lvlJc w:val="left"/>
+      <w:pPr>
+        <w:ind w:left="336" w:hanging="336"/>
       </w:pPr>
       <w:rPr>
         <w:rFonts w:hint="default" w:ascii="wingdings" w:hAnsi="wingdings" w:cs="wingdings"/>
@@ -6320,95 +7985,110 @@
         <w:rFonts w:hint="default" w:ascii="wingdings" w:hAnsi="wingdings" w:cs="wingdings"/>
       </w:rPr>
     </w:lvl>
+    <w:lvl w:ilvl="4">
+      <w:start w:val="1"/>
+      <w:numFmt w:val="bullet"/>
+      <w:lvlText w:val="¡"/>
+      <w:pPr>
+        <w:ind w:left="2096" w:hanging="336"/>
+      </w:pPr>
+      <w:rPr>
+        <w:rFonts w:hint="default" w:ascii="wingdings" w:hAnsi="wingdings" w:cs="wingdings"/>
+      </w:rPr>
+    </w:lvl>
+    <w:lvl w:ilvl="2">
+      <w:start w:val="1"/>
+      <w:numFmt w:val="bullet"/>
+      <w:lvlText w:val=""/>
+      <w:lvlJc w:val="left"/>
+      <w:pPr>
+        <w:ind w:left="1216" w:hanging="336"/>
+      </w:pPr>
+      <w:rPr>
+        <w:rFonts w:hint="default" w:ascii="wingdings" w:hAnsi="wingdings" w:cs="wingdings"/>
+      </w:rPr>
+    </w:lvl>
+  </w:abstractNum>
+  <w:abstractNum w:abstractNumId="19">
+    <w:lvl w:ilvl="5">
+      <w:start w:val="1"/>
+      <w:numFmt w:val="bullet"/>
+      <w:lvlText w:val=""/>
+      <w:pPr>
+        <w:ind w:left="2976" w:hanging="336"/>
+      </w:pPr>
+      <w:rPr>
+        <w:rFonts w:hint="default" w:ascii="wingdings" w:hAnsi="wingdings" w:cs="wingdings"/>
+      </w:rPr>
+    </w:lvl>
+    <w:lvl w:ilvl="2">
+      <w:start w:val="1"/>
+      <w:numFmt w:val="bullet"/>
+      <w:lvlText w:val=""/>
+      <w:lvlJc w:val="left"/>
+      <w:pPr>
+        <w:ind w:left="1656" w:hanging="336"/>
+      </w:pPr>
+      <w:rPr>
+        <w:rFonts w:hint="default" w:ascii="wingdings" w:hAnsi="wingdings" w:cs="wingdings"/>
+      </w:rPr>
+    </w:lvl>
+    <w:lvl w:ilvl="3">
+      <w:start w:val="1"/>
+      <w:numFmt w:val="bullet"/>
+      <w:lvlText w:val=""/>
+      <w:pPr>
+        <w:ind w:left="2096" w:hanging="336"/>
+      </w:pPr>
+      <w:rPr>
+        <w:rFonts w:hint="default" w:ascii="wingdings" w:hAnsi="wingdings" w:cs="wingdings"/>
+      </w:rPr>
+    </w:lvl>
+    <w:lvl w:ilvl="8">
+      <w:start w:val="1"/>
+      <w:numFmt w:val="bullet"/>
+      <w:lvlText w:val=""/>
+      <w:pPr>
+        <w:ind w:left="4296" w:hanging="336"/>
+      </w:pPr>
+      <w:rPr>
+        <w:rFonts w:hint="default" w:ascii="wingdings" w:hAnsi="wingdings" w:cs="wingdings"/>
+      </w:rPr>
+    </w:lvl>
+    <w:lvl w:ilvl="6">
+      <w:start w:val="1"/>
+      <w:numFmt w:val="bullet"/>
+      <w:lvlText w:val=""/>
+      <w:pPr>
+        <w:ind w:left="3416" w:hanging="336"/>
+      </w:pPr>
+      <w:rPr>
+        <w:rFonts w:hint="default" w:ascii="wingdings" w:hAnsi="wingdings" w:cs="wingdings"/>
+      </w:rPr>
+    </w:lvl>
+    <w:lvl w:ilvl="4">
+      <w:start w:val="1"/>
+      <w:numFmt w:val="bullet"/>
+      <w:lvlText w:val="¡"/>
+      <w:pPr>
+        <w:ind w:left="2536" w:hanging="336"/>
+      </w:pPr>
+      <w:rPr>
+        <w:rFonts w:hint="default" w:ascii="wingdings" w:hAnsi="wingdings" w:cs="wingdings"/>
+      </w:rPr>
+    </w:lvl>
     <w:lvl w:ilvl="0">
       <w:start w:val="1"/>
       <w:numFmt w:val="bullet"/>
       <w:lvlText w:val=""/>
       <w:lvlJc w:val="left"/>
       <w:pPr>
-        <w:ind w:left="336" w:hanging="336"/>
-      </w:pPr>
-      <w:rPr>
-        <w:rFonts w:hint="default" w:ascii="wingdings" w:hAnsi="wingdings" w:cs="wingdings"/>
-      </w:rPr>
-    </w:lvl>
-    <w:lvl w:ilvl="7">
-      <w:start w:val="1"/>
-      <w:numFmt w:val="bullet"/>
-      <w:lvlText w:val="¡"/>
-      <w:pPr>
-        <w:ind w:left="3416" w:hanging="336"/>
-      </w:pPr>
-      <w:rPr>
-        <w:rFonts w:hint="default" w:ascii="wingdings" w:hAnsi="wingdings" w:cs="wingdings"/>
-      </w:rPr>
-    </w:lvl>
-    <w:lvl w:ilvl="4">
-      <w:start w:val="1"/>
-      <w:numFmt w:val="bullet"/>
-      <w:lvlText w:val="¡"/>
-      <w:pPr>
-        <w:ind w:left="2096" w:hanging="336"/>
-      </w:pPr>
-      <w:rPr>
-        <w:rFonts w:hint="default" w:ascii="wingdings" w:hAnsi="wingdings" w:cs="wingdings"/>
-      </w:rPr>
-    </w:lvl>
-    <w:lvl w:ilvl="8">
-      <w:start w:val="1"/>
-      <w:numFmt w:val="bullet"/>
-      <w:lvlText w:val=""/>
-      <w:pPr>
-        <w:ind w:left="3856" w:hanging="336"/>
-      </w:pPr>
-      <w:rPr>
-        <w:rFonts w:hint="default" w:ascii="wingdings" w:hAnsi="wingdings" w:cs="wingdings"/>
-      </w:rPr>
-    </w:lvl>
-  </w:abstractNum>
-  <w:abstractNum w:abstractNumId="10">
-    <w:lvl w:ilvl="3">
-      <w:start w:val="1"/>
-      <w:numFmt w:val="bullet"/>
-      <w:lvlText w:val=""/>
-      <w:pPr>
-        <w:ind w:left="1656" w:hanging="336"/>
-      </w:pPr>
-      <w:rPr>
-        <w:rFonts w:hint="default" w:ascii="wingdings" w:hAnsi="wingdings" w:cs="wingdings"/>
-      </w:rPr>
-    </w:lvl>
-    <w:lvl w:ilvl="8">
-      <w:start w:val="1"/>
-      <w:numFmt w:val="bullet"/>
-      <w:lvlText w:val=""/>
-      <w:pPr>
-        <w:ind w:left="3856" w:hanging="336"/>
-      </w:pPr>
-      <w:rPr>
-        <w:rFonts w:hint="default" w:ascii="wingdings" w:hAnsi="wingdings" w:cs="wingdings"/>
-      </w:rPr>
-    </w:lvl>
-    <w:lvl w:ilvl="6">
-      <w:start w:val="1"/>
-      <w:numFmt w:val="bullet"/>
-      <w:lvlText w:val=""/>
-      <w:pPr>
-        <w:ind w:left="2976" w:hanging="336"/>
-      </w:pPr>
-      <w:rPr>
-        <w:rFonts w:hint="default" w:ascii="wingdings" w:hAnsi="wingdings" w:cs="wingdings"/>
-      </w:rPr>
-    </w:lvl>
-    <w:lvl w:ilvl="7">
-      <w:start w:val="1"/>
-      <w:numFmt w:val="bullet"/>
-      <w:lvlText w:val="¡"/>
-      <w:pPr>
-        <w:ind w:left="3416" w:hanging="336"/>
-      </w:pPr>
-      <w:rPr>
-        <w:rFonts w:hint="default" w:ascii="wingdings" w:hAnsi="wingdings" w:cs="wingdings"/>
+        <w:tabs/>
+        <w:ind w:left="776" w:hanging="336"/>
+      </w:pPr>
+      <w:rPr>
+        <w:rFonts w:hint="default" w:ascii="wingdings" w:hAnsi="wingdings" w:cs="wingdings"/>
+        <w:u/>
       </w:rPr>
     </w:lvl>
     <w:lvl w:ilvl="1">
@@ -6417,7 +8097,110 @@
       <w:lvlText w:val="¡"/>
       <w:lvlJc w:val="left"/>
       <w:pPr>
+        <w:ind w:left="1216" w:hanging="336"/>
+      </w:pPr>
+      <w:rPr>
+        <w:rFonts w:hint="default" w:ascii="wingdings" w:hAnsi="wingdings" w:cs="wingdings"/>
+      </w:rPr>
+    </w:lvl>
+    <w:lvl w:ilvl="7">
+      <w:start w:val="1"/>
+      <w:numFmt w:val="bullet"/>
+      <w:lvlText w:val="¡"/>
+      <w:pPr>
+        <w:ind w:left="3856" w:hanging="336"/>
+      </w:pPr>
+      <w:rPr>
+        <w:rFonts w:hint="default" w:ascii="wingdings" w:hAnsi="wingdings" w:cs="wingdings"/>
+      </w:rPr>
+    </w:lvl>
+  </w:abstractNum>
+  <w:abstractNum w:abstractNumId="20">
+    <w:lvl w:ilvl="3">
+      <w:start w:val="1"/>
+      <w:numFmt w:val="bullet"/>
+      <w:lvlText w:val=""/>
+      <w:pPr>
+        <w:ind w:left="1656" w:hanging="336"/>
+      </w:pPr>
+      <w:rPr>
+        <w:rFonts w:hint="default" w:ascii="wingdings" w:hAnsi="wingdings" w:cs="wingdings"/>
+      </w:rPr>
+    </w:lvl>
+    <w:lvl w:ilvl="2">
+      <w:start w:val="1"/>
+      <w:numFmt w:val="bullet"/>
+      <w:lvlText w:val=""/>
+      <w:lvlJc w:val="left"/>
+      <w:pPr>
+        <w:ind w:left="1216" w:hanging="336"/>
+      </w:pPr>
+      <w:rPr>
+        <w:rFonts w:hint="default" w:ascii="wingdings" w:hAnsi="wingdings" w:cs="wingdings"/>
+      </w:rPr>
+    </w:lvl>
+    <w:lvl w:ilvl="5">
+      <w:start w:val="1"/>
+      <w:numFmt w:val="bullet"/>
+      <w:lvlText w:val=""/>
+      <w:pPr>
+        <w:ind w:left="2536" w:hanging="336"/>
+      </w:pPr>
+      <w:rPr>
+        <w:rFonts w:hint="default" w:ascii="wingdings" w:hAnsi="wingdings" w:cs="wingdings"/>
+      </w:rPr>
+    </w:lvl>
+    <w:lvl w:ilvl="4">
+      <w:start w:val="1"/>
+      <w:numFmt w:val="bullet"/>
+      <w:lvlText w:val="¡"/>
+      <w:pPr>
+        <w:ind w:left="2096" w:hanging="336"/>
+      </w:pPr>
+      <w:rPr>
+        <w:rFonts w:hint="default" w:ascii="wingdings" w:hAnsi="wingdings" w:cs="wingdings"/>
+      </w:rPr>
+    </w:lvl>
+    <w:lvl w:ilvl="8">
+      <w:start w:val="1"/>
+      <w:numFmt w:val="bullet"/>
+      <w:lvlText w:val=""/>
+      <w:pPr>
+        <w:ind w:left="3856" w:hanging="336"/>
+      </w:pPr>
+      <w:rPr>
+        <w:rFonts w:hint="default" w:ascii="wingdings" w:hAnsi="wingdings" w:cs="wingdings"/>
+      </w:rPr>
+    </w:lvl>
+    <w:lvl w:ilvl="1">
+      <w:start w:val="1"/>
+      <w:numFmt w:val="bullet"/>
+      <w:lvlText w:val="¡"/>
+      <w:lvlJc w:val="left"/>
+      <w:pPr>
         <w:ind w:left="776" w:hanging="336"/>
+      </w:pPr>
+      <w:rPr>
+        <w:rFonts w:hint="default" w:ascii="wingdings" w:hAnsi="wingdings" w:cs="wingdings"/>
+      </w:rPr>
+    </w:lvl>
+    <w:lvl w:ilvl="7">
+      <w:start w:val="1"/>
+      <w:numFmt w:val="bullet"/>
+      <w:lvlText w:val="¡"/>
+      <w:pPr>
+        <w:ind w:left="3416" w:hanging="336"/>
+      </w:pPr>
+      <w:rPr>
+        <w:rFonts w:hint="default" w:ascii="wingdings" w:hAnsi="wingdings" w:cs="wingdings"/>
+      </w:rPr>
+    </w:lvl>
+    <w:lvl w:ilvl="6">
+      <w:start w:val="1"/>
+      <w:numFmt w:val="bullet"/>
+      <w:lvlText w:val=""/>
+      <w:pPr>
+        <w:ind w:left="2976" w:hanging="336"/>
       </w:pPr>
       <w:rPr>
         <w:rFonts w:hint="default" w:ascii="wingdings" w:hAnsi="wingdings" w:cs="wingdings"/>
@@ -6435,1154 +8218,69 @@
         <w:rFonts w:hint="default" w:ascii="wingdings" w:hAnsi="wingdings" w:cs="wingdings"/>
       </w:rPr>
     </w:lvl>
-    <w:lvl w:ilvl="2">
-      <w:start w:val="1"/>
-      <w:numFmt w:val="bullet"/>
-      <w:lvlText w:val=""/>
-      <w:lvlJc w:val="left"/>
-      <w:pPr>
-        <w:ind w:left="1216" w:hanging="336"/>
-      </w:pPr>
-      <w:rPr>
-        <w:rFonts w:hint="default" w:ascii="wingdings" w:hAnsi="wingdings" w:cs="wingdings"/>
-      </w:rPr>
-    </w:lvl>
-    <w:lvl w:ilvl="5">
-      <w:start w:val="1"/>
-      <w:numFmt w:val="bullet"/>
-      <w:lvlText w:val=""/>
-      <w:pPr>
-        <w:ind w:left="2536" w:hanging="336"/>
-      </w:pPr>
-      <w:rPr>
-        <w:rFonts w:hint="default" w:ascii="wingdings" w:hAnsi="wingdings" w:cs="wingdings"/>
-      </w:rPr>
-    </w:lvl>
-    <w:lvl w:ilvl="4">
-      <w:start w:val="1"/>
-      <w:numFmt w:val="bullet"/>
-      <w:lvlText w:val="¡"/>
-      <w:pPr>
-        <w:ind w:left="2096" w:hanging="336"/>
-      </w:pPr>
-      <w:rPr>
-        <w:rFonts w:hint="default" w:ascii="wingdings" w:hAnsi="wingdings" w:cs="wingdings"/>
-      </w:rPr>
-    </w:lvl>
   </w:abstractNum>
-  <w:abstractNum w:abstractNumId="11">
-    <w:lvl w:ilvl="0">
-      <w:start w:val="1"/>
-      <w:numFmt w:val="bullet"/>
-      <w:lvlText w:val=""/>
-      <w:lvlJc w:val="left"/>
-      <w:pPr>
-        <w:ind w:left="336" w:hanging="336"/>
-      </w:pPr>
-      <w:rPr>
-        <w:rFonts w:hint="default" w:ascii="wingdings" w:hAnsi="wingdings" w:cs="wingdings"/>
-      </w:rPr>
-    </w:lvl>
-    <w:lvl w:ilvl="2">
-      <w:start w:val="1"/>
-      <w:numFmt w:val="bullet"/>
-      <w:lvlText w:val=""/>
-      <w:lvlJc w:val="left"/>
-      <w:pPr>
-        <w:ind w:left="1216" w:hanging="336"/>
-      </w:pPr>
-      <w:rPr>
-        <w:rFonts w:hint="default" w:ascii="wingdings" w:hAnsi="wingdings" w:cs="wingdings"/>
-      </w:rPr>
-    </w:lvl>
-    <w:lvl w:ilvl="8">
-      <w:start w:val="1"/>
-      <w:numFmt w:val="bullet"/>
-      <w:lvlText w:val=""/>
-      <w:pPr>
-        <w:ind w:left="3856" w:hanging="336"/>
-      </w:pPr>
-      <w:rPr>
-        <w:rFonts w:hint="default" w:ascii="wingdings" w:hAnsi="wingdings" w:cs="wingdings"/>
-      </w:rPr>
-    </w:lvl>
-    <w:lvl w:ilvl="1">
-      <w:start w:val="1"/>
-      <w:numFmt w:val="bullet"/>
-      <w:lvlText w:val="¡"/>
-      <w:lvlJc w:val="left"/>
-      <w:pPr>
-        <w:ind w:left="776" w:hanging="336"/>
-      </w:pPr>
-      <w:rPr>
-        <w:rFonts w:hint="default" w:ascii="wingdings" w:hAnsi="wingdings" w:cs="wingdings"/>
-      </w:rPr>
-    </w:lvl>
-    <w:lvl w:ilvl="4">
-      <w:start w:val="1"/>
-      <w:numFmt w:val="bullet"/>
-      <w:lvlText w:val="¡"/>
-      <w:pPr>
-        <w:ind w:left="2096" w:hanging="336"/>
-      </w:pPr>
-      <w:rPr>
-        <w:rFonts w:hint="default" w:ascii="wingdings" w:hAnsi="wingdings" w:cs="wingdings"/>
-      </w:rPr>
-    </w:lvl>
-    <w:lvl w:ilvl="5">
-      <w:start w:val="1"/>
-      <w:numFmt w:val="bullet"/>
-      <w:lvlText w:val=""/>
-      <w:pPr>
-        <w:ind w:left="2536" w:hanging="336"/>
-      </w:pPr>
-      <w:rPr>
-        <w:rFonts w:hint="default" w:ascii="wingdings" w:hAnsi="wingdings" w:cs="wingdings"/>
-      </w:rPr>
-    </w:lvl>
-    <w:lvl w:ilvl="3">
-      <w:start w:val="1"/>
-      <w:numFmt w:val="bullet"/>
-      <w:lvlText w:val=""/>
-      <w:pPr>
-        <w:ind w:left="1656" w:hanging="336"/>
-      </w:pPr>
-      <w:rPr>
-        <w:rFonts w:hint="default" w:ascii="wingdings" w:hAnsi="wingdings" w:cs="wingdings"/>
-      </w:rPr>
-    </w:lvl>
-    <w:lvl w:ilvl="6">
-      <w:start w:val="1"/>
-      <w:numFmt w:val="bullet"/>
-      <w:lvlText w:val=""/>
-      <w:pPr>
-        <w:ind w:left="2976" w:hanging="336"/>
-      </w:pPr>
-      <w:rPr>
-        <w:rFonts w:hint="default" w:ascii="wingdings" w:hAnsi="wingdings" w:cs="wingdings"/>
-      </w:rPr>
-    </w:lvl>
-    <w:lvl w:ilvl="7">
-      <w:start w:val="1"/>
-      <w:numFmt w:val="bullet"/>
-      <w:lvlText w:val="¡"/>
-      <w:pPr>
-        <w:ind w:left="3416" w:hanging="336"/>
-      </w:pPr>
-      <w:rPr>
-        <w:rFonts w:hint="default" w:ascii="wingdings" w:hAnsi="wingdings" w:cs="wingdings"/>
-      </w:rPr>
-    </w:lvl>
-  </w:abstractNum>
-  <w:abstractNum w:abstractNumId="12">
-    <w:lvl w:ilvl="1">
-      <w:start w:val="1"/>
-      <w:numFmt w:val="bullet"/>
-      <w:lvlText w:val="¡"/>
-      <w:lvlJc w:val="left"/>
-      <w:pPr>
-        <w:ind w:left="776" w:hanging="336"/>
-      </w:pPr>
-      <w:rPr>
-        <w:rFonts w:hint="default" w:ascii="wingdings" w:hAnsi="wingdings" w:cs="wingdings"/>
-      </w:rPr>
-    </w:lvl>
-    <w:lvl w:ilvl="2">
-      <w:start w:val="1"/>
-      <w:numFmt w:val="bullet"/>
-      <w:lvlText w:val=""/>
-      <w:lvlJc w:val="left"/>
-      <w:pPr>
-        <w:ind w:left="1216" w:hanging="336"/>
-      </w:pPr>
-      <w:rPr>
-        <w:rFonts w:hint="default" w:ascii="wingdings" w:hAnsi="wingdings" w:cs="wingdings"/>
-      </w:rPr>
-    </w:lvl>
-    <w:lvl w:ilvl="4">
-      <w:start w:val="1"/>
-      <w:numFmt w:val="bullet"/>
-      <w:lvlText w:val="¡"/>
-      <w:pPr>
-        <w:ind w:left="2096" w:hanging="336"/>
-      </w:pPr>
-      <w:rPr>
-        <w:rFonts w:hint="default" w:ascii="wingdings" w:hAnsi="wingdings" w:cs="wingdings"/>
-      </w:rPr>
-    </w:lvl>
-    <w:lvl w:ilvl="0">
-      <w:start w:val="1"/>
-      <w:numFmt w:val="bullet"/>
-      <w:lvlText w:val=""/>
-      <w:lvlJc w:val="left"/>
-      <w:pPr>
-        <w:ind w:left="336" w:hanging="336"/>
-      </w:pPr>
-      <w:rPr>
-        <w:rFonts w:hint="default" w:ascii="wingdings" w:hAnsi="wingdings" w:cs="wingdings"/>
-      </w:rPr>
-    </w:lvl>
-    <w:lvl w:ilvl="3">
-      <w:start w:val="1"/>
-      <w:numFmt w:val="bullet"/>
-      <w:lvlText w:val=""/>
-      <w:pPr>
-        <w:ind w:left="1656" w:hanging="336"/>
-      </w:pPr>
-      <w:rPr>
-        <w:rFonts w:hint="default" w:ascii="wingdings" w:hAnsi="wingdings" w:cs="wingdings"/>
-      </w:rPr>
-    </w:lvl>
-    <w:lvl w:ilvl="5">
-      <w:start w:val="1"/>
-      <w:numFmt w:val="bullet"/>
-      <w:lvlText w:val=""/>
-      <w:pPr>
-        <w:ind w:left="2536" w:hanging="336"/>
-      </w:pPr>
-      <w:rPr>
-        <w:rFonts w:hint="default" w:ascii="wingdings" w:hAnsi="wingdings" w:cs="wingdings"/>
-      </w:rPr>
-    </w:lvl>
-    <w:lvl w:ilvl="6">
-      <w:start w:val="1"/>
-      <w:numFmt w:val="bullet"/>
-      <w:lvlText w:val=""/>
-      <w:pPr>
-        <w:ind w:left="2976" w:hanging="336"/>
-      </w:pPr>
-      <w:rPr>
-        <w:rFonts w:hint="default" w:ascii="wingdings" w:hAnsi="wingdings" w:cs="wingdings"/>
-      </w:rPr>
-    </w:lvl>
-    <w:lvl w:ilvl="7">
-      <w:start w:val="1"/>
-      <w:numFmt w:val="bullet"/>
-      <w:lvlText w:val="¡"/>
-      <w:pPr>
-        <w:ind w:left="3416" w:hanging="336"/>
-      </w:pPr>
-      <w:rPr>
-        <w:rFonts w:hint="default" w:ascii="wingdings" w:hAnsi="wingdings" w:cs="wingdings"/>
-      </w:rPr>
-    </w:lvl>
-    <w:lvl w:ilvl="8">
-      <w:start w:val="1"/>
-      <w:numFmt w:val="bullet"/>
-      <w:lvlText w:val=""/>
-      <w:pPr>
-        <w:ind w:left="3856" w:hanging="336"/>
-      </w:pPr>
-      <w:rPr>
-        <w:rFonts w:hint="default" w:ascii="wingdings" w:hAnsi="wingdings" w:cs="wingdings"/>
-      </w:rPr>
-    </w:lvl>
-  </w:abstractNum>
-  <w:abstractNum w:abstractNumId="13">
-    <w:lvl w:ilvl="3">
-      <w:start w:val="1"/>
-      <w:numFmt w:val="bullet"/>
-      <w:lvlText w:val=""/>
-      <w:pPr>
-        <w:ind w:left="1656" w:hanging="336"/>
-      </w:pPr>
-      <w:rPr>
-        <w:rFonts w:hint="default" w:ascii="wingdings" w:hAnsi="wingdings" w:cs="wingdings"/>
-      </w:rPr>
-    </w:lvl>
-    <w:lvl w:ilvl="4">
-      <w:start w:val="1"/>
-      <w:numFmt w:val="bullet"/>
-      <w:lvlText w:val="¡"/>
-      <w:pPr>
-        <w:ind w:left="2096" w:hanging="336"/>
-      </w:pPr>
-      <w:rPr>
-        <w:rFonts w:hint="default" w:ascii="wingdings" w:hAnsi="wingdings" w:cs="wingdings"/>
-      </w:rPr>
-    </w:lvl>
-    <w:lvl w:ilvl="6">
-      <w:start w:val="1"/>
-      <w:numFmt w:val="bullet"/>
-      <w:lvlText w:val=""/>
-      <w:pPr>
-        <w:ind w:left="2976" w:hanging="336"/>
-      </w:pPr>
-      <w:rPr>
-        <w:rFonts w:hint="default" w:ascii="wingdings" w:hAnsi="wingdings" w:cs="wingdings"/>
-      </w:rPr>
-    </w:lvl>
-    <w:lvl w:ilvl="2">
-      <w:start w:val="1"/>
-      <w:numFmt w:val="bullet"/>
-      <w:lvlText w:val=""/>
-      <w:lvlJc w:val="left"/>
-      <w:pPr>
-        <w:ind w:left="1216" w:hanging="336"/>
-      </w:pPr>
-      <w:rPr>
-        <w:rFonts w:hint="default" w:ascii="wingdings" w:hAnsi="wingdings" w:cs="wingdings"/>
-      </w:rPr>
-    </w:lvl>
-    <w:lvl w:ilvl="5">
-      <w:start w:val="1"/>
-      <w:numFmt w:val="bullet"/>
-      <w:lvlText w:val=""/>
-      <w:pPr>
-        <w:ind w:left="2536" w:hanging="336"/>
-      </w:pPr>
-      <w:rPr>
-        <w:rFonts w:hint="default" w:ascii="wingdings" w:hAnsi="wingdings" w:cs="wingdings"/>
-      </w:rPr>
-    </w:lvl>
-    <w:lvl w:ilvl="8">
-      <w:start w:val="1"/>
-      <w:numFmt w:val="bullet"/>
-      <w:lvlText w:val=""/>
-      <w:pPr>
-        <w:ind w:left="3856" w:hanging="336"/>
-      </w:pPr>
-      <w:rPr>
-        <w:rFonts w:hint="default" w:ascii="wingdings" w:hAnsi="wingdings" w:cs="wingdings"/>
-      </w:rPr>
-    </w:lvl>
-    <w:lvl w:ilvl="1">
-      <w:start w:val="1"/>
-      <w:numFmt w:val="bullet"/>
-      <w:lvlText w:val="¡"/>
-      <w:lvlJc w:val="left"/>
-      <w:pPr>
-        <w:ind w:left="776" w:hanging="336"/>
-      </w:pPr>
-      <w:rPr>
-        <w:rFonts w:hint="default" w:ascii="wingdings" w:hAnsi="wingdings" w:cs="wingdings"/>
-      </w:rPr>
-    </w:lvl>
-    <w:lvl w:ilvl="0">
-      <w:start w:val="1"/>
-      <w:numFmt w:val="bullet"/>
-      <w:lvlText w:val=""/>
-      <w:lvlJc w:val="left"/>
-      <w:pPr>
-        <w:ind w:left="336" w:hanging="336"/>
-      </w:pPr>
-      <w:rPr>
-        <w:rFonts w:hint="default" w:ascii="wingdings" w:hAnsi="wingdings" w:cs="wingdings"/>
-      </w:rPr>
-    </w:lvl>
-    <w:lvl w:ilvl="7">
-      <w:start w:val="1"/>
-      <w:numFmt w:val="bullet"/>
-      <w:lvlText w:val="¡"/>
-      <w:pPr>
-        <w:ind w:left="3416" w:hanging="336"/>
-      </w:pPr>
-      <w:rPr>
-        <w:rFonts w:hint="default" w:ascii="wingdings" w:hAnsi="wingdings" w:cs="wingdings"/>
-      </w:rPr>
-    </w:lvl>
-  </w:abstractNum>
-  <w:abstractNum w:abstractNumId="14">
-    <w:lvl w:ilvl="3">
-      <w:start w:val="1"/>
-      <w:numFmt w:val="bullet"/>
-      <w:lvlText w:val=""/>
-      <w:pPr>
-        <w:ind w:left="1656" w:hanging="336"/>
-      </w:pPr>
-      <w:rPr>
-        <w:rFonts w:hint="default" w:ascii="wingdings" w:hAnsi="wingdings" w:cs="wingdings"/>
-      </w:rPr>
-    </w:lvl>
-    <w:lvl w:ilvl="1">
-      <w:start w:val="1"/>
-      <w:numFmt w:val="bullet"/>
-      <w:lvlText w:val="¡"/>
-      <w:lvlJc w:val="left"/>
-      <w:pPr>
-        <w:ind w:left="776" w:hanging="336"/>
-      </w:pPr>
-      <w:rPr>
-        <w:rFonts w:hint="default" w:ascii="wingdings" w:hAnsi="wingdings" w:cs="wingdings"/>
-      </w:rPr>
-    </w:lvl>
-    <w:lvl w:ilvl="8">
-      <w:start w:val="1"/>
-      <w:numFmt w:val="bullet"/>
-      <w:lvlText w:val=""/>
-      <w:pPr>
-        <w:ind w:left="3856" w:hanging="336"/>
-      </w:pPr>
-      <w:rPr>
-        <w:rFonts w:hint="default" w:ascii="wingdings" w:hAnsi="wingdings" w:cs="wingdings"/>
-      </w:rPr>
-    </w:lvl>
-    <w:lvl w:ilvl="7">
-      <w:start w:val="1"/>
-      <w:numFmt w:val="bullet"/>
-      <w:lvlText w:val="¡"/>
-      <w:pPr>
-        <w:ind w:left="3416" w:hanging="336"/>
-      </w:pPr>
-      <w:rPr>
-        <w:rFonts w:hint="default" w:ascii="wingdings" w:hAnsi="wingdings" w:cs="wingdings"/>
-      </w:rPr>
-    </w:lvl>
-    <w:lvl w:ilvl="5">
-      <w:start w:val="1"/>
-      <w:numFmt w:val="bullet"/>
-      <w:lvlText w:val=""/>
-      <w:pPr>
-        <w:ind w:left="2536" w:hanging="336"/>
-      </w:pPr>
-      <w:rPr>
-        <w:rFonts w:hint="default" w:ascii="wingdings" w:hAnsi="wingdings" w:cs="wingdings"/>
-      </w:rPr>
-    </w:lvl>
-    <w:lvl w:ilvl="2">
-      <w:start w:val="1"/>
-      <w:numFmt w:val="bullet"/>
-      <w:lvlText w:val=""/>
-      <w:lvlJc w:val="left"/>
-      <w:pPr>
-        <w:ind w:left="1216" w:hanging="336"/>
-      </w:pPr>
-      <w:rPr>
-        <w:rFonts w:hint="default" w:ascii="wingdings" w:hAnsi="wingdings" w:cs="wingdings"/>
-      </w:rPr>
-    </w:lvl>
-    <w:lvl w:ilvl="4">
-      <w:start w:val="1"/>
-      <w:numFmt w:val="bullet"/>
-      <w:lvlText w:val="¡"/>
-      <w:pPr>
-        <w:ind w:left="2096" w:hanging="336"/>
-      </w:pPr>
-      <w:rPr>
-        <w:rFonts w:hint="default" w:ascii="wingdings" w:hAnsi="wingdings" w:cs="wingdings"/>
-      </w:rPr>
-    </w:lvl>
-    <w:lvl w:ilvl="0">
-      <w:start w:val="1"/>
-      <w:numFmt w:val="bullet"/>
-      <w:lvlText w:val=""/>
-      <w:lvlJc w:val="left"/>
-      <w:pPr>
-        <w:ind w:left="336" w:hanging="336"/>
-      </w:pPr>
-      <w:rPr>
-        <w:rFonts w:hint="default" w:ascii="wingdings" w:hAnsi="wingdings" w:cs="wingdings"/>
-      </w:rPr>
-    </w:lvl>
-    <w:lvl w:ilvl="6">
-      <w:start w:val="1"/>
-      <w:numFmt w:val="bullet"/>
-      <w:lvlText w:val=""/>
-      <w:pPr>
-        <w:ind w:left="2976" w:hanging="336"/>
-      </w:pPr>
-      <w:rPr>
-        <w:rFonts w:hint="default" w:ascii="wingdings" w:hAnsi="wingdings" w:cs="wingdings"/>
-      </w:rPr>
-    </w:lvl>
-  </w:abstractNum>
-  <w:abstractNum w:abstractNumId="15">
-    <w:lvl w:ilvl="8">
-      <w:start w:val="1"/>
-      <w:numFmt w:val="bullet"/>
-      <w:lvlText w:val=""/>
-      <w:pPr>
-        <w:ind w:left="3856" w:hanging="336"/>
-      </w:pPr>
-      <w:rPr>
-        <w:rFonts w:hint="default" w:ascii="wingdings" w:hAnsi="wingdings" w:cs="wingdings"/>
-      </w:rPr>
-    </w:lvl>
-    <w:lvl w:ilvl="1">
-      <w:start w:val="1"/>
-      <w:numFmt w:val="bullet"/>
-      <w:lvlText w:val="¡"/>
-      <w:lvlJc w:val="left"/>
-      <w:pPr>
-        <w:ind w:left="776" w:hanging="336"/>
-      </w:pPr>
-      <w:rPr>
-        <w:rFonts w:hint="default" w:ascii="wingdings" w:hAnsi="wingdings" w:cs="wingdings"/>
-      </w:rPr>
-    </w:lvl>
-    <w:lvl w:ilvl="4">
-      <w:start w:val="1"/>
-      <w:numFmt w:val="bullet"/>
-      <w:lvlText w:val="¡"/>
-      <w:pPr>
-        <w:ind w:left="2096" w:hanging="336"/>
-      </w:pPr>
-      <w:rPr>
-        <w:rFonts w:hint="default" w:ascii="wingdings" w:hAnsi="wingdings" w:cs="wingdings"/>
-      </w:rPr>
-    </w:lvl>
-    <w:lvl w:ilvl="5">
-      <w:start w:val="1"/>
-      <w:numFmt w:val="bullet"/>
-      <w:lvlText w:val=""/>
-      <w:pPr>
-        <w:ind w:left="2536" w:hanging="336"/>
-      </w:pPr>
-      <w:rPr>
-        <w:rFonts w:hint="default" w:ascii="wingdings" w:hAnsi="wingdings" w:cs="wingdings"/>
-      </w:rPr>
-    </w:lvl>
-    <w:lvl w:ilvl="3">
-      <w:start w:val="1"/>
-      <w:numFmt w:val="bullet"/>
-      <w:lvlText w:val=""/>
-      <w:pPr>
-        <w:ind w:left="1656" w:hanging="336"/>
-      </w:pPr>
-      <w:rPr>
-        <w:rFonts w:hint="default" w:ascii="wingdings" w:hAnsi="wingdings" w:cs="wingdings"/>
-      </w:rPr>
-    </w:lvl>
-    <w:lvl w:ilvl="2">
-      <w:start w:val="1"/>
-      <w:numFmt w:val="bullet"/>
-      <w:lvlText w:val=""/>
-      <w:lvlJc w:val="left"/>
-      <w:pPr>
-        <w:ind w:left="1216" w:hanging="336"/>
-      </w:pPr>
-      <w:rPr>
-        <w:rFonts w:hint="default" w:ascii="wingdings" w:hAnsi="wingdings" w:cs="wingdings"/>
-      </w:rPr>
-    </w:lvl>
-    <w:lvl w:ilvl="7">
-      <w:start w:val="1"/>
-      <w:numFmt w:val="bullet"/>
-      <w:lvlText w:val="¡"/>
-      <w:pPr>
-        <w:ind w:left="3416" w:hanging="336"/>
-      </w:pPr>
-      <w:rPr>
-        <w:rFonts w:hint="default" w:ascii="wingdings" w:hAnsi="wingdings" w:cs="wingdings"/>
-      </w:rPr>
-    </w:lvl>
-    <w:lvl w:ilvl="6">
-      <w:start w:val="1"/>
-      <w:numFmt w:val="bullet"/>
-      <w:lvlText w:val=""/>
-      <w:pPr>
-        <w:ind w:left="2976" w:hanging="336"/>
-      </w:pPr>
-      <w:rPr>
-        <w:rFonts w:hint="default" w:ascii="wingdings" w:hAnsi="wingdings" w:cs="wingdings"/>
-      </w:rPr>
-    </w:lvl>
-    <w:lvl w:ilvl="0">
-      <w:start w:val="1"/>
-      <w:numFmt w:val="bullet"/>
-      <w:lvlText w:val=""/>
-      <w:lvlJc w:val="left"/>
-      <w:pPr>
-        <w:ind w:left="336" w:hanging="336"/>
-      </w:pPr>
-      <w:rPr>
-        <w:rFonts w:hint="default" w:ascii="wingdings" w:hAnsi="wingdings" w:cs="wingdings"/>
-      </w:rPr>
-    </w:lvl>
-  </w:abstractNum>
-  <w:abstractNum w:abstractNumId="16">
-    <w:lvl w:ilvl="5">
-      <w:start w:val="1"/>
-      <w:numFmt w:val="bullet"/>
-      <w:lvlText w:val=""/>
-      <w:lvlJc w:val="left"/>
-      <w:pPr>
-        <w:ind w:left="2536" w:hanging="336"/>
-      </w:pPr>
-      <w:rPr>
-        <w:rFonts w:hint="default" w:ascii="wingdings" w:hAnsi="wingdings" w:cs="wingdings"/>
-      </w:rPr>
-    </w:lvl>
-    <w:lvl w:ilvl="6">
-      <w:start w:val="1"/>
-      <w:numFmt w:val="bullet"/>
-      <w:lvlText w:val=""/>
-      <w:lvlJc w:val="left"/>
-      <w:pPr>
-        <w:ind w:left="2976" w:hanging="336"/>
-      </w:pPr>
-      <w:rPr>
-        <w:rFonts w:hint="default" w:ascii="wingdings" w:hAnsi="wingdings" w:cs="wingdings"/>
-      </w:rPr>
-    </w:lvl>
-    <w:lvl w:ilvl="7">
-      <w:start w:val="1"/>
-      <w:numFmt w:val="bullet"/>
-      <w:lvlText w:val="¡"/>
-      <w:lvlJc w:val="left"/>
-      <w:pPr>
-        <w:ind w:left="3416" w:hanging="336"/>
-      </w:pPr>
-      <w:rPr>
-        <w:rFonts w:hint="default" w:ascii="wingdings" w:hAnsi="wingdings" w:cs="wingdings"/>
-      </w:rPr>
-    </w:lvl>
-    <w:lvl w:ilvl="4">
-      <w:start w:val="1"/>
-      <w:numFmt w:val="bullet"/>
-      <w:lvlText w:val="¡"/>
-      <w:lvlJc w:val="left"/>
-      <w:pPr>
-        <w:ind w:left="2096" w:hanging="336"/>
-      </w:pPr>
-      <w:rPr>
-        <w:rFonts w:hint="default" w:ascii="wingdings" w:hAnsi="wingdings" w:cs="wingdings"/>
-      </w:rPr>
-    </w:lvl>
-    <w:lvl w:ilvl="8">
-      <w:start w:val="1"/>
-      <w:numFmt w:val="bullet"/>
-      <w:lvlText w:val=""/>
-      <w:lvlJc w:val="left"/>
-      <w:pPr>
-        <w:ind w:left="3856" w:hanging="336"/>
-      </w:pPr>
-      <w:rPr>
-        <w:rFonts w:hint="default" w:ascii="wingdings" w:hAnsi="wingdings" w:cs="wingdings"/>
-      </w:rPr>
-    </w:lvl>
-    <w:lvl w:ilvl="0">
-      <w:start w:val="1"/>
-      <w:numFmt w:val="bullet"/>
-      <w:lvlText w:val=""/>
-      <w:lvlJc w:val="left"/>
-      <w:pPr>
-        <w:tabs/>
-        <w:ind w:left="336" w:hanging="336"/>
-      </w:pPr>
-      <w:rPr>
-        <w:rFonts w:hint="default" w:ascii="wingdings" w:hAnsi="wingdings" w:cs="wingdings"/>
-      </w:rPr>
-    </w:lvl>
-    <w:lvl w:ilvl="2">
-      <w:start w:val="1"/>
-      <w:numFmt w:val="bullet"/>
-      <w:lvlText w:val=""/>
-      <w:lvlJc w:val="left"/>
-      <w:pPr>
-        <w:ind w:left="1216" w:hanging="336"/>
-      </w:pPr>
-      <w:rPr>
-        <w:rFonts w:hint="default" w:ascii="wingdings" w:hAnsi="wingdings" w:cs="wingdings"/>
-      </w:rPr>
-    </w:lvl>
-    <w:lvl w:ilvl="1">
-      <w:start w:val="1"/>
-      <w:numFmt w:val="bullet"/>
-      <w:lvlText w:val="¡"/>
-      <w:lvlJc w:val="left"/>
-      <w:pPr>
-        <w:ind w:left="776" w:hanging="336"/>
-      </w:pPr>
-      <w:rPr>
-        <w:rFonts w:hint="default" w:ascii="wingdings" w:hAnsi="wingdings" w:cs="wingdings"/>
-      </w:rPr>
-    </w:lvl>
-    <w:lvl w:ilvl="3">
-      <w:start w:val="1"/>
-      <w:numFmt w:val="bullet"/>
-      <w:lvlText w:val=""/>
-      <w:lvlJc w:val="left"/>
-      <w:pPr>
-        <w:ind w:left="1656" w:hanging="336"/>
-      </w:pPr>
-      <w:rPr>
-        <w:rFonts w:hint="default" w:ascii="wingdings" w:hAnsi="wingdings" w:cs="wingdings"/>
-      </w:rPr>
-    </w:lvl>
-  </w:abstractNum>
-  <w:abstractNum w:abstractNumId="17">
-    <w:lvl w:ilvl="8">
-      <w:start w:val="1"/>
-      <w:numFmt w:val="bullet"/>
-      <w:lvlText w:val=""/>
-      <w:pPr>
-        <w:ind w:left="3856" w:hanging="336"/>
-      </w:pPr>
-      <w:rPr>
-        <w:rFonts w:hint="default" w:ascii="wingdings" w:hAnsi="wingdings" w:cs="wingdings"/>
-      </w:rPr>
-    </w:lvl>
-    <w:lvl w:ilvl="3">
-      <w:start w:val="1"/>
-      <w:numFmt w:val="bullet"/>
-      <w:lvlText w:val=""/>
-      <w:pPr>
-        <w:ind w:left="1656" w:hanging="336"/>
-      </w:pPr>
-      <w:rPr>
-        <w:rFonts w:hint="default" w:ascii="wingdings" w:hAnsi="wingdings" w:cs="wingdings"/>
-      </w:rPr>
-    </w:lvl>
-    <w:lvl w:ilvl="5">
-      <w:start w:val="1"/>
-      <w:numFmt w:val="bullet"/>
-      <w:lvlText w:val=""/>
-      <w:pPr>
-        <w:ind w:left="2536" w:hanging="336"/>
-      </w:pPr>
-      <w:rPr>
-        <w:rFonts w:hint="default" w:ascii="wingdings" w:hAnsi="wingdings" w:cs="wingdings"/>
-      </w:rPr>
-    </w:lvl>
-    <w:lvl w:ilvl="7">
-      <w:start w:val="1"/>
-      <w:numFmt w:val="bullet"/>
-      <w:lvlText w:val="¡"/>
-      <w:pPr>
-        <w:ind w:left="3416" w:hanging="336"/>
-      </w:pPr>
-      <w:rPr>
-        <w:rFonts w:hint="default" w:ascii="wingdings" w:hAnsi="wingdings" w:cs="wingdings"/>
-      </w:rPr>
-    </w:lvl>
-    <w:lvl w:ilvl="0">
-      <w:start w:val="1"/>
-      <w:numFmt w:val="bullet"/>
-      <w:lvlText w:val=""/>
-      <w:lvlJc w:val="left"/>
-      <w:pPr>
-        <w:ind w:left="336" w:hanging="336"/>
-      </w:pPr>
-      <w:rPr>
-        <w:rFonts w:hint="default" w:ascii="wingdings" w:hAnsi="wingdings" w:cs="wingdings"/>
-      </w:rPr>
-    </w:lvl>
-    <w:lvl w:ilvl="1">
-      <w:start w:val="1"/>
-      <w:numFmt w:val="bullet"/>
-      <w:lvlText w:val="¡"/>
-      <w:lvlJc w:val="left"/>
-      <w:pPr>
-        <w:ind w:left="776" w:hanging="336"/>
-      </w:pPr>
-      <w:rPr>
-        <w:rFonts w:hint="default" w:ascii="wingdings" w:hAnsi="wingdings" w:cs="wingdings"/>
-      </w:rPr>
-    </w:lvl>
-    <w:lvl w:ilvl="4">
-      <w:start w:val="1"/>
-      <w:numFmt w:val="bullet"/>
-      <w:lvlText w:val="¡"/>
-      <w:pPr>
-        <w:ind w:left="2096" w:hanging="336"/>
-      </w:pPr>
-      <w:rPr>
-        <w:rFonts w:hint="default" w:ascii="wingdings" w:hAnsi="wingdings" w:cs="wingdings"/>
-      </w:rPr>
-    </w:lvl>
-    <w:lvl w:ilvl="2">
-      <w:start w:val="1"/>
-      <w:numFmt w:val="bullet"/>
-      <w:lvlText w:val=""/>
-      <w:lvlJc w:val="left"/>
-      <w:pPr>
-        <w:ind w:left="1216" w:hanging="336"/>
-      </w:pPr>
-      <w:rPr>
-        <w:rFonts w:hint="default" w:ascii="wingdings" w:hAnsi="wingdings" w:cs="wingdings"/>
-      </w:rPr>
-    </w:lvl>
-    <w:lvl w:ilvl="6">
-      <w:start w:val="1"/>
-      <w:numFmt w:val="bullet"/>
-      <w:lvlText w:val=""/>
-      <w:pPr>
-        <w:ind w:left="2976" w:hanging="336"/>
-      </w:pPr>
-      <w:rPr>
-        <w:rFonts w:hint="default" w:ascii="wingdings" w:hAnsi="wingdings" w:cs="wingdings"/>
-      </w:rPr>
-    </w:lvl>
-  </w:abstractNum>
-  <w:abstractNum w:abstractNumId="18">
-    <w:lvl w:ilvl="2">
-      <w:start w:val="1"/>
-      <w:numFmt w:val="bullet"/>
-      <w:lvlText w:val=""/>
-      <w:lvlJc w:val="left"/>
-      <w:pPr>
-        <w:ind w:left="1216" w:hanging="336"/>
-      </w:pPr>
-      <w:rPr>
-        <w:rFonts w:hint="default" w:ascii="wingdings" w:hAnsi="wingdings" w:cs="wingdings"/>
-      </w:rPr>
-    </w:lvl>
-    <w:lvl w:ilvl="1">
-      <w:start w:val="1"/>
-      <w:numFmt w:val="bullet"/>
-      <w:lvlText w:val="¡"/>
-      <w:lvlJc w:val="left"/>
-      <w:pPr>
-        <w:ind w:left="776" w:hanging="336"/>
-      </w:pPr>
-      <w:rPr>
-        <w:rFonts w:hint="default" w:ascii="wingdings" w:hAnsi="wingdings" w:cs="wingdings"/>
-      </w:rPr>
-    </w:lvl>
-    <w:lvl w:ilvl="5">
-      <w:start w:val="1"/>
-      <w:numFmt w:val="bullet"/>
-      <w:lvlText w:val=""/>
-      <w:pPr>
-        <w:ind w:left="2536" w:hanging="336"/>
-      </w:pPr>
-      <w:rPr>
-        <w:rFonts w:hint="default" w:ascii="wingdings" w:hAnsi="wingdings" w:cs="wingdings"/>
-      </w:rPr>
-    </w:lvl>
-    <w:lvl w:ilvl="0">
-      <w:start w:val="1"/>
-      <w:numFmt w:val="bullet"/>
-      <w:lvlText w:val=""/>
-      <w:lvlJc w:val="left"/>
-      <w:pPr>
-        <w:tabs/>
-        <w:ind w:left="336" w:hanging="336"/>
-      </w:pPr>
-      <w:rPr>
-        <w:rFonts w:hint="default" w:ascii="wingdings" w:hAnsi="wingdings" w:cs="wingdings"/>
-        <w:u/>
-      </w:rPr>
-    </w:lvl>
-    <w:lvl w:ilvl="7">
-      <w:start w:val="1"/>
-      <w:numFmt w:val="bullet"/>
-      <w:lvlText w:val="¡"/>
-      <w:pPr>
-        <w:ind w:left="3416" w:hanging="336"/>
-      </w:pPr>
-      <w:rPr>
-        <w:rFonts w:hint="default" w:ascii="wingdings" w:hAnsi="wingdings" w:cs="wingdings"/>
-      </w:rPr>
-    </w:lvl>
-    <w:lvl w:ilvl="8">
-      <w:start w:val="1"/>
-      <w:numFmt w:val="bullet"/>
-      <w:lvlText w:val=""/>
-      <w:pPr>
-        <w:ind w:left="3856" w:hanging="336"/>
-      </w:pPr>
-      <w:rPr>
-        <w:rFonts w:hint="default" w:ascii="wingdings" w:hAnsi="wingdings" w:cs="wingdings"/>
-      </w:rPr>
-    </w:lvl>
-    <w:lvl w:ilvl="3">
-      <w:start w:val="1"/>
-      <w:numFmt w:val="bullet"/>
-      <w:lvlText w:val=""/>
-      <w:pPr>
-        <w:ind w:left="1656" w:hanging="336"/>
-      </w:pPr>
-      <w:rPr>
-        <w:rFonts w:hint="default" w:ascii="wingdings" w:hAnsi="wingdings" w:cs="wingdings"/>
-      </w:rPr>
-    </w:lvl>
-    <w:lvl w:ilvl="4">
-      <w:start w:val="1"/>
-      <w:numFmt w:val="bullet"/>
-      <w:lvlText w:val="¡"/>
-      <w:pPr>
-        <w:ind w:left="2096" w:hanging="336"/>
-      </w:pPr>
-      <w:rPr>
-        <w:rFonts w:hint="default" w:ascii="wingdings" w:hAnsi="wingdings" w:cs="wingdings"/>
-      </w:rPr>
-    </w:lvl>
-    <w:lvl w:ilvl="6">
-      <w:start w:val="1"/>
-      <w:numFmt w:val="bullet"/>
-      <w:lvlText w:val=""/>
-      <w:pPr>
-        <w:ind w:left="2976" w:hanging="336"/>
-      </w:pPr>
-      <w:rPr>
-        <w:rFonts w:hint="default" w:ascii="wingdings" w:hAnsi="wingdings" w:cs="wingdings"/>
-      </w:rPr>
-    </w:lvl>
-  </w:abstractNum>
-  <w:abstractNum w:abstractNumId="19">
-    <w:lvl w:ilvl="3">
-      <w:start w:val="1"/>
-      <w:numFmt w:val="bullet"/>
-      <w:lvlText w:val=""/>
-      <w:pPr>
-        <w:ind w:left="1656" w:hanging="336"/>
-      </w:pPr>
-      <w:rPr>
-        <w:rFonts w:hint="default" w:ascii="wingdings" w:hAnsi="wingdings" w:cs="wingdings"/>
-      </w:rPr>
-    </w:lvl>
-    <w:lvl w:ilvl="1">
-      <w:start w:val="1"/>
-      <w:numFmt w:val="bullet"/>
-      <w:lvlText w:val="¡"/>
-      <w:lvlJc w:val="left"/>
-      <w:pPr>
-        <w:ind w:left="776" w:hanging="336"/>
-      </w:pPr>
-      <w:rPr>
-        <w:rFonts w:hint="default" w:ascii="wingdings" w:hAnsi="wingdings" w:cs="wingdings"/>
-      </w:rPr>
-    </w:lvl>
-    <w:lvl w:ilvl="4">
-      <w:start w:val="1"/>
-      <w:numFmt w:val="bullet"/>
-      <w:lvlText w:val="¡"/>
-      <w:pPr>
-        <w:ind w:left="2096" w:hanging="336"/>
-      </w:pPr>
-      <w:rPr>
-        <w:rFonts w:hint="default" w:ascii="wingdings" w:hAnsi="wingdings" w:cs="wingdings"/>
-      </w:rPr>
-    </w:lvl>
-    <w:lvl w:ilvl="6">
-      <w:start w:val="1"/>
-      <w:numFmt w:val="bullet"/>
-      <w:lvlText w:val=""/>
-      <w:pPr>
-        <w:ind w:left="2976" w:hanging="336"/>
-      </w:pPr>
-      <w:rPr>
-        <w:rFonts w:hint="default" w:ascii="wingdings" w:hAnsi="wingdings" w:cs="wingdings"/>
-      </w:rPr>
-    </w:lvl>
-    <w:lvl w:ilvl="8">
-      <w:start w:val="1"/>
-      <w:numFmt w:val="bullet"/>
-      <w:lvlText w:val=""/>
-      <w:pPr>
-        <w:ind w:left="3856" w:hanging="336"/>
-      </w:pPr>
-      <w:rPr>
-        <w:rFonts w:hint="default" w:ascii="wingdings" w:hAnsi="wingdings" w:cs="wingdings"/>
-      </w:rPr>
-    </w:lvl>
-    <w:lvl w:ilvl="2">
-      <w:start w:val="1"/>
-      <w:numFmt w:val="bullet"/>
-      <w:lvlText w:val=""/>
-      <w:lvlJc w:val="left"/>
-      <w:pPr>
-        <w:ind w:left="1216" w:hanging="336"/>
-      </w:pPr>
-      <w:rPr>
-        <w:rFonts w:hint="default" w:ascii="wingdings" w:hAnsi="wingdings" w:cs="wingdings"/>
-      </w:rPr>
-    </w:lvl>
-    <w:lvl w:ilvl="7">
-      <w:start w:val="1"/>
-      <w:numFmt w:val="bullet"/>
-      <w:lvlText w:val="¡"/>
-      <w:pPr>
-        <w:ind w:left="3416" w:hanging="336"/>
-      </w:pPr>
-      <w:rPr>
-        <w:rFonts w:hint="default" w:ascii="wingdings" w:hAnsi="wingdings" w:cs="wingdings"/>
-      </w:rPr>
-    </w:lvl>
-    <w:lvl w:ilvl="5">
-      <w:start w:val="1"/>
-      <w:numFmt w:val="bullet"/>
-      <w:lvlText w:val=""/>
-      <w:pPr>
-        <w:ind w:left="2536" w:hanging="336"/>
-      </w:pPr>
-      <w:rPr>
-        <w:rFonts w:hint="default" w:ascii="wingdings" w:hAnsi="wingdings" w:cs="wingdings"/>
-      </w:rPr>
-    </w:lvl>
-    <w:lvl w:ilvl="0">
-      <w:start w:val="1"/>
-      <w:numFmt w:val="bullet"/>
-      <w:lvlText w:val=""/>
-      <w:lvlJc w:val="left"/>
-      <w:pPr>
-        <w:ind w:left="336" w:hanging="336"/>
-      </w:pPr>
-      <w:rPr>
-        <w:rFonts w:hint="default" w:ascii="wingdings" w:hAnsi="wingdings" w:cs="wingdings"/>
-      </w:rPr>
-    </w:lvl>
-  </w:abstractNum>
-  <w:abstractNum w:abstractNumId="20">
-    <w:lvl w:ilvl="8">
-      <w:start w:val="1"/>
-      <w:numFmt w:val="bullet"/>
-      <w:lvlText w:val=""/>
-      <w:pPr>
-        <w:ind w:left="4296" w:hanging="336"/>
-      </w:pPr>
-      <w:rPr>
-        <w:rFonts w:hint="default" w:ascii="wingdings" w:hAnsi="wingdings" w:cs="wingdings"/>
-      </w:rPr>
-    </w:lvl>
-    <w:lvl w:ilvl="4">
-      <w:start w:val="1"/>
-      <w:numFmt w:val="bullet"/>
-      <w:lvlText w:val="¡"/>
-      <w:pPr>
-        <w:ind w:left="2536" w:hanging="336"/>
-      </w:pPr>
-      <w:rPr>
-        <w:rFonts w:hint="default" w:ascii="wingdings" w:hAnsi="wingdings" w:cs="wingdings"/>
-      </w:rPr>
-    </w:lvl>
-    <w:lvl w:ilvl="5">
-      <w:start w:val="1"/>
-      <w:numFmt w:val="bullet"/>
-      <w:lvlText w:val=""/>
-      <w:pPr>
-        <w:ind w:left="2976" w:hanging="336"/>
-      </w:pPr>
-      <w:rPr>
-        <w:rFonts w:hint="default" w:ascii="wingdings" w:hAnsi="wingdings" w:cs="wingdings"/>
-      </w:rPr>
-    </w:lvl>
-    <w:lvl w:ilvl="1">
-      <w:start w:val="1"/>
-      <w:numFmt w:val="bullet"/>
-      <w:lvlText w:val="¡"/>
-      <w:lvlJc w:val="left"/>
-      <w:pPr>
-        <w:ind w:left="1216" w:hanging="336"/>
-      </w:pPr>
-      <w:rPr>
-        <w:rFonts w:hint="default" w:ascii="wingdings" w:hAnsi="wingdings" w:cs="wingdings"/>
-      </w:rPr>
-    </w:lvl>
-    <w:lvl w:ilvl="2">
-      <w:start w:val="1"/>
-      <w:numFmt w:val="bullet"/>
-      <w:lvlText w:val=""/>
-      <w:lvlJc w:val="left"/>
-      <w:pPr>
-        <w:ind w:left="1656" w:hanging="336"/>
-      </w:pPr>
-      <w:rPr>
-        <w:rFonts w:hint="default" w:ascii="wingdings" w:hAnsi="wingdings" w:cs="wingdings"/>
-      </w:rPr>
-    </w:lvl>
-    <w:lvl w:ilvl="3">
-      <w:start w:val="1"/>
-      <w:numFmt w:val="bullet"/>
-      <w:lvlText w:val=""/>
-      <w:pPr>
-        <w:ind w:left="2096" w:hanging="336"/>
-      </w:pPr>
-      <w:rPr>
-        <w:rFonts w:hint="default" w:ascii="wingdings" w:hAnsi="wingdings" w:cs="wingdings"/>
-      </w:rPr>
-    </w:lvl>
-    <w:lvl w:ilvl="6">
-      <w:start w:val="1"/>
-      <w:numFmt w:val="bullet"/>
-      <w:lvlText w:val=""/>
-      <w:pPr>
-        <w:ind w:left="3416" w:hanging="336"/>
-      </w:pPr>
-      <w:rPr>
-        <w:rFonts w:hint="default" w:ascii="wingdings" w:hAnsi="wingdings" w:cs="wingdings"/>
-      </w:rPr>
-    </w:lvl>
-    <w:lvl w:ilvl="0">
-      <w:start w:val="1"/>
-      <w:numFmt w:val="bullet"/>
-      <w:lvlText w:val=""/>
-      <w:lvlJc w:val="left"/>
-      <w:pPr>
-        <w:tabs/>
-        <w:ind w:left="776" w:hanging="336"/>
-      </w:pPr>
-      <w:rPr>
-        <w:rFonts w:hint="default" w:ascii="wingdings" w:hAnsi="wingdings" w:cs="wingdings"/>
-        <w:u/>
-      </w:rPr>
-    </w:lvl>
-    <w:lvl w:ilvl="7">
-      <w:start w:val="1"/>
-      <w:numFmt w:val="bullet"/>
-      <w:lvlText w:val="¡"/>
-      <w:pPr>
-        <w:ind w:left="3856" w:hanging="336"/>
-      </w:pPr>
-      <w:rPr>
-        <w:rFonts w:hint="default" w:ascii="wingdings" w:hAnsi="wingdings" w:cs="wingdings"/>
-      </w:rPr>
-    </w:lvl>
-  </w:abstractNum>
+  <w:num w:numId="13">
+    <w:abstractNumId w:val="5"/>
+  </w:num>
+  <w:num w:numId="5">
+    <w:abstractNumId w:val="0"/>
+  </w:num>
+  <w:num w:numId="6">
+    <w:abstractNumId w:val="1"/>
+  </w:num>
+  <w:num w:numId="18">
+    <w:abstractNumId w:val="17"/>
+  </w:num>
+  <w:num w:numId="1">
+    <w:abstractNumId w:val="6"/>
+  </w:num>
+  <w:num w:numId="11">
+    <w:abstractNumId w:val="7"/>
+  </w:num>
+  <w:num w:numId="9">
+    <w:abstractNumId w:val="15"/>
+  </w:num>
   <w:num w:numId="12">
-    <w:abstractNumId w:val="18"/>
+    <w:abstractNumId w:val="3"/>
+  </w:num>
+  <w:num w:numId="21">
+    <w:abstractNumId w:val="9"/>
+  </w:num>
+  <w:num w:numId="15">
+    <w:abstractNumId w:val="10"/>
+  </w:num>
+  <w:num w:numId="17">
+    <w:abstractNumId w:val="11"/>
   </w:num>
   <w:num w:numId="14">
+    <w:abstractNumId w:val="19"/>
+  </w:num>
+  <w:num w:numId="3">
+    <w:abstractNumId w:val="4"/>
+  </w:num>
+  <w:num w:numId="8">
+    <w:abstractNumId w:val="12"/>
+  </w:num>
+  <w:num w:numId="19">
     <w:abstractNumId w:val="20"/>
   </w:num>
-  <w:num w:numId="2">
-    <w:abstractNumId w:val="0"/>
-  </w:num>
-  <w:num w:numId="13">
-    <w:abstractNumId w:val="9"/>
-  </w:num>
-  <w:num w:numId="19">
-    <w:abstractNumId w:val="7"/>
-  </w:num>
-  <w:num w:numId="8">
-    <w:abstractNumId w:val="8"/>
-  </w:num>
-  <w:num w:numId="15">
+  <w:num w:numId="16">
     <w:abstractNumId w:val="13"/>
   </w:num>
-  <w:num w:numId="18">
-    <w:abstractNumId w:val="5"/>
-  </w:num>
-  <w:num w:numId="10">
-    <w:abstractNumId w:val="1"/>
-  </w:num>
-  <w:num w:numId="17">
-    <w:abstractNumId w:val="19"/>
-  </w:num>
-  <w:num w:numId="20">
-    <w:abstractNumId w:val="11"/>
-  </w:num>
-  <w:num w:numId="16">
-    <w:abstractNumId w:val="6"/>
-  </w:num>
-  <w:num w:numId="6">
-    <w:abstractNumId w:val="4"/>
-  </w:num>
-  <w:num w:numId="9">
-    <w:abstractNumId w:val="16"/>
-  </w:num>
-  <w:num w:numId="11">
-    <w:abstractNumId w:val="15"/>
-  </w:num>
-  <w:num w:numId="21">
-    <w:abstractNumId w:val="10"/>
-  </w:num>
-  <w:num w:numId="7">
-    <w:abstractNumId w:val="3"/>
-  </w:num>
-  <w:num w:numId="3">
+  <w:num w:numId="2">
     <w:abstractNumId w:val="2"/>
   </w:num>
   <w:num w:numId="4">
-    <w:abstractNumId w:val="12"/>
+    <w:abstractNumId w:val="18"/>
   </w:num>
-  <w:num w:numId="5">
+  <w:num w:numId="7">
+    <w:abstractNumId w:val="8"/>
+  </w:num>
+  <w:num w:numId="20">
     <w:abstractNumId w:val="14"/>
   </w:num>
-  <w:num w:numId="1">
-    <w:abstractNumId w:val="17"/>
+  <w:num w:numId="10">
+    <w:abstractNumId w:val="16"/>
   </w:num>
 </w:numbering>
 </file>
@@ -7599,440 +8297,315 @@
     <w:pPrDefault/>
   </w:docDefaults>
   <w:latentStyles w:defLockedState="0" w:defUIPriority="0" w:defSemiHidden="0" w:defUnhideWhenUsed="0" w:defQFormat="0" w:count="376">
+    <w:lsdException w:name="Table Web 3" w:semiHidden="1" w:unhideWhenUsed="1"/>
+    <w:lsdException w:name="Table Simple 1" w:semiHidden="1" w:unhideWhenUsed="1"/>
+    <w:lsdException w:name="Hashtag" w:uiPriority="99" w:semiHidden="1" w:unhideWhenUsed="1"/>
+    <w:lsdException w:name="toc 2" w:uiPriority="99"/>
+    <w:lsdException w:name="List Table 6 Colorful" w:uiPriority="51"/>
+    <w:lsdException w:name="Table Subtle 2" w:semiHidden="1" w:unhideWhenUsed="1"/>
+    <w:lsdException w:name="HTML Cite" w:uiPriority="99"/>
+    <w:lsdException w:name="Grid Table 5 Dark Accent 2" w:uiPriority="50"/>
+    <w:lsdException w:name="Grid Table 5 Dark Accent 5" w:uiPriority="50"/>
+    <w:lsdException w:name="Medium Grid 3 Accent 3" w:uiPriority="69"/>
+    <w:lsdException w:name="Table List 6" w:semiHidden="1" w:unhideWhenUsed="1"/>
+    <w:lsdException w:name="Table Grid 2" w:semiHidden="1" w:unhideWhenUsed="1"/>
+    <w:lsdException w:name="List Table 5 Dark Accent 4" w:uiPriority="50"/>
+    <w:lsdException w:name="Grid Table 6 Colorful" w:uiPriority="51"/>
+    <w:lsdException w:name="Colorful List Accent 2" w:uiPriority="72"/>
+    <w:lsdException w:name="Medium Shading 2 Accent 1" w:uiPriority="64"/>
+    <w:lsdException w:name="List Table 1 Light Accent 3" w:uiPriority="46"/>
+    <w:lsdException w:name="Light Shading Accent 3" w:uiPriority="60"/>
+    <w:lsdException w:name="Grid Table 6 Colorful Accent 3" w:uiPriority="51"/>
+    <w:lsdException w:name="Table Columns 4" w:semiHidden="1" w:unhideWhenUsed="1"/>
+    <w:lsdException w:name="HTML Typewriter" w:uiPriority="99"/>
+    <w:lsdException w:name="List Table 3 Accent 1" w:uiPriority="48"/>
+    <w:lsdException w:name="Medium List 1 Accent 1" w:uiPriority="65"/>
+    <w:lsdException w:name="HTML Address" w:uiPriority="99"/>
+    <w:lsdException w:name="Mention" w:uiPriority="99" w:semiHidden="1" w:unhideWhenUsed="1"/>
+    <w:lsdException w:name="Colorful Grid Accent 6" w:uiPriority="73"/>
+    <w:lsdException w:name="No Spacing" w:uiPriority="99"/>
+    <w:lsdException w:name="List Table 3 Accent 4" w:uiPriority="48"/>
+    <w:lsdException w:name="List Table 4" w:uiPriority="49"/>
+    <w:lsdException w:name="Light List Accent 6" w:uiPriority="61"/>
+    <w:lsdException w:name="List Table 3 Accent 6" w:uiPriority="48"/>
+    <w:lsdException w:name="heading 2" w:qFormat="1"/>
+    <w:lsdException w:name="Grid Table 5 Dark Accent 3" w:uiPriority="50"/>
+    <w:lsdException w:name="Table Grid 8" w:semiHidden="1" w:unhideWhenUsed="1"/>
+    <w:lsdException w:name="List Table 7 Colorful Accent 5" w:uiPriority="52"/>
+    <w:lsdException w:name="List Table 6 Colorful Accent 1" w:uiPriority="51"/>
+    <w:lsdException w:name="Colorful Grid Accent 4" w:uiPriority="73"/>
+    <w:lsdException w:name="Table Grid 6" w:semiHidden="1" w:unhideWhenUsed="1"/>
+    <w:lsdException w:name="Plain Table 3" w:uiPriority="43"/>
+    <w:lsdException w:name="List Table 4 Accent 3" w:uiPriority="49"/>
+    <w:lsdException w:name="Table Elegant" w:semiHidden="1" w:unhideWhenUsed="1"/>
+    <w:lsdException w:name="List Table 2 Accent 4" w:uiPriority="47"/>
+    <w:lsdException w:name="Bibliography" w:uiPriority="37" w:semiHidden="1" w:unhideWhenUsed="1"/>
+    <w:lsdException w:name="Medium Shading 1 Accent 3" w:uiPriority="63"/>
+    <w:lsdException w:name="Medium Grid 1 Accent 2" w:uiPriority="67"/>
+    <w:lsdException w:name="Grid Table Light" w:uiPriority="40"/>
+    <w:lsdException w:name="Medium List 1 Accent 4" w:uiPriority="65"/>
+    <w:lsdException w:name="Table 3D effects 1" w:semiHidden="1" w:unhideWhenUsed="1"/>
+    <w:lsdException w:name="Medium Grid 3 Accent 5" w:uiPriority="69"/>
+    <w:lsdException w:name="toc 9" w:uiPriority="99"/>
+    <w:lsdException w:name="Default Paragraph Font" w:uiPriority="1" w:semiHidden="1" w:unhideWhenUsed="1"/>
+    <w:lsdException w:name="Medium Grid 3" w:uiPriority="69"/>
+    <w:lsdException w:name="Grid Table 1 Light Accent 3" w:uiPriority="46"/>
+    <w:lsdException w:name="Colorful Shading Accent 5" w:uiPriority="71"/>
+    <w:lsdException w:name="Grid Table 3 Accent 6" w:uiPriority="48"/>
+    <w:lsdException w:name="Medium List 1 Accent 3" w:uiPriority="65"/>
+    <w:lsdException w:name="Table Simple 3" w:semiHidden="1" w:unhideWhenUsed="1"/>
+    <w:lsdException w:name="List Table 5 Dark Accent 6" w:uiPriority="50"/>
+    <w:lsdException w:name="Table List 7" w:semiHidden="1" w:unhideWhenUsed="1"/>
+    <w:lsdException w:name="List Table 6 Colorful Accent 5" w:uiPriority="51"/>
+    <w:lsdException w:name="HTML Acronym" w:uiPriority="99"/>
+    <w:lsdException w:name="HTML Bottom of Form" w:uiPriority="99" w:semiHidden="1" w:unhideWhenUsed="1"/>
+    <w:lsdException w:name="Grid Table 2 Accent 5" w:uiPriority="47"/>
+    <w:lsdException w:name="Medium Shading 1 Accent 2" w:uiPriority="63"/>
+    <w:lsdException w:name="Light Grid Accent 4" w:uiPriority="62"/>
+    <w:lsdException w:name="Title" w:qFormat="1"/>
+    <w:lsdException w:name="Medium Grid 2 Accent 1" w:uiPriority="68"/>
+    <w:lsdException w:name="Light Shading" w:uiPriority="60"/>
+    <w:lsdException w:name="HTML Keyboard" w:uiPriority="99"/>
+    <w:lsdException w:name="Light List Accent 5" w:uiPriority="61"/>
+    <w:lsdException w:name="Grid Table 1 Light Accent 6" w:uiPriority="46"/>
+    <w:lsdException w:name="Medium List 1 Accent 6" w:uiPriority="65"/>
+    <w:lsdException w:name="Light Grid Accent 1" w:uiPriority="62"/>
+    <w:lsdException w:name="Table Columns 3" w:semiHidden="1" w:unhideWhenUsed="1"/>
+    <w:lsdException w:name="Table Grid 7" w:semiHidden="1" w:unhideWhenUsed="1"/>
+    <w:lsdException w:name="List Table 2 Accent 3" w:uiPriority="47"/>
+    <w:lsdException w:name="toc 1" w:uiPriority="99"/>
+    <w:lsdException w:name="List Table 1 Light Accent 5" w:uiPriority="46"/>
+    <w:lsdException w:name="toc 7" w:uiPriority="99"/>
+    <w:lsdException w:name="HTML Variable" w:uiPriority="99"/>
+    <w:lsdException w:name="Grid Table 1 Light Accent 2" w:uiPriority="46"/>
+    <w:lsdException w:name="Medium List 2 Accent 5" w:uiPriority="66"/>
+    <w:lsdException w:name="Table Columns 2" w:semiHidden="1" w:unhideWhenUsed="1"/>
+    <w:lsdException w:name="List Table 7 Colorful" w:uiPriority="52"/>
+    <w:lsdException w:name="Table Web 1" w:semiHidden="1" w:unhideWhenUsed="1"/>
+    <w:lsdException w:name="Medium Grid 3 Accent 2" w:uiPriority="69"/>
+    <w:lsdException w:name="List Table 3" w:uiPriority="48"/>
+    <w:lsdException w:name="Unresolved Mention" w:uiPriority="99" w:semiHidden="1" w:unhideWhenUsed="1"/>
+    <w:lsdException w:name="List Table 5 Dark" w:uiPriority="50"/>
+    <w:lsdException w:name="Medium Grid 1" w:uiPriority="67"/>
+    <w:lsdException w:name="Outline List 3" w:uiPriority="99" w:semiHidden="1" w:unhideWhenUsed="1"/>
+    <w:lsdException w:name="Colorful Grid Accent 2" w:uiPriority="73"/>
+    <w:lsdException w:name="List Table 1 Light Accent 1" w:uiPriority="46"/>
+    <w:lsdException w:name="Grid Table 5 Dark" w:uiPriority="50"/>
+    <w:lsdException w:name="toc 8" w:uiPriority="99"/>
+    <w:lsdException w:name="HTML Preformatted" w:uiPriority="99"/>
+    <w:lsdException w:name="Medium Shading 2 Accent 5" w:uiPriority="64"/>
+    <w:lsdException w:name="Medium Grid 3 Accent 4" w:uiPriority="69"/>
+    <w:lsdException w:name="Grid Table 2 Accent 6" w:uiPriority="47"/>
+    <w:lsdException w:name="Grid Table 4 Accent 6" w:uiPriority="49"/>
+    <w:lsdException w:name="List Table 4 Accent 2" w:uiPriority="49"/>
+    <w:lsdException w:name="List Table 6 Colorful Accent 6" w:uiPriority="51"/>
+    <w:lsdException w:name="Plain Table 4" w:uiPriority="44"/>
+    <w:lsdException w:name="Grid Table 2 Accent 4" w:uiPriority="47"/>
+    <w:lsdException w:name="Table Colorful 2" w:semiHidden="1" w:unhideWhenUsed="1"/>
+    <w:lsdException w:name="List Table 2 Accent 1" w:uiPriority="47"/>
+    <w:lsdException w:name="Table Columns 5" w:semiHidden="1" w:unhideWhenUsed="1"/>
+    <w:lsdException w:name="TOC Heading" w:uiPriority="39" w:semiHidden="1" w:unhideWhenUsed="1" w:qFormat="1"/>
+    <w:lsdException w:name="Smart Hyperlink" w:uiPriority="99" w:semiHidden="1" w:unhideWhenUsed="1"/>
+    <w:lsdException w:name="heading 6" w:qFormat="1"/>
+    <w:lsdException w:name="HTML Code" w:uiPriority="99"/>
+    <w:lsdException w:name="Dark List Accent 1" w:uiPriority="70"/>
+    <w:lsdException w:name="List Paragraph" w:uiPriority="99"/>
+    <w:lsdException w:name="Light Shading Accent 4" w:uiPriority="60"/>
+    <w:lsdException w:name="Colorful Shading Accent 3" w:uiPriority="71"/>
+    <w:lsdException w:name="Medium Shading 2 Accent 2" w:uiPriority="64"/>
+    <w:lsdException w:name="heading 4" w:qFormat="1"/>
+    <w:lsdException w:name="Light List" w:uiPriority="61"/>
+    <w:lsdException w:name="Medium Shading 1" w:uiPriority="63"/>
+    <w:lsdException w:name="Emphasis" w:qFormat="1"/>
+    <w:lsdException w:name="Medium List 2 Accent 2" w:uiPriority="66"/>
+    <w:lsdException w:name="Medium Grid 2" w:uiPriority="68"/>
+    <w:lsdException w:name="Grid Table 3 Accent 1" w:uiPriority="48"/>
+    <w:lsdException w:name="Grid Table 1 Light" w:uiPriority="46"/>
+    <w:lsdException w:name="List Table 3 Accent 2" w:uiPriority="48"/>
+    <w:lsdException w:name="toc 3" w:uiPriority="99"/>
+    <w:lsdException w:name="Medium Grid 1 Accent 4" w:uiPriority="67"/>
+    <w:lsdException w:name="Grid Table 2 Accent 3" w:uiPriority="47"/>
+    <w:lsdException w:name="Table Columns 1" w:semiHidden="1" w:unhideWhenUsed="1"/>
+    <w:lsdException w:name="Light Shading Accent 1" w:uiPriority="60"/>
+    <w:lsdException w:name="Grid Table 4" w:uiPriority="49"/>
+    <w:lsdException w:name="Colorful Shading" w:uiPriority="71"/>
+    <w:lsdException w:name="Table Colorful 3" w:semiHidden="1" w:unhideWhenUsed="1"/>
+    <w:lsdException w:name="Subtle Reference" w:uiPriority="31" w:qFormat="1"/>
+    <w:lsdException w:name="Table List 2" w:semiHidden="1" w:unhideWhenUsed="1"/>
+    <w:lsdException w:name="List Table 7 Colorful Accent 2" w:uiPriority="52"/>
+    <w:lsdException w:name="Medium Shading 2 Accent 6" w:uiPriority="64"/>
+    <w:lsdException w:name="Medium Grid 1 Accent 3" w:uiPriority="67"/>
+    <w:lsdException w:name="Subtitle" w:qFormat="1"/>
+    <w:lsdException w:name="Medium Grid 3 Accent 1" w:uiPriority="69"/>
+    <w:lsdException w:name="Medium Shading 1 Accent 6" w:uiPriority="63"/>
+    <w:lsdException w:name="Light Shading Accent 2" w:uiPriority="60"/>
+    <w:lsdException w:name="List Table 2 Accent 6" w:uiPriority="47"/>
+    <w:lsdException w:name="Grid Table 2" w:uiPriority="47"/>
+    <w:lsdException w:name="Colorful Grid Accent 1" w:uiPriority="73"/>
+    <w:lsdException w:name="heading 1" w:qFormat="1"/>
+    <w:lsdException w:name="Normal Table" w:uiPriority="99" w:semiHidden="1" w:unhideWhenUsed="1"/>
+    <w:lsdException w:name="Colorful Shading Accent 2" w:uiPriority="71"/>
+    <w:lsdException w:name="Outline List 1" w:uiPriority="99" w:semiHidden="1" w:unhideWhenUsed="1"/>
+    <w:lsdException w:name="Table Grid" w:qFormat="1"/>
+    <w:lsdException w:name="Medium List 2 Accent 4" w:uiPriority="66"/>
+    <w:lsdException w:name="Medium Grid 2 Accent 5" w:uiPriority="68"/>
+    <w:lsdException w:name="Light Grid Accent 6" w:uiPriority="62"/>
+    <w:lsdException w:name="Grid Table 7 Colorful Accent 3" w:uiPriority="52"/>
+    <w:lsdException w:name="List Table 1 Light Accent 2" w:uiPriority="46"/>
+    <w:lsdException w:name="Table 3D effects 3" w:semiHidden="1" w:unhideWhenUsed="1"/>
+    <w:lsdException w:name="heading 8" w:unhideWhenUsed="1" w:qFormat="1"/>
+    <w:lsdException w:name="Medium Grid 2 Accent 3" w:uiPriority="68"/>
+    <w:lsdException w:name="toc 4" w:uiPriority="99"/>
+    <w:lsdException w:name="heading 7" w:unhideWhenUsed="1" w:qFormat="1"/>
+    <w:lsdException w:name="Medium List 2 Accent 3" w:uiPriority="66"/>
+    <w:lsdException w:name="List Table 7 Colorful Accent 3" w:uiPriority="52"/>
+    <w:lsdException w:name="Table Classic 4" w:semiHidden="1" w:unhideWhenUsed="1"/>
+    <w:lsdException w:name="List Table 2" w:uiPriority="47"/>
+    <w:lsdException w:name="List Table 1 Light Accent 6" w:uiPriority="46"/>
+    <w:lsdException w:name="Grid Table 7 Colorful" w:uiPriority="52"/>
+    <w:lsdException w:name="Table List 5" w:semiHidden="1" w:unhideWhenUsed="1"/>
     <w:lsdException w:name="List Table 7 Colorful Accent 1" w:uiPriority="52"/>
-    <w:lsdException w:name="Table Grid 2" w:semiHidden="1" w:unhideWhenUsed="1"/>
+    <w:lsdException w:name="Grid Table 4 Accent 3" w:uiPriority="49"/>
+    <w:lsdException w:name="Table Classic 1" w:semiHidden="1" w:unhideWhenUsed="1"/>
+    <w:lsdException w:name="List Table 4 Accent 6" w:uiPriority="49"/>
+    <w:lsdException w:name="Medium Shading 1 Accent 4" w:uiPriority="63"/>
+    <w:lsdException w:name="List Table 4 Accent 5" w:uiPriority="49"/>
+    <w:lsdException w:name="Grid Table 3 Accent 2" w:uiPriority="48"/>
+    <w:lsdException w:name="List Table 3 Accent 3" w:uiPriority="48"/>
+    <w:lsdException w:name="Grid Table 5 Dark Accent 4" w:uiPriority="50"/>
+    <w:lsdException w:name="heading 3" w:qFormat="1"/>
+    <w:lsdException w:name="Medium Shading 2 Accent 4" w:uiPriority="64"/>
+    <w:lsdException w:name="Medium Grid 1 Accent 5" w:uiPriority="67"/>
+    <w:lsdException w:name="Table Web 2" w:semiHidden="1" w:unhideWhenUsed="1"/>
+    <w:lsdException w:name="Grid Table 6 Colorful Accent 6" w:uiPriority="51"/>
+    <w:lsdException w:name="Light Shading Accent 5" w:uiPriority="60"/>
+    <w:lsdException w:name="List Table 6 Colorful Accent 4" w:uiPriority="51"/>
+    <w:lsdException w:name="Grid Table 6 Colorful Accent 1" w:uiPriority="51"/>
+    <w:lsdException w:name="Colorful Shading Accent 6" w:uiPriority="71"/>
+    <w:lsdException w:name="toc 6" w:uiPriority="99"/>
+    <w:lsdException w:name="List Table 3 Accent 5" w:uiPriority="48"/>
+    <w:lsdException w:name="Grid Table 2 Accent 1" w:uiPriority="47"/>
+    <w:lsdException w:name="Medium Grid 2 Accent 4" w:uiPriority="68"/>
+    <w:lsdException w:name="Medium Shading 1 Accent 5" w:uiPriority="63"/>
+    <w:lsdException w:name="heading 5" w:qFormat="1"/>
+    <w:lsdException w:name="Table Classic 3" w:semiHidden="1" w:unhideWhenUsed="1"/>
+    <w:lsdException w:name="Plain Table 1" w:uiPriority="41"/>
+    <w:lsdException w:name="Table Grid 5" w:semiHidden="1" w:unhideWhenUsed="1"/>
+    <w:lsdException w:name="Table Simple 2" w:semiHidden="1" w:unhideWhenUsed="1"/>
+    <w:lsdException w:name="Grid Table 1 Light Accent 1" w:uiPriority="46"/>
+    <w:lsdException w:name="Grid Table 1 Light Accent 5" w:uiPriority="46"/>
+    <w:lsdException w:name="Subtle Emphasis" w:uiPriority="19" w:qFormat="1"/>
+    <w:lsdException w:name="Grid Table 1 Light Accent 4" w:uiPriority="46"/>
+    <w:lsdException w:name="Medium List 2" w:uiPriority="66"/>
+    <w:lsdException w:name="Intense Emphasis" w:uiPriority="21" w:qFormat="1"/>
+    <w:lsdException w:name="Grid Table 7 Colorful Accent 5" w:uiPriority="52"/>
+    <w:lsdException w:name="Placeholder Text" w:uiPriority="99" w:semiHidden="1"/>
+    <w:lsdException w:name="Table Classic 2" w:semiHidden="1" w:unhideWhenUsed="1"/>
+    <w:lsdException w:name="List Table 6 Colorful Accent 3" w:uiPriority="51"/>
+    <w:lsdException w:name="Light Grid Accent 5" w:uiPriority="62"/>
+    <w:lsdException w:name="List Table 1 Light" w:uiPriority="46"/>
+    <w:lsdException w:name="heading 9" w:unhideWhenUsed="1" w:qFormat="1"/>
+    <w:lsdException w:name="List Table 4 Accent 1" w:uiPriority="49"/>
+    <w:lsdException w:name="Grid Table 3" w:uiPriority="48"/>
+    <w:lsdException w:name="Dark List" w:uiPriority="70"/>
+    <w:lsdException w:name="Dark List Accent 5" w:uiPriority="70"/>
+    <w:lsdException w:name="Colorful Shading Accent 1" w:uiPriority="71"/>
+    <w:lsdException w:name="Light Shading Accent 6" w:uiPriority="60"/>
+    <w:lsdException w:name="Colorful Grid Accent 5" w:uiPriority="73"/>
+    <w:lsdException w:name="Table Professional" w:semiHidden="1" w:unhideWhenUsed="1"/>
+    <w:lsdException w:name="Table List 1" w:semiHidden="1" w:unhideWhenUsed="1"/>
+    <w:lsdException w:name="Grid Table 3 Accent 5" w:uiPriority="48"/>
+    <w:lsdException w:name="Intense Reference" w:uiPriority="32" w:qFormat="1"/>
+    <w:lsdException w:name="List Table 1 Light Accent 4" w:uiPriority="46"/>
+    <w:lsdException w:name="List Table 5 Dark Accent 3" w:uiPriority="50"/>
+    <w:lsdException w:name="List Table 2 Accent 5" w:uiPriority="47"/>
+    <w:lsdException w:name="Grid Table 4 Accent 4" w:uiPriority="49"/>
+    <w:lsdException w:name="Grid Table 3 Accent 4" w:uiPriority="48"/>
+    <w:lsdException w:name="Grid Table 4 Accent 1" w:uiPriority="49"/>
+    <w:lsdException w:name="List Table 7 Colorful Accent 6" w:uiPriority="52"/>
+    <w:lsdException w:name="Light Grid" w:uiPriority="62"/>
+    <w:lsdException w:name="List Table 4 Accent 4" w:uiPriority="49"/>
+    <w:lsdException w:name="Dark List Accent 2" w:uiPriority="70"/>
+    <w:lsdException w:name="Medium Shading 2 Accent 3" w:uiPriority="64"/>
+    <w:lsdException w:name="Colorful Shading Accent 4" w:uiPriority="71"/>
+    <w:lsdException w:name="Grid Table 6 Colorful Accent 4" w:uiPriority="51"/>
+    <w:lsdException w:name="Grid Table 7 Colorful Accent 6" w:uiPriority="52"/>
+    <w:lsdException w:name="Dark List Accent 6" w:uiPriority="70"/>
+    <w:lsdException w:name="Light Grid Accent 3" w:uiPriority="62"/>
+    <w:lsdException w:name="Grid Table 6 Colorful Accent 2" w:uiPriority="51"/>
+    <w:lsdException w:name="toc 5" w:uiPriority="99"/>
+    <w:lsdException w:name="Plain Table 5" w:uiPriority="45"/>
+    <w:lsdException w:name="Medium Grid 2 Accent 6" w:uiPriority="68"/>
+    <w:lsdException w:name="List Table 6 Colorful Accent 2" w:uiPriority="51"/>
+    <w:lsdException w:name="List Table 7 Colorful Accent 4" w:uiPriority="52"/>
+    <w:lsdException w:name="Book Title" w:uiPriority="33" w:qFormat="1"/>
+    <w:lsdException w:name="Grid Table 4 Accent 2" w:uiPriority="49"/>
+    <w:lsdException w:name="Medium Grid 1 Accent 1" w:uiPriority="67"/>
+    <w:lsdException w:name="Medium Shading 2" w:uiPriority="64"/>
+    <w:lsdException w:name="Colorful List Accent 3" w:uiPriority="72"/>
+    <w:lsdException w:name="List Table 5 Dark Accent 1" w:uiPriority="50"/>
+    <w:lsdException w:name="No List" w:uiPriority="99" w:semiHidden="1" w:unhideWhenUsed="1"/>
+    <w:lsdException w:name="Table 3D effects 2" w:semiHidden="1" w:unhideWhenUsed="1"/>
+    <w:lsdException w:name="Grid Table 4 Accent 5" w:uiPriority="49"/>
+    <w:lsdException w:name="Dark List Accent 3" w:uiPriority="70"/>
+    <w:lsdException w:name="Plain Table 2" w:uiPriority="42"/>
+    <w:lsdException w:name="Medium List 2 Accent 6" w:uiPriority="66"/>
+    <w:lsdException w:name="Table List 4" w:semiHidden="1" w:unhideWhenUsed="1"/>
+    <w:lsdException w:name="Light List Accent 3" w:uiPriority="61"/>
+    <w:lsdException w:name="Grid Table 2 Accent 2" w:uiPriority="47"/>
+    <w:lsdException w:name="Revision" w:uiPriority="99" w:semiHidden="1"/>
+    <w:lsdException w:name="Medium List 1 Accent 2" w:uiPriority="65"/>
+    <w:lsdException w:name="Colorful List Accent 1" w:uiPriority="72"/>
+    <w:lsdException w:name="Light Grid Accent 2" w:uiPriority="62"/>
+    <w:lsdException w:name="Medium List 2 Accent 1" w:uiPriority="66"/>
+    <w:lsdException w:name="footnote text" w:uiPriority="99" w:semiHidden="1" w:unhideWhenUsed="1"/>
+    <w:lsdException w:name="HTML Definition" w:uiPriority="99"/>
+    <w:lsdException w:name="Grid Table 7 Colorful Accent 2" w:uiPriority="52"/>
+    <w:lsdException w:name="Colorful List" w:uiPriority="72"/>
+    <w:lsdException w:name="Table Theme" w:semiHidden="1" w:unhideWhenUsed="1"/>
+    <w:lsdException w:name="Grid Table 5 Dark Accent 1" w:uiPriority="50"/>
+    <w:lsdException w:name="Grid Table 7 Colorful Accent 4" w:uiPriority="52"/>
+    <w:lsdException w:name="Normal" w:qFormat="1"/>
+    <w:lsdException w:name="Colorful Grid Accent 3" w:uiPriority="73"/>
+    <w:lsdException w:name="Grid Table 6 Colorful Accent 5" w:uiPriority="51"/>
+    <w:lsdException w:name="Grid Table 5 Dark Accent 6" w:uiPriority="50"/>
+    <w:lsdException w:name="Medium Grid 2 Accent 2" w:uiPriority="68"/>
+    <w:lsdException w:name="Medium List 1" w:uiPriority="65"/>
+    <w:lsdException w:name="Intense Quote" w:uiPriority="99"/>
+    <w:lsdException w:name="Colorful List Accent 5" w:uiPriority="72"/>
+    <w:lsdException w:name="Table Subtle 1" w:semiHidden="1" w:unhideWhenUsed="1"/>
+    <w:lsdException w:name="Medium Shading 1 Accent 1" w:uiPriority="63"/>
+    <w:lsdException w:name="Table List 3" w:semiHidden="1" w:unhideWhenUsed="1"/>
+    <w:lsdException w:name="HTML Top of Form" w:uiPriority="99" w:semiHidden="1" w:unhideWhenUsed="1"/>
+    <w:lsdException w:name="List Table 5 Dark Accent 2" w:uiPriority="50"/>
+    <w:lsdException w:name="Outline List 2" w:uiPriority="99" w:semiHidden="1" w:unhideWhenUsed="1"/>
+    <w:lsdException w:name="Table Contemporary" w:semiHidden="1" w:unhideWhenUsed="1"/>
+    <w:lsdException w:name="Medium List 1 Accent 5" w:uiPriority="65"/>
+    <w:lsdException w:name="Smart Link" w:uiPriority="99" w:semiHidden="1" w:unhideWhenUsed="1"/>
+    <w:lsdException w:name="Table Grid 1" w:semiHidden="1" w:unhideWhenUsed="1"/>
+    <w:lsdException w:name="Table List 8" w:semiHidden="1" w:unhideWhenUsed="1"/>
+    <w:lsdException w:name="HTML Sample" w:uiPriority="99"/>
+    <w:lsdException w:name="Grid Table 7 Colorful Accent 1" w:uiPriority="52"/>
+    <w:lsdException w:name="Colorful List Accent 4" w:uiPriority="72"/>
+    <w:lsdException w:name="caption" w:semiHidden="1" w:unhideWhenUsed="1" w:qFormat="1"/>
+    <w:lsdException w:name="Table Colorful 1" w:semiHidden="1" w:unhideWhenUsed="1"/>
+    <w:lsdException w:name="Quote" w:uiPriority="99"/>
+    <w:lsdException w:name="Dark List Accent 4" w:uiPriority="70"/>
+    <w:lsdException w:name="footnote reference" w:uiPriority="99" w:semiHidden="1" w:unhideWhenUsed="1"/>
     <w:lsdException w:name="Light List Accent 4" w:uiPriority="61"/>
-    <w:lsdException w:name="Grid Table 2 Accent 1" w:uiPriority="47"/>
-    <w:lsdException w:name="List Table 1 Light Accent 4" w:uiPriority="46"/>
-    <w:lsdException w:name="Medium Shading 2 Accent 6" w:uiPriority="64"/>
-    <w:lsdException w:name="Table List 6" w:semiHidden="1" w:unhideWhenUsed="1"/>
-    <w:lsdException w:name="HTML Variable" w:uiPriority="99"/>
+    <w:lsdException w:name="List Table 5 Dark Accent 5" w:uiPriority="50"/>
     <w:lsdException w:name="Medium Grid 1 Accent 6" w:uiPriority="67"/>
-    <w:lsdException w:name="Grid Table 5 Dark Accent 5" w:uiPriority="50"/>
-    <w:lsdException w:name="List Table 7 Colorful" w:uiPriority="52"/>
-    <w:lsdException w:name="Colorful Grid Accent 1" w:uiPriority="73"/>
+    <w:lsdException w:name="Table Grid 3" w:semiHidden="1" w:unhideWhenUsed="1"/>
+    <w:lsdException w:name="Light List Accent 2" w:uiPriority="61"/>
+    <w:lsdException w:name="Strong" w:qFormat="1"/>
+    <w:lsdException w:name="Colorful Grid" w:uiPriority="73"/>
     <w:lsdException w:name="Light List Accent 1" w:uiPriority="61"/>
-    <w:lsdException w:name="Table List 4" w:semiHidden="1" w:unhideWhenUsed="1"/>
-    <w:lsdException w:name="Medium Shading 2 Accent 1" w:uiPriority="64"/>
-    <w:lsdException w:name="Grid Table 1 Light" w:uiPriority="46"/>
-    <w:lsdException w:name="Table List 3" w:semiHidden="1" w:unhideWhenUsed="1"/>
-    <w:lsdException w:name="List Table 7 Colorful Accent 2" w:uiPriority="52"/>
-    <w:lsdException w:name="Table Colorful 2" w:semiHidden="1" w:unhideWhenUsed="1"/>
-    <w:lsdException w:name="Colorful List Accent 2" w:uiPriority="72"/>
-    <w:lsdException w:name="Medium Grid 3 Accent 5" w:uiPriority="69"/>
-    <w:lsdException w:name="Quote" w:uiPriority="99"/>
+    <w:lsdException w:name="Medium Grid 3 Accent 6" w:uiPriority="69"/>
+    <w:lsdException w:name="Colorful List Accent 6" w:uiPriority="72"/>
+    <w:lsdException w:name="Grid Table 3 Accent 3" w:uiPriority="48"/>
     <w:lsdException w:name="Table Grid 4" w:semiHidden="1" w:unhideWhenUsed="1"/>
-    <w:lsdException w:name="List Table 5 Dark Accent 1" w:uiPriority="50"/>
-    <w:lsdException w:name="Grid Table 6 Colorful Accent 1" w:uiPriority="51"/>
-    <w:lsdException w:name="Medium Shading 1 Accent 1" w:uiPriority="63"/>
-    <w:lsdException w:name="Grid Table 6 Colorful" w:uiPriority="51"/>
-    <w:lsdException w:name="List Table 5 Dark Accent 3" w:uiPriority="50"/>
-    <w:lsdException w:name="Table Professional" w:semiHidden="1" w:unhideWhenUsed="1"/>
-    <w:lsdException w:name="Light List Accent 3" w:uiPriority="61"/>
-    <w:lsdException w:name="List Table 3 Accent 5" w:uiPriority="48"/>
-    <w:lsdException w:name="Medium Grid 3 Accent 6" w:uiPriority="69"/>
-    <w:lsdException w:name="List Table 6 Colorful Accent 1" w:uiPriority="51"/>
-    <w:lsdException w:name="Title" w:qFormat="1"/>
     <w:lsdException w:name="List Table 2 Accent 2" w:uiPriority="47"/>
-    <w:lsdException w:name="Grid Table 6 Colorful Accent 5" w:uiPriority="51"/>
-    <w:lsdException w:name="Emphasis" w:qFormat="1"/>
-    <w:lsdException w:name="toc 3" w:uiPriority="99"/>
-    <w:lsdException w:name="Grid Table 4 Accent 5" w:uiPriority="49"/>
-    <w:lsdException w:name="Table Subtle 1" w:semiHidden="1" w:unhideWhenUsed="1"/>
-    <w:lsdException w:name="Medium List 1" w:uiPriority="65"/>
-    <w:lsdException w:name="footnote text" w:uiPriority="99" w:semiHidden="1" w:unhideWhenUsed="1"/>
-    <w:lsdException w:name="heading 3" w:qFormat="1"/>
-    <w:lsdException w:name="No Spacing" w:uiPriority="99"/>
-    <w:lsdException w:name="Medium Grid 3 Accent 4" w:uiPriority="69"/>
-    <w:lsdException w:name="heading 2" w:qFormat="1"/>
-    <w:lsdException w:name="Colorful Shading Accent 5" w:uiPriority="71"/>
-    <w:lsdException w:name="Medium Grid 2 Accent 2" w:uiPriority="68"/>
-    <w:lsdException w:name="Unresolved Mention" w:uiPriority="99" w:semiHidden="1" w:unhideWhenUsed="1"/>
-    <w:lsdException w:name="Table Classic 4" w:semiHidden="1" w:unhideWhenUsed="1"/>
-    <w:lsdException w:name="Outline List 3" w:uiPriority="99" w:semiHidden="1" w:unhideWhenUsed="1"/>
-    <w:lsdException w:name="HTML Cite" w:uiPriority="99"/>
-    <w:lsdException w:name="Table Columns 3" w:semiHidden="1" w:unhideWhenUsed="1"/>
-    <w:lsdException w:name="Subtle Reference" w:uiPriority="31" w:qFormat="1"/>
-    <w:lsdException w:name="Light Grid Accent 5" w:uiPriority="62"/>
-    <w:lsdException w:name="List Table 7 Colorful Accent 4" w:uiPriority="52"/>
-    <w:lsdException w:name="Table List 2" w:semiHidden="1" w:unhideWhenUsed="1"/>
-    <w:lsdException w:name="Medium Shading 2" w:uiPriority="64"/>
-    <w:lsdException w:name="Medium List 2 Accent 4" w:uiPriority="66"/>
-    <w:lsdException w:name="Smart Link" w:uiPriority="99" w:semiHidden="1" w:unhideWhenUsed="1"/>
-    <w:lsdException w:name="List Table 1 Light Accent 2" w:uiPriority="46"/>
-    <w:lsdException w:name="List Table 4 Accent 4" w:uiPriority="49"/>
-    <w:lsdException w:name="toc 4" w:uiPriority="99"/>
-    <w:lsdException w:name="Table Grid" w:qFormat="1"/>
-    <w:lsdException w:name="Grid Table 2 Accent 4" w:uiPriority="47"/>
-    <w:lsdException w:name="Table Web 2" w:semiHidden="1" w:unhideWhenUsed="1"/>
-    <w:lsdException w:name="Medium Grid 1 Accent 5" w:uiPriority="67"/>
-    <w:lsdException w:name="Grid Table 6 Colorful Accent 6" w:uiPriority="51"/>
-    <w:lsdException w:name="Table Grid 8" w:semiHidden="1" w:unhideWhenUsed="1"/>
-    <w:lsdException w:name="Plain Table 3" w:uiPriority="43"/>
-    <w:lsdException w:name="heading 4" w:qFormat="1"/>
-    <w:lsdException w:name="Medium List 2 Accent 3" w:uiPriority="66"/>
-    <w:lsdException w:name="Light Grid Accent 1" w:uiPriority="62"/>
-    <w:lsdException w:name="Grid Table 2 Accent 5" w:uiPriority="47"/>
-    <w:lsdException w:name="Light Shading Accent 5" w:uiPriority="60"/>
-    <w:lsdException w:name="Grid Table 2" w:uiPriority="47"/>
-    <w:lsdException w:name="Medium Grid 1 Accent 2" w:uiPriority="67"/>
-    <w:lsdException w:name="Colorful Grid Accent 2" w:uiPriority="73"/>
-    <w:lsdException w:name="Intense Quote" w:uiPriority="99"/>
-    <w:lsdException w:name="HTML Top of Form" w:uiPriority="99" w:semiHidden="1" w:unhideWhenUsed="1"/>
-    <w:lsdException w:name="List Table 6 Colorful Accent 2" w:uiPriority="51"/>
-    <w:lsdException w:name="Table List 5" w:semiHidden="1" w:unhideWhenUsed="1"/>
-    <w:lsdException w:name="toc 1" w:uiPriority="99"/>
-    <w:lsdException w:name="Table Grid 7" w:semiHidden="1" w:unhideWhenUsed="1"/>
-    <w:lsdException w:name="HTML Definition" w:uiPriority="99"/>
-    <w:lsdException w:name="List Table 2 Accent 6" w:uiPriority="47"/>
-    <w:lsdException w:name="Medium Shading 2 Accent 4" w:uiPriority="64"/>
-    <w:lsdException w:name="Colorful Shading Accent 4" w:uiPriority="71"/>
-    <w:lsdException w:name="Normal Table" w:uiPriority="99" w:semiHidden="1" w:unhideWhenUsed="1"/>
-    <w:lsdException w:name="toc 9" w:uiPriority="99"/>
-    <w:lsdException w:name="Medium Shading 1 Accent 5" w:uiPriority="63"/>
-    <w:lsdException w:name="List Table 3 Accent 1" w:uiPriority="48"/>
-    <w:lsdException w:name="Plain Table 2" w:uiPriority="42"/>
-    <w:lsdException w:name="toc 8" w:uiPriority="99"/>
-    <w:lsdException w:name="Colorful List Accent 6" w:uiPriority="72"/>
-    <w:lsdException w:name="Light List Accent 6" w:uiPriority="61"/>
-    <w:lsdException w:name="Grid Table 5 Dark Accent 3" w:uiPriority="50"/>
-    <w:lsdException w:name="Medium List 1 Accent 2" w:uiPriority="65"/>
-    <w:lsdException w:name="Colorful Shading" w:uiPriority="71"/>
-    <w:lsdException w:name="Table List 7" w:semiHidden="1" w:unhideWhenUsed="1"/>
-    <w:lsdException w:name="Table 3D effects 1" w:semiHidden="1" w:unhideWhenUsed="1"/>
-    <w:lsdException w:name="Grid Table 2 Accent 6" w:uiPriority="47"/>
-    <w:lsdException w:name="Medium Shading 1" w:uiPriority="63"/>
-    <w:lsdException w:name="Intense Reference" w:uiPriority="32" w:qFormat="1"/>
-    <w:lsdException w:name="Colorful Shading Accent 1" w:uiPriority="71"/>
-    <w:lsdException w:name="Table Simple 2" w:semiHidden="1" w:unhideWhenUsed="1"/>
-    <w:lsdException w:name="HTML Sample" w:uiPriority="99"/>
-    <w:lsdException w:name="HTML Acronym" w:uiPriority="99"/>
-    <w:lsdException w:name="Medium Shading 1 Accent 3" w:uiPriority="63"/>
-    <w:lsdException w:name="List Table 6 Colorful Accent 4" w:uiPriority="51"/>
-    <w:lsdException w:name="TOC Heading" w:uiPriority="39" w:semiHidden="1" w:unhideWhenUsed="1" w:qFormat="1"/>
-    <w:lsdException w:name="List Table 5 Dark Accent 2" w:uiPriority="50"/>
-    <w:lsdException w:name="Light Shading Accent 3" w:uiPriority="60"/>
-    <w:lsdException w:name="HTML Preformatted" w:uiPriority="99"/>
-    <w:lsdException w:name="Light Grid Accent 4" w:uiPriority="62"/>
-    <w:lsdException w:name="Light Grid Accent 2" w:uiPriority="62"/>
-    <w:lsdException w:name="Grid Table 3 Accent 1" w:uiPriority="48"/>
-    <w:lsdException w:name="Table Classic 1" w:semiHidden="1" w:unhideWhenUsed="1"/>
-    <w:lsdException w:name="toc 2" w:uiPriority="99"/>
-    <w:lsdException w:name="Grid Table 4 Accent 1" w:uiPriority="49"/>
-    <w:lsdException w:name="Grid Table 3 Accent 3" w:uiPriority="48"/>
-    <w:lsdException w:name="Medium Shading 1 Accent 2" w:uiPriority="63"/>
-    <w:lsdException w:name="List Table 4 Accent 6" w:uiPriority="49"/>
-    <w:lsdException w:name="List Table 4 Accent 2" w:uiPriority="49"/>
-    <w:lsdException w:name="Medium Shading 1 Accent 6" w:uiPriority="63"/>
-    <w:lsdException w:name="Table List 8" w:semiHidden="1" w:unhideWhenUsed="1"/>
-    <w:lsdException w:name="Grid Table 3 Accent 4" w:uiPriority="48"/>
-    <w:lsdException w:name="Grid Table 3" w:uiPriority="48"/>
-    <w:lsdException w:name="Light Grid Accent 6" w:uiPriority="62"/>
-    <w:lsdException w:name="Medium Shading 2 Accent 3" w:uiPriority="64"/>
-    <w:lsdException w:name="Revision" w:uiPriority="99" w:semiHidden="1"/>
-    <w:lsdException w:name="Grid Table 2 Accent 2" w:uiPriority="47"/>
-    <w:lsdException w:name="List Table 5 Dark" w:uiPriority="50"/>
-    <w:lsdException w:name="Light Shading Accent 1" w:uiPriority="60"/>
-    <w:lsdException w:name="Table Theme" w:semiHidden="1" w:unhideWhenUsed="1"/>
-    <w:lsdException w:name="heading 9" w:unhideWhenUsed="1" w:qFormat="1"/>
-    <w:lsdException w:name="Dark List Accent 6" w:uiPriority="70"/>
-    <w:lsdException w:name="List Table 1 Light Accent 5" w:uiPriority="46"/>
-    <w:lsdException w:name="Medium Grid 2 Accent 5" w:uiPriority="68"/>
-    <w:lsdException w:name="Table Grid 5" w:semiHidden="1" w:unhideWhenUsed="1"/>
-    <w:lsdException w:name="Table Colorful 1" w:semiHidden="1" w:unhideWhenUsed="1"/>
-    <w:lsdException w:name="Light Shading Accent 2" w:uiPriority="60"/>
-    <w:lsdException w:name="List Table 2 Accent 3" w:uiPriority="47"/>
-    <w:lsdException w:name="Colorful Grid Accent 6" w:uiPriority="73"/>
-    <w:lsdException w:name="List Table 1 Light Accent 1" w:uiPriority="46"/>
-    <w:lsdException w:name="List Table 3 Accent 4" w:uiPriority="48"/>
-    <w:lsdException w:name="Medium Grid 1" w:uiPriority="67"/>
-    <w:lsdException w:name="Grid Table 5 Dark Accent 1" w:uiPriority="50"/>
-    <w:lsdException w:name="Medium List 2 Accent 2" w:uiPriority="66"/>
-    <w:lsdException w:name="List Table 7 Colorful Accent 5" w:uiPriority="52"/>
-    <w:lsdException w:name="List Table 5 Dark Accent 6" w:uiPriority="50"/>
-    <w:lsdException w:name="Medium Grid 2" w:uiPriority="68"/>
-    <w:lsdException w:name="Medium List 1 Accent 5" w:uiPriority="65"/>
-    <w:lsdException w:name="Colorful Shading Accent 2" w:uiPriority="71"/>
-    <w:lsdException w:name="Grid Table 7 Colorful Accent 1" w:uiPriority="52"/>
-    <w:lsdException w:name="Mention" w:uiPriority="99" w:semiHidden="1" w:unhideWhenUsed="1"/>
-    <w:lsdException w:name="Grid Table 4 Accent 2" w:uiPriority="49"/>
-    <w:lsdException w:name="Normal" w:qFormat="1"/>
-    <w:lsdException w:name="Table Columns 4" w:semiHidden="1" w:unhideWhenUsed="1"/>
-    <w:lsdException w:name="No List" w:uiPriority="99" w:semiHidden="1" w:unhideWhenUsed="1"/>
-    <w:lsdException w:name="Colorful Grid Accent 4" w:uiPriority="73"/>
-    <w:lsdException w:name="Medium Grid 3" w:uiPriority="69"/>
-    <w:lsdException w:name="Medium Grid 2 Accent 1" w:uiPriority="68"/>
-    <w:lsdException w:name="Strong" w:qFormat="1"/>
-    <w:lsdException w:name="Light List" w:uiPriority="61"/>
-    <w:lsdException w:name="Grid Table 4 Accent 6" w:uiPriority="49"/>
-    <w:lsdException w:name="Table Web 3" w:semiHidden="1" w:unhideWhenUsed="1"/>
-    <w:lsdException w:name="List Table 5 Dark Accent 5" w:uiPriority="50"/>
-    <w:lsdException w:name="List Table 5 Dark Accent 4" w:uiPriority="50"/>
-    <w:lsdException w:name="List Table 4 Accent 3" w:uiPriority="49"/>
-    <w:lsdException w:name="Table Grid 6" w:semiHidden="1" w:unhideWhenUsed="1"/>
-    <w:lsdException w:name="Smart Hyperlink" w:uiPriority="99" w:semiHidden="1" w:unhideWhenUsed="1"/>
-    <w:lsdException w:name="Colorful List Accent 4" w:uiPriority="72"/>
-    <w:lsdException w:name="List Table 6 Colorful Accent 6" w:uiPriority="51"/>
-    <w:lsdException w:name="List Table 4 Accent 5" w:uiPriority="49"/>
-    <w:lsdException w:name="Grid Table 1 Light Accent 4" w:uiPriority="46"/>
-    <w:lsdException w:name="Medium Grid 3 Accent 3" w:uiPriority="69"/>
-    <w:lsdException w:name="HTML Typewriter" w:uiPriority="99"/>
-    <w:lsdException w:name="Grid Table 5 Dark Accent 4" w:uiPriority="50"/>
-    <w:lsdException w:name="Grid Table 7 Colorful Accent 2" w:uiPriority="52"/>
-    <w:lsdException w:name="Grid Table 1 Light Accent 6" w:uiPriority="46"/>
-    <w:lsdException w:name="heading 5" w:qFormat="1"/>
-    <w:lsdException w:name="List Table 3 Accent 2" w:uiPriority="48"/>
-    <w:lsdException w:name="Colorful List Accent 5" w:uiPriority="72"/>
-    <w:lsdException w:name="Table Grid 1" w:semiHidden="1" w:unhideWhenUsed="1"/>
-    <w:lsdException w:name="Table Colorful 3" w:semiHidden="1" w:unhideWhenUsed="1"/>
-    <w:lsdException w:name="List Table 2 Accent 4" w:uiPriority="47"/>
-    <w:lsdException w:name="Grid Table 2 Accent 3" w:uiPriority="47"/>
-    <w:lsdException w:name="List Table 1 Light Accent 3" w:uiPriority="46"/>
-    <w:lsdException w:name="Grid Table 5 Dark Accent 2" w:uiPriority="50"/>
-    <w:lsdException w:name="Dark List Accent 2" w:uiPriority="70"/>
-    <w:lsdException w:name="Grid Table 3 Accent 5" w:uiPriority="48"/>
-    <w:lsdException w:name="List Table 2 Accent 5" w:uiPriority="47"/>
-    <w:lsdException w:name="HTML Keyboard" w:uiPriority="99"/>
-    <w:lsdException w:name="toc 5" w:uiPriority="99"/>
-    <w:lsdException w:name="List Table 3 Accent 6" w:uiPriority="48"/>
-    <w:lsdException w:name="Intense Emphasis" w:uiPriority="21" w:qFormat="1"/>
-    <w:lsdException w:name="Grid Table 6 Colorful Accent 2" w:uiPriority="51"/>
-    <w:lsdException w:name="HTML Code" w:uiPriority="99"/>
-    <w:lsdException w:name="Medium Shading 1 Accent 4" w:uiPriority="63"/>
-    <w:lsdException w:name="Grid Table 4" w:uiPriority="49"/>
-    <w:lsdException w:name="Table Classic 2" w:semiHidden="1" w:unhideWhenUsed="1"/>
-    <w:lsdException w:name="Table Grid 3" w:semiHidden="1" w:unhideWhenUsed="1"/>
-    <w:lsdException w:name="Default Paragraph Font" w:uiPriority="1" w:semiHidden="1" w:unhideWhenUsed="1"/>
-    <w:lsdException w:name="Plain Table 5" w:uiPriority="45"/>
-    <w:lsdException w:name="Placeholder Text" w:uiPriority="99" w:semiHidden="1"/>
-    <w:lsdException w:name="Subtitle" w:qFormat="1"/>
-    <w:lsdException w:name="Grid Table 1 Light Accent 5" w:uiPriority="46"/>
-    <w:lsdException w:name="Grid Table 6 Colorful Accent 3" w:uiPriority="51"/>
-    <w:lsdException w:name="Grid Table 1 Light Accent 3" w:uiPriority="46"/>
-    <w:lsdException w:name="List Table 3" w:uiPriority="48"/>
-    <w:lsdException w:name="toc 6" w:uiPriority="99"/>
-    <w:lsdException w:name="Grid Table 3 Accent 2" w:uiPriority="48"/>
-    <w:lsdException w:name="Colorful Shading Accent 6" w:uiPriority="71"/>
-    <w:lsdException w:name="Table Simple 3" w:semiHidden="1" w:unhideWhenUsed="1"/>
-    <w:lsdException w:name="Table Subtle 2" w:semiHidden="1" w:unhideWhenUsed="1"/>
-    <w:lsdException w:name="Medium Grid 3 Accent 1" w:uiPriority="69"/>
-    <w:lsdException w:name="Grid Table 7 Colorful Accent 3" w:uiPriority="52"/>
-    <w:lsdException w:name="Grid Table 5 Dark Accent 6" w:uiPriority="50"/>
-    <w:lsdException w:name="Table Columns 2" w:semiHidden="1" w:unhideWhenUsed="1"/>
-    <w:lsdException w:name="Grid Table 3 Accent 6" w:uiPriority="48"/>
-    <w:lsdException w:name="Dark List Accent 3" w:uiPriority="70"/>
-    <w:lsdException w:name="Medium List 1 Accent 3" w:uiPriority="65"/>
-    <w:lsdException w:name="Medium List 1 Accent 6" w:uiPriority="65"/>
-    <w:lsdException w:name="Medium List 2 Accent 1" w:uiPriority="66"/>
-    <w:lsdException w:name="Medium Grid 1 Accent 4" w:uiPriority="67"/>
-    <w:lsdException w:name="Subtle Emphasis" w:uiPriority="19" w:qFormat="1"/>
-    <w:lsdException w:name="heading 7" w:unhideWhenUsed="1" w:qFormat="1"/>
-    <w:lsdException w:name="List Table 6 Colorful" w:uiPriority="51"/>
-    <w:lsdException w:name="Medium Grid 2 Accent 6" w:uiPriority="68"/>
-    <w:lsdException w:name="Medium List 1 Accent 1" w:uiPriority="65"/>
-    <w:lsdException w:name="Colorful List" w:uiPriority="72"/>
-    <w:lsdException w:name="Table Simple 1" w:semiHidden="1" w:unhideWhenUsed="1"/>
-    <w:lsdException w:name="List Table 7 Colorful Accent 6" w:uiPriority="52"/>
-    <w:lsdException w:name="Medium Grid 3 Accent 2" w:uiPriority="69"/>
-    <w:lsdException w:name="Plain Table 4" w:uiPriority="44"/>
-    <w:lsdException w:name="List Table 2 Accent 1" w:uiPriority="47"/>
-    <w:lsdException w:name="Table 3D effects 2" w:semiHidden="1" w:unhideWhenUsed="1"/>
-    <w:lsdException w:name="heading 6" w:qFormat="1"/>
-    <w:lsdException w:name="Colorful Grid" w:uiPriority="73"/>
-    <w:lsdException w:name="Medium List 2 Accent 5" w:uiPriority="66"/>
-    <w:lsdException w:name="Light Shading Accent 6" w:uiPriority="60"/>
-    <w:lsdException w:name="List Table 6 Colorful Accent 5" w:uiPriority="51"/>
-    <w:lsdException w:name="HTML Address" w:uiPriority="99"/>
-    <w:lsdException w:name="Table Columns 5" w:semiHidden="1" w:unhideWhenUsed="1"/>
-    <w:lsdException w:name="List Table 4 Accent 1" w:uiPriority="49"/>
-    <w:lsdException w:name="Light Grid Accent 3" w:uiPriority="62"/>
-    <w:lsdException w:name="Table Elegant" w:semiHidden="1" w:unhideWhenUsed="1"/>
-    <w:lsdException w:name="Colorful Shading Accent 3" w:uiPriority="71"/>
-    <w:lsdException w:name="List Table 4" w:uiPriority="49"/>
-    <w:lsdException w:name="List Table 7 Colorful Accent 3" w:uiPriority="52"/>
-    <w:lsdException w:name="Medium Grid 1 Accent 3" w:uiPriority="67"/>
-    <w:lsdException w:name="Colorful List Accent 1" w:uiPriority="72"/>
-    <w:lsdException w:name="Medium List 2 Accent 6" w:uiPriority="66"/>
-    <w:lsdException w:name="Grid Table 5 Dark" w:uiPriority="50"/>
-    <w:lsdException w:name="List Table 1 Light Accent 6" w:uiPriority="46"/>
-    <w:lsdException w:name="List Table 1 Light" w:uiPriority="46"/>
-    <w:lsdException w:name="List Table 2" w:uiPriority="47"/>
-    <w:lsdException w:name="Grid Table 7 Colorful Accent 4" w:uiPriority="52"/>
-    <w:lsdException w:name="heading 8" w:unhideWhenUsed="1" w:qFormat="1"/>
-    <w:lsdException w:name="Light Grid" w:uiPriority="62"/>
-    <w:lsdException w:name="List Paragraph" w:uiPriority="99"/>
-    <w:lsdException w:name="Light List Accent 5" w:uiPriority="61"/>
-    <w:lsdException w:name="Dark List Accent 1" w:uiPriority="70"/>
-    <w:lsdException w:name="List Table 3 Accent 3" w:uiPriority="48"/>
-    <w:lsdException w:name="Book Title" w:uiPriority="33" w:qFormat="1"/>
-    <w:lsdException w:name="Grid Table 7 Colorful" w:uiPriority="52"/>
-    <w:lsdException w:name="Dark List Accent 4" w:uiPriority="70"/>
-    <w:lsdException w:name="Medium List 2" w:uiPriority="66"/>
-    <w:lsdException w:name="footnote reference" w:uiPriority="99" w:semiHidden="1" w:unhideWhenUsed="1"/>
-    <w:lsdException w:name="Medium Grid 1 Accent 1" w:uiPriority="67"/>
-    <w:lsdException w:name="Light Shading Accent 4" w:uiPriority="60"/>
-    <w:lsdException w:name="Hashtag" w:uiPriority="99" w:semiHidden="1" w:unhideWhenUsed="1"/>
-    <w:lsdException w:name="Grid Table 6 Colorful Accent 4" w:uiPriority="51"/>
-    <w:lsdException w:name="Light List Accent 2" w:uiPriority="61"/>
-    <w:lsdException w:name="Table Classic 3" w:semiHidden="1" w:unhideWhenUsed="1"/>
-    <w:lsdException w:name="Grid Table 7 Colorful Accent 5" w:uiPriority="52"/>
-    <w:lsdException w:name="Grid Table Light" w:uiPriority="40"/>
-    <w:lsdException w:name="Colorful Grid Accent 3" w:uiPriority="73"/>
-    <w:lsdException w:name="Table Columns 1" w:semiHidden="1" w:unhideWhenUsed="1"/>
-    <w:lsdException w:name="caption" w:semiHidden="1" w:unhideWhenUsed="1" w:qFormat="1"/>
-    <w:lsdException w:name="Dark List" w:uiPriority="70"/>
-    <w:lsdException w:name="Medium Shading 2 Accent 5" w:uiPriority="64"/>
-    <w:lsdException w:name="Grid Table 1 Light Accent 2" w:uiPriority="46"/>
-    <w:lsdException w:name="Table Web 1" w:semiHidden="1" w:unhideWhenUsed="1"/>
-    <w:lsdException w:name="Medium Grid 2 Accent 4" w:uiPriority="68"/>
-    <w:lsdException w:name="Table Contemporary" w:semiHidden="1" w:unhideWhenUsed="1"/>
-    <w:lsdException w:name="toc 7" w:uiPriority="99"/>
-    <w:lsdException w:name="Medium List 1 Accent 4" w:uiPriority="65"/>
-    <w:lsdException w:name="Table List 1" w:semiHidden="1" w:unhideWhenUsed="1"/>
-    <w:lsdException w:name="Dark List Accent 5" w:uiPriority="70"/>
-    <w:lsdException w:name="Plain Table 1" w:uiPriority="41"/>
-    <w:lsdException w:name="Colorful Grid Accent 5" w:uiPriority="73"/>
-    <w:lsdException w:name="Medium Grid 2 Accent 3" w:uiPriority="68"/>
-    <w:lsdException w:name="Medium Shading 2 Accent 2" w:uiPriority="64"/>
-    <w:lsdException w:name="Colorful List Accent 3" w:uiPriority="72"/>
-    <w:lsdException w:name="heading 1" w:qFormat="1"/>
-    <w:lsdException w:name="Grid Table 7 Colorful Accent 6" w:uiPriority="52"/>
-    <w:lsdException w:name="Light Shading" w:uiPriority="60"/>
-    <w:lsdException w:name="Outline List 2" w:uiPriority="99" w:semiHidden="1" w:unhideWhenUsed="1"/>
-    <w:lsdException w:name="Grid Table 1 Light Accent 1" w:uiPriority="46"/>
-    <w:lsdException w:name="Table 3D effects 3" w:semiHidden="1" w:unhideWhenUsed="1"/>
-    <w:lsdException w:name="List Table 6 Colorful Accent 3" w:uiPriority="51"/>
-    <w:lsdException w:name="Bibliography" w:uiPriority="37" w:semiHidden="1" w:unhideWhenUsed="1"/>
-    <w:lsdException w:name="Grid Table 4 Accent 3" w:uiPriority="49"/>
-    <w:lsdException w:name="Outline List 1" w:uiPriority="99" w:semiHidden="1" w:unhideWhenUsed="1"/>
-    <w:lsdException w:name="HTML Bottom of Form" w:uiPriority="99" w:semiHidden="1" w:unhideWhenUsed="1"/>
-    <w:lsdException w:name="Grid Table 4 Accent 4" w:uiPriority="49"/>
   </w:latentStyles>
-  <w:style w:type="character" w:styleId="000013" w:customStyle="1">
-    <w:name w:val="标题 字符"/>
-    <w:basedOn w:val="00000b"/>
-    <w:link w:val="000012"/>
-    <w:rPr>
-      <w:rFonts w:ascii="Arial" w:hAnsi="Arial" w:eastAsia="微软雅黑" w:cstheme="majorBidi"/>
-      <w:b w:val="1"/>
-      <w:bCs w:val="1"/>
-      <w:kern w:val="2"/>
-      <w:sz w:val="48"/>
-      <w:szCs w:val="32"/>
-    </w:rPr>
-  </w:style>
-  <w:style w:type="paragraph" w:styleId="000006">
-    <w:name w:val="heading 5"/>
-    <w:basedOn w:val="000001"/>
-    <w:next w:val="000001"/>
-    <w:qFormat w:val="1"/>
-    <w:pPr>
-      <w:keepNext w:val="1"/>
-      <w:keepLines w:val="1"/>
-      <w:spacing w:line="480" w:lineRule="auto"/>
-      <w:outlineLvl w:val="4"/>
-    </w:pPr>
-    <w:rPr>
-      <w:b w:val="1"/>
-    </w:rPr>
-  </w:style>
-  <w:style w:type="paragraph" w:styleId="000007">
-    <w:name w:val="heading 6"/>
-    <w:basedOn w:val="000001"/>
-    <w:next w:val="000001"/>
-    <w:qFormat w:val="1"/>
-    <w:pPr>
-      <w:keepNext w:val="1"/>
-      <w:keepLines w:val="1"/>
-      <w:spacing w:line="480" w:lineRule="auto"/>
-      <w:outlineLvl w:val="5"/>
-    </w:pPr>
-    <w:rPr>
-      <w:b w:val="1"/>
-    </w:rPr>
-  </w:style>
-  <w:style w:type="paragraph" w:styleId="000001" w:default="1">
-    <w:name w:val="Normal"/>
-    <w:qFormat w:val="1"/>
-    <w:pPr>
-      <w:widowControl w:val="0"/>
-      <w:spacing w:before="60" w:after="60"/>
-      <w:jc w:val="both"/>
-    </w:pPr>
-    <w:rPr>
-      <w:color w:val="333333"/>
-      <w:kern w:val="2"/>
-      <w:sz w:val="22"/>
-      <w:szCs w:val="24"/>
-    </w:rPr>
-  </w:style>
-  <w:style w:type="paragraph" w:styleId="000003">
-    <w:name w:val="heading 2"/>
-    <w:basedOn w:val="000001"/>
-    <w:next w:val="000001"/>
-    <w:qFormat w:val="1"/>
-    <w:pPr>
-      <w:keepNext w:val="1"/>
-      <w:keepLines w:val="1"/>
-      <w:outlineLvl w:val="1"/>
-    </w:pPr>
-    <w:rPr>
-      <w:b w:val="1"/>
-      <w:sz w:val="32"/>
-    </w:rPr>
-  </w:style>
-  <w:style w:type="numbering" w:styleId="00000d" w:default="1">
-    <w:name w:val="No List"/>
-    <w:uiPriority w:val="99"/>
-    <w:semiHidden w:val="1"/>
-    <w:unhideWhenUsed w:val="1"/>
-  </w:style>
-  <w:style w:type="paragraph" w:styleId="00000a">
-    <w:name w:val="heading 9"/>
-    <w:basedOn w:val="000001"/>
-    <w:next w:val="000001"/>
-    <w:unhideWhenUsed w:val="1"/>
-    <w:qFormat w:val="1"/>
-    <w:pPr>
-      <w:keepNext w:val="1"/>
-      <w:keepLines w:val="1"/>
-      <w:spacing w:line="480" w:lineRule="auto"/>
-      <w:outlineLvl w:val="8"/>
-    </w:pPr>
-    <w:rPr>
-      <w:b w:val="1"/>
-    </w:rPr>
-  </w:style>
-  <w:style w:type="paragraph" w:styleId="000004">
-    <w:name w:val="heading 3"/>
-    <w:basedOn w:val="000001"/>
-    <w:next w:val="000001"/>
-    <w:qFormat w:val="1"/>
-    <w:pPr>
-      <w:keepNext w:val="1"/>
-      <w:keepLines w:val="1"/>
-      <w:outlineLvl w:val="2"/>
-    </w:pPr>
-    <w:rPr>
-      <w:b w:val="1"/>
-      <w:sz w:val="28"/>
-    </w:rPr>
-  </w:style>
-  <w:style w:type="paragraph" w:styleId="000005">
-    <w:name w:val="heading 4"/>
-    <w:basedOn w:val="000001"/>
-    <w:next w:val="000001"/>
-    <w:qFormat w:val="1"/>
-    <w:pPr>
-      <w:keepNext w:val="1"/>
-      <w:keepLines w:val="1"/>
-      <w:outlineLvl w:val="3"/>
-    </w:pPr>
-    <w:rPr>
-      <w:b w:val="1"/>
-      <w:sz w:val="24"/>
-    </w:rPr>
-  </w:style>
   <w:style w:type="paragraph" w:styleId="000010">
     <w:name w:val="Subtitle"/>
     <w:basedOn w:val="000001"/>
@@ -8052,22 +8625,56 @@
       <w:szCs w:val="32"/>
     </w:rPr>
   </w:style>
-  <w:style w:type="paragraph" w:styleId="000012">
-    <w:name w:val="Title"/>
+  <w:style w:type="character" w:styleId="00000b" w:default="1">
+    <w:name w:val="Default Paragraph Font"/>
+    <w:uiPriority w:val="1"/>
+    <w:semiHidden w:val="1"/>
+    <w:unhideWhenUsed w:val="1"/>
+  </w:style>
+  <w:style w:type="table" w:styleId="00000c" w:default="1">
+    <w:name w:val="Normal Table"/>
+    <w:uiPriority w:val="99"/>
+    <w:semiHidden w:val="1"/>
+    <w:unhideWhenUsed w:val="1"/>
+    <w:tblPr>
+      <w:tblInd w:w="0" w:type="dxa"/>
+      <w:tblCellMar>
+        <w:top w:w="0" w:type="dxa"/>
+        <w:left w:w="108" w:type="dxa"/>
+        <w:bottom w:w="0" w:type="dxa"/>
+        <w:right w:w="108" w:type="dxa"/>
+      </w:tblCellMar>
+    </w:tblPr>
+  </w:style>
+  <w:style w:type="paragraph" w:styleId="000007">
+    <w:name w:val="heading 6"/>
     <w:basedOn w:val="000001"/>
     <w:next w:val="000001"/>
-    <w:link w:val="000013"/>
     <w:qFormat w:val="1"/>
     <w:pPr>
-      <w:jc w:val="center"/>
-      <w:outlineLvl w:val="0"/>
+      <w:keepNext w:val="1"/>
+      <w:keepLines w:val="1"/>
+      <w:spacing w:line="480" w:lineRule="auto"/>
+      <w:outlineLvl w:val="5"/>
     </w:pPr>
     <w:rPr>
-      <w:rFonts w:cstheme="majorBidi"/>
       <w:b w:val="1"/>
-      <w:bCs w:val="1"/>
-      <w:sz w:val="48"/>
-      <w:szCs w:val="32"/>
+    </w:rPr>
+  </w:style>
+  <w:style w:type="paragraph" w:styleId="00000a">
+    <w:name w:val="heading 9"/>
+    <w:basedOn w:val="000001"/>
+    <w:next w:val="000001"/>
+    <w:unhideWhenUsed w:val="1"/>
+    <w:qFormat w:val="1"/>
+    <w:pPr>
+      <w:keepNext w:val="1"/>
+      <w:keepLines w:val="1"/>
+      <w:spacing w:line="480" w:lineRule="auto"/>
+      <w:outlineLvl w:val="8"/>
+    </w:pPr>
+    <w:rPr>
+      <w:b w:val="1"/>
     </w:rPr>
   </w:style>
   <w:style w:type="paragraph" w:styleId="000009">
@@ -8084,14 +8691,6 @@
     </w:pPr>
     <w:rPr>
       <w:b w:val="1"/>
-    </w:rPr>
-  </w:style>
-  <w:style w:type="character" w:styleId="000015">
-    <w:name w:val="Hyperlink"/>
-    <w:basedOn w:val="00000b"/>
-    <w:rPr>
-      <w:color w:val="1E6FFF"/>
-      <w:u w:val="single"/>
     </w:rPr>
   </w:style>
   <w:style w:type="paragraph" w:styleId="00000f">
@@ -8113,6 +8712,60 @@
       <w:szCs w:val="18"/>
     </w:rPr>
   </w:style>
+  <w:style w:type="paragraph" w:styleId="000012">
+    <w:name w:val="Title"/>
+    <w:basedOn w:val="000001"/>
+    <w:next w:val="000001"/>
+    <w:link w:val="000013"/>
+    <w:qFormat w:val="1"/>
+    <w:pPr>
+      <w:jc w:val="center"/>
+      <w:outlineLvl w:val="0"/>
+    </w:pPr>
+    <w:rPr>
+      <w:rFonts w:cstheme="majorBidi"/>
+      <w:b w:val="1"/>
+      <w:bCs w:val="1"/>
+      <w:sz w:val="48"/>
+      <w:szCs w:val="32"/>
+    </w:rPr>
+  </w:style>
+  <w:style w:type="paragraph" w:styleId="000005">
+    <w:name w:val="heading 4"/>
+    <w:basedOn w:val="000001"/>
+    <w:next w:val="000001"/>
+    <w:qFormat w:val="1"/>
+    <w:pPr>
+      <w:keepNext w:val="1"/>
+      <w:keepLines w:val="1"/>
+      <w:outlineLvl w:val="3"/>
+    </w:pPr>
+    <w:rPr>
+      <w:b w:val="1"/>
+      <w:sz w:val="24"/>
+    </w:rPr>
+  </w:style>
+  <w:style w:type="character" w:styleId="000015">
+    <w:name w:val="Hyperlink"/>
+    <w:basedOn w:val="00000b"/>
+    <w:rPr>
+      <w:color w:val="1E6FFF"/>
+      <w:u w:val="single"/>
+    </w:rPr>
+  </w:style>
+  <w:style w:type="character" w:styleId="000013" w:customStyle="1">
+    <w:name w:val="标题 字符"/>
+    <w:basedOn w:val="00000b"/>
+    <w:link w:val="000012"/>
+    <w:rPr>
+      <w:rFonts w:ascii="Arial" w:hAnsi="Arial" w:eastAsia="微软雅黑" w:cstheme="majorBidi"/>
+      <w:b w:val="1"/>
+      <w:bCs w:val="1"/>
+      <w:kern w:val="2"/>
+      <w:sz w:val="48"/>
+      <w:szCs w:val="32"/>
+    </w:rPr>
+  </w:style>
   <w:style w:type="character" w:styleId="000011" w:customStyle="1">
     <w:name w:val="副标题 字符"/>
     <w:basedOn w:val="00000b"/>
@@ -8124,22 +8777,6 @@
       <w:kern w:val="28"/>
       <w:sz w:val="44"/>
       <w:szCs w:val="32"/>
-    </w:rPr>
-  </w:style>
-  <w:style w:type="paragraph" w:styleId="000008">
-    <w:name w:val="heading 7"/>
-    <w:basedOn w:val="000001"/>
-    <w:next w:val="000001"/>
-    <w:unhideWhenUsed w:val="1"/>
-    <w:qFormat w:val="1"/>
-    <w:pPr>
-      <w:keepNext w:val="1"/>
-      <w:keepLines w:val="1"/>
-      <w:spacing w:line="480" w:lineRule="auto"/>
-      <w:outlineLvl w:val="6"/>
-    </w:pPr>
-    <w:rPr>
-      <w:b w:val="1"/>
     </w:rPr>
   </w:style>
   <w:style w:type="table" w:styleId="000014">
@@ -8159,17 +8796,19 @@
       <w:vAlign w:val="center"/>
     </w:tcPr>
   </w:style>
-  <w:style w:type="paragraph" w:styleId="000017" w:customStyle="1">
-    <w:name w:val="melo-codeblock-Base-theme-para"/>
-    <w:uiPriority w:val="99"/>
+  <w:style w:type="paragraph" w:styleId="000003">
+    <w:name w:val="heading 2"/>
+    <w:basedOn w:val="000001"/>
+    <w:next w:val="000001"/>
+    <w:qFormat w:val="1"/>
     <w:pPr>
-      <w:snapToGrid w:val="0"/>
-      <w:spacing w:line="360" w:lineRule="auto"/>
+      <w:keepNext w:val="1"/>
+      <w:keepLines w:val="1"/>
+      <w:outlineLvl w:val="1"/>
     </w:pPr>
     <w:rPr>
-      <w:rFonts w:ascii="Monaco" w:hAnsi="Monaco" w:eastAsia="Monaco" w:cs="Monaco"/>
-      <w:color w:val="000000"/>
-      <w:sz w:val="21"/>
+      <w:b w:val="1"/>
+      <w:sz w:val="32"/>
     </w:rPr>
   </w:style>
   <w:style w:type="paragraph" w:styleId="00000e">
@@ -8188,6 +8827,37 @@
       <w:szCs w:val="18"/>
     </w:rPr>
   </w:style>
+  <w:style w:type="paragraph" w:styleId="000001" w:default="1">
+    <w:name w:val="Normal"/>
+    <w:qFormat w:val="1"/>
+    <w:pPr>
+      <w:widowControl w:val="0"/>
+      <w:spacing w:before="60" w:after="60"/>
+      <w:jc w:val="both"/>
+    </w:pPr>
+    <w:rPr>
+      <w:color w:val="333333"/>
+      <w:kern w:val="2"/>
+      <w:sz w:val="22"/>
+      <w:szCs w:val="24"/>
+    </w:rPr>
+  </w:style>
+  <w:style w:type="paragraph" w:styleId="000008">
+    <w:name w:val="heading 7"/>
+    <w:basedOn w:val="000001"/>
+    <w:next w:val="000001"/>
+    <w:unhideWhenUsed w:val="1"/>
+    <w:qFormat w:val="1"/>
+    <w:pPr>
+      <w:keepNext w:val="1"/>
+      <w:keepLines w:val="1"/>
+      <w:spacing w:line="480" w:lineRule="auto"/>
+      <w:outlineLvl w:val="6"/>
+    </w:pPr>
+    <w:rPr>
+      <w:b w:val="1"/>
+    </w:rPr>
+  </w:style>
   <w:style w:type="character" w:styleId="000016" w:customStyle="1">
     <w:name w:val="melo-codeblock-Base-theme-char"/>
     <w:uiPriority w:val="99"/>
@@ -8197,11 +8867,48 @@
       <w:sz w:val="21"/>
     </w:rPr>
   </w:style>
-  <w:style w:type="character" w:styleId="00000b" w:default="1">
-    <w:name w:val="Default Paragraph Font"/>
-    <w:uiPriority w:val="1"/>
-    <w:semiHidden w:val="1"/>
-    <w:unhideWhenUsed w:val="1"/>
+  <w:style w:type="paragraph" w:styleId="000004">
+    <w:name w:val="heading 3"/>
+    <w:basedOn w:val="000001"/>
+    <w:next w:val="000001"/>
+    <w:qFormat w:val="1"/>
+    <w:pPr>
+      <w:keepNext w:val="1"/>
+      <w:keepLines w:val="1"/>
+      <w:outlineLvl w:val="2"/>
+    </w:pPr>
+    <w:rPr>
+      <w:b w:val="1"/>
+      <w:sz w:val="28"/>
+    </w:rPr>
+  </w:style>
+  <w:style w:type="paragraph" w:styleId="000006">
+    <w:name w:val="heading 5"/>
+    <w:basedOn w:val="000001"/>
+    <w:next w:val="000001"/>
+    <w:qFormat w:val="1"/>
+    <w:pPr>
+      <w:keepNext w:val="1"/>
+      <w:keepLines w:val="1"/>
+      <w:spacing w:line="480" w:lineRule="auto"/>
+      <w:outlineLvl w:val="4"/>
+    </w:pPr>
+    <w:rPr>
+      <w:b w:val="1"/>
+    </w:rPr>
+  </w:style>
+  <w:style w:type="paragraph" w:styleId="000017" w:customStyle="1">
+    <w:name w:val="melo-codeblock-Base-theme-para"/>
+    <w:uiPriority w:val="99"/>
+    <w:pPr>
+      <w:snapToGrid w:val="0"/>
+      <w:spacing w:line="360" w:lineRule="auto"/>
+    </w:pPr>
+    <w:rPr>
+      <w:rFonts w:ascii="Monaco" w:hAnsi="Monaco" w:eastAsia="Monaco" w:cs="Monaco"/>
+      <w:color w:val="000000"/>
+      <w:sz w:val="21"/>
+    </w:rPr>
   </w:style>
   <w:style w:type="paragraph" w:styleId="000002">
     <w:name w:val="heading 1"/>
@@ -8219,20 +8926,11 @@
       <w:sz w:val="36"/>
     </w:rPr>
   </w:style>
-  <w:style w:type="table" w:styleId="00000c" w:default="1">
-    <w:name w:val="Normal Table"/>
+  <w:style w:type="numbering" w:styleId="00000d" w:default="1">
+    <w:name w:val="No List"/>
     <w:uiPriority w:val="99"/>
     <w:semiHidden w:val="1"/>
     <w:unhideWhenUsed w:val="1"/>
-    <w:tblPr>
-      <w:tblInd w:w="0" w:type="dxa"/>
-      <w:tblCellMar>
-        <w:top w:w="0" w:type="dxa"/>
-        <w:left w:w="108" w:type="dxa"/>
-        <w:bottom w:w="0" w:type="dxa"/>
-        <w:right w:w="108" w:type="dxa"/>
-      </w:tblCellMar>
-    </w:tblPr>
   </w:style>
 </w:styles>
 </file>
